--- a/نظري.docx
+++ b/نظري.docx
@@ -5783,7 +5783,6 @@
         <w:t xml:space="preserve">docker build -t </w:t>
       </w:r>
       <w:proofErr w:type="spellStart"/>
-      <w:proofErr w:type="gramStart"/>
       <w:r>
         <w:rPr>
           <w:rFonts w:ascii="Courier New" w:eastAsia="Times New Roman" w:hAnsi="Courier New" w:cs="Courier New"/>
@@ -5801,7 +5800,6 @@
         </w:rPr>
         <w:t xml:space="preserve"> .</w:t>
       </w:r>
-      <w:proofErr w:type="gramEnd"/>
     </w:p>
     <w:p>
       <w:pPr>
@@ -7073,7 +7071,7 @@
           <w:szCs w:val="24"/>
         </w:rPr>
         <w:pict>
-          <v:rect id="_x0000_i1047" style="width:0;height:1.5pt" o:hralign="center" o:hrstd="t" o:hr="t" fillcolor="#a0a0a0" stroked="f"/>
+          <v:rect id="_x0000_i1043" style="width:0;height:1.5pt" o:hralign="center" o:hrstd="t" o:hr="t" fillcolor="#a0a0a0" stroked="f"/>
         </w:pict>
       </w:r>
     </w:p>
@@ -7374,7 +7372,7 @@
           <w:szCs w:val="24"/>
         </w:rPr>
         <w:pict>
-          <v:rect id="_x0000_i1049" style="width:0;height:1.5pt" o:hralign="center" o:hrstd="t" o:hr="t" fillcolor="#a0a0a0" stroked="f"/>
+          <v:rect id="_x0000_i1044" style="width:0;height:1.5pt" o:hralign="center" o:hrstd="t" o:hr="t" fillcolor="#a0a0a0" stroked="f"/>
         </w:pict>
       </w:r>
     </w:p>
@@ -7517,25 +7515,7 @@
           <w:sz w:val="24"/>
           <w:szCs w:val="24"/>
         </w:rPr>
-        <w:t>t</w:t>
-      </w:r>
-      <w:proofErr w:type="gramStart"/>
-      <w:r>
-        <w:rPr>
-          <w:rFonts w:ascii="Times New Roman" w:eastAsia="Times New Roman" w:hAnsi="Times New Roman" w:cs="Times New Roman"/>
-          <w:sz w:val="24"/>
-          <w:szCs w:val="24"/>
-        </w:rPr>
-        <w:t>3.micro</w:t>
-      </w:r>
-      <w:proofErr w:type="gramEnd"/>
-      <w:r>
-        <w:rPr>
-          <w:rFonts w:ascii="Times New Roman" w:eastAsia="Times New Roman" w:hAnsi="Times New Roman" w:cs="Times New Roman"/>
-          <w:sz w:val="24"/>
-          <w:szCs w:val="24"/>
-        </w:rPr>
-        <w:t xml:space="preserve"> instance type</w:t>
+        <w:t>t3.micro instance type</w:t>
       </w:r>
     </w:p>
     <w:p>
@@ -7612,7 +7592,7 @@
           <w:szCs w:val="24"/>
         </w:rPr>
         <w:pict>
-          <v:rect id="_x0000_i1050" style="width:0;height:1.5pt" o:hralign="center" o:hrstd="t" o:hr="t" fillcolor="#a0a0a0" stroked="f"/>
+          <v:rect id="_x0000_i1045" style="width:0;height:1.5pt" o:hralign="center" o:hrstd="t" o:hr="t" fillcolor="#a0a0a0" stroked="f"/>
         </w:pict>
       </w:r>
     </w:p>
@@ -7817,7 +7797,7 @@
           <w:szCs w:val="24"/>
         </w:rPr>
         <w:pict>
-          <v:rect id="_x0000_i1051" style="width:0;height:1.5pt" o:hralign="center" o:hrstd="t" o:hr="t" fillcolor="#a0a0a0" stroked="f"/>
+          <v:rect id="_x0000_i1046" style="width:0;height:1.5pt" o:hralign="center" o:hrstd="t" o:hr="t" fillcolor="#a0a0a0" stroked="f"/>
         </w:pict>
       </w:r>
     </w:p>
@@ -8125,7 +8105,7 @@
           <w:szCs w:val="24"/>
         </w:rPr>
         <w:pict>
-          <v:rect id="_x0000_i1052" style="width:0;height:1.5pt" o:hralign="center" o:hrstd="t" o:hr="t" fillcolor="#a0a0a0" stroked="f"/>
+          <v:rect id="_x0000_i1047" style="width:0;height:1.5pt" o:hralign="center" o:hrstd="t" o:hr="t" fillcolor="#a0a0a0" stroked="f"/>
         </w:pict>
       </w:r>
     </w:p>
@@ -8305,7 +8285,7 @@
           <w:szCs w:val="24"/>
         </w:rPr>
         <w:pict>
-          <v:rect id="_x0000_i1053" style="width:0;height:1.5pt" o:hralign="center" o:hrstd="t" o:hr="t" fillcolor="#a0a0a0" stroked="f"/>
+          <v:rect id="_x0000_i1048" style="width:0;height:1.5pt" o:hralign="center" o:hrstd="t" o:hr="t" fillcolor="#a0a0a0" stroked="f"/>
         </w:pict>
       </w:r>
     </w:p>
@@ -8349,25 +8329,7 @@
           <w:sz w:val="24"/>
           <w:szCs w:val="24"/>
         </w:rPr>
-        <w:t xml:space="preserve">After Docker was ready, I ran </w:t>
-      </w:r>
-      <w:proofErr w:type="gramStart"/>
-      <w:r>
-        <w:rPr>
-          <w:rFonts w:ascii="Times New Roman" w:eastAsia="Times New Roman" w:hAnsi="Times New Roman" w:cs="Times New Roman"/>
-          <w:sz w:val="24"/>
-          <w:szCs w:val="24"/>
-        </w:rPr>
-        <w:t>an</w:t>
-      </w:r>
-      <w:proofErr w:type="gramEnd"/>
-      <w:r>
-        <w:rPr>
-          <w:rFonts w:ascii="Times New Roman" w:eastAsia="Times New Roman" w:hAnsi="Times New Roman" w:cs="Times New Roman"/>
-          <w:sz w:val="24"/>
-          <w:szCs w:val="24"/>
-        </w:rPr>
-        <w:t xml:space="preserve"> Nginx container using:</w:t>
+        <w:t>After Docker was ready, I ran an Nginx container using:</w:t>
       </w:r>
     </w:p>
     <w:p>
@@ -8632,7 +8594,7 @@
           <w:szCs w:val="24"/>
         </w:rPr>
         <w:pict>
-          <v:rect id="_x0000_i1054" style="width:0;height:1.5pt" o:hralign="center" o:hrstd="t" o:hr="t" fillcolor="#a0a0a0" stroked="f"/>
+          <v:rect id="_x0000_i1049" style="width:0;height:1.5pt" o:hralign="center" o:hrstd="t" o:hr="t" fillcolor="#a0a0a0" stroked="f"/>
         </w:pict>
       </w:r>
     </w:p>
@@ -8872,7 +8834,6 @@
         <w:t xml:space="preserve">FROM </w:t>
       </w:r>
       <w:proofErr w:type="spellStart"/>
-      <w:proofErr w:type="gramStart"/>
       <w:r>
         <w:rPr>
           <w:rFonts w:ascii="Times New Roman" w:eastAsia="Times New Roman" w:hAnsi="Times New Roman" w:cs="Times New Roman"/>
@@ -8882,7 +8843,6 @@
         <w:t>nginx:latest</w:t>
       </w:r>
       <w:proofErr w:type="spellEnd"/>
-      <w:proofErr w:type="gramEnd"/>
       <w:r>
         <w:rPr>
           <w:rFonts w:ascii="Times New Roman" w:eastAsia="Times New Roman" w:hAnsi="Times New Roman" w:cs="Times New Roman"/>
@@ -8969,7 +8929,6 @@
         <w:t xml:space="preserve">FROM </w:t>
       </w:r>
       <w:proofErr w:type="spellStart"/>
-      <w:proofErr w:type="gramStart"/>
       <w:r>
         <w:rPr>
           <w:rFonts w:ascii="Times New Roman" w:eastAsia="Times New Roman" w:hAnsi="Times New Roman" w:cs="Times New Roman"/>
@@ -8979,7 +8938,6 @@
         <w:t>nginx:latest</w:t>
       </w:r>
       <w:proofErr w:type="spellEnd"/>
-      <w:proofErr w:type="gramEnd"/>
       <w:r>
         <w:rPr>
           <w:rFonts w:ascii="Times New Roman" w:eastAsia="Times New Roman" w:hAnsi="Times New Roman" w:cs="Times New Roman"/>
@@ -9027,7 +8985,7 @@
           <w:szCs w:val="24"/>
         </w:rPr>
         <w:pict>
-          <v:rect id="_x0000_i1055" style="width:0;height:1.5pt" o:hralign="center" o:hrstd="t" o:hr="t" fillcolor="#a0a0a0" stroked="f"/>
+          <v:rect id="_x0000_i1050" style="width:0;height:1.5pt" o:hralign="center" o:hrstd="t" o:hr="t" fillcolor="#a0a0a0" stroked="f"/>
         </w:pict>
       </w:r>
     </w:p>
@@ -9107,18 +9065,8 @@
           <w:sz w:val="24"/>
           <w:szCs w:val="24"/>
         </w:rPr>
-        <w:t>-docker-</w:t>
-      </w:r>
-      <w:proofErr w:type="gramStart"/>
-      <w:r>
-        <w:rPr>
-          <w:rFonts w:ascii="Times New Roman" w:eastAsia="Times New Roman" w:hAnsi="Times New Roman" w:cs="Times New Roman"/>
-          <w:sz w:val="24"/>
-          <w:szCs w:val="24"/>
-        </w:rPr>
-        <w:t>website .</w:t>
-      </w:r>
-      <w:proofErr w:type="gramEnd"/>
+        <w:t>-docker-website .</w:t>
+      </w:r>
     </w:p>
     <w:p>
       <w:pPr>
@@ -9248,7 +9196,7 @@
           <w:szCs w:val="24"/>
         </w:rPr>
         <w:pict>
-          <v:rect id="_x0000_i1056" style="width:0;height:1.5pt" o:hralign="center" o:hrstd="t" o:hr="t" fillcolor="#a0a0a0" stroked="f"/>
+          <v:rect id="_x0000_i1051" style="width:0;height:1.5pt" o:hralign="center" o:hrstd="t" o:hr="t" fillcolor="#a0a0a0" stroked="f"/>
         </w:pict>
       </w:r>
     </w:p>
@@ -9472,7 +9420,7 @@
           <w:szCs w:val="24"/>
         </w:rPr>
         <w:pict>
-          <v:rect id="_x0000_i1057" style="width:0;height:1.5pt" o:hralign="center" o:hrstd="t" o:hr="t" fillcolor="#a0a0a0" stroked="f"/>
+          <v:rect id="_x0000_i1052" style="width:0;height:1.5pt" o:hralign="center" o:hrstd="t" o:hr="t" fillcolor="#a0a0a0" stroked="f"/>
         </w:pict>
       </w:r>
     </w:p>
@@ -9606,18 +9554,8 @@
           <w:sz w:val="24"/>
           <w:szCs w:val="24"/>
         </w:rPr>
-        <w:t xml:space="preserve">git </w:t>
-      </w:r>
-      <w:proofErr w:type="gramStart"/>
-      <w:r>
-        <w:rPr>
-          <w:rFonts w:ascii="Times New Roman" w:eastAsia="Times New Roman" w:hAnsi="Times New Roman" w:cs="Times New Roman"/>
-          <w:sz w:val="24"/>
-          <w:szCs w:val="24"/>
-        </w:rPr>
-        <w:t>add .</w:t>
-      </w:r>
-      <w:proofErr w:type="gramEnd"/>
+        <w:t>git add .</w:t>
+      </w:r>
     </w:p>
     <w:p>
       <w:pPr>
@@ -9638,18 +9576,8 @@
           <w:sz w:val="24"/>
           <w:szCs w:val="24"/>
         </w:rPr>
-        <w:t xml:space="preserve">git </w:t>
-      </w:r>
-      <w:proofErr w:type="gramStart"/>
-      <w:r>
-        <w:rPr>
-          <w:rFonts w:ascii="Times New Roman" w:eastAsia="Times New Roman" w:hAnsi="Times New Roman" w:cs="Times New Roman"/>
-          <w:sz w:val="24"/>
-          <w:szCs w:val="24"/>
-        </w:rPr>
-        <w:t>commit</w:t>
-      </w:r>
-      <w:proofErr w:type="gramEnd"/>
+        <w:t>git commit</w:t>
+      </w:r>
     </w:p>
     <w:p>
       <w:pPr>
@@ -9707,7 +9635,7 @@
           <w:szCs w:val="24"/>
         </w:rPr>
         <w:pict>
-          <v:rect id="_x0000_i1058" style="width:0;height:1.5pt" o:hralign="center" o:hrstd="t" o:hr="t" fillcolor="#a0a0a0" stroked="f"/>
+          <v:rect id="_x0000_i1053" style="width:0;height:1.5pt" o:hralign="center" o:hrstd="t" o:hr="t" fillcolor="#a0a0a0" stroked="f"/>
         </w:pict>
       </w:r>
     </w:p>
@@ -10022,7 +9950,7 @@
           <w:szCs w:val="24"/>
         </w:rPr>
         <w:pict>
-          <v:rect id="_x0000_i1059" style="width:0;height:1.5pt" o:hralign="center" o:hrstd="t" o:hr="t" fillcolor="#a0a0a0" stroked="f"/>
+          <v:rect id="_x0000_i1054" style="width:0;height:1.5pt" o:hralign="center" o:hrstd="t" o:hr="t" fillcolor="#a0a0a0" stroked="f"/>
         </w:pict>
       </w:r>
     </w:p>
@@ -10165,7 +10093,7 @@
           <w:szCs w:val="24"/>
         </w:rPr>
         <w:pict>
-          <v:rect id="_x0000_i1060" style="width:0;height:1.5pt" o:hralign="center" o:hrstd="t" o:hr="t" fillcolor="#a0a0a0" stroked="f"/>
+          <v:rect id="_x0000_i1055" style="width:0;height:1.5pt" o:hralign="center" o:hrstd="t" o:hr="t" fillcolor="#a0a0a0" stroked="f"/>
         </w:pict>
       </w:r>
     </w:p>
@@ -10378,7 +10306,7 @@
           <w:szCs w:val="24"/>
         </w:rPr>
         <w:pict>
-          <v:rect id="_x0000_i1061" style="width:0;height:1.5pt" o:hralign="center" o:hrstd="t" o:hr="t" fillcolor="#a0a0a0" stroked="f"/>
+          <v:rect id="_x0000_i1056" style="width:0;height:1.5pt" o:hralign="center" o:hrstd="t" o:hr="t" fillcolor="#a0a0a0" stroked="f"/>
         </w:pict>
       </w:r>
     </w:p>
@@ -10662,7 +10590,7 @@
         </w:rPr>
         <w:lastRenderedPageBreak/>
         <w:pict>
-          <v:rect id="_x0000_i1062" style="width:0;height:1.5pt" o:hralign="center" o:hrstd="t" o:hr="t" fillcolor="#a0a0a0" stroked="f"/>
+          <v:rect id="_x0000_i1057" style="width:0;height:1.5pt" o:hralign="center" o:hrstd="t" o:hr="t" fillcolor="#a0a0a0" stroked="f"/>
         </w:pict>
       </w:r>
     </w:p>
@@ -10901,7 +10829,7 @@
           <w:szCs w:val="24"/>
         </w:rPr>
         <w:pict>
-          <v:rect id="_x0000_i1063" style="width:0;height:1.5pt" o:hralign="center" o:hrstd="t" o:hr="t" fillcolor="#a0a0a0" stroked="f"/>
+          <v:rect id="_x0000_i1058" style="width:0;height:1.5pt" o:hralign="center" o:hrstd="t" o:hr="t" fillcolor="#a0a0a0" stroked="f"/>
         </w:pict>
       </w:r>
     </w:p>
@@ -10932,18 +10860,7157 @@
           <w:szCs w:val="20"/>
         </w:rPr>
       </w:pPr>
+    </w:p>
+    <w:p>
+      <w:pPr>
+        <w:spacing w:before="100" w:beforeAutospacing="1" w:after="100" w:afterAutospacing="1" w:line="240" w:lineRule="auto"/>
+        <w:outlineLvl w:val="0"/>
+        <w:rPr>
+          <w:rFonts w:ascii="Times New Roman" w:eastAsia="Times New Roman" w:hAnsi="Times New Roman" w:cs="Times New Roman"/>
+          <w:b/>
+          <w:bCs/>
+          <w:kern w:val="36"/>
+          <w:sz w:val="48"/>
+          <w:szCs w:val="48"/>
+        </w:rPr>
+      </w:pPr>
+      <w:r>
+        <w:rPr>
+          <w:rFonts w:ascii="Times New Roman" w:eastAsia="Times New Roman" w:hAnsi="Times New Roman" w:cs="Times New Roman"/>
+          <w:b/>
+          <w:bCs/>
+          <w:kern w:val="36"/>
+          <w:sz w:val="48"/>
+          <w:szCs w:val="48"/>
+        </w:rPr>
+        <w:t>DevOps Project Reference Script</w:t>
+      </w:r>
+    </w:p>
+    <w:p>
+      <w:pPr>
+        <w:spacing w:before="100" w:beforeAutospacing="1" w:after="100" w:afterAutospacing="1" w:line="240" w:lineRule="auto"/>
+        <w:outlineLvl w:val="0"/>
+        <w:rPr>
+          <w:rFonts w:ascii="Times New Roman" w:eastAsia="Times New Roman" w:hAnsi="Times New Roman" w:cs="Times New Roman"/>
+          <w:b/>
+          <w:bCs/>
+          <w:kern w:val="36"/>
+          <w:sz w:val="48"/>
+          <w:szCs w:val="48"/>
+        </w:rPr>
+      </w:pPr>
+      <w:r>
+        <w:rPr>
+          <w:rFonts w:ascii="Times New Roman" w:eastAsia="Times New Roman" w:hAnsi="Times New Roman" w:cs="Times New Roman"/>
+          <w:b/>
+          <w:bCs/>
+          <w:kern w:val="36"/>
+          <w:sz w:val="48"/>
+          <w:szCs w:val="48"/>
+        </w:rPr>
+        <w:t>Goal</w:t>
+      </w:r>
+    </w:p>
+    <w:p>
+      <w:pPr>
+        <w:spacing w:before="100" w:beforeAutospacing="1" w:after="100" w:afterAutospacing="1" w:line="240" w:lineRule="auto"/>
+        <w:rPr>
+          <w:rFonts w:ascii="Times New Roman" w:eastAsia="Times New Roman" w:hAnsi="Times New Roman" w:cs="Times New Roman"/>
+          <w:sz w:val="24"/>
+          <w:szCs w:val="24"/>
+        </w:rPr>
+      </w:pPr>
+      <w:r>
+        <w:rPr>
+          <w:rFonts w:ascii="Times New Roman" w:eastAsia="Times New Roman" w:hAnsi="Times New Roman" w:cs="Times New Roman"/>
+          <w:sz w:val="24"/>
+          <w:szCs w:val="24"/>
+        </w:rPr>
+        <w:t>Build a production-style automated deployment pipeline using:</w:t>
+      </w:r>
+    </w:p>
+    <w:p>
+      <w:pPr>
+        <w:numPr>
+          <w:ilvl w:val="0"/>
+          <w:numId w:val="47"/>
+        </w:numPr>
+        <w:spacing w:before="100" w:beforeAutospacing="1" w:after="100" w:afterAutospacing="1" w:line="240" w:lineRule="auto"/>
+        <w:rPr>
+          <w:rFonts w:ascii="Times New Roman" w:eastAsia="Times New Roman" w:hAnsi="Times New Roman" w:cs="Times New Roman"/>
+          <w:sz w:val="24"/>
+          <w:szCs w:val="24"/>
+        </w:rPr>
+      </w:pPr>
+      <w:r>
+        <w:rPr>
+          <w:rFonts w:ascii="Times New Roman" w:eastAsia="Times New Roman" w:hAnsi="Times New Roman" w:cs="Times New Roman"/>
+          <w:sz w:val="24"/>
+          <w:szCs w:val="24"/>
+        </w:rPr>
+        <w:t>AWS EC2</w:t>
+      </w:r>
+    </w:p>
+    <w:p>
+      <w:pPr>
+        <w:numPr>
+          <w:ilvl w:val="0"/>
+          <w:numId w:val="47"/>
+        </w:numPr>
+        <w:spacing w:before="100" w:beforeAutospacing="1" w:after="100" w:afterAutospacing="1" w:line="240" w:lineRule="auto"/>
+        <w:rPr>
+          <w:rFonts w:ascii="Times New Roman" w:eastAsia="Times New Roman" w:hAnsi="Times New Roman" w:cs="Times New Roman"/>
+          <w:sz w:val="24"/>
+          <w:szCs w:val="24"/>
+        </w:rPr>
+      </w:pPr>
+      <w:r>
+        <w:rPr>
+          <w:rFonts w:ascii="Times New Roman" w:eastAsia="Times New Roman" w:hAnsi="Times New Roman" w:cs="Times New Roman"/>
+          <w:sz w:val="24"/>
+          <w:szCs w:val="24"/>
+        </w:rPr>
+        <w:t>Docker</w:t>
+      </w:r>
+    </w:p>
+    <w:p>
+      <w:pPr>
+        <w:numPr>
+          <w:ilvl w:val="0"/>
+          <w:numId w:val="47"/>
+        </w:numPr>
+        <w:spacing w:before="100" w:beforeAutospacing="1" w:after="100" w:afterAutospacing="1" w:line="240" w:lineRule="auto"/>
+        <w:rPr>
+          <w:rFonts w:ascii="Times New Roman" w:eastAsia="Times New Roman" w:hAnsi="Times New Roman" w:cs="Times New Roman"/>
+          <w:sz w:val="24"/>
+          <w:szCs w:val="24"/>
+        </w:rPr>
+      </w:pPr>
+      <w:r>
+        <w:rPr>
+          <w:rFonts w:ascii="Times New Roman" w:eastAsia="Times New Roman" w:hAnsi="Times New Roman" w:cs="Times New Roman"/>
+          <w:sz w:val="24"/>
+          <w:szCs w:val="24"/>
+        </w:rPr>
+        <w:t>GitHub Actions</w:t>
+      </w:r>
+    </w:p>
+    <w:p>
+      <w:pPr>
+        <w:numPr>
+          <w:ilvl w:val="0"/>
+          <w:numId w:val="47"/>
+        </w:numPr>
+        <w:spacing w:before="100" w:beforeAutospacing="1" w:after="100" w:afterAutospacing="1" w:line="240" w:lineRule="auto"/>
+        <w:rPr>
+          <w:rFonts w:ascii="Times New Roman" w:eastAsia="Times New Roman" w:hAnsi="Times New Roman" w:cs="Times New Roman"/>
+          <w:sz w:val="24"/>
+          <w:szCs w:val="24"/>
+        </w:rPr>
+      </w:pPr>
+      <w:r>
+        <w:rPr>
+          <w:rFonts w:ascii="Times New Roman" w:eastAsia="Times New Roman" w:hAnsi="Times New Roman" w:cs="Times New Roman"/>
+          <w:sz w:val="24"/>
+          <w:szCs w:val="24"/>
+        </w:rPr>
+        <w:t>Docker Hub</w:t>
+      </w:r>
+    </w:p>
+    <w:p>
+      <w:pPr>
+        <w:numPr>
+          <w:ilvl w:val="0"/>
+          <w:numId w:val="47"/>
+        </w:numPr>
+        <w:spacing w:before="100" w:beforeAutospacing="1" w:after="100" w:afterAutospacing="1" w:line="240" w:lineRule="auto"/>
+        <w:rPr>
+          <w:rFonts w:ascii="Times New Roman" w:eastAsia="Times New Roman" w:hAnsi="Times New Roman" w:cs="Times New Roman"/>
+          <w:sz w:val="24"/>
+          <w:szCs w:val="24"/>
+        </w:rPr>
+      </w:pPr>
+      <w:r>
+        <w:rPr>
+          <w:rFonts w:ascii="Times New Roman" w:eastAsia="Times New Roman" w:hAnsi="Times New Roman" w:cs="Times New Roman"/>
+          <w:sz w:val="24"/>
+          <w:szCs w:val="24"/>
+        </w:rPr>
+        <w:t>Nginx</w:t>
+      </w:r>
+    </w:p>
+    <w:p>
+      <w:pPr>
+        <w:numPr>
+          <w:ilvl w:val="0"/>
+          <w:numId w:val="47"/>
+        </w:numPr>
+        <w:spacing w:before="100" w:beforeAutospacing="1" w:after="100" w:afterAutospacing="1" w:line="240" w:lineRule="auto"/>
+        <w:rPr>
+          <w:rFonts w:ascii="Times New Roman" w:eastAsia="Times New Roman" w:hAnsi="Times New Roman" w:cs="Times New Roman"/>
+          <w:sz w:val="24"/>
+          <w:szCs w:val="24"/>
+        </w:rPr>
+      </w:pPr>
+      <w:r>
+        <w:rPr>
+          <w:rFonts w:ascii="Times New Roman" w:eastAsia="Times New Roman" w:hAnsi="Times New Roman" w:cs="Times New Roman"/>
+          <w:sz w:val="24"/>
+          <w:szCs w:val="24"/>
+        </w:rPr>
+        <w:t>Domain + Reverse Proxy</w:t>
+      </w:r>
+    </w:p>
+    <w:p>
+      <w:pPr>
+        <w:spacing w:before="100" w:beforeAutospacing="1" w:after="100" w:afterAutospacing="1" w:line="240" w:lineRule="auto"/>
+        <w:rPr>
+          <w:rFonts w:ascii="Times New Roman" w:eastAsia="Times New Roman" w:hAnsi="Times New Roman" w:cs="Times New Roman"/>
+          <w:sz w:val="24"/>
+          <w:szCs w:val="24"/>
+        </w:rPr>
+      </w:pPr>
+      <w:r>
+        <w:rPr>
+          <w:rFonts w:ascii="Times New Roman" w:eastAsia="Times New Roman" w:hAnsi="Times New Roman" w:cs="Times New Roman"/>
+          <w:sz w:val="24"/>
+          <w:szCs w:val="24"/>
+        </w:rPr>
+        <w:t>Final Result:</w:t>
+      </w:r>
+    </w:p>
+    <w:p>
+      <w:pPr>
+        <w:tabs>
+          <w:tab w:val="left" w:pos="916"/>
+          <w:tab w:val="left" w:pos="1832"/>
+          <w:tab w:val="left" w:pos="2748"/>
+          <w:tab w:val="left" w:pos="3664"/>
+          <w:tab w:val="left" w:pos="4580"/>
+          <w:tab w:val="left" w:pos="5496"/>
+          <w:tab w:val="left" w:pos="6412"/>
+          <w:tab w:val="left" w:pos="7328"/>
+          <w:tab w:val="left" w:pos="8244"/>
+          <w:tab w:val="left" w:pos="9160"/>
+          <w:tab w:val="left" w:pos="10076"/>
+          <w:tab w:val="left" w:pos="10992"/>
+          <w:tab w:val="left" w:pos="11908"/>
+          <w:tab w:val="left" w:pos="12824"/>
+          <w:tab w:val="left" w:pos="13740"/>
+          <w:tab w:val="left" w:pos="14656"/>
+        </w:tabs>
+        <w:spacing w:after="0" w:line="240" w:lineRule="auto"/>
+        <w:rPr>
+          <w:rFonts w:ascii="Courier New" w:eastAsia="Times New Roman" w:hAnsi="Courier New" w:cs="Courier New"/>
+          <w:sz w:val="20"/>
+          <w:szCs w:val="20"/>
+        </w:rPr>
+      </w:pPr>
+      <w:r>
+        <w:rPr>
+          <w:rFonts w:ascii="Courier New" w:eastAsia="Times New Roman" w:hAnsi="Courier New" w:cs="Courier New"/>
+          <w:sz w:val="20"/>
+          <w:szCs w:val="20"/>
+        </w:rPr>
+        <w:t>git push</w:t>
+      </w:r>
+    </w:p>
+    <w:p>
+      <w:pPr>
+        <w:tabs>
+          <w:tab w:val="left" w:pos="916"/>
+          <w:tab w:val="left" w:pos="1832"/>
+          <w:tab w:val="left" w:pos="2748"/>
+          <w:tab w:val="left" w:pos="3664"/>
+          <w:tab w:val="left" w:pos="4580"/>
+          <w:tab w:val="left" w:pos="5496"/>
+          <w:tab w:val="left" w:pos="6412"/>
+          <w:tab w:val="left" w:pos="7328"/>
+          <w:tab w:val="left" w:pos="8244"/>
+          <w:tab w:val="left" w:pos="9160"/>
+          <w:tab w:val="left" w:pos="10076"/>
+          <w:tab w:val="left" w:pos="10992"/>
+          <w:tab w:val="left" w:pos="11908"/>
+          <w:tab w:val="left" w:pos="12824"/>
+          <w:tab w:val="left" w:pos="13740"/>
+          <w:tab w:val="left" w:pos="14656"/>
+        </w:tabs>
+        <w:spacing w:after="0" w:line="240" w:lineRule="auto"/>
+        <w:rPr>
+          <w:rFonts w:ascii="Courier New" w:eastAsia="Times New Roman" w:hAnsi="Courier New" w:cs="Courier New"/>
+          <w:sz w:val="20"/>
+          <w:szCs w:val="20"/>
+        </w:rPr>
+      </w:pPr>
+      <w:r>
+        <w:rPr>
+          <w:rFonts w:ascii="Courier New" w:eastAsia="Times New Roman" w:hAnsi="Courier New" w:cs="Courier New"/>
+          <w:sz w:val="20"/>
+          <w:szCs w:val="20"/>
+        </w:rPr>
+        <w:t xml:space="preserve">   ↓</w:t>
+      </w:r>
+    </w:p>
+    <w:p>
+      <w:pPr>
+        <w:tabs>
+          <w:tab w:val="left" w:pos="916"/>
+          <w:tab w:val="left" w:pos="1832"/>
+          <w:tab w:val="left" w:pos="2748"/>
+          <w:tab w:val="left" w:pos="3664"/>
+          <w:tab w:val="left" w:pos="4580"/>
+          <w:tab w:val="left" w:pos="5496"/>
+          <w:tab w:val="left" w:pos="6412"/>
+          <w:tab w:val="left" w:pos="7328"/>
+          <w:tab w:val="left" w:pos="8244"/>
+          <w:tab w:val="left" w:pos="9160"/>
+          <w:tab w:val="left" w:pos="10076"/>
+          <w:tab w:val="left" w:pos="10992"/>
+          <w:tab w:val="left" w:pos="11908"/>
+          <w:tab w:val="left" w:pos="12824"/>
+          <w:tab w:val="left" w:pos="13740"/>
+          <w:tab w:val="left" w:pos="14656"/>
+        </w:tabs>
+        <w:spacing w:after="0" w:line="240" w:lineRule="auto"/>
+        <w:rPr>
+          <w:rFonts w:ascii="Courier New" w:eastAsia="Times New Roman" w:hAnsi="Courier New" w:cs="Courier New"/>
+          <w:sz w:val="20"/>
+          <w:szCs w:val="20"/>
+        </w:rPr>
+      </w:pPr>
+      <w:r>
+        <w:rPr>
+          <w:rFonts w:ascii="Courier New" w:eastAsia="Times New Roman" w:hAnsi="Courier New" w:cs="Courier New"/>
+          <w:sz w:val="20"/>
+          <w:szCs w:val="20"/>
+        </w:rPr>
+        <w:t>GitHub Actions</w:t>
+      </w:r>
+    </w:p>
+    <w:p>
+      <w:pPr>
+        <w:tabs>
+          <w:tab w:val="left" w:pos="916"/>
+          <w:tab w:val="left" w:pos="1832"/>
+          <w:tab w:val="left" w:pos="2748"/>
+          <w:tab w:val="left" w:pos="3664"/>
+          <w:tab w:val="left" w:pos="4580"/>
+          <w:tab w:val="left" w:pos="5496"/>
+          <w:tab w:val="left" w:pos="6412"/>
+          <w:tab w:val="left" w:pos="7328"/>
+          <w:tab w:val="left" w:pos="8244"/>
+          <w:tab w:val="left" w:pos="9160"/>
+          <w:tab w:val="left" w:pos="10076"/>
+          <w:tab w:val="left" w:pos="10992"/>
+          <w:tab w:val="left" w:pos="11908"/>
+          <w:tab w:val="left" w:pos="12824"/>
+          <w:tab w:val="left" w:pos="13740"/>
+          <w:tab w:val="left" w:pos="14656"/>
+        </w:tabs>
+        <w:spacing w:after="0" w:line="240" w:lineRule="auto"/>
+        <w:rPr>
+          <w:rFonts w:ascii="Courier New" w:eastAsia="Times New Roman" w:hAnsi="Courier New" w:cs="Courier New"/>
+          <w:sz w:val="20"/>
+          <w:szCs w:val="20"/>
+        </w:rPr>
+      </w:pPr>
+      <w:r>
+        <w:rPr>
+          <w:rFonts w:ascii="Courier New" w:eastAsia="Times New Roman" w:hAnsi="Courier New" w:cs="Courier New"/>
+          <w:sz w:val="20"/>
+          <w:szCs w:val="20"/>
+        </w:rPr>
+        <w:t xml:space="preserve">   ↓</w:t>
+      </w:r>
+    </w:p>
+    <w:p>
+      <w:pPr>
+        <w:tabs>
+          <w:tab w:val="left" w:pos="916"/>
+          <w:tab w:val="left" w:pos="1832"/>
+          <w:tab w:val="left" w:pos="2748"/>
+          <w:tab w:val="left" w:pos="3664"/>
+          <w:tab w:val="left" w:pos="4580"/>
+          <w:tab w:val="left" w:pos="5496"/>
+          <w:tab w:val="left" w:pos="6412"/>
+          <w:tab w:val="left" w:pos="7328"/>
+          <w:tab w:val="left" w:pos="8244"/>
+          <w:tab w:val="left" w:pos="9160"/>
+          <w:tab w:val="left" w:pos="10076"/>
+          <w:tab w:val="left" w:pos="10992"/>
+          <w:tab w:val="left" w:pos="11908"/>
+          <w:tab w:val="left" w:pos="12824"/>
+          <w:tab w:val="left" w:pos="13740"/>
+          <w:tab w:val="left" w:pos="14656"/>
+        </w:tabs>
+        <w:spacing w:after="0" w:line="240" w:lineRule="auto"/>
+        <w:rPr>
+          <w:rFonts w:ascii="Courier New" w:eastAsia="Times New Roman" w:hAnsi="Courier New" w:cs="Courier New"/>
+          <w:sz w:val="20"/>
+          <w:szCs w:val="20"/>
+        </w:rPr>
+      </w:pPr>
+      <w:r>
+        <w:rPr>
+          <w:rFonts w:ascii="Courier New" w:eastAsia="Times New Roman" w:hAnsi="Courier New" w:cs="Courier New"/>
+          <w:sz w:val="20"/>
+          <w:szCs w:val="20"/>
+        </w:rPr>
+        <w:t>Docker Build</w:t>
+      </w:r>
+    </w:p>
+    <w:p>
+      <w:pPr>
+        <w:tabs>
+          <w:tab w:val="left" w:pos="916"/>
+          <w:tab w:val="left" w:pos="1832"/>
+          <w:tab w:val="left" w:pos="2748"/>
+          <w:tab w:val="left" w:pos="3664"/>
+          <w:tab w:val="left" w:pos="4580"/>
+          <w:tab w:val="left" w:pos="5496"/>
+          <w:tab w:val="left" w:pos="6412"/>
+          <w:tab w:val="left" w:pos="7328"/>
+          <w:tab w:val="left" w:pos="8244"/>
+          <w:tab w:val="left" w:pos="9160"/>
+          <w:tab w:val="left" w:pos="10076"/>
+          <w:tab w:val="left" w:pos="10992"/>
+          <w:tab w:val="left" w:pos="11908"/>
+          <w:tab w:val="left" w:pos="12824"/>
+          <w:tab w:val="left" w:pos="13740"/>
+          <w:tab w:val="left" w:pos="14656"/>
+        </w:tabs>
+        <w:spacing w:after="0" w:line="240" w:lineRule="auto"/>
+        <w:rPr>
+          <w:rFonts w:ascii="Courier New" w:eastAsia="Times New Roman" w:hAnsi="Courier New" w:cs="Courier New"/>
+          <w:sz w:val="20"/>
+          <w:szCs w:val="20"/>
+        </w:rPr>
+      </w:pPr>
+      <w:r>
+        <w:rPr>
+          <w:rFonts w:ascii="Courier New" w:eastAsia="Times New Roman" w:hAnsi="Courier New" w:cs="Courier New"/>
+          <w:sz w:val="20"/>
+          <w:szCs w:val="20"/>
+        </w:rPr>
+        <w:t xml:space="preserve">   ↓</w:t>
+      </w:r>
+    </w:p>
+    <w:p>
+      <w:pPr>
+        <w:tabs>
+          <w:tab w:val="left" w:pos="916"/>
+          <w:tab w:val="left" w:pos="1832"/>
+          <w:tab w:val="left" w:pos="2748"/>
+          <w:tab w:val="left" w:pos="3664"/>
+          <w:tab w:val="left" w:pos="4580"/>
+          <w:tab w:val="left" w:pos="5496"/>
+          <w:tab w:val="left" w:pos="6412"/>
+          <w:tab w:val="left" w:pos="7328"/>
+          <w:tab w:val="left" w:pos="8244"/>
+          <w:tab w:val="left" w:pos="9160"/>
+          <w:tab w:val="left" w:pos="10076"/>
+          <w:tab w:val="left" w:pos="10992"/>
+          <w:tab w:val="left" w:pos="11908"/>
+          <w:tab w:val="left" w:pos="12824"/>
+          <w:tab w:val="left" w:pos="13740"/>
+          <w:tab w:val="left" w:pos="14656"/>
+        </w:tabs>
+        <w:spacing w:after="0" w:line="240" w:lineRule="auto"/>
+        <w:rPr>
+          <w:rFonts w:ascii="Courier New" w:eastAsia="Times New Roman" w:hAnsi="Courier New" w:cs="Courier New"/>
+          <w:sz w:val="20"/>
+          <w:szCs w:val="20"/>
+        </w:rPr>
+      </w:pPr>
+      <w:r>
+        <w:rPr>
+          <w:rFonts w:ascii="Courier New" w:eastAsia="Times New Roman" w:hAnsi="Courier New" w:cs="Courier New"/>
+          <w:sz w:val="20"/>
+          <w:szCs w:val="20"/>
+        </w:rPr>
+        <w:t>Push to Docker Hub</w:t>
+      </w:r>
+    </w:p>
+    <w:p>
+      <w:pPr>
+        <w:tabs>
+          <w:tab w:val="left" w:pos="916"/>
+          <w:tab w:val="left" w:pos="1832"/>
+          <w:tab w:val="left" w:pos="2748"/>
+          <w:tab w:val="left" w:pos="3664"/>
+          <w:tab w:val="left" w:pos="4580"/>
+          <w:tab w:val="left" w:pos="5496"/>
+          <w:tab w:val="left" w:pos="6412"/>
+          <w:tab w:val="left" w:pos="7328"/>
+          <w:tab w:val="left" w:pos="8244"/>
+          <w:tab w:val="left" w:pos="9160"/>
+          <w:tab w:val="left" w:pos="10076"/>
+          <w:tab w:val="left" w:pos="10992"/>
+          <w:tab w:val="left" w:pos="11908"/>
+          <w:tab w:val="left" w:pos="12824"/>
+          <w:tab w:val="left" w:pos="13740"/>
+          <w:tab w:val="left" w:pos="14656"/>
+        </w:tabs>
+        <w:spacing w:after="0" w:line="240" w:lineRule="auto"/>
+        <w:rPr>
+          <w:rFonts w:ascii="Courier New" w:eastAsia="Times New Roman" w:hAnsi="Courier New" w:cs="Courier New"/>
+          <w:sz w:val="20"/>
+          <w:szCs w:val="20"/>
+        </w:rPr>
+      </w:pPr>
+      <w:r>
+        <w:rPr>
+          <w:rFonts w:ascii="Courier New" w:eastAsia="Times New Roman" w:hAnsi="Courier New" w:cs="Courier New"/>
+          <w:sz w:val="20"/>
+          <w:szCs w:val="20"/>
+        </w:rPr>
+        <w:t xml:space="preserve">   ↓</w:t>
+      </w:r>
+    </w:p>
+    <w:p>
+      <w:pPr>
+        <w:tabs>
+          <w:tab w:val="left" w:pos="916"/>
+          <w:tab w:val="left" w:pos="1832"/>
+          <w:tab w:val="left" w:pos="2748"/>
+          <w:tab w:val="left" w:pos="3664"/>
+          <w:tab w:val="left" w:pos="4580"/>
+          <w:tab w:val="left" w:pos="5496"/>
+          <w:tab w:val="left" w:pos="6412"/>
+          <w:tab w:val="left" w:pos="7328"/>
+          <w:tab w:val="left" w:pos="8244"/>
+          <w:tab w:val="left" w:pos="9160"/>
+          <w:tab w:val="left" w:pos="10076"/>
+          <w:tab w:val="left" w:pos="10992"/>
+          <w:tab w:val="left" w:pos="11908"/>
+          <w:tab w:val="left" w:pos="12824"/>
+          <w:tab w:val="left" w:pos="13740"/>
+          <w:tab w:val="left" w:pos="14656"/>
+        </w:tabs>
+        <w:spacing w:after="0" w:line="240" w:lineRule="auto"/>
+        <w:rPr>
+          <w:rFonts w:ascii="Courier New" w:eastAsia="Times New Roman" w:hAnsi="Courier New" w:cs="Courier New"/>
+          <w:sz w:val="20"/>
+          <w:szCs w:val="20"/>
+        </w:rPr>
+      </w:pPr>
+      <w:r>
+        <w:rPr>
+          <w:rFonts w:ascii="Courier New" w:eastAsia="Times New Roman" w:hAnsi="Courier New" w:cs="Courier New"/>
+          <w:sz w:val="20"/>
+          <w:szCs w:val="20"/>
+        </w:rPr>
+        <w:t>SSH into EC2</w:t>
+      </w:r>
+    </w:p>
+    <w:p>
+      <w:pPr>
+        <w:tabs>
+          <w:tab w:val="left" w:pos="916"/>
+          <w:tab w:val="left" w:pos="1832"/>
+          <w:tab w:val="left" w:pos="2748"/>
+          <w:tab w:val="left" w:pos="3664"/>
+          <w:tab w:val="left" w:pos="4580"/>
+          <w:tab w:val="left" w:pos="5496"/>
+          <w:tab w:val="left" w:pos="6412"/>
+          <w:tab w:val="left" w:pos="7328"/>
+          <w:tab w:val="left" w:pos="8244"/>
+          <w:tab w:val="left" w:pos="9160"/>
+          <w:tab w:val="left" w:pos="10076"/>
+          <w:tab w:val="left" w:pos="10992"/>
+          <w:tab w:val="left" w:pos="11908"/>
+          <w:tab w:val="left" w:pos="12824"/>
+          <w:tab w:val="left" w:pos="13740"/>
+          <w:tab w:val="left" w:pos="14656"/>
+        </w:tabs>
+        <w:spacing w:after="0" w:line="240" w:lineRule="auto"/>
+        <w:rPr>
+          <w:rFonts w:ascii="Courier New" w:eastAsia="Times New Roman" w:hAnsi="Courier New" w:cs="Courier New"/>
+          <w:sz w:val="20"/>
+          <w:szCs w:val="20"/>
+        </w:rPr>
+      </w:pPr>
+      <w:r>
+        <w:rPr>
+          <w:rFonts w:ascii="Courier New" w:eastAsia="Times New Roman" w:hAnsi="Courier New" w:cs="Courier New"/>
+          <w:sz w:val="20"/>
+          <w:szCs w:val="20"/>
+        </w:rPr>
+        <w:t xml:space="preserve">   ↓</w:t>
+      </w:r>
+    </w:p>
+    <w:p>
+      <w:pPr>
+        <w:tabs>
+          <w:tab w:val="left" w:pos="916"/>
+          <w:tab w:val="left" w:pos="1832"/>
+          <w:tab w:val="left" w:pos="2748"/>
+          <w:tab w:val="left" w:pos="3664"/>
+          <w:tab w:val="left" w:pos="4580"/>
+          <w:tab w:val="left" w:pos="5496"/>
+          <w:tab w:val="left" w:pos="6412"/>
+          <w:tab w:val="left" w:pos="7328"/>
+          <w:tab w:val="left" w:pos="8244"/>
+          <w:tab w:val="left" w:pos="9160"/>
+          <w:tab w:val="left" w:pos="10076"/>
+          <w:tab w:val="left" w:pos="10992"/>
+          <w:tab w:val="left" w:pos="11908"/>
+          <w:tab w:val="left" w:pos="12824"/>
+          <w:tab w:val="left" w:pos="13740"/>
+          <w:tab w:val="left" w:pos="14656"/>
+        </w:tabs>
+        <w:spacing w:after="0" w:line="240" w:lineRule="auto"/>
+        <w:rPr>
+          <w:rFonts w:ascii="Courier New" w:eastAsia="Times New Roman" w:hAnsi="Courier New" w:cs="Courier New"/>
+          <w:sz w:val="20"/>
+          <w:szCs w:val="20"/>
+        </w:rPr>
+      </w:pPr>
+      <w:r>
+        <w:rPr>
+          <w:rFonts w:ascii="Courier New" w:eastAsia="Times New Roman" w:hAnsi="Courier New" w:cs="Courier New"/>
+          <w:sz w:val="20"/>
+          <w:szCs w:val="20"/>
+        </w:rPr>
+        <w:t>Pull Latest Image</w:t>
+      </w:r>
+    </w:p>
+    <w:p>
+      <w:pPr>
+        <w:tabs>
+          <w:tab w:val="left" w:pos="916"/>
+          <w:tab w:val="left" w:pos="1832"/>
+          <w:tab w:val="left" w:pos="2748"/>
+          <w:tab w:val="left" w:pos="3664"/>
+          <w:tab w:val="left" w:pos="4580"/>
+          <w:tab w:val="left" w:pos="5496"/>
+          <w:tab w:val="left" w:pos="6412"/>
+          <w:tab w:val="left" w:pos="7328"/>
+          <w:tab w:val="left" w:pos="8244"/>
+          <w:tab w:val="left" w:pos="9160"/>
+          <w:tab w:val="left" w:pos="10076"/>
+          <w:tab w:val="left" w:pos="10992"/>
+          <w:tab w:val="left" w:pos="11908"/>
+          <w:tab w:val="left" w:pos="12824"/>
+          <w:tab w:val="left" w:pos="13740"/>
+          <w:tab w:val="left" w:pos="14656"/>
+        </w:tabs>
+        <w:spacing w:after="0" w:line="240" w:lineRule="auto"/>
+        <w:rPr>
+          <w:rFonts w:ascii="Courier New" w:eastAsia="Times New Roman" w:hAnsi="Courier New" w:cs="Courier New"/>
+          <w:sz w:val="20"/>
+          <w:szCs w:val="20"/>
+        </w:rPr>
+      </w:pPr>
+      <w:r>
+        <w:rPr>
+          <w:rFonts w:ascii="Courier New" w:eastAsia="Times New Roman" w:hAnsi="Courier New" w:cs="Courier New"/>
+          <w:sz w:val="20"/>
+          <w:szCs w:val="20"/>
+        </w:rPr>
+        <w:t xml:space="preserve">   ↓</w:t>
+      </w:r>
+    </w:p>
+    <w:p>
+      <w:pPr>
+        <w:tabs>
+          <w:tab w:val="left" w:pos="916"/>
+          <w:tab w:val="left" w:pos="1832"/>
+          <w:tab w:val="left" w:pos="2748"/>
+          <w:tab w:val="left" w:pos="3664"/>
+          <w:tab w:val="left" w:pos="4580"/>
+          <w:tab w:val="left" w:pos="5496"/>
+          <w:tab w:val="left" w:pos="6412"/>
+          <w:tab w:val="left" w:pos="7328"/>
+          <w:tab w:val="left" w:pos="8244"/>
+          <w:tab w:val="left" w:pos="9160"/>
+          <w:tab w:val="left" w:pos="10076"/>
+          <w:tab w:val="left" w:pos="10992"/>
+          <w:tab w:val="left" w:pos="11908"/>
+          <w:tab w:val="left" w:pos="12824"/>
+          <w:tab w:val="left" w:pos="13740"/>
+          <w:tab w:val="left" w:pos="14656"/>
+        </w:tabs>
+        <w:spacing w:after="0" w:line="240" w:lineRule="auto"/>
+        <w:rPr>
+          <w:rFonts w:ascii="Courier New" w:eastAsia="Times New Roman" w:hAnsi="Courier New" w:cs="Courier New"/>
+          <w:sz w:val="20"/>
+          <w:szCs w:val="20"/>
+        </w:rPr>
+      </w:pPr>
+      <w:r>
+        <w:rPr>
+          <w:rFonts w:ascii="Courier New" w:eastAsia="Times New Roman" w:hAnsi="Courier New" w:cs="Courier New"/>
+          <w:sz w:val="20"/>
+          <w:szCs w:val="20"/>
+        </w:rPr>
+        <w:t>Restart Container</w:t>
+      </w:r>
+    </w:p>
+    <w:p>
+      <w:pPr>
+        <w:tabs>
+          <w:tab w:val="left" w:pos="916"/>
+          <w:tab w:val="left" w:pos="1832"/>
+          <w:tab w:val="left" w:pos="2748"/>
+          <w:tab w:val="left" w:pos="3664"/>
+          <w:tab w:val="left" w:pos="4580"/>
+          <w:tab w:val="left" w:pos="5496"/>
+          <w:tab w:val="left" w:pos="6412"/>
+          <w:tab w:val="left" w:pos="7328"/>
+          <w:tab w:val="left" w:pos="8244"/>
+          <w:tab w:val="left" w:pos="9160"/>
+          <w:tab w:val="left" w:pos="10076"/>
+          <w:tab w:val="left" w:pos="10992"/>
+          <w:tab w:val="left" w:pos="11908"/>
+          <w:tab w:val="left" w:pos="12824"/>
+          <w:tab w:val="left" w:pos="13740"/>
+          <w:tab w:val="left" w:pos="14656"/>
+        </w:tabs>
+        <w:spacing w:after="0" w:line="240" w:lineRule="auto"/>
+        <w:rPr>
+          <w:rFonts w:ascii="Courier New" w:eastAsia="Times New Roman" w:hAnsi="Courier New" w:cs="Courier New"/>
+          <w:sz w:val="20"/>
+          <w:szCs w:val="20"/>
+        </w:rPr>
+      </w:pPr>
+      <w:r>
+        <w:rPr>
+          <w:rFonts w:ascii="Courier New" w:eastAsia="Times New Roman" w:hAnsi="Courier New" w:cs="Courier New"/>
+          <w:sz w:val="20"/>
+          <w:szCs w:val="20"/>
+        </w:rPr>
+        <w:t xml:space="preserve">   ↓</w:t>
+      </w:r>
+    </w:p>
+    <w:p>
+      <w:pPr>
+        <w:tabs>
+          <w:tab w:val="left" w:pos="916"/>
+          <w:tab w:val="left" w:pos="1832"/>
+          <w:tab w:val="left" w:pos="2748"/>
+          <w:tab w:val="left" w:pos="3664"/>
+          <w:tab w:val="left" w:pos="4580"/>
+          <w:tab w:val="left" w:pos="5496"/>
+          <w:tab w:val="left" w:pos="6412"/>
+          <w:tab w:val="left" w:pos="7328"/>
+          <w:tab w:val="left" w:pos="8244"/>
+          <w:tab w:val="left" w:pos="9160"/>
+          <w:tab w:val="left" w:pos="10076"/>
+          <w:tab w:val="left" w:pos="10992"/>
+          <w:tab w:val="left" w:pos="11908"/>
+          <w:tab w:val="left" w:pos="12824"/>
+          <w:tab w:val="left" w:pos="13740"/>
+          <w:tab w:val="left" w:pos="14656"/>
+        </w:tabs>
+        <w:spacing w:after="0" w:line="240" w:lineRule="auto"/>
+        <w:rPr>
+          <w:rFonts w:ascii="Courier New" w:eastAsia="Times New Roman" w:hAnsi="Courier New" w:cs="Courier New"/>
+          <w:sz w:val="20"/>
+          <w:szCs w:val="20"/>
+        </w:rPr>
+      </w:pPr>
+      <w:r>
+        <w:rPr>
+          <w:rFonts w:ascii="Courier New" w:eastAsia="Times New Roman" w:hAnsi="Courier New" w:cs="Courier New"/>
+          <w:sz w:val="20"/>
+          <w:szCs w:val="20"/>
+        </w:rPr>
+        <w:t>Website Updated Automatically</w:t>
+      </w:r>
+    </w:p>
+    <w:p>
+      <w:pPr>
+        <w:spacing w:after="0" w:line="240" w:lineRule="auto"/>
+        <w:rPr>
+          <w:rFonts w:ascii="Times New Roman" w:eastAsia="Times New Roman" w:hAnsi="Times New Roman" w:cs="Times New Roman"/>
+          <w:sz w:val="24"/>
+          <w:szCs w:val="24"/>
+        </w:rPr>
+      </w:pPr>
+      <w:r>
+        <w:rPr>
+          <w:rFonts w:ascii="Times New Roman" w:eastAsia="Times New Roman" w:hAnsi="Times New Roman" w:cs="Times New Roman"/>
+          <w:sz w:val="24"/>
+          <w:szCs w:val="24"/>
+        </w:rPr>
+        <w:pict>
+          <v:rect id="_x0000_i1059" style="width:0;height:1.5pt" o:hralign="center" o:hrstd="t" o:hr="t" fillcolor="#a0a0a0" stroked="f"/>
+        </w:pict>
+      </w:r>
+    </w:p>
+    <w:p>
+      <w:pPr>
+        <w:spacing w:before="100" w:beforeAutospacing="1" w:after="100" w:afterAutospacing="1" w:line="240" w:lineRule="auto"/>
+        <w:outlineLvl w:val="0"/>
+        <w:rPr>
+          <w:rFonts w:ascii="Times New Roman" w:eastAsia="Times New Roman" w:hAnsi="Times New Roman" w:cs="Times New Roman"/>
+          <w:b/>
+          <w:bCs/>
+          <w:kern w:val="36"/>
+          <w:sz w:val="48"/>
+          <w:szCs w:val="48"/>
+        </w:rPr>
+      </w:pPr>
+      <w:r>
+        <w:rPr>
+          <w:rFonts w:ascii="Times New Roman" w:eastAsia="Times New Roman" w:hAnsi="Times New Roman" w:cs="Times New Roman"/>
+          <w:b/>
+          <w:bCs/>
+          <w:kern w:val="36"/>
+          <w:sz w:val="48"/>
+          <w:szCs w:val="48"/>
+        </w:rPr>
+        <w:lastRenderedPageBreak/>
+        <w:t>1) Automatic Deployment to EC2 After Every Push</w:t>
+      </w:r>
+    </w:p>
+    <w:p>
+      <w:pPr>
+        <w:spacing w:before="100" w:beforeAutospacing="1" w:after="100" w:afterAutospacing="1" w:line="240" w:lineRule="auto"/>
+        <w:outlineLvl w:val="0"/>
+        <w:rPr>
+          <w:rFonts w:ascii="Times New Roman" w:eastAsia="Times New Roman" w:hAnsi="Times New Roman" w:cs="Times New Roman"/>
+          <w:b/>
+          <w:bCs/>
+          <w:kern w:val="36"/>
+          <w:sz w:val="48"/>
+          <w:szCs w:val="48"/>
+        </w:rPr>
+      </w:pPr>
+      <w:r>
+        <w:rPr>
+          <w:rFonts w:ascii="Times New Roman" w:eastAsia="Times New Roman" w:hAnsi="Times New Roman" w:cs="Times New Roman"/>
+          <w:b/>
+          <w:bCs/>
+          <w:kern w:val="36"/>
+          <w:sz w:val="48"/>
+          <w:szCs w:val="48"/>
+        </w:rPr>
+        <w:t>What Was the Problem?</w:t>
+      </w:r>
+    </w:p>
+    <w:p>
+      <w:pPr>
+        <w:spacing w:before="100" w:beforeAutospacing="1" w:after="100" w:afterAutospacing="1" w:line="240" w:lineRule="auto"/>
+        <w:rPr>
+          <w:rFonts w:ascii="Times New Roman" w:eastAsia="Times New Roman" w:hAnsi="Times New Roman" w:cs="Times New Roman"/>
+          <w:sz w:val="24"/>
+          <w:szCs w:val="24"/>
+        </w:rPr>
+      </w:pPr>
+      <w:r>
+        <w:rPr>
+          <w:rFonts w:ascii="Times New Roman" w:eastAsia="Times New Roman" w:hAnsi="Times New Roman" w:cs="Times New Roman"/>
+          <w:sz w:val="24"/>
+          <w:szCs w:val="24"/>
+        </w:rPr>
+        <w:t>Before automation:</w:t>
+      </w:r>
+    </w:p>
+    <w:p>
+      <w:pPr>
+        <w:spacing w:before="100" w:beforeAutospacing="1" w:after="100" w:afterAutospacing="1" w:line="240" w:lineRule="auto"/>
+        <w:rPr>
+          <w:rFonts w:ascii="Times New Roman" w:eastAsia="Times New Roman" w:hAnsi="Times New Roman" w:cs="Times New Roman"/>
+          <w:sz w:val="24"/>
+          <w:szCs w:val="24"/>
+        </w:rPr>
+      </w:pPr>
+      <w:r>
+        <w:rPr>
+          <w:rFonts w:ascii="Times New Roman" w:eastAsia="Times New Roman" w:hAnsi="Times New Roman" w:cs="Times New Roman"/>
+          <w:sz w:val="24"/>
+          <w:szCs w:val="24"/>
+        </w:rPr>
+        <w:t>Every code update required:</w:t>
+      </w:r>
+    </w:p>
+    <w:p>
+      <w:pPr>
+        <w:tabs>
+          <w:tab w:val="left" w:pos="916"/>
+          <w:tab w:val="left" w:pos="1832"/>
+          <w:tab w:val="left" w:pos="2748"/>
+          <w:tab w:val="left" w:pos="3664"/>
+          <w:tab w:val="left" w:pos="4580"/>
+          <w:tab w:val="left" w:pos="5496"/>
+          <w:tab w:val="left" w:pos="6412"/>
+          <w:tab w:val="left" w:pos="7328"/>
+          <w:tab w:val="left" w:pos="8244"/>
+          <w:tab w:val="left" w:pos="9160"/>
+          <w:tab w:val="left" w:pos="10076"/>
+          <w:tab w:val="left" w:pos="10992"/>
+          <w:tab w:val="left" w:pos="11908"/>
+          <w:tab w:val="left" w:pos="12824"/>
+          <w:tab w:val="left" w:pos="13740"/>
+          <w:tab w:val="left" w:pos="14656"/>
+        </w:tabs>
+        <w:spacing w:after="0" w:line="240" w:lineRule="auto"/>
+        <w:rPr>
+          <w:rFonts w:ascii="Courier New" w:eastAsia="Times New Roman" w:hAnsi="Courier New" w:cs="Courier New"/>
+          <w:sz w:val="20"/>
+          <w:szCs w:val="20"/>
+        </w:rPr>
+      </w:pPr>
+      <w:r>
+        <w:rPr>
+          <w:rFonts w:ascii="Courier New" w:eastAsia="Times New Roman" w:hAnsi="Courier New" w:cs="Courier New"/>
+          <w:sz w:val="20"/>
+          <w:szCs w:val="20"/>
+        </w:rPr>
+        <w:t>docker build</w:t>
+      </w:r>
+    </w:p>
+    <w:p>
+      <w:pPr>
+        <w:tabs>
+          <w:tab w:val="left" w:pos="916"/>
+          <w:tab w:val="left" w:pos="1832"/>
+          <w:tab w:val="left" w:pos="2748"/>
+          <w:tab w:val="left" w:pos="3664"/>
+          <w:tab w:val="left" w:pos="4580"/>
+          <w:tab w:val="left" w:pos="5496"/>
+          <w:tab w:val="left" w:pos="6412"/>
+          <w:tab w:val="left" w:pos="7328"/>
+          <w:tab w:val="left" w:pos="8244"/>
+          <w:tab w:val="left" w:pos="9160"/>
+          <w:tab w:val="left" w:pos="10076"/>
+          <w:tab w:val="left" w:pos="10992"/>
+          <w:tab w:val="left" w:pos="11908"/>
+          <w:tab w:val="left" w:pos="12824"/>
+          <w:tab w:val="left" w:pos="13740"/>
+          <w:tab w:val="left" w:pos="14656"/>
+        </w:tabs>
+        <w:spacing w:after="0" w:line="240" w:lineRule="auto"/>
+        <w:rPr>
+          <w:rFonts w:ascii="Courier New" w:eastAsia="Times New Roman" w:hAnsi="Courier New" w:cs="Courier New"/>
+          <w:sz w:val="20"/>
+          <w:szCs w:val="20"/>
+        </w:rPr>
+      </w:pPr>
+      <w:r>
+        <w:rPr>
+          <w:rFonts w:ascii="Courier New" w:eastAsia="Times New Roman" w:hAnsi="Courier New" w:cs="Courier New"/>
+          <w:sz w:val="20"/>
+          <w:szCs w:val="20"/>
+        </w:rPr>
+        <w:t>docker push</w:t>
+      </w:r>
+    </w:p>
+    <w:p>
+      <w:pPr>
+        <w:tabs>
+          <w:tab w:val="left" w:pos="916"/>
+          <w:tab w:val="left" w:pos="1832"/>
+          <w:tab w:val="left" w:pos="2748"/>
+          <w:tab w:val="left" w:pos="3664"/>
+          <w:tab w:val="left" w:pos="4580"/>
+          <w:tab w:val="left" w:pos="5496"/>
+          <w:tab w:val="left" w:pos="6412"/>
+          <w:tab w:val="left" w:pos="7328"/>
+          <w:tab w:val="left" w:pos="8244"/>
+          <w:tab w:val="left" w:pos="9160"/>
+          <w:tab w:val="left" w:pos="10076"/>
+          <w:tab w:val="left" w:pos="10992"/>
+          <w:tab w:val="left" w:pos="11908"/>
+          <w:tab w:val="left" w:pos="12824"/>
+          <w:tab w:val="left" w:pos="13740"/>
+          <w:tab w:val="left" w:pos="14656"/>
+        </w:tabs>
+        <w:spacing w:after="0" w:line="240" w:lineRule="auto"/>
+        <w:rPr>
+          <w:rFonts w:ascii="Courier New" w:eastAsia="Times New Roman" w:hAnsi="Courier New" w:cs="Courier New"/>
+          <w:sz w:val="20"/>
+          <w:szCs w:val="20"/>
+        </w:rPr>
+      </w:pPr>
+      <w:proofErr w:type="spellStart"/>
+      <w:r>
+        <w:rPr>
+          <w:rFonts w:ascii="Courier New" w:eastAsia="Times New Roman" w:hAnsi="Courier New" w:cs="Courier New"/>
+          <w:sz w:val="20"/>
+          <w:szCs w:val="20"/>
+        </w:rPr>
+        <w:t>ssh</w:t>
+      </w:r>
+      <w:proofErr w:type="spellEnd"/>
+      <w:r>
+        <w:rPr>
+          <w:rFonts w:ascii="Courier New" w:eastAsia="Times New Roman" w:hAnsi="Courier New" w:cs="Courier New"/>
+          <w:sz w:val="20"/>
+          <w:szCs w:val="20"/>
+        </w:rPr>
+        <w:t xml:space="preserve"> into server</w:t>
+      </w:r>
+    </w:p>
+    <w:p>
+      <w:pPr>
+        <w:tabs>
+          <w:tab w:val="left" w:pos="916"/>
+          <w:tab w:val="left" w:pos="1832"/>
+          <w:tab w:val="left" w:pos="2748"/>
+          <w:tab w:val="left" w:pos="3664"/>
+          <w:tab w:val="left" w:pos="4580"/>
+          <w:tab w:val="left" w:pos="5496"/>
+          <w:tab w:val="left" w:pos="6412"/>
+          <w:tab w:val="left" w:pos="7328"/>
+          <w:tab w:val="left" w:pos="8244"/>
+          <w:tab w:val="left" w:pos="9160"/>
+          <w:tab w:val="left" w:pos="10076"/>
+          <w:tab w:val="left" w:pos="10992"/>
+          <w:tab w:val="left" w:pos="11908"/>
+          <w:tab w:val="left" w:pos="12824"/>
+          <w:tab w:val="left" w:pos="13740"/>
+          <w:tab w:val="left" w:pos="14656"/>
+        </w:tabs>
+        <w:spacing w:after="0" w:line="240" w:lineRule="auto"/>
+        <w:rPr>
+          <w:rFonts w:ascii="Courier New" w:eastAsia="Times New Roman" w:hAnsi="Courier New" w:cs="Courier New"/>
+          <w:sz w:val="20"/>
+          <w:szCs w:val="20"/>
+        </w:rPr>
+      </w:pPr>
+      <w:r>
+        <w:rPr>
+          <w:rFonts w:ascii="Courier New" w:eastAsia="Times New Roman" w:hAnsi="Courier New" w:cs="Courier New"/>
+          <w:sz w:val="20"/>
+          <w:szCs w:val="20"/>
+        </w:rPr>
+        <w:t>docker stop</w:t>
+      </w:r>
+    </w:p>
+    <w:p>
+      <w:pPr>
+        <w:tabs>
+          <w:tab w:val="left" w:pos="916"/>
+          <w:tab w:val="left" w:pos="1832"/>
+          <w:tab w:val="left" w:pos="2748"/>
+          <w:tab w:val="left" w:pos="3664"/>
+          <w:tab w:val="left" w:pos="4580"/>
+          <w:tab w:val="left" w:pos="5496"/>
+          <w:tab w:val="left" w:pos="6412"/>
+          <w:tab w:val="left" w:pos="7328"/>
+          <w:tab w:val="left" w:pos="8244"/>
+          <w:tab w:val="left" w:pos="9160"/>
+          <w:tab w:val="left" w:pos="10076"/>
+          <w:tab w:val="left" w:pos="10992"/>
+          <w:tab w:val="left" w:pos="11908"/>
+          <w:tab w:val="left" w:pos="12824"/>
+          <w:tab w:val="left" w:pos="13740"/>
+          <w:tab w:val="left" w:pos="14656"/>
+        </w:tabs>
+        <w:spacing w:after="0" w:line="240" w:lineRule="auto"/>
+        <w:rPr>
+          <w:rFonts w:ascii="Courier New" w:eastAsia="Times New Roman" w:hAnsi="Courier New" w:cs="Courier New"/>
+          <w:sz w:val="20"/>
+          <w:szCs w:val="20"/>
+        </w:rPr>
+      </w:pPr>
+      <w:r>
+        <w:rPr>
+          <w:rFonts w:ascii="Courier New" w:eastAsia="Times New Roman" w:hAnsi="Courier New" w:cs="Courier New"/>
+          <w:sz w:val="20"/>
+          <w:szCs w:val="20"/>
+        </w:rPr>
+        <w:t>docker rm</w:t>
+      </w:r>
+    </w:p>
+    <w:p>
+      <w:pPr>
+        <w:tabs>
+          <w:tab w:val="left" w:pos="916"/>
+          <w:tab w:val="left" w:pos="1832"/>
+          <w:tab w:val="left" w:pos="2748"/>
+          <w:tab w:val="left" w:pos="3664"/>
+          <w:tab w:val="left" w:pos="4580"/>
+          <w:tab w:val="left" w:pos="5496"/>
+          <w:tab w:val="left" w:pos="6412"/>
+          <w:tab w:val="left" w:pos="7328"/>
+          <w:tab w:val="left" w:pos="8244"/>
+          <w:tab w:val="left" w:pos="9160"/>
+          <w:tab w:val="left" w:pos="10076"/>
+          <w:tab w:val="left" w:pos="10992"/>
+          <w:tab w:val="left" w:pos="11908"/>
+          <w:tab w:val="left" w:pos="12824"/>
+          <w:tab w:val="left" w:pos="13740"/>
+          <w:tab w:val="left" w:pos="14656"/>
+        </w:tabs>
+        <w:spacing w:after="0" w:line="240" w:lineRule="auto"/>
+        <w:rPr>
+          <w:rFonts w:ascii="Courier New" w:eastAsia="Times New Roman" w:hAnsi="Courier New" w:cs="Courier New"/>
+          <w:sz w:val="20"/>
+          <w:szCs w:val="20"/>
+        </w:rPr>
+      </w:pPr>
+      <w:r>
+        <w:rPr>
+          <w:rFonts w:ascii="Courier New" w:eastAsia="Times New Roman" w:hAnsi="Courier New" w:cs="Courier New"/>
+          <w:sz w:val="20"/>
+          <w:szCs w:val="20"/>
+        </w:rPr>
+        <w:t>docker pull</w:t>
+      </w:r>
+    </w:p>
+    <w:p>
+      <w:pPr>
+        <w:tabs>
+          <w:tab w:val="left" w:pos="916"/>
+          <w:tab w:val="left" w:pos="1832"/>
+          <w:tab w:val="left" w:pos="2748"/>
+          <w:tab w:val="left" w:pos="3664"/>
+          <w:tab w:val="left" w:pos="4580"/>
+          <w:tab w:val="left" w:pos="5496"/>
+          <w:tab w:val="left" w:pos="6412"/>
+          <w:tab w:val="left" w:pos="7328"/>
+          <w:tab w:val="left" w:pos="8244"/>
+          <w:tab w:val="left" w:pos="9160"/>
+          <w:tab w:val="left" w:pos="10076"/>
+          <w:tab w:val="left" w:pos="10992"/>
+          <w:tab w:val="left" w:pos="11908"/>
+          <w:tab w:val="left" w:pos="12824"/>
+          <w:tab w:val="left" w:pos="13740"/>
+          <w:tab w:val="left" w:pos="14656"/>
+        </w:tabs>
+        <w:spacing w:after="0" w:line="240" w:lineRule="auto"/>
+        <w:rPr>
+          <w:rFonts w:ascii="Courier New" w:eastAsia="Times New Roman" w:hAnsi="Courier New" w:cs="Courier New"/>
+          <w:sz w:val="20"/>
+          <w:szCs w:val="20"/>
+        </w:rPr>
+      </w:pPr>
+      <w:r>
+        <w:rPr>
+          <w:rFonts w:ascii="Courier New" w:eastAsia="Times New Roman" w:hAnsi="Courier New" w:cs="Courier New"/>
+          <w:sz w:val="20"/>
+          <w:szCs w:val="20"/>
+        </w:rPr>
+        <w:t>docker run</w:t>
+      </w:r>
+    </w:p>
+    <w:p>
+      <w:pPr>
+        <w:spacing w:before="100" w:beforeAutospacing="1" w:after="100" w:afterAutospacing="1" w:line="240" w:lineRule="auto"/>
+        <w:rPr>
+          <w:rFonts w:ascii="Times New Roman" w:eastAsia="Times New Roman" w:hAnsi="Times New Roman" w:cs="Times New Roman"/>
+          <w:sz w:val="24"/>
+          <w:szCs w:val="24"/>
+        </w:rPr>
+      </w:pPr>
+      <w:r>
+        <w:rPr>
+          <w:rFonts w:ascii="Times New Roman" w:eastAsia="Times New Roman" w:hAnsi="Times New Roman" w:cs="Times New Roman"/>
+          <w:sz w:val="24"/>
+          <w:szCs w:val="24"/>
+        </w:rPr>
+        <w:t>Manual deployment wastes time and causes human errors.</w:t>
+      </w:r>
+    </w:p>
+    <w:p>
+      <w:pPr>
+        <w:spacing w:after="0" w:line="240" w:lineRule="auto"/>
+        <w:rPr>
+          <w:rFonts w:ascii="Times New Roman" w:eastAsia="Times New Roman" w:hAnsi="Times New Roman" w:cs="Times New Roman"/>
+          <w:sz w:val="24"/>
+          <w:szCs w:val="24"/>
+        </w:rPr>
+      </w:pPr>
+      <w:r>
+        <w:rPr>
+          <w:rFonts w:ascii="Times New Roman" w:eastAsia="Times New Roman" w:hAnsi="Times New Roman" w:cs="Times New Roman"/>
+          <w:sz w:val="24"/>
+          <w:szCs w:val="24"/>
+        </w:rPr>
+        <w:pict>
+          <v:rect id="_x0000_i1060" style="width:0;height:1.5pt" o:hralign="center" o:hrstd="t" o:hr="t" fillcolor="#a0a0a0" stroked="f"/>
+        </w:pict>
+      </w:r>
+    </w:p>
+    <w:p>
+      <w:pPr>
+        <w:spacing w:before="100" w:beforeAutospacing="1" w:after="100" w:afterAutospacing="1" w:line="240" w:lineRule="auto"/>
+        <w:outlineLvl w:val="0"/>
+        <w:rPr>
+          <w:rFonts w:ascii="Times New Roman" w:eastAsia="Times New Roman" w:hAnsi="Times New Roman" w:cs="Times New Roman"/>
+          <w:b/>
+          <w:bCs/>
+          <w:kern w:val="36"/>
+          <w:sz w:val="48"/>
+          <w:szCs w:val="48"/>
+        </w:rPr>
+      </w:pPr>
+      <w:r>
+        <w:rPr>
+          <w:rFonts w:ascii="Times New Roman" w:eastAsia="Times New Roman" w:hAnsi="Times New Roman" w:cs="Times New Roman"/>
+          <w:b/>
+          <w:bCs/>
+          <w:kern w:val="36"/>
+          <w:sz w:val="48"/>
+          <w:szCs w:val="48"/>
+        </w:rPr>
+        <w:t>Solution</w:t>
+      </w:r>
+    </w:p>
+    <w:p>
+      <w:pPr>
+        <w:spacing w:before="100" w:beforeAutospacing="1" w:after="100" w:afterAutospacing="1" w:line="240" w:lineRule="auto"/>
+        <w:rPr>
+          <w:rFonts w:ascii="Times New Roman" w:eastAsia="Times New Roman" w:hAnsi="Times New Roman" w:cs="Times New Roman"/>
+          <w:sz w:val="24"/>
+          <w:szCs w:val="24"/>
+        </w:rPr>
+      </w:pPr>
+      <w:r>
+        <w:rPr>
+          <w:rFonts w:ascii="Times New Roman" w:eastAsia="Times New Roman" w:hAnsi="Times New Roman" w:cs="Times New Roman"/>
+          <w:sz w:val="24"/>
+          <w:szCs w:val="24"/>
+        </w:rPr>
+        <w:t>Implemented:</w:t>
+      </w:r>
+    </w:p>
+    <w:p>
+      <w:pPr>
+        <w:tabs>
+          <w:tab w:val="left" w:pos="916"/>
+          <w:tab w:val="left" w:pos="1832"/>
+          <w:tab w:val="left" w:pos="2748"/>
+          <w:tab w:val="left" w:pos="3664"/>
+          <w:tab w:val="left" w:pos="4580"/>
+          <w:tab w:val="left" w:pos="5496"/>
+          <w:tab w:val="left" w:pos="6412"/>
+          <w:tab w:val="left" w:pos="7328"/>
+          <w:tab w:val="left" w:pos="8244"/>
+          <w:tab w:val="left" w:pos="9160"/>
+          <w:tab w:val="left" w:pos="10076"/>
+          <w:tab w:val="left" w:pos="10992"/>
+          <w:tab w:val="left" w:pos="11908"/>
+          <w:tab w:val="left" w:pos="12824"/>
+          <w:tab w:val="left" w:pos="13740"/>
+          <w:tab w:val="left" w:pos="14656"/>
+        </w:tabs>
+        <w:spacing w:after="0" w:line="240" w:lineRule="auto"/>
+        <w:rPr>
+          <w:rFonts w:ascii="Courier New" w:eastAsia="Times New Roman" w:hAnsi="Courier New" w:cs="Courier New"/>
+          <w:sz w:val="20"/>
+          <w:szCs w:val="20"/>
+        </w:rPr>
+      </w:pPr>
+      <w:r>
+        <w:rPr>
+          <w:rFonts w:ascii="Courier New" w:eastAsia="Times New Roman" w:hAnsi="Courier New" w:cs="Courier New"/>
+          <w:sz w:val="20"/>
+          <w:szCs w:val="20"/>
+        </w:rPr>
+        <w:t>CI/CD Pipeline</w:t>
+      </w:r>
+    </w:p>
+    <w:p>
+      <w:pPr>
+        <w:spacing w:before="100" w:beforeAutospacing="1" w:after="100" w:afterAutospacing="1" w:line="240" w:lineRule="auto"/>
+        <w:rPr>
+          <w:rFonts w:ascii="Times New Roman" w:eastAsia="Times New Roman" w:hAnsi="Times New Roman" w:cs="Times New Roman"/>
+          <w:sz w:val="24"/>
+          <w:szCs w:val="24"/>
+        </w:rPr>
+      </w:pPr>
+      <w:r>
+        <w:rPr>
+          <w:rFonts w:ascii="Times New Roman" w:eastAsia="Times New Roman" w:hAnsi="Times New Roman" w:cs="Times New Roman"/>
+          <w:sz w:val="24"/>
+          <w:szCs w:val="24"/>
+        </w:rPr>
+        <w:t>Using:</w:t>
+      </w:r>
+    </w:p>
+    <w:p>
+      <w:pPr>
+        <w:numPr>
+          <w:ilvl w:val="0"/>
+          <w:numId w:val="48"/>
+        </w:numPr>
+        <w:spacing w:before="100" w:beforeAutospacing="1" w:after="100" w:afterAutospacing="1" w:line="240" w:lineRule="auto"/>
+        <w:rPr>
+          <w:rFonts w:ascii="Times New Roman" w:eastAsia="Times New Roman" w:hAnsi="Times New Roman" w:cs="Times New Roman"/>
+          <w:sz w:val="24"/>
+          <w:szCs w:val="24"/>
+        </w:rPr>
+      </w:pPr>
+      <w:r>
+        <w:rPr>
+          <w:rFonts w:ascii="Times New Roman" w:eastAsia="Times New Roman" w:hAnsi="Times New Roman" w:cs="Times New Roman"/>
+          <w:sz w:val="24"/>
+          <w:szCs w:val="24"/>
+        </w:rPr>
+        <w:t>GitHub Actions</w:t>
+      </w:r>
+    </w:p>
+    <w:p>
+      <w:pPr>
+        <w:numPr>
+          <w:ilvl w:val="0"/>
+          <w:numId w:val="48"/>
+        </w:numPr>
+        <w:spacing w:before="100" w:beforeAutospacing="1" w:after="100" w:afterAutospacing="1" w:line="240" w:lineRule="auto"/>
+        <w:rPr>
+          <w:rFonts w:ascii="Times New Roman" w:eastAsia="Times New Roman" w:hAnsi="Times New Roman" w:cs="Times New Roman"/>
+          <w:sz w:val="24"/>
+          <w:szCs w:val="24"/>
+        </w:rPr>
+      </w:pPr>
+      <w:r>
+        <w:rPr>
+          <w:rFonts w:ascii="Times New Roman" w:eastAsia="Times New Roman" w:hAnsi="Times New Roman" w:cs="Times New Roman"/>
+          <w:sz w:val="24"/>
+          <w:szCs w:val="24"/>
+        </w:rPr>
+        <w:t>Docker Hub</w:t>
+      </w:r>
+    </w:p>
+    <w:p>
+      <w:pPr>
+        <w:numPr>
+          <w:ilvl w:val="0"/>
+          <w:numId w:val="48"/>
+        </w:numPr>
+        <w:spacing w:before="100" w:beforeAutospacing="1" w:after="100" w:afterAutospacing="1" w:line="240" w:lineRule="auto"/>
+        <w:rPr>
+          <w:rFonts w:ascii="Times New Roman" w:eastAsia="Times New Roman" w:hAnsi="Times New Roman" w:cs="Times New Roman"/>
+          <w:sz w:val="24"/>
+          <w:szCs w:val="24"/>
+        </w:rPr>
+      </w:pPr>
+      <w:r>
+        <w:rPr>
+          <w:rFonts w:ascii="Times New Roman" w:eastAsia="Times New Roman" w:hAnsi="Times New Roman" w:cs="Times New Roman"/>
+          <w:sz w:val="24"/>
+          <w:szCs w:val="24"/>
+        </w:rPr>
+        <w:t>SSH</w:t>
+      </w:r>
+    </w:p>
+    <w:p>
+      <w:pPr>
+        <w:numPr>
+          <w:ilvl w:val="0"/>
+          <w:numId w:val="48"/>
+        </w:numPr>
+        <w:spacing w:before="100" w:beforeAutospacing="1" w:after="100" w:afterAutospacing="1" w:line="240" w:lineRule="auto"/>
+        <w:rPr>
+          <w:rFonts w:ascii="Times New Roman" w:eastAsia="Times New Roman" w:hAnsi="Times New Roman" w:cs="Times New Roman"/>
+          <w:sz w:val="24"/>
+          <w:szCs w:val="24"/>
+        </w:rPr>
+      </w:pPr>
+      <w:r>
+        <w:rPr>
+          <w:rFonts w:ascii="Times New Roman" w:eastAsia="Times New Roman" w:hAnsi="Times New Roman" w:cs="Times New Roman"/>
+          <w:sz w:val="24"/>
+          <w:szCs w:val="24"/>
+        </w:rPr>
+        <w:t>AWS EC2</w:t>
+      </w:r>
+    </w:p>
+    <w:p>
+      <w:pPr>
+        <w:spacing w:after="0" w:line="240" w:lineRule="auto"/>
+        <w:rPr>
+          <w:rFonts w:ascii="Times New Roman" w:eastAsia="Times New Roman" w:hAnsi="Times New Roman" w:cs="Times New Roman"/>
+          <w:sz w:val="24"/>
+          <w:szCs w:val="24"/>
+        </w:rPr>
+      </w:pPr>
+      <w:r>
+        <w:rPr>
+          <w:rFonts w:ascii="Times New Roman" w:eastAsia="Times New Roman" w:hAnsi="Times New Roman" w:cs="Times New Roman"/>
+          <w:sz w:val="24"/>
+          <w:szCs w:val="24"/>
+        </w:rPr>
+        <w:pict>
+          <v:rect id="_x0000_i1061" style="width:0;height:1.5pt" o:hralign="center" o:hrstd="t" o:hr="t" fillcolor="#a0a0a0" stroked="f"/>
+        </w:pict>
+      </w:r>
+    </w:p>
+    <w:p>
+      <w:pPr>
+        <w:spacing w:before="100" w:beforeAutospacing="1" w:after="100" w:afterAutospacing="1" w:line="240" w:lineRule="auto"/>
+        <w:outlineLvl w:val="0"/>
+        <w:rPr>
+          <w:rFonts w:ascii="Times New Roman" w:eastAsia="Times New Roman" w:hAnsi="Times New Roman" w:cs="Times New Roman"/>
+          <w:b/>
+          <w:bCs/>
+          <w:kern w:val="36"/>
+          <w:sz w:val="48"/>
+          <w:szCs w:val="48"/>
+        </w:rPr>
+      </w:pPr>
+      <w:r>
+        <w:rPr>
+          <w:rFonts w:ascii="Times New Roman" w:eastAsia="Times New Roman" w:hAnsi="Times New Roman" w:cs="Times New Roman"/>
+          <w:b/>
+          <w:bCs/>
+          <w:kern w:val="36"/>
+          <w:sz w:val="48"/>
+          <w:szCs w:val="48"/>
+        </w:rPr>
+        <w:t>Architecture</w:t>
+      </w:r>
+    </w:p>
+    <w:p>
+      <w:pPr>
+        <w:tabs>
+          <w:tab w:val="left" w:pos="916"/>
+          <w:tab w:val="left" w:pos="1832"/>
+          <w:tab w:val="left" w:pos="2748"/>
+          <w:tab w:val="left" w:pos="3664"/>
+          <w:tab w:val="left" w:pos="4580"/>
+          <w:tab w:val="left" w:pos="5496"/>
+          <w:tab w:val="left" w:pos="6412"/>
+          <w:tab w:val="left" w:pos="7328"/>
+          <w:tab w:val="left" w:pos="8244"/>
+          <w:tab w:val="left" w:pos="9160"/>
+          <w:tab w:val="left" w:pos="10076"/>
+          <w:tab w:val="left" w:pos="10992"/>
+          <w:tab w:val="left" w:pos="11908"/>
+          <w:tab w:val="left" w:pos="12824"/>
+          <w:tab w:val="left" w:pos="13740"/>
+          <w:tab w:val="left" w:pos="14656"/>
+        </w:tabs>
+        <w:spacing w:after="0" w:line="240" w:lineRule="auto"/>
+        <w:rPr>
+          <w:rFonts w:ascii="Courier New" w:eastAsia="Times New Roman" w:hAnsi="Courier New" w:cs="Courier New"/>
+          <w:sz w:val="20"/>
+          <w:szCs w:val="20"/>
+        </w:rPr>
+      </w:pPr>
+      <w:r>
+        <w:rPr>
+          <w:rFonts w:ascii="Courier New" w:eastAsia="Times New Roman" w:hAnsi="Courier New" w:cs="Courier New"/>
+          <w:sz w:val="20"/>
+          <w:szCs w:val="20"/>
+        </w:rPr>
+        <w:t>Developer</w:t>
+      </w:r>
+    </w:p>
+    <w:p>
+      <w:pPr>
+        <w:tabs>
+          <w:tab w:val="left" w:pos="916"/>
+          <w:tab w:val="left" w:pos="1832"/>
+          <w:tab w:val="left" w:pos="2748"/>
+          <w:tab w:val="left" w:pos="3664"/>
+          <w:tab w:val="left" w:pos="4580"/>
+          <w:tab w:val="left" w:pos="5496"/>
+          <w:tab w:val="left" w:pos="6412"/>
+          <w:tab w:val="left" w:pos="7328"/>
+          <w:tab w:val="left" w:pos="8244"/>
+          <w:tab w:val="left" w:pos="9160"/>
+          <w:tab w:val="left" w:pos="10076"/>
+          <w:tab w:val="left" w:pos="10992"/>
+          <w:tab w:val="left" w:pos="11908"/>
+          <w:tab w:val="left" w:pos="12824"/>
+          <w:tab w:val="left" w:pos="13740"/>
+          <w:tab w:val="left" w:pos="14656"/>
+        </w:tabs>
+        <w:spacing w:after="0" w:line="240" w:lineRule="auto"/>
+        <w:rPr>
+          <w:rFonts w:ascii="Courier New" w:eastAsia="Times New Roman" w:hAnsi="Courier New" w:cs="Courier New"/>
+          <w:sz w:val="20"/>
+          <w:szCs w:val="20"/>
+        </w:rPr>
+      </w:pPr>
+      <w:r>
+        <w:rPr>
+          <w:rFonts w:ascii="Courier New" w:eastAsia="Times New Roman" w:hAnsi="Courier New" w:cs="Courier New"/>
+          <w:sz w:val="20"/>
+          <w:szCs w:val="20"/>
+        </w:rPr>
+        <w:t xml:space="preserve">   ↓</w:t>
+      </w:r>
+    </w:p>
+    <w:p>
+      <w:pPr>
+        <w:tabs>
+          <w:tab w:val="left" w:pos="916"/>
+          <w:tab w:val="left" w:pos="1832"/>
+          <w:tab w:val="left" w:pos="2748"/>
+          <w:tab w:val="left" w:pos="3664"/>
+          <w:tab w:val="left" w:pos="4580"/>
+          <w:tab w:val="left" w:pos="5496"/>
+          <w:tab w:val="left" w:pos="6412"/>
+          <w:tab w:val="left" w:pos="7328"/>
+          <w:tab w:val="left" w:pos="8244"/>
+          <w:tab w:val="left" w:pos="9160"/>
+          <w:tab w:val="left" w:pos="10076"/>
+          <w:tab w:val="left" w:pos="10992"/>
+          <w:tab w:val="left" w:pos="11908"/>
+          <w:tab w:val="left" w:pos="12824"/>
+          <w:tab w:val="left" w:pos="13740"/>
+          <w:tab w:val="left" w:pos="14656"/>
+        </w:tabs>
+        <w:spacing w:after="0" w:line="240" w:lineRule="auto"/>
+        <w:rPr>
+          <w:rFonts w:ascii="Courier New" w:eastAsia="Times New Roman" w:hAnsi="Courier New" w:cs="Courier New"/>
+          <w:sz w:val="20"/>
+          <w:szCs w:val="20"/>
+        </w:rPr>
+      </w:pPr>
+      <w:r>
+        <w:rPr>
+          <w:rFonts w:ascii="Courier New" w:eastAsia="Times New Roman" w:hAnsi="Courier New" w:cs="Courier New"/>
+          <w:sz w:val="20"/>
+          <w:szCs w:val="20"/>
+        </w:rPr>
+        <w:t>Git Push</w:t>
+      </w:r>
+    </w:p>
+    <w:p>
+      <w:pPr>
+        <w:tabs>
+          <w:tab w:val="left" w:pos="916"/>
+          <w:tab w:val="left" w:pos="1832"/>
+          <w:tab w:val="left" w:pos="2748"/>
+          <w:tab w:val="left" w:pos="3664"/>
+          <w:tab w:val="left" w:pos="4580"/>
+          <w:tab w:val="left" w:pos="5496"/>
+          <w:tab w:val="left" w:pos="6412"/>
+          <w:tab w:val="left" w:pos="7328"/>
+          <w:tab w:val="left" w:pos="8244"/>
+          <w:tab w:val="left" w:pos="9160"/>
+          <w:tab w:val="left" w:pos="10076"/>
+          <w:tab w:val="left" w:pos="10992"/>
+          <w:tab w:val="left" w:pos="11908"/>
+          <w:tab w:val="left" w:pos="12824"/>
+          <w:tab w:val="left" w:pos="13740"/>
+          <w:tab w:val="left" w:pos="14656"/>
+        </w:tabs>
+        <w:spacing w:after="0" w:line="240" w:lineRule="auto"/>
+        <w:rPr>
+          <w:rFonts w:ascii="Courier New" w:eastAsia="Times New Roman" w:hAnsi="Courier New" w:cs="Courier New"/>
+          <w:sz w:val="20"/>
+          <w:szCs w:val="20"/>
+        </w:rPr>
+      </w:pPr>
+      <w:r>
+        <w:rPr>
+          <w:rFonts w:ascii="Courier New" w:eastAsia="Times New Roman" w:hAnsi="Courier New" w:cs="Courier New"/>
+          <w:sz w:val="20"/>
+          <w:szCs w:val="20"/>
+        </w:rPr>
+        <w:t xml:space="preserve">   ↓</w:t>
+      </w:r>
+    </w:p>
+    <w:p>
+      <w:pPr>
+        <w:tabs>
+          <w:tab w:val="left" w:pos="916"/>
+          <w:tab w:val="left" w:pos="1832"/>
+          <w:tab w:val="left" w:pos="2748"/>
+          <w:tab w:val="left" w:pos="3664"/>
+          <w:tab w:val="left" w:pos="4580"/>
+          <w:tab w:val="left" w:pos="5496"/>
+          <w:tab w:val="left" w:pos="6412"/>
+          <w:tab w:val="left" w:pos="7328"/>
+          <w:tab w:val="left" w:pos="8244"/>
+          <w:tab w:val="left" w:pos="9160"/>
+          <w:tab w:val="left" w:pos="10076"/>
+          <w:tab w:val="left" w:pos="10992"/>
+          <w:tab w:val="left" w:pos="11908"/>
+          <w:tab w:val="left" w:pos="12824"/>
+          <w:tab w:val="left" w:pos="13740"/>
+          <w:tab w:val="left" w:pos="14656"/>
+        </w:tabs>
+        <w:spacing w:after="0" w:line="240" w:lineRule="auto"/>
+        <w:rPr>
+          <w:rFonts w:ascii="Courier New" w:eastAsia="Times New Roman" w:hAnsi="Courier New" w:cs="Courier New"/>
+          <w:sz w:val="20"/>
+          <w:szCs w:val="20"/>
+        </w:rPr>
+      </w:pPr>
+      <w:r>
+        <w:rPr>
+          <w:rFonts w:ascii="Courier New" w:eastAsia="Times New Roman" w:hAnsi="Courier New" w:cs="Courier New"/>
+          <w:sz w:val="20"/>
+          <w:szCs w:val="20"/>
+        </w:rPr>
+        <w:t>GitHub Repository</w:t>
+      </w:r>
+    </w:p>
+    <w:p>
+      <w:pPr>
+        <w:tabs>
+          <w:tab w:val="left" w:pos="916"/>
+          <w:tab w:val="left" w:pos="1832"/>
+          <w:tab w:val="left" w:pos="2748"/>
+          <w:tab w:val="left" w:pos="3664"/>
+          <w:tab w:val="left" w:pos="4580"/>
+          <w:tab w:val="left" w:pos="5496"/>
+          <w:tab w:val="left" w:pos="6412"/>
+          <w:tab w:val="left" w:pos="7328"/>
+          <w:tab w:val="left" w:pos="8244"/>
+          <w:tab w:val="left" w:pos="9160"/>
+          <w:tab w:val="left" w:pos="10076"/>
+          <w:tab w:val="left" w:pos="10992"/>
+          <w:tab w:val="left" w:pos="11908"/>
+          <w:tab w:val="left" w:pos="12824"/>
+          <w:tab w:val="left" w:pos="13740"/>
+          <w:tab w:val="left" w:pos="14656"/>
+        </w:tabs>
+        <w:spacing w:after="0" w:line="240" w:lineRule="auto"/>
+        <w:rPr>
+          <w:rFonts w:ascii="Courier New" w:eastAsia="Times New Roman" w:hAnsi="Courier New" w:cs="Courier New"/>
+          <w:sz w:val="20"/>
+          <w:szCs w:val="20"/>
+        </w:rPr>
+      </w:pPr>
+      <w:r>
+        <w:rPr>
+          <w:rFonts w:ascii="Courier New" w:eastAsia="Times New Roman" w:hAnsi="Courier New" w:cs="Courier New"/>
+          <w:sz w:val="20"/>
+          <w:szCs w:val="20"/>
+        </w:rPr>
+        <w:t xml:space="preserve">   ↓</w:t>
+      </w:r>
+    </w:p>
+    <w:p>
+      <w:pPr>
+        <w:tabs>
+          <w:tab w:val="left" w:pos="916"/>
+          <w:tab w:val="left" w:pos="1832"/>
+          <w:tab w:val="left" w:pos="2748"/>
+          <w:tab w:val="left" w:pos="3664"/>
+          <w:tab w:val="left" w:pos="4580"/>
+          <w:tab w:val="left" w:pos="5496"/>
+          <w:tab w:val="left" w:pos="6412"/>
+          <w:tab w:val="left" w:pos="7328"/>
+          <w:tab w:val="left" w:pos="8244"/>
+          <w:tab w:val="left" w:pos="9160"/>
+          <w:tab w:val="left" w:pos="10076"/>
+          <w:tab w:val="left" w:pos="10992"/>
+          <w:tab w:val="left" w:pos="11908"/>
+          <w:tab w:val="left" w:pos="12824"/>
+          <w:tab w:val="left" w:pos="13740"/>
+          <w:tab w:val="left" w:pos="14656"/>
+        </w:tabs>
+        <w:spacing w:after="0" w:line="240" w:lineRule="auto"/>
+        <w:rPr>
+          <w:rFonts w:ascii="Courier New" w:eastAsia="Times New Roman" w:hAnsi="Courier New" w:cs="Courier New"/>
+          <w:sz w:val="20"/>
+          <w:szCs w:val="20"/>
+        </w:rPr>
+      </w:pPr>
+      <w:r>
+        <w:rPr>
+          <w:rFonts w:ascii="Courier New" w:eastAsia="Times New Roman" w:hAnsi="Courier New" w:cs="Courier New"/>
+          <w:sz w:val="20"/>
+          <w:szCs w:val="20"/>
+        </w:rPr>
+        <w:t>GitHub Actions Workflow</w:t>
+      </w:r>
+    </w:p>
+    <w:p>
+      <w:pPr>
+        <w:tabs>
+          <w:tab w:val="left" w:pos="916"/>
+          <w:tab w:val="left" w:pos="1832"/>
+          <w:tab w:val="left" w:pos="2748"/>
+          <w:tab w:val="left" w:pos="3664"/>
+          <w:tab w:val="left" w:pos="4580"/>
+          <w:tab w:val="left" w:pos="5496"/>
+          <w:tab w:val="left" w:pos="6412"/>
+          <w:tab w:val="left" w:pos="7328"/>
+          <w:tab w:val="left" w:pos="8244"/>
+          <w:tab w:val="left" w:pos="9160"/>
+          <w:tab w:val="left" w:pos="10076"/>
+          <w:tab w:val="left" w:pos="10992"/>
+          <w:tab w:val="left" w:pos="11908"/>
+          <w:tab w:val="left" w:pos="12824"/>
+          <w:tab w:val="left" w:pos="13740"/>
+          <w:tab w:val="left" w:pos="14656"/>
+        </w:tabs>
+        <w:spacing w:after="0" w:line="240" w:lineRule="auto"/>
+        <w:rPr>
+          <w:rFonts w:ascii="Courier New" w:eastAsia="Times New Roman" w:hAnsi="Courier New" w:cs="Courier New"/>
+          <w:sz w:val="20"/>
+          <w:szCs w:val="20"/>
+        </w:rPr>
+      </w:pPr>
+      <w:r>
+        <w:rPr>
+          <w:rFonts w:ascii="Courier New" w:eastAsia="Times New Roman" w:hAnsi="Courier New" w:cs="Courier New"/>
+          <w:sz w:val="20"/>
+          <w:szCs w:val="20"/>
+        </w:rPr>
+        <w:t xml:space="preserve">   ↓</w:t>
+      </w:r>
+    </w:p>
+    <w:p>
+      <w:pPr>
+        <w:tabs>
+          <w:tab w:val="left" w:pos="916"/>
+          <w:tab w:val="left" w:pos="1832"/>
+          <w:tab w:val="left" w:pos="2748"/>
+          <w:tab w:val="left" w:pos="3664"/>
+          <w:tab w:val="left" w:pos="4580"/>
+          <w:tab w:val="left" w:pos="5496"/>
+          <w:tab w:val="left" w:pos="6412"/>
+          <w:tab w:val="left" w:pos="7328"/>
+          <w:tab w:val="left" w:pos="8244"/>
+          <w:tab w:val="left" w:pos="9160"/>
+          <w:tab w:val="left" w:pos="10076"/>
+          <w:tab w:val="left" w:pos="10992"/>
+          <w:tab w:val="left" w:pos="11908"/>
+          <w:tab w:val="left" w:pos="12824"/>
+          <w:tab w:val="left" w:pos="13740"/>
+          <w:tab w:val="left" w:pos="14656"/>
+        </w:tabs>
+        <w:spacing w:after="0" w:line="240" w:lineRule="auto"/>
+        <w:rPr>
+          <w:rFonts w:ascii="Courier New" w:eastAsia="Times New Roman" w:hAnsi="Courier New" w:cs="Courier New"/>
+          <w:sz w:val="20"/>
+          <w:szCs w:val="20"/>
+        </w:rPr>
+      </w:pPr>
+      <w:r>
+        <w:rPr>
+          <w:rFonts w:ascii="Courier New" w:eastAsia="Times New Roman" w:hAnsi="Courier New" w:cs="Courier New"/>
+          <w:sz w:val="20"/>
+          <w:szCs w:val="20"/>
+        </w:rPr>
+        <w:t>Docker Image Build</w:t>
+      </w:r>
+    </w:p>
+    <w:p>
+      <w:pPr>
+        <w:tabs>
+          <w:tab w:val="left" w:pos="916"/>
+          <w:tab w:val="left" w:pos="1832"/>
+          <w:tab w:val="left" w:pos="2748"/>
+          <w:tab w:val="left" w:pos="3664"/>
+          <w:tab w:val="left" w:pos="4580"/>
+          <w:tab w:val="left" w:pos="5496"/>
+          <w:tab w:val="left" w:pos="6412"/>
+          <w:tab w:val="left" w:pos="7328"/>
+          <w:tab w:val="left" w:pos="8244"/>
+          <w:tab w:val="left" w:pos="9160"/>
+          <w:tab w:val="left" w:pos="10076"/>
+          <w:tab w:val="left" w:pos="10992"/>
+          <w:tab w:val="left" w:pos="11908"/>
+          <w:tab w:val="left" w:pos="12824"/>
+          <w:tab w:val="left" w:pos="13740"/>
+          <w:tab w:val="left" w:pos="14656"/>
+        </w:tabs>
+        <w:spacing w:after="0" w:line="240" w:lineRule="auto"/>
+        <w:rPr>
+          <w:rFonts w:ascii="Courier New" w:eastAsia="Times New Roman" w:hAnsi="Courier New" w:cs="Courier New"/>
+          <w:sz w:val="20"/>
+          <w:szCs w:val="20"/>
+        </w:rPr>
+      </w:pPr>
+      <w:r>
+        <w:rPr>
+          <w:rFonts w:ascii="Courier New" w:eastAsia="Times New Roman" w:hAnsi="Courier New" w:cs="Courier New"/>
+          <w:sz w:val="20"/>
+          <w:szCs w:val="20"/>
+        </w:rPr>
+        <w:t xml:space="preserve">   ↓</w:t>
+      </w:r>
+    </w:p>
+    <w:p>
+      <w:pPr>
+        <w:tabs>
+          <w:tab w:val="left" w:pos="916"/>
+          <w:tab w:val="left" w:pos="1832"/>
+          <w:tab w:val="left" w:pos="2748"/>
+          <w:tab w:val="left" w:pos="3664"/>
+          <w:tab w:val="left" w:pos="4580"/>
+          <w:tab w:val="left" w:pos="5496"/>
+          <w:tab w:val="left" w:pos="6412"/>
+          <w:tab w:val="left" w:pos="7328"/>
+          <w:tab w:val="left" w:pos="8244"/>
+          <w:tab w:val="left" w:pos="9160"/>
+          <w:tab w:val="left" w:pos="10076"/>
+          <w:tab w:val="left" w:pos="10992"/>
+          <w:tab w:val="left" w:pos="11908"/>
+          <w:tab w:val="left" w:pos="12824"/>
+          <w:tab w:val="left" w:pos="13740"/>
+          <w:tab w:val="left" w:pos="14656"/>
+        </w:tabs>
+        <w:spacing w:after="0" w:line="240" w:lineRule="auto"/>
+        <w:rPr>
+          <w:rFonts w:ascii="Courier New" w:eastAsia="Times New Roman" w:hAnsi="Courier New" w:cs="Courier New"/>
+          <w:sz w:val="20"/>
+          <w:szCs w:val="20"/>
+        </w:rPr>
+      </w:pPr>
+      <w:r>
+        <w:rPr>
+          <w:rFonts w:ascii="Courier New" w:eastAsia="Times New Roman" w:hAnsi="Courier New" w:cs="Courier New"/>
+          <w:sz w:val="20"/>
+          <w:szCs w:val="20"/>
+        </w:rPr>
+        <w:t>Push Image to Docker Hub</w:t>
+      </w:r>
+    </w:p>
+    <w:p>
+      <w:pPr>
+        <w:tabs>
+          <w:tab w:val="left" w:pos="916"/>
+          <w:tab w:val="left" w:pos="1832"/>
+          <w:tab w:val="left" w:pos="2748"/>
+          <w:tab w:val="left" w:pos="3664"/>
+          <w:tab w:val="left" w:pos="4580"/>
+          <w:tab w:val="left" w:pos="5496"/>
+          <w:tab w:val="left" w:pos="6412"/>
+          <w:tab w:val="left" w:pos="7328"/>
+          <w:tab w:val="left" w:pos="8244"/>
+          <w:tab w:val="left" w:pos="9160"/>
+          <w:tab w:val="left" w:pos="10076"/>
+          <w:tab w:val="left" w:pos="10992"/>
+          <w:tab w:val="left" w:pos="11908"/>
+          <w:tab w:val="left" w:pos="12824"/>
+          <w:tab w:val="left" w:pos="13740"/>
+          <w:tab w:val="left" w:pos="14656"/>
+        </w:tabs>
+        <w:spacing w:after="0" w:line="240" w:lineRule="auto"/>
+        <w:rPr>
+          <w:rFonts w:ascii="Courier New" w:eastAsia="Times New Roman" w:hAnsi="Courier New" w:cs="Courier New"/>
+          <w:sz w:val="20"/>
+          <w:szCs w:val="20"/>
+        </w:rPr>
+      </w:pPr>
+      <w:r>
+        <w:rPr>
+          <w:rFonts w:ascii="Courier New" w:eastAsia="Times New Roman" w:hAnsi="Courier New" w:cs="Courier New"/>
+          <w:sz w:val="20"/>
+          <w:szCs w:val="20"/>
+        </w:rPr>
+        <w:t xml:space="preserve">   ↓</w:t>
+      </w:r>
+    </w:p>
+    <w:p>
+      <w:pPr>
+        <w:tabs>
+          <w:tab w:val="left" w:pos="916"/>
+          <w:tab w:val="left" w:pos="1832"/>
+          <w:tab w:val="left" w:pos="2748"/>
+          <w:tab w:val="left" w:pos="3664"/>
+          <w:tab w:val="left" w:pos="4580"/>
+          <w:tab w:val="left" w:pos="5496"/>
+          <w:tab w:val="left" w:pos="6412"/>
+          <w:tab w:val="left" w:pos="7328"/>
+          <w:tab w:val="left" w:pos="8244"/>
+          <w:tab w:val="left" w:pos="9160"/>
+          <w:tab w:val="left" w:pos="10076"/>
+          <w:tab w:val="left" w:pos="10992"/>
+          <w:tab w:val="left" w:pos="11908"/>
+          <w:tab w:val="left" w:pos="12824"/>
+          <w:tab w:val="left" w:pos="13740"/>
+          <w:tab w:val="left" w:pos="14656"/>
+        </w:tabs>
+        <w:spacing w:after="0" w:line="240" w:lineRule="auto"/>
+        <w:rPr>
+          <w:rFonts w:ascii="Courier New" w:eastAsia="Times New Roman" w:hAnsi="Courier New" w:cs="Courier New"/>
+          <w:sz w:val="20"/>
+          <w:szCs w:val="20"/>
+        </w:rPr>
+      </w:pPr>
+      <w:r>
+        <w:rPr>
+          <w:rFonts w:ascii="Courier New" w:eastAsia="Times New Roman" w:hAnsi="Courier New" w:cs="Courier New"/>
+          <w:sz w:val="20"/>
+          <w:szCs w:val="20"/>
+        </w:rPr>
+        <w:t>SSH to EC2</w:t>
+      </w:r>
+    </w:p>
+    <w:p>
+      <w:pPr>
+        <w:tabs>
+          <w:tab w:val="left" w:pos="916"/>
+          <w:tab w:val="left" w:pos="1832"/>
+          <w:tab w:val="left" w:pos="2748"/>
+          <w:tab w:val="left" w:pos="3664"/>
+          <w:tab w:val="left" w:pos="4580"/>
+          <w:tab w:val="left" w:pos="5496"/>
+          <w:tab w:val="left" w:pos="6412"/>
+          <w:tab w:val="left" w:pos="7328"/>
+          <w:tab w:val="left" w:pos="8244"/>
+          <w:tab w:val="left" w:pos="9160"/>
+          <w:tab w:val="left" w:pos="10076"/>
+          <w:tab w:val="left" w:pos="10992"/>
+          <w:tab w:val="left" w:pos="11908"/>
+          <w:tab w:val="left" w:pos="12824"/>
+          <w:tab w:val="left" w:pos="13740"/>
+          <w:tab w:val="left" w:pos="14656"/>
+        </w:tabs>
+        <w:spacing w:after="0" w:line="240" w:lineRule="auto"/>
+        <w:rPr>
+          <w:rFonts w:ascii="Courier New" w:eastAsia="Times New Roman" w:hAnsi="Courier New" w:cs="Courier New"/>
+          <w:sz w:val="20"/>
+          <w:szCs w:val="20"/>
+        </w:rPr>
+      </w:pPr>
+      <w:r>
+        <w:rPr>
+          <w:rFonts w:ascii="Courier New" w:eastAsia="Times New Roman" w:hAnsi="Courier New" w:cs="Courier New"/>
+          <w:sz w:val="20"/>
+          <w:szCs w:val="20"/>
+        </w:rPr>
+        <w:t xml:space="preserve">   ↓</w:t>
+      </w:r>
+    </w:p>
+    <w:p>
+      <w:pPr>
+        <w:tabs>
+          <w:tab w:val="left" w:pos="916"/>
+          <w:tab w:val="left" w:pos="1832"/>
+          <w:tab w:val="left" w:pos="2748"/>
+          <w:tab w:val="left" w:pos="3664"/>
+          <w:tab w:val="left" w:pos="4580"/>
+          <w:tab w:val="left" w:pos="5496"/>
+          <w:tab w:val="left" w:pos="6412"/>
+          <w:tab w:val="left" w:pos="7328"/>
+          <w:tab w:val="left" w:pos="8244"/>
+          <w:tab w:val="left" w:pos="9160"/>
+          <w:tab w:val="left" w:pos="10076"/>
+          <w:tab w:val="left" w:pos="10992"/>
+          <w:tab w:val="left" w:pos="11908"/>
+          <w:tab w:val="left" w:pos="12824"/>
+          <w:tab w:val="left" w:pos="13740"/>
+          <w:tab w:val="left" w:pos="14656"/>
+        </w:tabs>
+        <w:spacing w:after="0" w:line="240" w:lineRule="auto"/>
+        <w:rPr>
+          <w:rFonts w:ascii="Courier New" w:eastAsia="Times New Roman" w:hAnsi="Courier New" w:cs="Courier New"/>
+          <w:sz w:val="20"/>
+          <w:szCs w:val="20"/>
+        </w:rPr>
+      </w:pPr>
+      <w:r>
+        <w:rPr>
+          <w:rFonts w:ascii="Courier New" w:eastAsia="Times New Roman" w:hAnsi="Courier New" w:cs="Courier New"/>
+          <w:sz w:val="20"/>
+          <w:szCs w:val="20"/>
+        </w:rPr>
+        <w:t>Pull Latest Image</w:t>
+      </w:r>
+    </w:p>
+    <w:p>
+      <w:pPr>
+        <w:tabs>
+          <w:tab w:val="left" w:pos="916"/>
+          <w:tab w:val="left" w:pos="1832"/>
+          <w:tab w:val="left" w:pos="2748"/>
+          <w:tab w:val="left" w:pos="3664"/>
+          <w:tab w:val="left" w:pos="4580"/>
+          <w:tab w:val="left" w:pos="5496"/>
+          <w:tab w:val="left" w:pos="6412"/>
+          <w:tab w:val="left" w:pos="7328"/>
+          <w:tab w:val="left" w:pos="8244"/>
+          <w:tab w:val="left" w:pos="9160"/>
+          <w:tab w:val="left" w:pos="10076"/>
+          <w:tab w:val="left" w:pos="10992"/>
+          <w:tab w:val="left" w:pos="11908"/>
+          <w:tab w:val="left" w:pos="12824"/>
+          <w:tab w:val="left" w:pos="13740"/>
+          <w:tab w:val="left" w:pos="14656"/>
+        </w:tabs>
+        <w:spacing w:after="0" w:line="240" w:lineRule="auto"/>
+        <w:rPr>
+          <w:rFonts w:ascii="Courier New" w:eastAsia="Times New Roman" w:hAnsi="Courier New" w:cs="Courier New"/>
+          <w:sz w:val="20"/>
+          <w:szCs w:val="20"/>
+        </w:rPr>
+      </w:pPr>
+      <w:r>
+        <w:rPr>
+          <w:rFonts w:ascii="Courier New" w:eastAsia="Times New Roman" w:hAnsi="Courier New" w:cs="Courier New"/>
+          <w:sz w:val="20"/>
+          <w:szCs w:val="20"/>
+        </w:rPr>
+        <w:lastRenderedPageBreak/>
+        <w:t xml:space="preserve">   ↓</w:t>
+      </w:r>
+    </w:p>
+    <w:p>
+      <w:pPr>
+        <w:tabs>
+          <w:tab w:val="left" w:pos="916"/>
+          <w:tab w:val="left" w:pos="1832"/>
+          <w:tab w:val="left" w:pos="2748"/>
+          <w:tab w:val="left" w:pos="3664"/>
+          <w:tab w:val="left" w:pos="4580"/>
+          <w:tab w:val="left" w:pos="5496"/>
+          <w:tab w:val="left" w:pos="6412"/>
+          <w:tab w:val="left" w:pos="7328"/>
+          <w:tab w:val="left" w:pos="8244"/>
+          <w:tab w:val="left" w:pos="9160"/>
+          <w:tab w:val="left" w:pos="10076"/>
+          <w:tab w:val="left" w:pos="10992"/>
+          <w:tab w:val="left" w:pos="11908"/>
+          <w:tab w:val="left" w:pos="12824"/>
+          <w:tab w:val="left" w:pos="13740"/>
+          <w:tab w:val="left" w:pos="14656"/>
+        </w:tabs>
+        <w:spacing w:after="0" w:line="240" w:lineRule="auto"/>
+        <w:rPr>
+          <w:rFonts w:ascii="Courier New" w:eastAsia="Times New Roman" w:hAnsi="Courier New" w:cs="Courier New"/>
+          <w:sz w:val="20"/>
+          <w:szCs w:val="20"/>
+        </w:rPr>
+      </w:pPr>
+      <w:r>
+        <w:rPr>
+          <w:rFonts w:ascii="Courier New" w:eastAsia="Times New Roman" w:hAnsi="Courier New" w:cs="Courier New"/>
+          <w:sz w:val="20"/>
+          <w:szCs w:val="20"/>
+        </w:rPr>
+        <w:t>Restart Container</w:t>
+      </w:r>
+    </w:p>
+    <w:p>
+      <w:pPr>
+        <w:spacing w:after="0" w:line="240" w:lineRule="auto"/>
+        <w:rPr>
+          <w:rFonts w:ascii="Times New Roman" w:eastAsia="Times New Roman" w:hAnsi="Times New Roman" w:cs="Times New Roman"/>
+          <w:sz w:val="24"/>
+          <w:szCs w:val="24"/>
+        </w:rPr>
+      </w:pPr>
+      <w:r>
+        <w:rPr>
+          <w:rFonts w:ascii="Times New Roman" w:eastAsia="Times New Roman" w:hAnsi="Times New Roman" w:cs="Times New Roman"/>
+          <w:sz w:val="24"/>
+          <w:szCs w:val="24"/>
+        </w:rPr>
+        <w:pict>
+          <v:rect id="_x0000_i1062" style="width:0;height:1.5pt" o:hralign="center" o:hrstd="t" o:hr="t" fillcolor="#a0a0a0" stroked="f"/>
+        </w:pict>
+      </w:r>
+    </w:p>
+    <w:p>
+      <w:pPr>
+        <w:spacing w:before="100" w:beforeAutospacing="1" w:after="100" w:afterAutospacing="1" w:line="240" w:lineRule="auto"/>
+        <w:outlineLvl w:val="0"/>
+        <w:rPr>
+          <w:rFonts w:ascii="Times New Roman" w:eastAsia="Times New Roman" w:hAnsi="Times New Roman" w:cs="Times New Roman"/>
+          <w:b/>
+          <w:bCs/>
+          <w:kern w:val="36"/>
+          <w:sz w:val="48"/>
+          <w:szCs w:val="48"/>
+        </w:rPr>
+      </w:pPr>
+      <w:r>
+        <w:rPr>
+          <w:rFonts w:ascii="Times New Roman" w:eastAsia="Times New Roman" w:hAnsi="Times New Roman" w:cs="Times New Roman"/>
+          <w:b/>
+          <w:bCs/>
+          <w:kern w:val="36"/>
+          <w:sz w:val="48"/>
+          <w:szCs w:val="48"/>
+        </w:rPr>
+        <w:t>Practical Implementation</w:t>
+      </w:r>
+    </w:p>
+    <w:p>
+      <w:pPr>
+        <w:spacing w:before="100" w:beforeAutospacing="1" w:after="100" w:afterAutospacing="1" w:line="240" w:lineRule="auto"/>
+        <w:outlineLvl w:val="0"/>
+        <w:rPr>
+          <w:rFonts w:ascii="Times New Roman" w:eastAsia="Times New Roman" w:hAnsi="Times New Roman" w:cs="Times New Roman"/>
+          <w:b/>
+          <w:bCs/>
+          <w:kern w:val="36"/>
+          <w:sz w:val="48"/>
+          <w:szCs w:val="48"/>
+        </w:rPr>
+      </w:pPr>
+      <w:r>
+        <w:rPr>
+          <w:rFonts w:ascii="Times New Roman" w:eastAsia="Times New Roman" w:hAnsi="Times New Roman" w:cs="Times New Roman"/>
+          <w:b/>
+          <w:bCs/>
+          <w:kern w:val="36"/>
+          <w:sz w:val="48"/>
+          <w:szCs w:val="48"/>
+        </w:rPr>
+        <w:t>GitHub Actions Workflow</w:t>
+      </w:r>
+    </w:p>
+    <w:p>
+      <w:pPr>
+        <w:spacing w:before="100" w:beforeAutospacing="1" w:after="100" w:afterAutospacing="1" w:line="240" w:lineRule="auto"/>
+        <w:rPr>
+          <w:rFonts w:ascii="Times New Roman" w:eastAsia="Times New Roman" w:hAnsi="Times New Roman" w:cs="Times New Roman"/>
+          <w:sz w:val="24"/>
+          <w:szCs w:val="24"/>
+        </w:rPr>
+      </w:pPr>
+      <w:r>
+        <w:rPr>
+          <w:rFonts w:ascii="Times New Roman" w:eastAsia="Times New Roman" w:hAnsi="Times New Roman" w:cs="Times New Roman"/>
+          <w:sz w:val="24"/>
+          <w:szCs w:val="24"/>
+        </w:rPr>
+        <w:t>Location:</w:t>
+      </w:r>
+    </w:p>
+    <w:p>
+      <w:pPr>
+        <w:tabs>
+          <w:tab w:val="left" w:pos="916"/>
+          <w:tab w:val="left" w:pos="1832"/>
+          <w:tab w:val="left" w:pos="2748"/>
+          <w:tab w:val="left" w:pos="3664"/>
+          <w:tab w:val="left" w:pos="4580"/>
+          <w:tab w:val="left" w:pos="5496"/>
+          <w:tab w:val="left" w:pos="6412"/>
+          <w:tab w:val="left" w:pos="7328"/>
+          <w:tab w:val="left" w:pos="8244"/>
+          <w:tab w:val="left" w:pos="9160"/>
+          <w:tab w:val="left" w:pos="10076"/>
+          <w:tab w:val="left" w:pos="10992"/>
+          <w:tab w:val="left" w:pos="11908"/>
+          <w:tab w:val="left" w:pos="12824"/>
+          <w:tab w:val="left" w:pos="13740"/>
+          <w:tab w:val="left" w:pos="14656"/>
+        </w:tabs>
+        <w:spacing w:after="0" w:line="240" w:lineRule="auto"/>
+        <w:rPr>
+          <w:rFonts w:ascii="Courier New" w:eastAsia="Times New Roman" w:hAnsi="Courier New" w:cs="Courier New"/>
+          <w:sz w:val="20"/>
+          <w:szCs w:val="20"/>
+        </w:rPr>
+      </w:pPr>
+      <w:r>
+        <w:rPr>
+          <w:rFonts w:ascii="Courier New" w:eastAsia="Times New Roman" w:hAnsi="Courier New" w:cs="Courier New"/>
+          <w:sz w:val="20"/>
+          <w:szCs w:val="20"/>
+        </w:rPr>
+        <w:t>.</w:t>
+      </w:r>
+      <w:proofErr w:type="spellStart"/>
+      <w:r>
+        <w:rPr>
+          <w:rFonts w:ascii="Courier New" w:eastAsia="Times New Roman" w:hAnsi="Courier New" w:cs="Courier New"/>
+          <w:sz w:val="20"/>
+          <w:szCs w:val="20"/>
+        </w:rPr>
+        <w:t>github</w:t>
+      </w:r>
+      <w:proofErr w:type="spellEnd"/>
+      <w:r>
+        <w:rPr>
+          <w:rFonts w:ascii="Courier New" w:eastAsia="Times New Roman" w:hAnsi="Courier New" w:cs="Courier New"/>
+          <w:sz w:val="20"/>
+          <w:szCs w:val="20"/>
+        </w:rPr>
+        <w:t>/workflows/</w:t>
+      </w:r>
+      <w:proofErr w:type="spellStart"/>
+      <w:r>
+        <w:rPr>
+          <w:rFonts w:ascii="Courier New" w:eastAsia="Times New Roman" w:hAnsi="Courier New" w:cs="Courier New"/>
+          <w:sz w:val="20"/>
+          <w:szCs w:val="20"/>
+        </w:rPr>
+        <w:t>docker.yml</w:t>
+      </w:r>
+      <w:proofErr w:type="spellEnd"/>
+    </w:p>
+    <w:p>
+      <w:pPr>
+        <w:spacing w:after="0" w:line="240" w:lineRule="auto"/>
+        <w:rPr>
+          <w:rFonts w:ascii="Times New Roman" w:eastAsia="Times New Roman" w:hAnsi="Times New Roman" w:cs="Times New Roman"/>
+          <w:sz w:val="24"/>
+          <w:szCs w:val="24"/>
+        </w:rPr>
+      </w:pPr>
+      <w:r>
+        <w:rPr>
+          <w:rFonts w:ascii="Times New Roman" w:eastAsia="Times New Roman" w:hAnsi="Times New Roman" w:cs="Times New Roman"/>
+          <w:sz w:val="24"/>
+          <w:szCs w:val="24"/>
+        </w:rPr>
+        <w:pict>
+          <v:rect id="_x0000_i1063" style="width:0;height:1.5pt" o:hralign="center" o:hrstd="t" o:hr="t" fillcolor="#a0a0a0" stroked="f"/>
+        </w:pict>
+      </w:r>
+    </w:p>
+    <w:p>
+      <w:pPr>
+        <w:spacing w:before="100" w:beforeAutospacing="1" w:after="100" w:afterAutospacing="1" w:line="240" w:lineRule="auto"/>
+        <w:outlineLvl w:val="0"/>
+        <w:rPr>
+          <w:rFonts w:ascii="Times New Roman" w:eastAsia="Times New Roman" w:hAnsi="Times New Roman" w:cs="Times New Roman"/>
+          <w:b/>
+          <w:bCs/>
+          <w:kern w:val="36"/>
+          <w:sz w:val="48"/>
+          <w:szCs w:val="48"/>
+        </w:rPr>
+      </w:pPr>
+      <w:r>
+        <w:rPr>
+          <w:rFonts w:ascii="Times New Roman" w:eastAsia="Times New Roman" w:hAnsi="Times New Roman" w:cs="Times New Roman"/>
+          <w:b/>
+          <w:bCs/>
+          <w:kern w:val="36"/>
+          <w:sz w:val="48"/>
+          <w:szCs w:val="48"/>
+        </w:rPr>
+        <w:t>Workflow Trigger</w:t>
+      </w:r>
+    </w:p>
+    <w:p>
+      <w:pPr>
+        <w:tabs>
+          <w:tab w:val="left" w:pos="916"/>
+          <w:tab w:val="left" w:pos="1832"/>
+          <w:tab w:val="left" w:pos="2748"/>
+          <w:tab w:val="left" w:pos="3664"/>
+          <w:tab w:val="left" w:pos="4580"/>
+          <w:tab w:val="left" w:pos="5496"/>
+          <w:tab w:val="left" w:pos="6412"/>
+          <w:tab w:val="left" w:pos="7328"/>
+          <w:tab w:val="left" w:pos="8244"/>
+          <w:tab w:val="left" w:pos="9160"/>
+          <w:tab w:val="left" w:pos="10076"/>
+          <w:tab w:val="left" w:pos="10992"/>
+          <w:tab w:val="left" w:pos="11908"/>
+          <w:tab w:val="left" w:pos="12824"/>
+          <w:tab w:val="left" w:pos="13740"/>
+          <w:tab w:val="left" w:pos="14656"/>
+        </w:tabs>
+        <w:spacing w:after="0" w:line="240" w:lineRule="auto"/>
+        <w:rPr>
+          <w:rFonts w:ascii="Courier New" w:eastAsia="Times New Roman" w:hAnsi="Courier New" w:cs="Courier New"/>
+          <w:sz w:val="20"/>
+          <w:szCs w:val="20"/>
+        </w:rPr>
+      </w:pPr>
+      <w:r>
+        <w:rPr>
+          <w:rFonts w:ascii="Courier New" w:eastAsia="Times New Roman" w:hAnsi="Courier New" w:cs="Courier New"/>
+          <w:sz w:val="20"/>
+          <w:szCs w:val="20"/>
+        </w:rPr>
+        <w:t>on:</w:t>
+      </w:r>
+    </w:p>
+    <w:p>
+      <w:pPr>
+        <w:tabs>
+          <w:tab w:val="left" w:pos="916"/>
+          <w:tab w:val="left" w:pos="1832"/>
+          <w:tab w:val="left" w:pos="2748"/>
+          <w:tab w:val="left" w:pos="3664"/>
+          <w:tab w:val="left" w:pos="4580"/>
+          <w:tab w:val="left" w:pos="5496"/>
+          <w:tab w:val="left" w:pos="6412"/>
+          <w:tab w:val="left" w:pos="7328"/>
+          <w:tab w:val="left" w:pos="8244"/>
+          <w:tab w:val="left" w:pos="9160"/>
+          <w:tab w:val="left" w:pos="10076"/>
+          <w:tab w:val="left" w:pos="10992"/>
+          <w:tab w:val="left" w:pos="11908"/>
+          <w:tab w:val="left" w:pos="12824"/>
+          <w:tab w:val="left" w:pos="13740"/>
+          <w:tab w:val="left" w:pos="14656"/>
+        </w:tabs>
+        <w:spacing w:after="0" w:line="240" w:lineRule="auto"/>
+        <w:rPr>
+          <w:rFonts w:ascii="Courier New" w:eastAsia="Times New Roman" w:hAnsi="Courier New" w:cs="Courier New"/>
+          <w:sz w:val="20"/>
+          <w:szCs w:val="20"/>
+        </w:rPr>
+      </w:pPr>
+      <w:r>
+        <w:rPr>
+          <w:rFonts w:ascii="Courier New" w:eastAsia="Times New Roman" w:hAnsi="Courier New" w:cs="Courier New"/>
+          <w:sz w:val="20"/>
+          <w:szCs w:val="20"/>
+        </w:rPr>
+        <w:t xml:space="preserve">  push:</w:t>
+      </w:r>
+    </w:p>
+    <w:p>
+      <w:pPr>
+        <w:tabs>
+          <w:tab w:val="left" w:pos="916"/>
+          <w:tab w:val="left" w:pos="1832"/>
+          <w:tab w:val="left" w:pos="2748"/>
+          <w:tab w:val="left" w:pos="3664"/>
+          <w:tab w:val="left" w:pos="4580"/>
+          <w:tab w:val="left" w:pos="5496"/>
+          <w:tab w:val="left" w:pos="6412"/>
+          <w:tab w:val="left" w:pos="7328"/>
+          <w:tab w:val="left" w:pos="8244"/>
+          <w:tab w:val="left" w:pos="9160"/>
+          <w:tab w:val="left" w:pos="10076"/>
+          <w:tab w:val="left" w:pos="10992"/>
+          <w:tab w:val="left" w:pos="11908"/>
+          <w:tab w:val="left" w:pos="12824"/>
+          <w:tab w:val="left" w:pos="13740"/>
+          <w:tab w:val="left" w:pos="14656"/>
+        </w:tabs>
+        <w:spacing w:after="0" w:line="240" w:lineRule="auto"/>
+        <w:rPr>
+          <w:rFonts w:ascii="Courier New" w:eastAsia="Times New Roman" w:hAnsi="Courier New" w:cs="Courier New"/>
+          <w:sz w:val="20"/>
+          <w:szCs w:val="20"/>
+        </w:rPr>
+      </w:pPr>
+      <w:r>
+        <w:rPr>
+          <w:rFonts w:ascii="Courier New" w:eastAsia="Times New Roman" w:hAnsi="Courier New" w:cs="Courier New"/>
+          <w:sz w:val="20"/>
+          <w:szCs w:val="20"/>
+        </w:rPr>
+        <w:t xml:space="preserve">    branches:</w:t>
+      </w:r>
+    </w:p>
+    <w:p>
+      <w:pPr>
+        <w:tabs>
+          <w:tab w:val="left" w:pos="916"/>
+          <w:tab w:val="left" w:pos="1832"/>
+          <w:tab w:val="left" w:pos="2748"/>
+          <w:tab w:val="left" w:pos="3664"/>
+          <w:tab w:val="left" w:pos="4580"/>
+          <w:tab w:val="left" w:pos="5496"/>
+          <w:tab w:val="left" w:pos="6412"/>
+          <w:tab w:val="left" w:pos="7328"/>
+          <w:tab w:val="left" w:pos="8244"/>
+          <w:tab w:val="left" w:pos="9160"/>
+          <w:tab w:val="left" w:pos="10076"/>
+          <w:tab w:val="left" w:pos="10992"/>
+          <w:tab w:val="left" w:pos="11908"/>
+          <w:tab w:val="left" w:pos="12824"/>
+          <w:tab w:val="left" w:pos="13740"/>
+          <w:tab w:val="left" w:pos="14656"/>
+        </w:tabs>
+        <w:spacing w:after="0" w:line="240" w:lineRule="auto"/>
+        <w:rPr>
+          <w:rFonts w:ascii="Courier New" w:eastAsia="Times New Roman" w:hAnsi="Courier New" w:cs="Courier New"/>
+          <w:sz w:val="20"/>
+          <w:szCs w:val="20"/>
+        </w:rPr>
+      </w:pPr>
+      <w:r>
+        <w:rPr>
+          <w:rFonts w:ascii="Courier New" w:eastAsia="Times New Roman" w:hAnsi="Courier New" w:cs="Courier New"/>
+          <w:sz w:val="20"/>
+          <w:szCs w:val="20"/>
+        </w:rPr>
+        <w:t xml:space="preserve">      - main</w:t>
+      </w:r>
+    </w:p>
+    <w:p>
+      <w:pPr>
+        <w:spacing w:before="100" w:beforeAutospacing="1" w:after="100" w:afterAutospacing="1" w:line="240" w:lineRule="auto"/>
+        <w:rPr>
+          <w:rFonts w:ascii="Times New Roman" w:eastAsia="Times New Roman" w:hAnsi="Times New Roman" w:cs="Times New Roman"/>
+          <w:sz w:val="24"/>
+          <w:szCs w:val="24"/>
+        </w:rPr>
+      </w:pPr>
+      <w:r>
+        <w:rPr>
+          <w:rFonts w:ascii="Times New Roman" w:eastAsia="Times New Roman" w:hAnsi="Times New Roman" w:cs="Times New Roman"/>
+          <w:sz w:val="24"/>
+          <w:szCs w:val="24"/>
+        </w:rPr>
+        <w:t>Meaning:</w:t>
+      </w:r>
+    </w:p>
+    <w:p>
+      <w:pPr>
+        <w:spacing w:before="100" w:beforeAutospacing="1" w:after="100" w:afterAutospacing="1" w:line="240" w:lineRule="auto"/>
+        <w:rPr>
+          <w:rFonts w:ascii="Times New Roman" w:eastAsia="Times New Roman" w:hAnsi="Times New Roman" w:cs="Times New Roman"/>
+          <w:sz w:val="24"/>
+          <w:szCs w:val="24"/>
+        </w:rPr>
+      </w:pPr>
+      <w:r>
+        <w:rPr>
+          <w:rFonts w:ascii="Times New Roman" w:eastAsia="Times New Roman" w:hAnsi="Times New Roman" w:cs="Times New Roman"/>
+          <w:sz w:val="24"/>
+          <w:szCs w:val="24"/>
+        </w:rPr>
+        <w:t>Any push to main branch automatically triggers deployment.</w:t>
+      </w:r>
+    </w:p>
+    <w:p>
+      <w:pPr>
+        <w:spacing w:after="0" w:line="240" w:lineRule="auto"/>
+        <w:rPr>
+          <w:rFonts w:ascii="Times New Roman" w:eastAsia="Times New Roman" w:hAnsi="Times New Roman" w:cs="Times New Roman"/>
+          <w:sz w:val="24"/>
+          <w:szCs w:val="24"/>
+        </w:rPr>
+      </w:pPr>
+      <w:r>
+        <w:rPr>
+          <w:rFonts w:ascii="Times New Roman" w:eastAsia="Times New Roman" w:hAnsi="Times New Roman" w:cs="Times New Roman"/>
+          <w:sz w:val="24"/>
+          <w:szCs w:val="24"/>
+        </w:rPr>
+        <w:pict>
+          <v:rect id="_x0000_i1064" style="width:0;height:1.5pt" o:hralign="center" o:hrstd="t" o:hr="t" fillcolor="#a0a0a0" stroked="f"/>
+        </w:pict>
+      </w:r>
+    </w:p>
+    <w:p>
+      <w:pPr>
+        <w:spacing w:before="100" w:beforeAutospacing="1" w:after="100" w:afterAutospacing="1" w:line="240" w:lineRule="auto"/>
+        <w:outlineLvl w:val="0"/>
+        <w:rPr>
+          <w:rFonts w:ascii="Times New Roman" w:eastAsia="Times New Roman" w:hAnsi="Times New Roman" w:cs="Times New Roman"/>
+          <w:b/>
+          <w:bCs/>
+          <w:kern w:val="36"/>
+          <w:sz w:val="48"/>
+          <w:szCs w:val="48"/>
+        </w:rPr>
+      </w:pPr>
+      <w:r>
+        <w:rPr>
+          <w:rFonts w:ascii="Times New Roman" w:eastAsia="Times New Roman" w:hAnsi="Times New Roman" w:cs="Times New Roman"/>
+          <w:b/>
+          <w:bCs/>
+          <w:kern w:val="36"/>
+          <w:sz w:val="48"/>
+          <w:szCs w:val="48"/>
+        </w:rPr>
+        <w:t>Workflow Steps</w:t>
+      </w:r>
+    </w:p>
+    <w:p>
+      <w:pPr>
+        <w:spacing w:before="100" w:beforeAutospacing="1" w:after="100" w:afterAutospacing="1" w:line="240" w:lineRule="auto"/>
+        <w:outlineLvl w:val="1"/>
+        <w:rPr>
+          <w:rFonts w:ascii="Times New Roman" w:eastAsia="Times New Roman" w:hAnsi="Times New Roman" w:cs="Times New Roman"/>
+          <w:b/>
+          <w:bCs/>
+          <w:sz w:val="36"/>
+          <w:szCs w:val="36"/>
+        </w:rPr>
+      </w:pPr>
+      <w:r>
+        <w:rPr>
+          <w:rFonts w:ascii="Times New Roman" w:eastAsia="Times New Roman" w:hAnsi="Times New Roman" w:cs="Times New Roman"/>
+          <w:b/>
+          <w:bCs/>
+          <w:sz w:val="36"/>
+          <w:szCs w:val="36"/>
+        </w:rPr>
+        <w:t>1. Checkout Repository</w:t>
+      </w:r>
+    </w:p>
+    <w:p>
+      <w:pPr>
+        <w:tabs>
+          <w:tab w:val="left" w:pos="916"/>
+          <w:tab w:val="left" w:pos="1832"/>
+          <w:tab w:val="left" w:pos="2748"/>
+          <w:tab w:val="left" w:pos="3664"/>
+          <w:tab w:val="left" w:pos="4580"/>
+          <w:tab w:val="left" w:pos="5496"/>
+          <w:tab w:val="left" w:pos="6412"/>
+          <w:tab w:val="left" w:pos="7328"/>
+          <w:tab w:val="left" w:pos="8244"/>
+          <w:tab w:val="left" w:pos="9160"/>
+          <w:tab w:val="left" w:pos="10076"/>
+          <w:tab w:val="left" w:pos="10992"/>
+          <w:tab w:val="left" w:pos="11908"/>
+          <w:tab w:val="left" w:pos="12824"/>
+          <w:tab w:val="left" w:pos="13740"/>
+          <w:tab w:val="left" w:pos="14656"/>
+        </w:tabs>
+        <w:spacing w:after="0" w:line="240" w:lineRule="auto"/>
+        <w:rPr>
+          <w:rFonts w:ascii="Courier New" w:eastAsia="Times New Roman" w:hAnsi="Courier New" w:cs="Courier New"/>
+          <w:sz w:val="20"/>
+          <w:szCs w:val="20"/>
+        </w:rPr>
+      </w:pPr>
+      <w:r>
+        <w:rPr>
+          <w:rFonts w:ascii="Courier New" w:eastAsia="Times New Roman" w:hAnsi="Courier New" w:cs="Courier New"/>
+          <w:sz w:val="20"/>
+          <w:szCs w:val="20"/>
+        </w:rPr>
+        <w:t>- uses: actions/checkout@v3</w:t>
+      </w:r>
+    </w:p>
+    <w:p>
+      <w:pPr>
+        <w:spacing w:before="100" w:beforeAutospacing="1" w:after="100" w:afterAutospacing="1" w:line="240" w:lineRule="auto"/>
+        <w:rPr>
+          <w:rFonts w:ascii="Times New Roman" w:eastAsia="Times New Roman" w:hAnsi="Times New Roman" w:cs="Times New Roman"/>
+          <w:sz w:val="24"/>
+          <w:szCs w:val="24"/>
+        </w:rPr>
+      </w:pPr>
+      <w:r>
+        <w:rPr>
+          <w:rFonts w:ascii="Times New Roman" w:eastAsia="Times New Roman" w:hAnsi="Times New Roman" w:cs="Times New Roman"/>
+          <w:sz w:val="24"/>
+          <w:szCs w:val="24"/>
+        </w:rPr>
+        <w:t>Purpose:</w:t>
+      </w:r>
+    </w:p>
+    <w:p>
+      <w:pPr>
+        <w:spacing w:before="100" w:beforeAutospacing="1" w:after="100" w:afterAutospacing="1" w:line="240" w:lineRule="auto"/>
+        <w:rPr>
+          <w:rFonts w:ascii="Times New Roman" w:eastAsia="Times New Roman" w:hAnsi="Times New Roman" w:cs="Times New Roman"/>
+          <w:sz w:val="24"/>
+          <w:szCs w:val="24"/>
+        </w:rPr>
+      </w:pPr>
+      <w:r>
+        <w:rPr>
+          <w:rFonts w:ascii="Times New Roman" w:eastAsia="Times New Roman" w:hAnsi="Times New Roman" w:cs="Times New Roman"/>
+          <w:sz w:val="24"/>
+          <w:szCs w:val="24"/>
+        </w:rPr>
+        <w:t>Download repository files into GitHub Actions runner.</w:t>
+      </w:r>
+    </w:p>
+    <w:p>
+      <w:pPr>
+        <w:spacing w:after="0" w:line="240" w:lineRule="auto"/>
+        <w:rPr>
+          <w:rFonts w:ascii="Times New Roman" w:eastAsia="Times New Roman" w:hAnsi="Times New Roman" w:cs="Times New Roman"/>
+          <w:sz w:val="24"/>
+          <w:szCs w:val="24"/>
+        </w:rPr>
+      </w:pPr>
+      <w:r>
+        <w:rPr>
+          <w:rFonts w:ascii="Times New Roman" w:eastAsia="Times New Roman" w:hAnsi="Times New Roman" w:cs="Times New Roman"/>
+          <w:sz w:val="24"/>
+          <w:szCs w:val="24"/>
+        </w:rPr>
+        <w:pict>
+          <v:rect id="_x0000_i1065" style="width:0;height:1.5pt" o:hralign="center" o:hrstd="t" o:hr="t" fillcolor="#a0a0a0" stroked="f"/>
+        </w:pict>
+      </w:r>
+    </w:p>
+    <w:p>
+      <w:pPr>
+        <w:spacing w:before="100" w:beforeAutospacing="1" w:after="100" w:afterAutospacing="1" w:line="240" w:lineRule="auto"/>
+        <w:outlineLvl w:val="1"/>
+        <w:rPr>
+          <w:rFonts w:ascii="Times New Roman" w:eastAsia="Times New Roman" w:hAnsi="Times New Roman" w:cs="Times New Roman"/>
+          <w:b/>
+          <w:bCs/>
+          <w:sz w:val="36"/>
+          <w:szCs w:val="36"/>
+        </w:rPr>
+      </w:pPr>
+      <w:r>
+        <w:rPr>
+          <w:rFonts w:ascii="Times New Roman" w:eastAsia="Times New Roman" w:hAnsi="Times New Roman" w:cs="Times New Roman"/>
+          <w:b/>
+          <w:bCs/>
+          <w:sz w:val="36"/>
+          <w:szCs w:val="36"/>
+        </w:rPr>
+        <w:t>2. Login to Docker Hub</w:t>
+      </w:r>
+    </w:p>
+    <w:p>
+      <w:pPr>
+        <w:tabs>
+          <w:tab w:val="left" w:pos="916"/>
+          <w:tab w:val="left" w:pos="1832"/>
+          <w:tab w:val="left" w:pos="2748"/>
+          <w:tab w:val="left" w:pos="3664"/>
+          <w:tab w:val="left" w:pos="4580"/>
+          <w:tab w:val="left" w:pos="5496"/>
+          <w:tab w:val="left" w:pos="6412"/>
+          <w:tab w:val="left" w:pos="7328"/>
+          <w:tab w:val="left" w:pos="8244"/>
+          <w:tab w:val="left" w:pos="9160"/>
+          <w:tab w:val="left" w:pos="10076"/>
+          <w:tab w:val="left" w:pos="10992"/>
+          <w:tab w:val="left" w:pos="11908"/>
+          <w:tab w:val="left" w:pos="12824"/>
+          <w:tab w:val="left" w:pos="13740"/>
+          <w:tab w:val="left" w:pos="14656"/>
+        </w:tabs>
+        <w:spacing w:after="0" w:line="240" w:lineRule="auto"/>
+        <w:rPr>
+          <w:rFonts w:ascii="Courier New" w:eastAsia="Times New Roman" w:hAnsi="Courier New" w:cs="Courier New"/>
+          <w:sz w:val="20"/>
+          <w:szCs w:val="20"/>
+        </w:rPr>
+      </w:pPr>
+      <w:r>
+        <w:rPr>
+          <w:rFonts w:ascii="Courier New" w:eastAsia="Times New Roman" w:hAnsi="Courier New" w:cs="Courier New"/>
+          <w:sz w:val="20"/>
+          <w:szCs w:val="20"/>
+        </w:rPr>
+        <w:t>- uses: docker/login-action@v2</w:t>
+      </w:r>
+    </w:p>
+    <w:p>
+      <w:pPr>
+        <w:spacing w:before="100" w:beforeAutospacing="1" w:after="100" w:afterAutospacing="1" w:line="240" w:lineRule="auto"/>
+        <w:rPr>
+          <w:rFonts w:ascii="Times New Roman" w:eastAsia="Times New Roman" w:hAnsi="Times New Roman" w:cs="Times New Roman"/>
+          <w:sz w:val="24"/>
+          <w:szCs w:val="24"/>
+        </w:rPr>
+      </w:pPr>
+      <w:r>
+        <w:rPr>
+          <w:rFonts w:ascii="Times New Roman" w:eastAsia="Times New Roman" w:hAnsi="Times New Roman" w:cs="Times New Roman"/>
+          <w:sz w:val="24"/>
+          <w:szCs w:val="24"/>
+        </w:rPr>
+        <w:t>Purpose:</w:t>
+      </w:r>
+    </w:p>
+    <w:p>
+      <w:pPr>
+        <w:spacing w:before="100" w:beforeAutospacing="1" w:after="100" w:afterAutospacing="1" w:line="240" w:lineRule="auto"/>
+        <w:rPr>
+          <w:rFonts w:ascii="Times New Roman" w:eastAsia="Times New Roman" w:hAnsi="Times New Roman" w:cs="Times New Roman"/>
+          <w:sz w:val="24"/>
+          <w:szCs w:val="24"/>
+        </w:rPr>
+      </w:pPr>
+      <w:r>
+        <w:rPr>
+          <w:rFonts w:ascii="Times New Roman" w:eastAsia="Times New Roman" w:hAnsi="Times New Roman" w:cs="Times New Roman"/>
+          <w:sz w:val="24"/>
+          <w:szCs w:val="24"/>
+        </w:rPr>
+        <w:t>Authenticate to Docker Hub securely.</w:t>
+      </w:r>
+    </w:p>
+    <w:p>
+      <w:pPr>
+        <w:spacing w:after="0" w:line="240" w:lineRule="auto"/>
+        <w:rPr>
+          <w:rFonts w:ascii="Times New Roman" w:eastAsia="Times New Roman" w:hAnsi="Times New Roman" w:cs="Times New Roman"/>
+          <w:sz w:val="24"/>
+          <w:szCs w:val="24"/>
+        </w:rPr>
+      </w:pPr>
+      <w:r>
+        <w:rPr>
+          <w:rFonts w:ascii="Times New Roman" w:eastAsia="Times New Roman" w:hAnsi="Times New Roman" w:cs="Times New Roman"/>
+          <w:sz w:val="24"/>
+          <w:szCs w:val="24"/>
+        </w:rPr>
+        <w:pict>
+          <v:rect id="_x0000_i1066" style="width:0;height:1.5pt" o:hralign="center" o:hrstd="t" o:hr="t" fillcolor="#a0a0a0" stroked="f"/>
+        </w:pict>
+      </w:r>
+    </w:p>
+    <w:p>
+      <w:pPr>
+        <w:spacing w:before="100" w:beforeAutospacing="1" w:after="100" w:afterAutospacing="1" w:line="240" w:lineRule="auto"/>
+        <w:outlineLvl w:val="1"/>
+        <w:rPr>
+          <w:rFonts w:ascii="Times New Roman" w:eastAsia="Times New Roman" w:hAnsi="Times New Roman" w:cs="Times New Roman"/>
+          <w:b/>
+          <w:bCs/>
+          <w:sz w:val="36"/>
+          <w:szCs w:val="36"/>
+        </w:rPr>
+      </w:pPr>
+      <w:r>
+        <w:rPr>
+          <w:rFonts w:ascii="Times New Roman" w:eastAsia="Times New Roman" w:hAnsi="Times New Roman" w:cs="Times New Roman"/>
+          <w:b/>
+          <w:bCs/>
+          <w:sz w:val="36"/>
+          <w:szCs w:val="36"/>
+        </w:rPr>
+        <w:lastRenderedPageBreak/>
+        <w:t>3. Build Docker Image</w:t>
+      </w:r>
+    </w:p>
+    <w:p>
+      <w:pPr>
+        <w:tabs>
+          <w:tab w:val="left" w:pos="916"/>
+          <w:tab w:val="left" w:pos="1832"/>
+          <w:tab w:val="left" w:pos="2748"/>
+          <w:tab w:val="left" w:pos="3664"/>
+          <w:tab w:val="left" w:pos="4580"/>
+          <w:tab w:val="left" w:pos="5496"/>
+          <w:tab w:val="left" w:pos="6412"/>
+          <w:tab w:val="left" w:pos="7328"/>
+          <w:tab w:val="left" w:pos="8244"/>
+          <w:tab w:val="left" w:pos="9160"/>
+          <w:tab w:val="left" w:pos="10076"/>
+          <w:tab w:val="left" w:pos="10992"/>
+          <w:tab w:val="left" w:pos="11908"/>
+          <w:tab w:val="left" w:pos="12824"/>
+          <w:tab w:val="left" w:pos="13740"/>
+          <w:tab w:val="left" w:pos="14656"/>
+        </w:tabs>
+        <w:spacing w:after="0" w:line="240" w:lineRule="auto"/>
+        <w:rPr>
+          <w:rFonts w:ascii="Courier New" w:eastAsia="Times New Roman" w:hAnsi="Courier New" w:cs="Courier New"/>
+          <w:sz w:val="20"/>
+          <w:szCs w:val="20"/>
+        </w:rPr>
+      </w:pPr>
+      <w:r>
+        <w:rPr>
+          <w:rFonts w:ascii="Courier New" w:eastAsia="Times New Roman" w:hAnsi="Courier New" w:cs="Courier New"/>
+          <w:sz w:val="20"/>
+          <w:szCs w:val="20"/>
+        </w:rPr>
+        <w:t>docker build -t username/image .</w:t>
+      </w:r>
+    </w:p>
+    <w:p>
+      <w:pPr>
+        <w:spacing w:before="100" w:beforeAutospacing="1" w:after="100" w:afterAutospacing="1" w:line="240" w:lineRule="auto"/>
+        <w:rPr>
+          <w:rFonts w:ascii="Times New Roman" w:eastAsia="Times New Roman" w:hAnsi="Times New Roman" w:cs="Times New Roman"/>
+          <w:sz w:val="24"/>
+          <w:szCs w:val="24"/>
+        </w:rPr>
+      </w:pPr>
+      <w:r>
+        <w:rPr>
+          <w:rFonts w:ascii="Times New Roman" w:eastAsia="Times New Roman" w:hAnsi="Times New Roman" w:cs="Times New Roman"/>
+          <w:sz w:val="24"/>
+          <w:szCs w:val="24"/>
+        </w:rPr>
+        <w:t>Purpose:</w:t>
+      </w:r>
+    </w:p>
+    <w:p>
+      <w:pPr>
+        <w:spacing w:before="100" w:beforeAutospacing="1" w:after="100" w:afterAutospacing="1" w:line="240" w:lineRule="auto"/>
+        <w:rPr>
+          <w:rFonts w:ascii="Times New Roman" w:eastAsia="Times New Roman" w:hAnsi="Times New Roman" w:cs="Times New Roman"/>
+          <w:sz w:val="24"/>
+          <w:szCs w:val="24"/>
+        </w:rPr>
+      </w:pPr>
+      <w:r>
+        <w:rPr>
+          <w:rFonts w:ascii="Times New Roman" w:eastAsia="Times New Roman" w:hAnsi="Times New Roman" w:cs="Times New Roman"/>
+          <w:sz w:val="24"/>
+          <w:szCs w:val="24"/>
+        </w:rPr>
+        <w:t xml:space="preserve">Create container image from </w:t>
+      </w:r>
+      <w:proofErr w:type="spellStart"/>
+      <w:r>
+        <w:rPr>
+          <w:rFonts w:ascii="Times New Roman" w:eastAsia="Times New Roman" w:hAnsi="Times New Roman" w:cs="Times New Roman"/>
+          <w:sz w:val="24"/>
+          <w:szCs w:val="24"/>
+        </w:rPr>
+        <w:t>Dockerfile</w:t>
+      </w:r>
+      <w:proofErr w:type="spellEnd"/>
+      <w:r>
+        <w:rPr>
+          <w:rFonts w:ascii="Times New Roman" w:eastAsia="Times New Roman" w:hAnsi="Times New Roman" w:cs="Times New Roman"/>
+          <w:sz w:val="24"/>
+          <w:szCs w:val="24"/>
+        </w:rPr>
+        <w:t>.</w:t>
+      </w:r>
+    </w:p>
+    <w:p>
+      <w:pPr>
+        <w:spacing w:after="0" w:line="240" w:lineRule="auto"/>
+        <w:rPr>
+          <w:rFonts w:ascii="Times New Roman" w:eastAsia="Times New Roman" w:hAnsi="Times New Roman" w:cs="Times New Roman"/>
+          <w:sz w:val="24"/>
+          <w:szCs w:val="24"/>
+        </w:rPr>
+      </w:pPr>
+      <w:r>
+        <w:rPr>
+          <w:rFonts w:ascii="Times New Roman" w:eastAsia="Times New Roman" w:hAnsi="Times New Roman" w:cs="Times New Roman"/>
+          <w:sz w:val="24"/>
+          <w:szCs w:val="24"/>
+        </w:rPr>
+        <w:pict>
+          <v:rect id="_x0000_i1067" style="width:0;height:1.5pt" o:hralign="center" o:hrstd="t" o:hr="t" fillcolor="#a0a0a0" stroked="f"/>
+        </w:pict>
+      </w:r>
+    </w:p>
+    <w:p>
+      <w:pPr>
+        <w:spacing w:before="100" w:beforeAutospacing="1" w:after="100" w:afterAutospacing="1" w:line="240" w:lineRule="auto"/>
+        <w:outlineLvl w:val="1"/>
+        <w:rPr>
+          <w:rFonts w:ascii="Times New Roman" w:eastAsia="Times New Roman" w:hAnsi="Times New Roman" w:cs="Times New Roman"/>
+          <w:b/>
+          <w:bCs/>
+          <w:sz w:val="36"/>
+          <w:szCs w:val="36"/>
+        </w:rPr>
+      </w:pPr>
+      <w:r>
+        <w:rPr>
+          <w:rFonts w:ascii="Times New Roman" w:eastAsia="Times New Roman" w:hAnsi="Times New Roman" w:cs="Times New Roman"/>
+          <w:b/>
+          <w:bCs/>
+          <w:sz w:val="36"/>
+          <w:szCs w:val="36"/>
+        </w:rPr>
+        <w:t>4. Push Image to Docker Hub</w:t>
+      </w:r>
+    </w:p>
+    <w:p>
+      <w:pPr>
+        <w:tabs>
+          <w:tab w:val="left" w:pos="916"/>
+          <w:tab w:val="left" w:pos="1832"/>
+          <w:tab w:val="left" w:pos="2748"/>
+          <w:tab w:val="left" w:pos="3664"/>
+          <w:tab w:val="left" w:pos="4580"/>
+          <w:tab w:val="left" w:pos="5496"/>
+          <w:tab w:val="left" w:pos="6412"/>
+          <w:tab w:val="left" w:pos="7328"/>
+          <w:tab w:val="left" w:pos="8244"/>
+          <w:tab w:val="left" w:pos="9160"/>
+          <w:tab w:val="left" w:pos="10076"/>
+          <w:tab w:val="left" w:pos="10992"/>
+          <w:tab w:val="left" w:pos="11908"/>
+          <w:tab w:val="left" w:pos="12824"/>
+          <w:tab w:val="left" w:pos="13740"/>
+          <w:tab w:val="left" w:pos="14656"/>
+        </w:tabs>
+        <w:spacing w:after="0" w:line="240" w:lineRule="auto"/>
+        <w:rPr>
+          <w:rFonts w:ascii="Courier New" w:eastAsia="Times New Roman" w:hAnsi="Courier New" w:cs="Courier New"/>
+          <w:sz w:val="20"/>
+          <w:szCs w:val="20"/>
+        </w:rPr>
+      </w:pPr>
+      <w:r>
+        <w:rPr>
+          <w:rFonts w:ascii="Courier New" w:eastAsia="Times New Roman" w:hAnsi="Courier New" w:cs="Courier New"/>
+          <w:sz w:val="20"/>
+          <w:szCs w:val="20"/>
+        </w:rPr>
+        <w:t>docker push username/image</w:t>
+      </w:r>
+    </w:p>
+    <w:p>
+      <w:pPr>
+        <w:spacing w:before="100" w:beforeAutospacing="1" w:after="100" w:afterAutospacing="1" w:line="240" w:lineRule="auto"/>
+        <w:rPr>
+          <w:rFonts w:ascii="Times New Roman" w:eastAsia="Times New Roman" w:hAnsi="Times New Roman" w:cs="Times New Roman"/>
+          <w:sz w:val="24"/>
+          <w:szCs w:val="24"/>
+        </w:rPr>
+      </w:pPr>
+      <w:r>
+        <w:rPr>
+          <w:rFonts w:ascii="Times New Roman" w:eastAsia="Times New Roman" w:hAnsi="Times New Roman" w:cs="Times New Roman"/>
+          <w:sz w:val="24"/>
+          <w:szCs w:val="24"/>
+        </w:rPr>
+        <w:t>Purpose:</w:t>
+      </w:r>
+    </w:p>
+    <w:p>
+      <w:pPr>
+        <w:spacing w:before="100" w:beforeAutospacing="1" w:after="100" w:afterAutospacing="1" w:line="240" w:lineRule="auto"/>
+        <w:rPr>
+          <w:rFonts w:ascii="Times New Roman" w:eastAsia="Times New Roman" w:hAnsi="Times New Roman" w:cs="Times New Roman"/>
+          <w:sz w:val="24"/>
+          <w:szCs w:val="24"/>
+        </w:rPr>
+      </w:pPr>
+      <w:r>
+        <w:rPr>
+          <w:rFonts w:ascii="Times New Roman" w:eastAsia="Times New Roman" w:hAnsi="Times New Roman" w:cs="Times New Roman"/>
+          <w:sz w:val="24"/>
+          <w:szCs w:val="24"/>
+        </w:rPr>
+        <w:t>Upload latest application image online.</w:t>
+      </w:r>
+    </w:p>
+    <w:p>
+      <w:pPr>
+        <w:spacing w:after="0" w:line="240" w:lineRule="auto"/>
+        <w:rPr>
+          <w:rFonts w:ascii="Times New Roman" w:eastAsia="Times New Roman" w:hAnsi="Times New Roman" w:cs="Times New Roman"/>
+          <w:sz w:val="24"/>
+          <w:szCs w:val="24"/>
+        </w:rPr>
+      </w:pPr>
+      <w:r>
+        <w:rPr>
+          <w:rFonts w:ascii="Times New Roman" w:eastAsia="Times New Roman" w:hAnsi="Times New Roman" w:cs="Times New Roman"/>
+          <w:sz w:val="24"/>
+          <w:szCs w:val="24"/>
+        </w:rPr>
+        <w:pict>
+          <v:rect id="_x0000_i1068" style="width:0;height:1.5pt" o:hralign="center" o:hrstd="t" o:hr="t" fillcolor="#a0a0a0" stroked="f"/>
+        </w:pict>
+      </w:r>
+    </w:p>
+    <w:p>
+      <w:pPr>
+        <w:spacing w:before="100" w:beforeAutospacing="1" w:after="100" w:afterAutospacing="1" w:line="240" w:lineRule="auto"/>
+        <w:outlineLvl w:val="1"/>
+        <w:rPr>
+          <w:rFonts w:ascii="Times New Roman" w:eastAsia="Times New Roman" w:hAnsi="Times New Roman" w:cs="Times New Roman"/>
+          <w:b/>
+          <w:bCs/>
+          <w:sz w:val="36"/>
+          <w:szCs w:val="36"/>
+        </w:rPr>
+      </w:pPr>
+      <w:r>
+        <w:rPr>
+          <w:rFonts w:ascii="Times New Roman" w:eastAsia="Times New Roman" w:hAnsi="Times New Roman" w:cs="Times New Roman"/>
+          <w:b/>
+          <w:bCs/>
+          <w:sz w:val="36"/>
+          <w:szCs w:val="36"/>
+        </w:rPr>
+        <w:t>5. SSH into EC2</w:t>
+      </w:r>
+    </w:p>
+    <w:p>
+      <w:pPr>
+        <w:spacing w:before="100" w:beforeAutospacing="1" w:after="100" w:afterAutospacing="1" w:line="240" w:lineRule="auto"/>
+        <w:rPr>
+          <w:rFonts w:ascii="Times New Roman" w:eastAsia="Times New Roman" w:hAnsi="Times New Roman" w:cs="Times New Roman"/>
+          <w:sz w:val="24"/>
+          <w:szCs w:val="24"/>
+        </w:rPr>
+      </w:pPr>
+      <w:r>
+        <w:rPr>
+          <w:rFonts w:ascii="Times New Roman" w:eastAsia="Times New Roman" w:hAnsi="Times New Roman" w:cs="Times New Roman"/>
+          <w:sz w:val="24"/>
+          <w:szCs w:val="24"/>
+        </w:rPr>
+        <w:t>GitHub Actions connected remotely to Linux server using:</w:t>
+      </w:r>
+    </w:p>
+    <w:p>
+      <w:pPr>
+        <w:tabs>
+          <w:tab w:val="left" w:pos="916"/>
+          <w:tab w:val="left" w:pos="1832"/>
+          <w:tab w:val="left" w:pos="2748"/>
+          <w:tab w:val="left" w:pos="3664"/>
+          <w:tab w:val="left" w:pos="4580"/>
+          <w:tab w:val="left" w:pos="5496"/>
+          <w:tab w:val="left" w:pos="6412"/>
+          <w:tab w:val="left" w:pos="7328"/>
+          <w:tab w:val="left" w:pos="8244"/>
+          <w:tab w:val="left" w:pos="9160"/>
+          <w:tab w:val="left" w:pos="10076"/>
+          <w:tab w:val="left" w:pos="10992"/>
+          <w:tab w:val="left" w:pos="11908"/>
+          <w:tab w:val="left" w:pos="12824"/>
+          <w:tab w:val="left" w:pos="13740"/>
+          <w:tab w:val="left" w:pos="14656"/>
+        </w:tabs>
+        <w:spacing w:after="0" w:line="240" w:lineRule="auto"/>
+        <w:rPr>
+          <w:rFonts w:ascii="Courier New" w:eastAsia="Times New Roman" w:hAnsi="Courier New" w:cs="Courier New"/>
+          <w:sz w:val="20"/>
+          <w:szCs w:val="20"/>
+        </w:rPr>
+      </w:pPr>
+      <w:r>
+        <w:rPr>
+          <w:rFonts w:ascii="Courier New" w:eastAsia="Times New Roman" w:hAnsi="Courier New" w:cs="Courier New"/>
+          <w:sz w:val="20"/>
+          <w:szCs w:val="20"/>
+        </w:rPr>
+        <w:t>SSH</w:t>
+      </w:r>
+    </w:p>
+    <w:p>
+      <w:pPr>
+        <w:spacing w:after="0" w:line="240" w:lineRule="auto"/>
+        <w:rPr>
+          <w:rFonts w:ascii="Times New Roman" w:eastAsia="Times New Roman" w:hAnsi="Times New Roman" w:cs="Times New Roman"/>
+          <w:sz w:val="24"/>
+          <w:szCs w:val="24"/>
+        </w:rPr>
+      </w:pPr>
+      <w:r>
+        <w:rPr>
+          <w:rFonts w:ascii="Times New Roman" w:eastAsia="Times New Roman" w:hAnsi="Times New Roman" w:cs="Times New Roman"/>
+          <w:sz w:val="24"/>
+          <w:szCs w:val="24"/>
+        </w:rPr>
+        <w:pict>
+          <v:rect id="_x0000_i1069" style="width:0;height:1.5pt" o:hralign="center" o:hrstd="t" o:hr="t" fillcolor="#a0a0a0" stroked="f"/>
+        </w:pict>
+      </w:r>
+    </w:p>
+    <w:p>
+      <w:pPr>
+        <w:spacing w:before="100" w:beforeAutospacing="1" w:after="100" w:afterAutospacing="1" w:line="240" w:lineRule="auto"/>
+        <w:outlineLvl w:val="1"/>
+        <w:rPr>
+          <w:rFonts w:ascii="Times New Roman" w:eastAsia="Times New Roman" w:hAnsi="Times New Roman" w:cs="Times New Roman"/>
+          <w:b/>
+          <w:bCs/>
+          <w:sz w:val="36"/>
+          <w:szCs w:val="36"/>
+        </w:rPr>
+      </w:pPr>
+      <w:r>
+        <w:rPr>
+          <w:rFonts w:ascii="Times New Roman" w:eastAsia="Times New Roman" w:hAnsi="Times New Roman" w:cs="Times New Roman"/>
+          <w:b/>
+          <w:bCs/>
+          <w:sz w:val="36"/>
+          <w:szCs w:val="36"/>
+        </w:rPr>
+        <w:t>6. Pull Latest Docker Image</w:t>
+      </w:r>
+    </w:p>
+    <w:p>
+      <w:pPr>
+        <w:tabs>
+          <w:tab w:val="left" w:pos="916"/>
+          <w:tab w:val="left" w:pos="1832"/>
+          <w:tab w:val="left" w:pos="2748"/>
+          <w:tab w:val="left" w:pos="3664"/>
+          <w:tab w:val="left" w:pos="4580"/>
+          <w:tab w:val="left" w:pos="5496"/>
+          <w:tab w:val="left" w:pos="6412"/>
+          <w:tab w:val="left" w:pos="7328"/>
+          <w:tab w:val="left" w:pos="8244"/>
+          <w:tab w:val="left" w:pos="9160"/>
+          <w:tab w:val="left" w:pos="10076"/>
+          <w:tab w:val="left" w:pos="10992"/>
+          <w:tab w:val="left" w:pos="11908"/>
+          <w:tab w:val="left" w:pos="12824"/>
+          <w:tab w:val="left" w:pos="13740"/>
+          <w:tab w:val="left" w:pos="14656"/>
+        </w:tabs>
+        <w:spacing w:after="0" w:line="240" w:lineRule="auto"/>
+        <w:rPr>
+          <w:rFonts w:ascii="Courier New" w:eastAsia="Times New Roman" w:hAnsi="Courier New" w:cs="Courier New"/>
+          <w:sz w:val="20"/>
+          <w:szCs w:val="20"/>
+        </w:rPr>
+      </w:pPr>
+      <w:proofErr w:type="spellStart"/>
+      <w:r>
+        <w:rPr>
+          <w:rFonts w:ascii="Courier New" w:eastAsia="Times New Roman" w:hAnsi="Courier New" w:cs="Courier New"/>
+          <w:sz w:val="20"/>
+          <w:szCs w:val="20"/>
+        </w:rPr>
+        <w:t>sudo</w:t>
+      </w:r>
+      <w:proofErr w:type="spellEnd"/>
+      <w:r>
+        <w:rPr>
+          <w:rFonts w:ascii="Courier New" w:eastAsia="Times New Roman" w:hAnsi="Courier New" w:cs="Courier New"/>
+          <w:sz w:val="20"/>
+          <w:szCs w:val="20"/>
+        </w:rPr>
+        <w:t xml:space="preserve"> docker pull IMAGE</w:t>
+      </w:r>
+    </w:p>
+    <w:p>
+      <w:pPr>
+        <w:spacing w:before="100" w:beforeAutospacing="1" w:after="100" w:afterAutospacing="1" w:line="240" w:lineRule="auto"/>
+        <w:rPr>
+          <w:rFonts w:ascii="Times New Roman" w:eastAsia="Times New Roman" w:hAnsi="Times New Roman" w:cs="Times New Roman"/>
+          <w:sz w:val="24"/>
+          <w:szCs w:val="24"/>
+        </w:rPr>
+      </w:pPr>
+      <w:r>
+        <w:rPr>
+          <w:rFonts w:ascii="Times New Roman" w:eastAsia="Times New Roman" w:hAnsi="Times New Roman" w:cs="Times New Roman"/>
+          <w:sz w:val="24"/>
+          <w:szCs w:val="24"/>
+        </w:rPr>
+        <w:t>Purpose:</w:t>
+      </w:r>
+    </w:p>
+    <w:p>
+      <w:pPr>
+        <w:spacing w:before="100" w:beforeAutospacing="1" w:after="100" w:afterAutospacing="1" w:line="240" w:lineRule="auto"/>
+        <w:rPr>
+          <w:rFonts w:ascii="Times New Roman" w:eastAsia="Times New Roman" w:hAnsi="Times New Roman" w:cs="Times New Roman"/>
+          <w:sz w:val="24"/>
+          <w:szCs w:val="24"/>
+        </w:rPr>
+      </w:pPr>
+      <w:r>
+        <w:rPr>
+          <w:rFonts w:ascii="Times New Roman" w:eastAsia="Times New Roman" w:hAnsi="Times New Roman" w:cs="Times New Roman"/>
+          <w:sz w:val="24"/>
+          <w:szCs w:val="24"/>
+        </w:rPr>
+        <w:t>Download newest application version.</w:t>
+      </w:r>
+    </w:p>
+    <w:p>
+      <w:pPr>
+        <w:spacing w:after="0" w:line="240" w:lineRule="auto"/>
+        <w:rPr>
+          <w:rFonts w:ascii="Times New Roman" w:eastAsia="Times New Roman" w:hAnsi="Times New Roman" w:cs="Times New Roman"/>
+          <w:sz w:val="24"/>
+          <w:szCs w:val="24"/>
+        </w:rPr>
+      </w:pPr>
+      <w:r>
+        <w:rPr>
+          <w:rFonts w:ascii="Times New Roman" w:eastAsia="Times New Roman" w:hAnsi="Times New Roman" w:cs="Times New Roman"/>
+          <w:sz w:val="24"/>
+          <w:szCs w:val="24"/>
+        </w:rPr>
+        <w:pict>
+          <v:rect id="_x0000_i1070" style="width:0;height:1.5pt" o:hralign="center" o:hrstd="t" o:hr="t" fillcolor="#a0a0a0" stroked="f"/>
+        </w:pict>
+      </w:r>
+    </w:p>
+    <w:p>
+      <w:pPr>
+        <w:spacing w:before="100" w:beforeAutospacing="1" w:after="100" w:afterAutospacing="1" w:line="240" w:lineRule="auto"/>
+        <w:outlineLvl w:val="1"/>
+        <w:rPr>
+          <w:rFonts w:ascii="Times New Roman" w:eastAsia="Times New Roman" w:hAnsi="Times New Roman" w:cs="Times New Roman"/>
+          <w:b/>
+          <w:bCs/>
+          <w:sz w:val="36"/>
+          <w:szCs w:val="36"/>
+        </w:rPr>
+      </w:pPr>
+      <w:r>
+        <w:rPr>
+          <w:rFonts w:ascii="Times New Roman" w:eastAsia="Times New Roman" w:hAnsi="Times New Roman" w:cs="Times New Roman"/>
+          <w:b/>
+          <w:bCs/>
+          <w:sz w:val="36"/>
+          <w:szCs w:val="36"/>
+        </w:rPr>
+        <w:t>7. Restart Container</w:t>
+      </w:r>
+    </w:p>
+    <w:p>
+      <w:pPr>
+        <w:tabs>
+          <w:tab w:val="left" w:pos="916"/>
+          <w:tab w:val="left" w:pos="1832"/>
+          <w:tab w:val="left" w:pos="2748"/>
+          <w:tab w:val="left" w:pos="3664"/>
+          <w:tab w:val="left" w:pos="4580"/>
+          <w:tab w:val="left" w:pos="5496"/>
+          <w:tab w:val="left" w:pos="6412"/>
+          <w:tab w:val="left" w:pos="7328"/>
+          <w:tab w:val="left" w:pos="8244"/>
+          <w:tab w:val="left" w:pos="9160"/>
+          <w:tab w:val="left" w:pos="10076"/>
+          <w:tab w:val="left" w:pos="10992"/>
+          <w:tab w:val="left" w:pos="11908"/>
+          <w:tab w:val="left" w:pos="12824"/>
+          <w:tab w:val="left" w:pos="13740"/>
+          <w:tab w:val="left" w:pos="14656"/>
+        </w:tabs>
+        <w:spacing w:after="0" w:line="240" w:lineRule="auto"/>
+        <w:rPr>
+          <w:rFonts w:ascii="Courier New" w:eastAsia="Times New Roman" w:hAnsi="Courier New" w:cs="Courier New"/>
+          <w:sz w:val="20"/>
+          <w:szCs w:val="20"/>
+        </w:rPr>
+      </w:pPr>
+      <w:proofErr w:type="spellStart"/>
+      <w:r>
+        <w:rPr>
+          <w:rFonts w:ascii="Courier New" w:eastAsia="Times New Roman" w:hAnsi="Courier New" w:cs="Courier New"/>
+          <w:sz w:val="20"/>
+          <w:szCs w:val="20"/>
+        </w:rPr>
+        <w:t>sudo</w:t>
+      </w:r>
+      <w:proofErr w:type="spellEnd"/>
+      <w:r>
+        <w:rPr>
+          <w:rFonts w:ascii="Courier New" w:eastAsia="Times New Roman" w:hAnsi="Courier New" w:cs="Courier New"/>
+          <w:sz w:val="20"/>
+          <w:szCs w:val="20"/>
+        </w:rPr>
+        <w:t xml:space="preserve"> docker stop </w:t>
+      </w:r>
+      <w:proofErr w:type="spellStart"/>
+      <w:r>
+        <w:rPr>
+          <w:rFonts w:ascii="Courier New" w:eastAsia="Times New Roman" w:hAnsi="Courier New" w:cs="Courier New"/>
+          <w:sz w:val="20"/>
+          <w:szCs w:val="20"/>
+        </w:rPr>
+        <w:t>mywebsite</w:t>
+      </w:r>
+      <w:proofErr w:type="spellEnd"/>
+    </w:p>
+    <w:p>
+      <w:pPr>
+        <w:tabs>
+          <w:tab w:val="left" w:pos="916"/>
+          <w:tab w:val="left" w:pos="1832"/>
+          <w:tab w:val="left" w:pos="2748"/>
+          <w:tab w:val="left" w:pos="3664"/>
+          <w:tab w:val="left" w:pos="4580"/>
+          <w:tab w:val="left" w:pos="5496"/>
+          <w:tab w:val="left" w:pos="6412"/>
+          <w:tab w:val="left" w:pos="7328"/>
+          <w:tab w:val="left" w:pos="8244"/>
+          <w:tab w:val="left" w:pos="9160"/>
+          <w:tab w:val="left" w:pos="10076"/>
+          <w:tab w:val="left" w:pos="10992"/>
+          <w:tab w:val="left" w:pos="11908"/>
+          <w:tab w:val="left" w:pos="12824"/>
+          <w:tab w:val="left" w:pos="13740"/>
+          <w:tab w:val="left" w:pos="14656"/>
+        </w:tabs>
+        <w:spacing w:after="0" w:line="240" w:lineRule="auto"/>
+        <w:rPr>
+          <w:rFonts w:ascii="Courier New" w:eastAsia="Times New Roman" w:hAnsi="Courier New" w:cs="Courier New"/>
+          <w:sz w:val="20"/>
+          <w:szCs w:val="20"/>
+        </w:rPr>
+      </w:pPr>
+      <w:proofErr w:type="spellStart"/>
+      <w:r>
+        <w:rPr>
+          <w:rFonts w:ascii="Courier New" w:eastAsia="Times New Roman" w:hAnsi="Courier New" w:cs="Courier New"/>
+          <w:sz w:val="20"/>
+          <w:szCs w:val="20"/>
+        </w:rPr>
+        <w:t>sudo</w:t>
+      </w:r>
+      <w:proofErr w:type="spellEnd"/>
+      <w:r>
+        <w:rPr>
+          <w:rFonts w:ascii="Courier New" w:eastAsia="Times New Roman" w:hAnsi="Courier New" w:cs="Courier New"/>
+          <w:sz w:val="20"/>
+          <w:szCs w:val="20"/>
+        </w:rPr>
+        <w:t xml:space="preserve"> docker rm </w:t>
+      </w:r>
+      <w:proofErr w:type="spellStart"/>
+      <w:r>
+        <w:rPr>
+          <w:rFonts w:ascii="Courier New" w:eastAsia="Times New Roman" w:hAnsi="Courier New" w:cs="Courier New"/>
+          <w:sz w:val="20"/>
+          <w:szCs w:val="20"/>
+        </w:rPr>
+        <w:t>mywebsite</w:t>
+      </w:r>
+      <w:proofErr w:type="spellEnd"/>
+    </w:p>
+    <w:p>
+      <w:pPr>
+        <w:spacing w:before="100" w:beforeAutospacing="1" w:after="100" w:afterAutospacing="1" w:line="240" w:lineRule="auto"/>
+        <w:rPr>
+          <w:rFonts w:ascii="Times New Roman" w:eastAsia="Times New Roman" w:hAnsi="Times New Roman" w:cs="Times New Roman"/>
+          <w:sz w:val="24"/>
+          <w:szCs w:val="24"/>
+        </w:rPr>
+      </w:pPr>
+      <w:r>
+        <w:rPr>
+          <w:rFonts w:ascii="Times New Roman" w:eastAsia="Times New Roman" w:hAnsi="Times New Roman" w:cs="Times New Roman"/>
+          <w:sz w:val="24"/>
+          <w:szCs w:val="24"/>
+        </w:rPr>
+        <w:t>Then:</w:t>
+      </w:r>
+    </w:p>
+    <w:p>
+      <w:pPr>
+        <w:tabs>
+          <w:tab w:val="left" w:pos="916"/>
+          <w:tab w:val="left" w:pos="1832"/>
+          <w:tab w:val="left" w:pos="2748"/>
+          <w:tab w:val="left" w:pos="3664"/>
+          <w:tab w:val="left" w:pos="4580"/>
+          <w:tab w:val="left" w:pos="5496"/>
+          <w:tab w:val="left" w:pos="6412"/>
+          <w:tab w:val="left" w:pos="7328"/>
+          <w:tab w:val="left" w:pos="8244"/>
+          <w:tab w:val="left" w:pos="9160"/>
+          <w:tab w:val="left" w:pos="10076"/>
+          <w:tab w:val="left" w:pos="10992"/>
+          <w:tab w:val="left" w:pos="11908"/>
+          <w:tab w:val="left" w:pos="12824"/>
+          <w:tab w:val="left" w:pos="13740"/>
+          <w:tab w:val="left" w:pos="14656"/>
+        </w:tabs>
+        <w:spacing w:after="0" w:line="240" w:lineRule="auto"/>
+        <w:rPr>
+          <w:rFonts w:ascii="Courier New" w:eastAsia="Times New Roman" w:hAnsi="Courier New" w:cs="Courier New"/>
+          <w:sz w:val="20"/>
+          <w:szCs w:val="20"/>
+        </w:rPr>
+      </w:pPr>
+      <w:proofErr w:type="spellStart"/>
+      <w:r>
+        <w:rPr>
+          <w:rFonts w:ascii="Courier New" w:eastAsia="Times New Roman" w:hAnsi="Courier New" w:cs="Courier New"/>
+          <w:sz w:val="20"/>
+          <w:szCs w:val="20"/>
+        </w:rPr>
+        <w:t>sudo</w:t>
+      </w:r>
+      <w:proofErr w:type="spellEnd"/>
+      <w:r>
+        <w:rPr>
+          <w:rFonts w:ascii="Courier New" w:eastAsia="Times New Roman" w:hAnsi="Courier New" w:cs="Courier New"/>
+          <w:sz w:val="20"/>
+          <w:szCs w:val="20"/>
+        </w:rPr>
+        <w:t xml:space="preserve"> docker run -d \</w:t>
+      </w:r>
+    </w:p>
+    <w:p>
+      <w:pPr>
+        <w:tabs>
+          <w:tab w:val="left" w:pos="916"/>
+          <w:tab w:val="left" w:pos="1832"/>
+          <w:tab w:val="left" w:pos="2748"/>
+          <w:tab w:val="left" w:pos="3664"/>
+          <w:tab w:val="left" w:pos="4580"/>
+          <w:tab w:val="left" w:pos="5496"/>
+          <w:tab w:val="left" w:pos="6412"/>
+          <w:tab w:val="left" w:pos="7328"/>
+          <w:tab w:val="left" w:pos="8244"/>
+          <w:tab w:val="left" w:pos="9160"/>
+          <w:tab w:val="left" w:pos="10076"/>
+          <w:tab w:val="left" w:pos="10992"/>
+          <w:tab w:val="left" w:pos="11908"/>
+          <w:tab w:val="left" w:pos="12824"/>
+          <w:tab w:val="left" w:pos="13740"/>
+          <w:tab w:val="left" w:pos="14656"/>
+        </w:tabs>
+        <w:spacing w:after="0" w:line="240" w:lineRule="auto"/>
+        <w:rPr>
+          <w:rFonts w:ascii="Courier New" w:eastAsia="Times New Roman" w:hAnsi="Courier New" w:cs="Courier New"/>
+          <w:sz w:val="20"/>
+          <w:szCs w:val="20"/>
+        </w:rPr>
+      </w:pPr>
+      <w:r>
+        <w:rPr>
+          <w:rFonts w:ascii="Courier New" w:eastAsia="Times New Roman" w:hAnsi="Courier New" w:cs="Courier New"/>
+          <w:sz w:val="20"/>
+          <w:szCs w:val="20"/>
+        </w:rPr>
+        <w:t>--restart always \</w:t>
+      </w:r>
+    </w:p>
+    <w:p>
+      <w:pPr>
+        <w:tabs>
+          <w:tab w:val="left" w:pos="916"/>
+          <w:tab w:val="left" w:pos="1832"/>
+          <w:tab w:val="left" w:pos="2748"/>
+          <w:tab w:val="left" w:pos="3664"/>
+          <w:tab w:val="left" w:pos="4580"/>
+          <w:tab w:val="left" w:pos="5496"/>
+          <w:tab w:val="left" w:pos="6412"/>
+          <w:tab w:val="left" w:pos="7328"/>
+          <w:tab w:val="left" w:pos="8244"/>
+          <w:tab w:val="left" w:pos="9160"/>
+          <w:tab w:val="left" w:pos="10076"/>
+          <w:tab w:val="left" w:pos="10992"/>
+          <w:tab w:val="left" w:pos="11908"/>
+          <w:tab w:val="left" w:pos="12824"/>
+          <w:tab w:val="left" w:pos="13740"/>
+          <w:tab w:val="left" w:pos="14656"/>
+        </w:tabs>
+        <w:spacing w:after="0" w:line="240" w:lineRule="auto"/>
+        <w:rPr>
+          <w:rFonts w:ascii="Courier New" w:eastAsia="Times New Roman" w:hAnsi="Courier New" w:cs="Courier New"/>
+          <w:sz w:val="20"/>
+          <w:szCs w:val="20"/>
+        </w:rPr>
+      </w:pPr>
+      <w:r>
+        <w:rPr>
+          <w:rFonts w:ascii="Courier New" w:eastAsia="Times New Roman" w:hAnsi="Courier New" w:cs="Courier New"/>
+          <w:sz w:val="20"/>
+          <w:szCs w:val="20"/>
+        </w:rPr>
+        <w:t>-p 80:80 \</w:t>
+      </w:r>
+    </w:p>
+    <w:p>
+      <w:pPr>
+        <w:tabs>
+          <w:tab w:val="left" w:pos="916"/>
+          <w:tab w:val="left" w:pos="1832"/>
+          <w:tab w:val="left" w:pos="2748"/>
+          <w:tab w:val="left" w:pos="3664"/>
+          <w:tab w:val="left" w:pos="4580"/>
+          <w:tab w:val="left" w:pos="5496"/>
+          <w:tab w:val="left" w:pos="6412"/>
+          <w:tab w:val="left" w:pos="7328"/>
+          <w:tab w:val="left" w:pos="8244"/>
+          <w:tab w:val="left" w:pos="9160"/>
+          <w:tab w:val="left" w:pos="10076"/>
+          <w:tab w:val="left" w:pos="10992"/>
+          <w:tab w:val="left" w:pos="11908"/>
+          <w:tab w:val="left" w:pos="12824"/>
+          <w:tab w:val="left" w:pos="13740"/>
+          <w:tab w:val="left" w:pos="14656"/>
+        </w:tabs>
+        <w:spacing w:after="0" w:line="240" w:lineRule="auto"/>
+        <w:rPr>
+          <w:rFonts w:ascii="Courier New" w:eastAsia="Times New Roman" w:hAnsi="Courier New" w:cs="Courier New"/>
+          <w:sz w:val="20"/>
+          <w:szCs w:val="20"/>
+        </w:rPr>
+      </w:pPr>
+      <w:r>
+        <w:rPr>
+          <w:rFonts w:ascii="Courier New" w:eastAsia="Times New Roman" w:hAnsi="Courier New" w:cs="Courier New"/>
+          <w:sz w:val="20"/>
+          <w:szCs w:val="20"/>
+        </w:rPr>
+        <w:t xml:space="preserve">--name </w:t>
+      </w:r>
+      <w:proofErr w:type="spellStart"/>
+      <w:r>
+        <w:rPr>
+          <w:rFonts w:ascii="Courier New" w:eastAsia="Times New Roman" w:hAnsi="Courier New" w:cs="Courier New"/>
+          <w:sz w:val="20"/>
+          <w:szCs w:val="20"/>
+        </w:rPr>
+        <w:t>mywebsite</w:t>
+      </w:r>
+      <w:proofErr w:type="spellEnd"/>
+      <w:r>
+        <w:rPr>
+          <w:rFonts w:ascii="Courier New" w:eastAsia="Times New Roman" w:hAnsi="Courier New" w:cs="Courier New"/>
+          <w:sz w:val="20"/>
+          <w:szCs w:val="20"/>
+        </w:rPr>
+        <w:t xml:space="preserve"> IMAGE</w:t>
+      </w:r>
+    </w:p>
+    <w:p>
+      <w:pPr>
+        <w:spacing w:before="100" w:beforeAutospacing="1" w:after="100" w:afterAutospacing="1" w:line="240" w:lineRule="auto"/>
+        <w:rPr>
+          <w:rFonts w:ascii="Times New Roman" w:eastAsia="Times New Roman" w:hAnsi="Times New Roman" w:cs="Times New Roman"/>
+          <w:sz w:val="24"/>
+          <w:szCs w:val="24"/>
+        </w:rPr>
+      </w:pPr>
+      <w:r>
+        <w:rPr>
+          <w:rFonts w:ascii="Times New Roman" w:eastAsia="Times New Roman" w:hAnsi="Times New Roman" w:cs="Times New Roman"/>
+          <w:sz w:val="24"/>
+          <w:szCs w:val="24"/>
+        </w:rPr>
+        <w:t>Purpose:</w:t>
+      </w:r>
+    </w:p>
+    <w:p>
+      <w:pPr>
+        <w:spacing w:before="100" w:beforeAutospacing="1" w:after="100" w:afterAutospacing="1" w:line="240" w:lineRule="auto"/>
+        <w:rPr>
+          <w:rFonts w:ascii="Times New Roman" w:eastAsia="Times New Roman" w:hAnsi="Times New Roman" w:cs="Times New Roman"/>
+          <w:sz w:val="24"/>
+          <w:szCs w:val="24"/>
+        </w:rPr>
+      </w:pPr>
+      <w:r>
+        <w:rPr>
+          <w:rFonts w:ascii="Times New Roman" w:eastAsia="Times New Roman" w:hAnsi="Times New Roman" w:cs="Times New Roman"/>
+          <w:sz w:val="24"/>
+          <w:szCs w:val="24"/>
+        </w:rPr>
+        <w:lastRenderedPageBreak/>
+        <w:t>Run latest version automatically.</w:t>
+      </w:r>
+    </w:p>
+    <w:p>
+      <w:pPr>
+        <w:spacing w:after="0" w:line="240" w:lineRule="auto"/>
+        <w:rPr>
+          <w:rFonts w:ascii="Times New Roman" w:eastAsia="Times New Roman" w:hAnsi="Times New Roman" w:cs="Times New Roman"/>
+          <w:sz w:val="24"/>
+          <w:szCs w:val="24"/>
+        </w:rPr>
+      </w:pPr>
+      <w:r>
+        <w:rPr>
+          <w:rFonts w:ascii="Times New Roman" w:eastAsia="Times New Roman" w:hAnsi="Times New Roman" w:cs="Times New Roman"/>
+          <w:sz w:val="24"/>
+          <w:szCs w:val="24"/>
+        </w:rPr>
+        <w:pict>
+          <v:rect id="_x0000_i1071" style="width:0;height:1.5pt" o:hralign="center" o:hrstd="t" o:hr="t" fillcolor="#a0a0a0" stroked="f"/>
+        </w:pict>
+      </w:r>
+    </w:p>
+    <w:p>
+      <w:pPr>
+        <w:spacing w:before="100" w:beforeAutospacing="1" w:after="100" w:afterAutospacing="1" w:line="240" w:lineRule="auto"/>
+        <w:outlineLvl w:val="0"/>
+        <w:rPr>
+          <w:rFonts w:ascii="Times New Roman" w:eastAsia="Times New Roman" w:hAnsi="Times New Roman" w:cs="Times New Roman"/>
+          <w:b/>
+          <w:bCs/>
+          <w:kern w:val="36"/>
+          <w:sz w:val="48"/>
+          <w:szCs w:val="48"/>
+        </w:rPr>
+      </w:pPr>
+      <w:r>
+        <w:rPr>
+          <w:rFonts w:ascii="Times New Roman" w:eastAsia="Times New Roman" w:hAnsi="Times New Roman" w:cs="Times New Roman"/>
+          <w:b/>
+          <w:bCs/>
+          <w:kern w:val="36"/>
+          <w:sz w:val="48"/>
+          <w:szCs w:val="48"/>
+        </w:rPr>
+        <w:t>Secrets Used</w:t>
+      </w:r>
+    </w:p>
+    <w:p>
+      <w:pPr>
+        <w:spacing w:before="100" w:beforeAutospacing="1" w:after="100" w:afterAutospacing="1" w:line="240" w:lineRule="auto"/>
+        <w:rPr>
+          <w:rFonts w:ascii="Times New Roman" w:eastAsia="Times New Roman" w:hAnsi="Times New Roman" w:cs="Times New Roman"/>
+          <w:sz w:val="24"/>
+          <w:szCs w:val="24"/>
+        </w:rPr>
+      </w:pPr>
+      <w:r>
+        <w:rPr>
+          <w:rFonts w:ascii="Times New Roman" w:eastAsia="Times New Roman" w:hAnsi="Times New Roman" w:cs="Times New Roman"/>
+          <w:sz w:val="24"/>
+          <w:szCs w:val="24"/>
+        </w:rPr>
+        <w:t>Stored inside GitHub Secrets.</w:t>
+      </w:r>
+    </w:p>
+    <w:tbl>
+      <w:tblPr>
+        <w:tblW w:w="0" w:type="auto"/>
+        <w:tblCellSpacing w:w="15" w:type="dxa"/>
+        <w:tblCellMar>
+          <w:top w:w="15" w:type="dxa"/>
+          <w:left w:w="15" w:type="dxa"/>
+          <w:bottom w:w="15" w:type="dxa"/>
+          <w:right w:w="15" w:type="dxa"/>
+        </w:tblCellMar>
+        <w:tblLook w:val="04A0" w:firstRow="1" w:lastRow="0" w:firstColumn="1" w:lastColumn="0" w:noHBand="0" w:noVBand="1"/>
+      </w:tblPr>
+      <w:tblGrid>
+        <w:gridCol w:w="2502"/>
+        <w:gridCol w:w="2822"/>
+      </w:tblGrid>
+      <w:tr>
+        <w:trPr>
+          <w:tblHeader/>
+          <w:tblCellSpacing w:w="15" w:type="dxa"/>
+        </w:trPr>
+        <w:tc>
+          <w:tcPr>
+            <w:tcW w:w="0" w:type="auto"/>
+            <w:vAlign w:val="center"/>
+            <w:hideMark/>
+          </w:tcPr>
+          <w:p>
+            <w:pPr>
+              <w:spacing w:after="0" w:line="240" w:lineRule="auto"/>
+              <w:jc w:val="center"/>
+              <w:rPr>
+                <w:rFonts w:ascii="Times New Roman" w:eastAsia="Times New Roman" w:hAnsi="Times New Roman" w:cs="Times New Roman"/>
+                <w:b/>
+                <w:bCs/>
+                <w:sz w:val="24"/>
+                <w:szCs w:val="24"/>
+              </w:rPr>
+            </w:pPr>
+            <w:r>
+              <w:rPr>
+                <w:rFonts w:ascii="Times New Roman" w:eastAsia="Times New Roman" w:hAnsi="Times New Roman" w:cs="Times New Roman"/>
+                <w:b/>
+                <w:bCs/>
+                <w:sz w:val="24"/>
+                <w:szCs w:val="24"/>
+              </w:rPr>
+              <w:t>Secret</w:t>
+            </w:r>
+          </w:p>
+        </w:tc>
+        <w:tc>
+          <w:tcPr>
+            <w:tcW w:w="0" w:type="auto"/>
+            <w:vAlign w:val="center"/>
+            <w:hideMark/>
+          </w:tcPr>
+          <w:p>
+            <w:pPr>
+              <w:spacing w:after="0" w:line="240" w:lineRule="auto"/>
+              <w:jc w:val="center"/>
+              <w:rPr>
+                <w:rFonts w:ascii="Times New Roman" w:eastAsia="Times New Roman" w:hAnsi="Times New Roman" w:cs="Times New Roman"/>
+                <w:b/>
+                <w:bCs/>
+                <w:sz w:val="24"/>
+                <w:szCs w:val="24"/>
+              </w:rPr>
+            </w:pPr>
+            <w:r>
+              <w:rPr>
+                <w:rFonts w:ascii="Times New Roman" w:eastAsia="Times New Roman" w:hAnsi="Times New Roman" w:cs="Times New Roman"/>
+                <w:b/>
+                <w:bCs/>
+                <w:sz w:val="24"/>
+                <w:szCs w:val="24"/>
+              </w:rPr>
+              <w:t>Purpose</w:t>
+            </w:r>
+          </w:p>
+        </w:tc>
+      </w:tr>
+      <w:tr>
+        <w:trPr>
+          <w:tblCellSpacing w:w="15" w:type="dxa"/>
+        </w:trPr>
+        <w:tc>
+          <w:tcPr>
+            <w:tcW w:w="0" w:type="auto"/>
+            <w:vAlign w:val="center"/>
+            <w:hideMark/>
+          </w:tcPr>
+          <w:p>
+            <w:pPr>
+              <w:spacing w:after="0" w:line="240" w:lineRule="auto"/>
+              <w:rPr>
+                <w:rFonts w:ascii="Times New Roman" w:eastAsia="Times New Roman" w:hAnsi="Times New Roman" w:cs="Times New Roman"/>
+                <w:sz w:val="24"/>
+                <w:szCs w:val="24"/>
+              </w:rPr>
+            </w:pPr>
+            <w:r>
+              <w:rPr>
+                <w:rFonts w:ascii="Times New Roman" w:eastAsia="Times New Roman" w:hAnsi="Times New Roman" w:cs="Times New Roman"/>
+                <w:sz w:val="24"/>
+                <w:szCs w:val="24"/>
+              </w:rPr>
+              <w:t>DOCKER_USERNAME</w:t>
+            </w:r>
+          </w:p>
+        </w:tc>
+        <w:tc>
+          <w:tcPr>
+            <w:tcW w:w="0" w:type="auto"/>
+            <w:vAlign w:val="center"/>
+            <w:hideMark/>
+          </w:tcPr>
+          <w:p>
+            <w:pPr>
+              <w:spacing w:after="0" w:line="240" w:lineRule="auto"/>
+              <w:rPr>
+                <w:rFonts w:ascii="Times New Roman" w:eastAsia="Times New Roman" w:hAnsi="Times New Roman" w:cs="Times New Roman"/>
+                <w:sz w:val="24"/>
+                <w:szCs w:val="24"/>
+              </w:rPr>
+            </w:pPr>
+            <w:r>
+              <w:rPr>
+                <w:rFonts w:ascii="Times New Roman" w:eastAsia="Times New Roman" w:hAnsi="Times New Roman" w:cs="Times New Roman"/>
+                <w:sz w:val="24"/>
+                <w:szCs w:val="24"/>
+              </w:rPr>
+              <w:t>Docker Hub login</w:t>
+            </w:r>
+          </w:p>
+        </w:tc>
+      </w:tr>
+      <w:tr>
+        <w:trPr>
+          <w:tblCellSpacing w:w="15" w:type="dxa"/>
+        </w:trPr>
+        <w:tc>
+          <w:tcPr>
+            <w:tcW w:w="0" w:type="auto"/>
+            <w:vAlign w:val="center"/>
+            <w:hideMark/>
+          </w:tcPr>
+          <w:p>
+            <w:pPr>
+              <w:spacing w:after="0" w:line="240" w:lineRule="auto"/>
+              <w:rPr>
+                <w:rFonts w:ascii="Times New Roman" w:eastAsia="Times New Roman" w:hAnsi="Times New Roman" w:cs="Times New Roman"/>
+                <w:sz w:val="24"/>
+                <w:szCs w:val="24"/>
+              </w:rPr>
+            </w:pPr>
+            <w:r>
+              <w:rPr>
+                <w:rFonts w:ascii="Times New Roman" w:eastAsia="Times New Roman" w:hAnsi="Times New Roman" w:cs="Times New Roman"/>
+                <w:sz w:val="24"/>
+                <w:szCs w:val="24"/>
+              </w:rPr>
+              <w:t>DOCKER_PASSWORD</w:t>
+            </w:r>
+          </w:p>
+        </w:tc>
+        <w:tc>
+          <w:tcPr>
+            <w:tcW w:w="0" w:type="auto"/>
+            <w:vAlign w:val="center"/>
+            <w:hideMark/>
+          </w:tcPr>
+          <w:p>
+            <w:pPr>
+              <w:spacing w:after="0" w:line="240" w:lineRule="auto"/>
+              <w:rPr>
+                <w:rFonts w:ascii="Times New Roman" w:eastAsia="Times New Roman" w:hAnsi="Times New Roman" w:cs="Times New Roman"/>
+                <w:sz w:val="24"/>
+                <w:szCs w:val="24"/>
+              </w:rPr>
+            </w:pPr>
+            <w:r>
+              <w:rPr>
+                <w:rFonts w:ascii="Times New Roman" w:eastAsia="Times New Roman" w:hAnsi="Times New Roman" w:cs="Times New Roman"/>
+                <w:sz w:val="24"/>
+                <w:szCs w:val="24"/>
+              </w:rPr>
+              <w:t>Docker Hub password/token</w:t>
+            </w:r>
+          </w:p>
+        </w:tc>
+      </w:tr>
+      <w:tr>
+        <w:trPr>
+          <w:tblCellSpacing w:w="15" w:type="dxa"/>
+        </w:trPr>
+        <w:tc>
+          <w:tcPr>
+            <w:tcW w:w="0" w:type="auto"/>
+            <w:vAlign w:val="center"/>
+            <w:hideMark/>
+          </w:tcPr>
+          <w:p>
+            <w:pPr>
+              <w:spacing w:after="0" w:line="240" w:lineRule="auto"/>
+              <w:rPr>
+                <w:rFonts w:ascii="Times New Roman" w:eastAsia="Times New Roman" w:hAnsi="Times New Roman" w:cs="Times New Roman"/>
+                <w:sz w:val="24"/>
+                <w:szCs w:val="24"/>
+              </w:rPr>
+            </w:pPr>
+            <w:r>
+              <w:rPr>
+                <w:rFonts w:ascii="Times New Roman" w:eastAsia="Times New Roman" w:hAnsi="Times New Roman" w:cs="Times New Roman"/>
+                <w:sz w:val="24"/>
+                <w:szCs w:val="24"/>
+              </w:rPr>
+              <w:t>EC2_HOST</w:t>
+            </w:r>
+          </w:p>
+        </w:tc>
+        <w:tc>
+          <w:tcPr>
+            <w:tcW w:w="0" w:type="auto"/>
+            <w:vAlign w:val="center"/>
+            <w:hideMark/>
+          </w:tcPr>
+          <w:p>
+            <w:pPr>
+              <w:spacing w:after="0" w:line="240" w:lineRule="auto"/>
+              <w:rPr>
+                <w:rFonts w:ascii="Times New Roman" w:eastAsia="Times New Roman" w:hAnsi="Times New Roman" w:cs="Times New Roman"/>
+                <w:sz w:val="24"/>
+                <w:szCs w:val="24"/>
+              </w:rPr>
+            </w:pPr>
+            <w:r>
+              <w:rPr>
+                <w:rFonts w:ascii="Times New Roman" w:eastAsia="Times New Roman" w:hAnsi="Times New Roman" w:cs="Times New Roman"/>
+                <w:sz w:val="24"/>
+                <w:szCs w:val="24"/>
+              </w:rPr>
+              <w:t>Server public IP</w:t>
+            </w:r>
+          </w:p>
+        </w:tc>
+      </w:tr>
+      <w:tr>
+        <w:trPr>
+          <w:tblCellSpacing w:w="15" w:type="dxa"/>
+        </w:trPr>
+        <w:tc>
+          <w:tcPr>
+            <w:tcW w:w="0" w:type="auto"/>
+            <w:vAlign w:val="center"/>
+            <w:hideMark/>
+          </w:tcPr>
+          <w:p>
+            <w:pPr>
+              <w:spacing w:after="0" w:line="240" w:lineRule="auto"/>
+              <w:rPr>
+                <w:rFonts w:ascii="Times New Roman" w:eastAsia="Times New Roman" w:hAnsi="Times New Roman" w:cs="Times New Roman"/>
+                <w:sz w:val="24"/>
+                <w:szCs w:val="24"/>
+              </w:rPr>
+            </w:pPr>
+            <w:r>
+              <w:rPr>
+                <w:rFonts w:ascii="Times New Roman" w:eastAsia="Times New Roman" w:hAnsi="Times New Roman" w:cs="Times New Roman"/>
+                <w:sz w:val="24"/>
+                <w:szCs w:val="24"/>
+              </w:rPr>
+              <w:t>EC2_USER</w:t>
+            </w:r>
+          </w:p>
+        </w:tc>
+        <w:tc>
+          <w:tcPr>
+            <w:tcW w:w="0" w:type="auto"/>
+            <w:vAlign w:val="center"/>
+            <w:hideMark/>
+          </w:tcPr>
+          <w:p>
+            <w:pPr>
+              <w:spacing w:after="0" w:line="240" w:lineRule="auto"/>
+              <w:rPr>
+                <w:rFonts w:ascii="Times New Roman" w:eastAsia="Times New Roman" w:hAnsi="Times New Roman" w:cs="Times New Roman"/>
+                <w:sz w:val="24"/>
+                <w:szCs w:val="24"/>
+              </w:rPr>
+            </w:pPr>
+            <w:r>
+              <w:rPr>
+                <w:rFonts w:ascii="Times New Roman" w:eastAsia="Times New Roman" w:hAnsi="Times New Roman" w:cs="Times New Roman"/>
+                <w:sz w:val="24"/>
+                <w:szCs w:val="24"/>
+              </w:rPr>
+              <w:t>ubuntu</w:t>
+            </w:r>
+          </w:p>
+        </w:tc>
+      </w:tr>
+      <w:tr>
+        <w:trPr>
+          <w:tblCellSpacing w:w="15" w:type="dxa"/>
+        </w:trPr>
+        <w:tc>
+          <w:tcPr>
+            <w:tcW w:w="0" w:type="auto"/>
+            <w:vAlign w:val="center"/>
+            <w:hideMark/>
+          </w:tcPr>
+          <w:p>
+            <w:pPr>
+              <w:spacing w:after="0" w:line="240" w:lineRule="auto"/>
+              <w:rPr>
+                <w:rFonts w:ascii="Times New Roman" w:eastAsia="Times New Roman" w:hAnsi="Times New Roman" w:cs="Times New Roman"/>
+                <w:sz w:val="24"/>
+                <w:szCs w:val="24"/>
+              </w:rPr>
+            </w:pPr>
+            <w:r>
+              <w:rPr>
+                <w:rFonts w:ascii="Times New Roman" w:eastAsia="Times New Roman" w:hAnsi="Times New Roman" w:cs="Times New Roman"/>
+                <w:sz w:val="24"/>
+                <w:szCs w:val="24"/>
+              </w:rPr>
+              <w:t>EC2_SSH_KEY</w:t>
+            </w:r>
+          </w:p>
+        </w:tc>
+        <w:tc>
+          <w:tcPr>
+            <w:tcW w:w="0" w:type="auto"/>
+            <w:vAlign w:val="center"/>
+            <w:hideMark/>
+          </w:tcPr>
+          <w:p>
+            <w:pPr>
+              <w:spacing w:after="0" w:line="240" w:lineRule="auto"/>
+              <w:rPr>
+                <w:rFonts w:ascii="Times New Roman" w:eastAsia="Times New Roman" w:hAnsi="Times New Roman" w:cs="Times New Roman"/>
+                <w:sz w:val="24"/>
+                <w:szCs w:val="24"/>
+              </w:rPr>
+            </w:pPr>
+            <w:r>
+              <w:rPr>
+                <w:rFonts w:ascii="Times New Roman" w:eastAsia="Times New Roman" w:hAnsi="Times New Roman" w:cs="Times New Roman"/>
+                <w:sz w:val="24"/>
+                <w:szCs w:val="24"/>
+              </w:rPr>
+              <w:t>SSH private key</w:t>
+            </w:r>
+          </w:p>
+        </w:tc>
+      </w:tr>
+    </w:tbl>
+    <w:p>
+      <w:pPr>
+        <w:spacing w:after="0" w:line="240" w:lineRule="auto"/>
+        <w:rPr>
+          <w:rFonts w:ascii="Times New Roman" w:eastAsia="Times New Roman" w:hAnsi="Times New Roman" w:cs="Times New Roman"/>
+          <w:sz w:val="24"/>
+          <w:szCs w:val="24"/>
+        </w:rPr>
+      </w:pPr>
+      <w:r>
+        <w:rPr>
+          <w:rFonts w:ascii="Times New Roman" w:eastAsia="Times New Roman" w:hAnsi="Times New Roman" w:cs="Times New Roman"/>
+          <w:sz w:val="24"/>
+          <w:szCs w:val="24"/>
+        </w:rPr>
+        <w:pict>
+          <v:rect id="_x0000_i1072" style="width:0;height:1.5pt" o:hralign="center" o:hrstd="t" o:hr="t" fillcolor="#a0a0a0" stroked="f"/>
+        </w:pict>
+      </w:r>
+    </w:p>
+    <w:p>
+      <w:pPr>
+        <w:spacing w:before="100" w:beforeAutospacing="1" w:after="100" w:afterAutospacing="1" w:line="240" w:lineRule="auto"/>
+        <w:outlineLvl w:val="0"/>
+        <w:rPr>
+          <w:rFonts w:ascii="Times New Roman" w:eastAsia="Times New Roman" w:hAnsi="Times New Roman" w:cs="Times New Roman"/>
+          <w:b/>
+          <w:bCs/>
+          <w:kern w:val="36"/>
+          <w:sz w:val="48"/>
+          <w:szCs w:val="48"/>
+        </w:rPr>
+      </w:pPr>
+      <w:r>
+        <w:rPr>
+          <w:rFonts w:ascii="Times New Roman" w:eastAsia="Times New Roman" w:hAnsi="Times New Roman" w:cs="Times New Roman"/>
+          <w:b/>
+          <w:bCs/>
+          <w:kern w:val="36"/>
+          <w:sz w:val="48"/>
+          <w:szCs w:val="48"/>
+        </w:rPr>
+        <w:t>What Was Learned?</w:t>
+      </w:r>
+    </w:p>
+    <w:p>
+      <w:pPr>
+        <w:spacing w:before="100" w:beforeAutospacing="1" w:after="100" w:afterAutospacing="1" w:line="240" w:lineRule="auto"/>
+        <w:outlineLvl w:val="1"/>
+        <w:rPr>
+          <w:rFonts w:ascii="Times New Roman" w:eastAsia="Times New Roman" w:hAnsi="Times New Roman" w:cs="Times New Roman"/>
+          <w:b/>
+          <w:bCs/>
+          <w:sz w:val="36"/>
+          <w:szCs w:val="36"/>
+        </w:rPr>
+      </w:pPr>
+      <w:r>
+        <w:rPr>
+          <w:rFonts w:ascii="Times New Roman" w:eastAsia="Times New Roman" w:hAnsi="Times New Roman" w:cs="Times New Roman"/>
+          <w:b/>
+          <w:bCs/>
+          <w:sz w:val="36"/>
+          <w:szCs w:val="36"/>
+        </w:rPr>
+        <w:t>CI/CD</w:t>
+      </w:r>
+    </w:p>
+    <w:p>
+      <w:pPr>
+        <w:spacing w:before="100" w:beforeAutospacing="1" w:after="100" w:afterAutospacing="1" w:line="240" w:lineRule="auto"/>
+        <w:rPr>
+          <w:rFonts w:ascii="Times New Roman" w:eastAsia="Times New Roman" w:hAnsi="Times New Roman" w:cs="Times New Roman"/>
+          <w:sz w:val="24"/>
+          <w:szCs w:val="24"/>
+        </w:rPr>
+      </w:pPr>
+      <w:r>
+        <w:rPr>
+          <w:rFonts w:ascii="Times New Roman" w:eastAsia="Times New Roman" w:hAnsi="Times New Roman" w:cs="Times New Roman"/>
+          <w:sz w:val="24"/>
+          <w:szCs w:val="24"/>
+        </w:rPr>
+        <w:t>Continuous Integration and Continuous Deployment.</w:t>
+      </w:r>
+    </w:p>
+    <w:p>
+      <w:pPr>
+        <w:spacing w:after="0" w:line="240" w:lineRule="auto"/>
+        <w:rPr>
+          <w:rFonts w:ascii="Times New Roman" w:eastAsia="Times New Roman" w:hAnsi="Times New Roman" w:cs="Times New Roman"/>
+          <w:sz w:val="24"/>
+          <w:szCs w:val="24"/>
+        </w:rPr>
+      </w:pPr>
+      <w:r>
+        <w:rPr>
+          <w:rFonts w:ascii="Times New Roman" w:eastAsia="Times New Roman" w:hAnsi="Times New Roman" w:cs="Times New Roman"/>
+          <w:sz w:val="24"/>
+          <w:szCs w:val="24"/>
+        </w:rPr>
+        <w:pict>
+          <v:rect id="_x0000_i1073" style="width:0;height:1.5pt" o:hralign="center" o:hrstd="t" o:hr="t" fillcolor="#a0a0a0" stroked="f"/>
+        </w:pict>
+      </w:r>
+    </w:p>
+    <w:p>
+      <w:pPr>
+        <w:spacing w:before="100" w:beforeAutospacing="1" w:after="100" w:afterAutospacing="1" w:line="240" w:lineRule="auto"/>
+        <w:outlineLvl w:val="1"/>
+        <w:rPr>
+          <w:rFonts w:ascii="Times New Roman" w:eastAsia="Times New Roman" w:hAnsi="Times New Roman" w:cs="Times New Roman"/>
+          <w:b/>
+          <w:bCs/>
+          <w:sz w:val="36"/>
+          <w:szCs w:val="36"/>
+        </w:rPr>
+      </w:pPr>
+      <w:r>
+        <w:rPr>
+          <w:rFonts w:ascii="Times New Roman" w:eastAsia="Times New Roman" w:hAnsi="Times New Roman" w:cs="Times New Roman"/>
+          <w:b/>
+          <w:bCs/>
+          <w:sz w:val="36"/>
+          <w:szCs w:val="36"/>
+        </w:rPr>
+        <w:t>Deployment Automation</w:t>
+      </w:r>
+    </w:p>
+    <w:p>
+      <w:pPr>
+        <w:spacing w:before="100" w:beforeAutospacing="1" w:after="100" w:afterAutospacing="1" w:line="240" w:lineRule="auto"/>
+        <w:rPr>
+          <w:rFonts w:ascii="Times New Roman" w:eastAsia="Times New Roman" w:hAnsi="Times New Roman" w:cs="Times New Roman"/>
+          <w:sz w:val="24"/>
+          <w:szCs w:val="24"/>
+        </w:rPr>
+      </w:pPr>
+      <w:r>
+        <w:rPr>
+          <w:rFonts w:ascii="Times New Roman" w:eastAsia="Times New Roman" w:hAnsi="Times New Roman" w:cs="Times New Roman"/>
+          <w:sz w:val="24"/>
+          <w:szCs w:val="24"/>
+        </w:rPr>
+        <w:t>Code deployment without manual server access.</w:t>
+      </w:r>
+    </w:p>
+    <w:p>
+      <w:pPr>
+        <w:spacing w:after="0" w:line="240" w:lineRule="auto"/>
+        <w:rPr>
+          <w:rFonts w:ascii="Times New Roman" w:eastAsia="Times New Roman" w:hAnsi="Times New Roman" w:cs="Times New Roman"/>
+          <w:sz w:val="24"/>
+          <w:szCs w:val="24"/>
+        </w:rPr>
+      </w:pPr>
+      <w:r>
+        <w:rPr>
+          <w:rFonts w:ascii="Times New Roman" w:eastAsia="Times New Roman" w:hAnsi="Times New Roman" w:cs="Times New Roman"/>
+          <w:sz w:val="24"/>
+          <w:szCs w:val="24"/>
+        </w:rPr>
+        <w:pict>
+          <v:rect id="_x0000_i1074" style="width:0;height:1.5pt" o:hralign="center" o:hrstd="t" o:hr="t" fillcolor="#a0a0a0" stroked="f"/>
+        </w:pict>
+      </w:r>
+    </w:p>
+    <w:p>
+      <w:pPr>
+        <w:spacing w:before="100" w:beforeAutospacing="1" w:after="100" w:afterAutospacing="1" w:line="240" w:lineRule="auto"/>
+        <w:outlineLvl w:val="1"/>
+        <w:rPr>
+          <w:rFonts w:ascii="Times New Roman" w:eastAsia="Times New Roman" w:hAnsi="Times New Roman" w:cs="Times New Roman"/>
+          <w:b/>
+          <w:bCs/>
+          <w:sz w:val="36"/>
+          <w:szCs w:val="36"/>
+        </w:rPr>
+      </w:pPr>
+      <w:r>
+        <w:rPr>
+          <w:rFonts w:ascii="Times New Roman" w:eastAsia="Times New Roman" w:hAnsi="Times New Roman" w:cs="Times New Roman"/>
+          <w:b/>
+          <w:bCs/>
+          <w:sz w:val="36"/>
+          <w:szCs w:val="36"/>
+        </w:rPr>
+        <w:t>Infrastructure Workflow</w:t>
+      </w:r>
+    </w:p>
+    <w:p>
+      <w:pPr>
+        <w:spacing w:before="100" w:beforeAutospacing="1" w:after="100" w:afterAutospacing="1" w:line="240" w:lineRule="auto"/>
+        <w:rPr>
+          <w:rFonts w:ascii="Times New Roman" w:eastAsia="Times New Roman" w:hAnsi="Times New Roman" w:cs="Times New Roman"/>
+          <w:sz w:val="24"/>
+          <w:szCs w:val="24"/>
+        </w:rPr>
+      </w:pPr>
+      <w:r>
+        <w:rPr>
+          <w:rFonts w:ascii="Times New Roman" w:eastAsia="Times New Roman" w:hAnsi="Times New Roman" w:cs="Times New Roman"/>
+          <w:sz w:val="24"/>
+          <w:szCs w:val="24"/>
+        </w:rPr>
+        <w:t>Understanding how production deployments work.</w:t>
+      </w:r>
+    </w:p>
+    <w:p>
+      <w:pPr>
+        <w:spacing w:after="0" w:line="240" w:lineRule="auto"/>
+        <w:rPr>
+          <w:rFonts w:ascii="Times New Roman" w:eastAsia="Times New Roman" w:hAnsi="Times New Roman" w:cs="Times New Roman"/>
+          <w:sz w:val="24"/>
+          <w:szCs w:val="24"/>
+        </w:rPr>
+      </w:pPr>
+      <w:r>
+        <w:rPr>
+          <w:rFonts w:ascii="Times New Roman" w:eastAsia="Times New Roman" w:hAnsi="Times New Roman" w:cs="Times New Roman"/>
+          <w:sz w:val="24"/>
+          <w:szCs w:val="24"/>
+        </w:rPr>
+        <w:pict>
+          <v:rect id="_x0000_i1075" style="width:0;height:1.5pt" o:hralign="center" o:hrstd="t" o:hr="t" fillcolor="#a0a0a0" stroked="f"/>
+        </w:pict>
+      </w:r>
+    </w:p>
+    <w:p>
+      <w:pPr>
+        <w:spacing w:before="100" w:beforeAutospacing="1" w:after="100" w:afterAutospacing="1" w:line="240" w:lineRule="auto"/>
+        <w:outlineLvl w:val="1"/>
+        <w:rPr>
+          <w:rFonts w:ascii="Times New Roman" w:eastAsia="Times New Roman" w:hAnsi="Times New Roman" w:cs="Times New Roman"/>
+          <w:b/>
+          <w:bCs/>
+          <w:sz w:val="36"/>
+          <w:szCs w:val="36"/>
+        </w:rPr>
+      </w:pPr>
+      <w:r>
+        <w:rPr>
+          <w:rFonts w:ascii="Times New Roman" w:eastAsia="Times New Roman" w:hAnsi="Times New Roman" w:cs="Times New Roman"/>
+          <w:b/>
+          <w:bCs/>
+          <w:sz w:val="36"/>
+          <w:szCs w:val="36"/>
+        </w:rPr>
+        <w:t>SSH Automation</w:t>
+      </w:r>
+    </w:p>
+    <w:p>
+      <w:pPr>
+        <w:spacing w:before="100" w:beforeAutospacing="1" w:after="100" w:afterAutospacing="1" w:line="240" w:lineRule="auto"/>
+        <w:rPr>
+          <w:rFonts w:ascii="Times New Roman" w:eastAsia="Times New Roman" w:hAnsi="Times New Roman" w:cs="Times New Roman"/>
+          <w:sz w:val="24"/>
+          <w:szCs w:val="24"/>
+        </w:rPr>
+      </w:pPr>
+      <w:r>
+        <w:rPr>
+          <w:rFonts w:ascii="Times New Roman" w:eastAsia="Times New Roman" w:hAnsi="Times New Roman" w:cs="Times New Roman"/>
+          <w:sz w:val="24"/>
+          <w:szCs w:val="24"/>
+        </w:rPr>
+        <w:t>Remote Linux server management.</w:t>
+      </w:r>
+    </w:p>
+    <w:p>
+      <w:pPr>
+        <w:spacing w:after="0" w:line="240" w:lineRule="auto"/>
+        <w:rPr>
+          <w:rFonts w:ascii="Times New Roman" w:eastAsia="Times New Roman" w:hAnsi="Times New Roman" w:cs="Times New Roman"/>
+          <w:sz w:val="24"/>
+          <w:szCs w:val="24"/>
+        </w:rPr>
+      </w:pPr>
+      <w:r>
+        <w:rPr>
+          <w:rFonts w:ascii="Times New Roman" w:eastAsia="Times New Roman" w:hAnsi="Times New Roman" w:cs="Times New Roman"/>
+          <w:sz w:val="24"/>
+          <w:szCs w:val="24"/>
+        </w:rPr>
+        <w:pict>
+          <v:rect id="_x0000_i1076" style="width:0;height:1.5pt" o:hralign="center" o:hrstd="t" o:hr="t" fillcolor="#a0a0a0" stroked="f"/>
+        </w:pict>
+      </w:r>
+    </w:p>
+    <w:p>
+      <w:pPr>
+        <w:spacing w:before="100" w:beforeAutospacing="1" w:after="100" w:afterAutospacing="1" w:line="240" w:lineRule="auto"/>
+        <w:outlineLvl w:val="0"/>
+        <w:rPr>
+          <w:rFonts w:ascii="Times New Roman" w:eastAsia="Times New Roman" w:hAnsi="Times New Roman" w:cs="Times New Roman"/>
+          <w:b/>
+          <w:bCs/>
+          <w:kern w:val="36"/>
+          <w:sz w:val="48"/>
+          <w:szCs w:val="48"/>
+        </w:rPr>
+      </w:pPr>
+      <w:r>
+        <w:rPr>
+          <w:rFonts w:ascii="Times New Roman" w:eastAsia="Times New Roman" w:hAnsi="Times New Roman" w:cs="Times New Roman"/>
+          <w:b/>
+          <w:bCs/>
+          <w:kern w:val="36"/>
+          <w:sz w:val="48"/>
+          <w:szCs w:val="48"/>
+        </w:rPr>
+        <w:t>Final Result</w:t>
+      </w:r>
+    </w:p>
+    <w:p>
+      <w:pPr>
+        <w:spacing w:before="100" w:beforeAutospacing="1" w:after="100" w:afterAutospacing="1" w:line="240" w:lineRule="auto"/>
+        <w:rPr>
+          <w:rFonts w:ascii="Times New Roman" w:eastAsia="Times New Roman" w:hAnsi="Times New Roman" w:cs="Times New Roman"/>
+          <w:sz w:val="24"/>
+          <w:szCs w:val="24"/>
+        </w:rPr>
+      </w:pPr>
+      <w:r>
+        <w:rPr>
+          <w:rFonts w:ascii="Times New Roman" w:eastAsia="Times New Roman" w:hAnsi="Times New Roman" w:cs="Times New Roman"/>
+          <w:sz w:val="24"/>
+          <w:szCs w:val="24"/>
+        </w:rPr>
+        <w:t>Every:</w:t>
+      </w:r>
+    </w:p>
+    <w:p>
+      <w:pPr>
+        <w:tabs>
+          <w:tab w:val="left" w:pos="916"/>
+          <w:tab w:val="left" w:pos="1832"/>
+          <w:tab w:val="left" w:pos="2748"/>
+          <w:tab w:val="left" w:pos="3664"/>
+          <w:tab w:val="left" w:pos="4580"/>
+          <w:tab w:val="left" w:pos="5496"/>
+          <w:tab w:val="left" w:pos="6412"/>
+          <w:tab w:val="left" w:pos="7328"/>
+          <w:tab w:val="left" w:pos="8244"/>
+          <w:tab w:val="left" w:pos="9160"/>
+          <w:tab w:val="left" w:pos="10076"/>
+          <w:tab w:val="left" w:pos="10992"/>
+          <w:tab w:val="left" w:pos="11908"/>
+          <w:tab w:val="left" w:pos="12824"/>
+          <w:tab w:val="left" w:pos="13740"/>
+          <w:tab w:val="left" w:pos="14656"/>
+        </w:tabs>
+        <w:spacing w:after="0" w:line="240" w:lineRule="auto"/>
+        <w:rPr>
+          <w:rFonts w:ascii="Courier New" w:eastAsia="Times New Roman" w:hAnsi="Courier New" w:cs="Courier New"/>
+          <w:sz w:val="20"/>
+          <w:szCs w:val="20"/>
+        </w:rPr>
+      </w:pPr>
+      <w:r>
+        <w:rPr>
+          <w:rFonts w:ascii="Courier New" w:eastAsia="Times New Roman" w:hAnsi="Courier New" w:cs="Courier New"/>
+          <w:sz w:val="20"/>
+          <w:szCs w:val="20"/>
+        </w:rPr>
+        <w:lastRenderedPageBreak/>
+        <w:t>git push</w:t>
+      </w:r>
+    </w:p>
+    <w:p>
+      <w:pPr>
+        <w:spacing w:before="100" w:beforeAutospacing="1" w:after="100" w:afterAutospacing="1" w:line="240" w:lineRule="auto"/>
+        <w:rPr>
+          <w:rFonts w:ascii="Times New Roman" w:eastAsia="Times New Roman" w:hAnsi="Times New Roman" w:cs="Times New Roman"/>
+          <w:sz w:val="24"/>
+          <w:szCs w:val="24"/>
+        </w:rPr>
+      </w:pPr>
+      <w:r>
+        <w:rPr>
+          <w:rFonts w:ascii="Times New Roman" w:eastAsia="Times New Roman" w:hAnsi="Times New Roman" w:cs="Times New Roman"/>
+          <w:sz w:val="24"/>
+          <w:szCs w:val="24"/>
+        </w:rPr>
+        <w:t>Automatically updates production server.</w:t>
+      </w:r>
+    </w:p>
+    <w:p>
+      <w:pPr>
+        <w:spacing w:after="0" w:line="240" w:lineRule="auto"/>
+        <w:rPr>
+          <w:rFonts w:ascii="Times New Roman" w:eastAsia="Times New Roman" w:hAnsi="Times New Roman" w:cs="Times New Roman"/>
+          <w:sz w:val="24"/>
+          <w:szCs w:val="24"/>
+        </w:rPr>
+      </w:pPr>
+      <w:r>
+        <w:rPr>
+          <w:rFonts w:ascii="Times New Roman" w:eastAsia="Times New Roman" w:hAnsi="Times New Roman" w:cs="Times New Roman"/>
+          <w:sz w:val="24"/>
+          <w:szCs w:val="24"/>
+        </w:rPr>
+        <w:pict>
+          <v:rect id="_x0000_i1077" style="width:0;height:1.5pt" o:hralign="center" o:hrstd="t" o:hr="t" fillcolor="#a0a0a0" stroked="f"/>
+        </w:pict>
+      </w:r>
+    </w:p>
+    <w:p>
+      <w:pPr>
+        <w:spacing w:before="100" w:beforeAutospacing="1" w:after="100" w:afterAutospacing="1" w:line="240" w:lineRule="auto"/>
+        <w:outlineLvl w:val="0"/>
+        <w:rPr>
+          <w:rFonts w:ascii="Times New Roman" w:eastAsia="Times New Roman" w:hAnsi="Times New Roman" w:cs="Times New Roman"/>
+          <w:b/>
+          <w:bCs/>
+          <w:kern w:val="36"/>
+          <w:sz w:val="48"/>
+          <w:szCs w:val="48"/>
+        </w:rPr>
+      </w:pPr>
+      <w:r>
+        <w:rPr>
+          <w:rFonts w:ascii="Times New Roman" w:eastAsia="Times New Roman" w:hAnsi="Times New Roman" w:cs="Times New Roman"/>
+          <w:b/>
+          <w:bCs/>
+          <w:kern w:val="36"/>
+          <w:sz w:val="48"/>
+          <w:szCs w:val="48"/>
+        </w:rPr>
+        <w:t>2) Elastic IP Configuration</w:t>
+      </w:r>
+    </w:p>
+    <w:p>
+      <w:pPr>
+        <w:spacing w:before="100" w:beforeAutospacing="1" w:after="100" w:afterAutospacing="1" w:line="240" w:lineRule="auto"/>
+        <w:outlineLvl w:val="0"/>
+        <w:rPr>
+          <w:rFonts w:ascii="Times New Roman" w:eastAsia="Times New Roman" w:hAnsi="Times New Roman" w:cs="Times New Roman"/>
+          <w:b/>
+          <w:bCs/>
+          <w:kern w:val="36"/>
+          <w:sz w:val="48"/>
+          <w:szCs w:val="48"/>
+        </w:rPr>
+      </w:pPr>
+      <w:r>
+        <w:rPr>
+          <w:rFonts w:ascii="Times New Roman" w:eastAsia="Times New Roman" w:hAnsi="Times New Roman" w:cs="Times New Roman"/>
+          <w:b/>
+          <w:bCs/>
+          <w:kern w:val="36"/>
+          <w:sz w:val="48"/>
+          <w:szCs w:val="48"/>
+        </w:rPr>
+        <w:t>What Was the Problem?</w:t>
+      </w:r>
+    </w:p>
+    <w:p>
+      <w:pPr>
+        <w:spacing w:before="100" w:beforeAutospacing="1" w:after="100" w:afterAutospacing="1" w:line="240" w:lineRule="auto"/>
+        <w:rPr>
+          <w:rFonts w:ascii="Times New Roman" w:eastAsia="Times New Roman" w:hAnsi="Times New Roman" w:cs="Times New Roman"/>
+          <w:sz w:val="24"/>
+          <w:szCs w:val="24"/>
+        </w:rPr>
+      </w:pPr>
+      <w:r>
+        <w:rPr>
+          <w:rFonts w:ascii="Times New Roman" w:eastAsia="Times New Roman" w:hAnsi="Times New Roman" w:cs="Times New Roman"/>
+          <w:sz w:val="24"/>
+          <w:szCs w:val="24"/>
+        </w:rPr>
+        <w:t>Normal EC2 public IP changes after:</w:t>
+      </w:r>
+    </w:p>
+    <w:p>
+      <w:pPr>
+        <w:numPr>
+          <w:ilvl w:val="0"/>
+          <w:numId w:val="49"/>
+        </w:numPr>
+        <w:spacing w:before="100" w:beforeAutospacing="1" w:after="100" w:afterAutospacing="1" w:line="240" w:lineRule="auto"/>
+        <w:rPr>
+          <w:rFonts w:ascii="Times New Roman" w:eastAsia="Times New Roman" w:hAnsi="Times New Roman" w:cs="Times New Roman"/>
+          <w:sz w:val="24"/>
+          <w:szCs w:val="24"/>
+        </w:rPr>
+      </w:pPr>
+      <w:r>
+        <w:rPr>
+          <w:rFonts w:ascii="Times New Roman" w:eastAsia="Times New Roman" w:hAnsi="Times New Roman" w:cs="Times New Roman"/>
+          <w:sz w:val="24"/>
+          <w:szCs w:val="24"/>
+        </w:rPr>
+        <w:t>Stop</w:t>
+      </w:r>
+    </w:p>
+    <w:p>
+      <w:pPr>
+        <w:numPr>
+          <w:ilvl w:val="0"/>
+          <w:numId w:val="49"/>
+        </w:numPr>
+        <w:spacing w:before="100" w:beforeAutospacing="1" w:after="100" w:afterAutospacing="1" w:line="240" w:lineRule="auto"/>
+        <w:rPr>
+          <w:rFonts w:ascii="Times New Roman" w:eastAsia="Times New Roman" w:hAnsi="Times New Roman" w:cs="Times New Roman"/>
+          <w:sz w:val="24"/>
+          <w:szCs w:val="24"/>
+        </w:rPr>
+      </w:pPr>
+      <w:r>
+        <w:rPr>
+          <w:rFonts w:ascii="Times New Roman" w:eastAsia="Times New Roman" w:hAnsi="Times New Roman" w:cs="Times New Roman"/>
+          <w:sz w:val="24"/>
+          <w:szCs w:val="24"/>
+        </w:rPr>
+        <w:t>Start</w:t>
+      </w:r>
+    </w:p>
+    <w:p>
+      <w:pPr>
+        <w:numPr>
+          <w:ilvl w:val="0"/>
+          <w:numId w:val="49"/>
+        </w:numPr>
+        <w:spacing w:before="100" w:beforeAutospacing="1" w:after="100" w:afterAutospacing="1" w:line="240" w:lineRule="auto"/>
+        <w:rPr>
+          <w:rFonts w:ascii="Times New Roman" w:eastAsia="Times New Roman" w:hAnsi="Times New Roman" w:cs="Times New Roman"/>
+          <w:sz w:val="24"/>
+          <w:szCs w:val="24"/>
+        </w:rPr>
+      </w:pPr>
+      <w:r>
+        <w:rPr>
+          <w:rFonts w:ascii="Times New Roman" w:eastAsia="Times New Roman" w:hAnsi="Times New Roman" w:cs="Times New Roman"/>
+          <w:sz w:val="24"/>
+          <w:szCs w:val="24"/>
+        </w:rPr>
+        <w:t>Restart</w:t>
+      </w:r>
+    </w:p>
+    <w:p>
+      <w:pPr>
+        <w:spacing w:before="100" w:beforeAutospacing="1" w:after="100" w:afterAutospacing="1" w:line="240" w:lineRule="auto"/>
+        <w:rPr>
+          <w:rFonts w:ascii="Times New Roman" w:eastAsia="Times New Roman" w:hAnsi="Times New Roman" w:cs="Times New Roman"/>
+          <w:sz w:val="24"/>
+          <w:szCs w:val="24"/>
+        </w:rPr>
+      </w:pPr>
+      <w:r>
+        <w:rPr>
+          <w:rFonts w:ascii="Times New Roman" w:eastAsia="Times New Roman" w:hAnsi="Times New Roman" w:cs="Times New Roman"/>
+          <w:sz w:val="24"/>
+          <w:szCs w:val="24"/>
+        </w:rPr>
+        <w:t>This breaks:</w:t>
+      </w:r>
+    </w:p>
+    <w:p>
+      <w:pPr>
+        <w:numPr>
+          <w:ilvl w:val="0"/>
+          <w:numId w:val="50"/>
+        </w:numPr>
+        <w:spacing w:before="100" w:beforeAutospacing="1" w:after="100" w:afterAutospacing="1" w:line="240" w:lineRule="auto"/>
+        <w:rPr>
+          <w:rFonts w:ascii="Times New Roman" w:eastAsia="Times New Roman" w:hAnsi="Times New Roman" w:cs="Times New Roman"/>
+          <w:sz w:val="24"/>
+          <w:szCs w:val="24"/>
+        </w:rPr>
+      </w:pPr>
+      <w:r>
+        <w:rPr>
+          <w:rFonts w:ascii="Times New Roman" w:eastAsia="Times New Roman" w:hAnsi="Times New Roman" w:cs="Times New Roman"/>
+          <w:sz w:val="24"/>
+          <w:szCs w:val="24"/>
+        </w:rPr>
+        <w:t>SSH</w:t>
+      </w:r>
+    </w:p>
+    <w:p>
+      <w:pPr>
+        <w:numPr>
+          <w:ilvl w:val="0"/>
+          <w:numId w:val="50"/>
+        </w:numPr>
+        <w:spacing w:before="100" w:beforeAutospacing="1" w:after="100" w:afterAutospacing="1" w:line="240" w:lineRule="auto"/>
+        <w:rPr>
+          <w:rFonts w:ascii="Times New Roman" w:eastAsia="Times New Roman" w:hAnsi="Times New Roman" w:cs="Times New Roman"/>
+          <w:sz w:val="24"/>
+          <w:szCs w:val="24"/>
+        </w:rPr>
+      </w:pPr>
+      <w:r>
+        <w:rPr>
+          <w:rFonts w:ascii="Times New Roman" w:eastAsia="Times New Roman" w:hAnsi="Times New Roman" w:cs="Times New Roman"/>
+          <w:sz w:val="24"/>
+          <w:szCs w:val="24"/>
+        </w:rPr>
+        <w:t>Domain mapping</w:t>
+      </w:r>
+    </w:p>
+    <w:p>
+      <w:pPr>
+        <w:numPr>
+          <w:ilvl w:val="0"/>
+          <w:numId w:val="50"/>
+        </w:numPr>
+        <w:spacing w:before="100" w:beforeAutospacing="1" w:after="100" w:afterAutospacing="1" w:line="240" w:lineRule="auto"/>
+        <w:rPr>
+          <w:rFonts w:ascii="Times New Roman" w:eastAsia="Times New Roman" w:hAnsi="Times New Roman" w:cs="Times New Roman"/>
+          <w:sz w:val="24"/>
+          <w:szCs w:val="24"/>
+        </w:rPr>
+      </w:pPr>
+      <w:r>
+        <w:rPr>
+          <w:rFonts w:ascii="Times New Roman" w:eastAsia="Times New Roman" w:hAnsi="Times New Roman" w:cs="Times New Roman"/>
+          <w:sz w:val="24"/>
+          <w:szCs w:val="24"/>
+        </w:rPr>
+        <w:t>GitHub Actions deployment</w:t>
+      </w:r>
+    </w:p>
+    <w:p>
+      <w:pPr>
+        <w:numPr>
+          <w:ilvl w:val="0"/>
+          <w:numId w:val="50"/>
+        </w:numPr>
+        <w:spacing w:before="100" w:beforeAutospacing="1" w:after="100" w:afterAutospacing="1" w:line="240" w:lineRule="auto"/>
+        <w:rPr>
+          <w:rFonts w:ascii="Times New Roman" w:eastAsia="Times New Roman" w:hAnsi="Times New Roman" w:cs="Times New Roman"/>
+          <w:sz w:val="24"/>
+          <w:szCs w:val="24"/>
+        </w:rPr>
+      </w:pPr>
+      <w:r>
+        <w:rPr>
+          <w:rFonts w:ascii="Times New Roman" w:eastAsia="Times New Roman" w:hAnsi="Times New Roman" w:cs="Times New Roman"/>
+          <w:sz w:val="24"/>
+          <w:szCs w:val="24"/>
+        </w:rPr>
+        <w:t>Website access</w:t>
+      </w:r>
+    </w:p>
+    <w:p>
+      <w:pPr>
+        <w:spacing w:after="0" w:line="240" w:lineRule="auto"/>
+        <w:rPr>
+          <w:rFonts w:ascii="Times New Roman" w:eastAsia="Times New Roman" w:hAnsi="Times New Roman" w:cs="Times New Roman"/>
+          <w:sz w:val="24"/>
+          <w:szCs w:val="24"/>
+        </w:rPr>
+      </w:pPr>
+      <w:r>
+        <w:rPr>
+          <w:rFonts w:ascii="Times New Roman" w:eastAsia="Times New Roman" w:hAnsi="Times New Roman" w:cs="Times New Roman"/>
+          <w:sz w:val="24"/>
+          <w:szCs w:val="24"/>
+        </w:rPr>
+        <w:pict>
+          <v:rect id="_x0000_i1078" style="width:0;height:1.5pt" o:hralign="center" o:hrstd="t" o:hr="t" fillcolor="#a0a0a0" stroked="f"/>
+        </w:pict>
+      </w:r>
+    </w:p>
+    <w:p>
+      <w:pPr>
+        <w:spacing w:before="100" w:beforeAutospacing="1" w:after="100" w:afterAutospacing="1" w:line="240" w:lineRule="auto"/>
+        <w:outlineLvl w:val="0"/>
+        <w:rPr>
+          <w:rFonts w:ascii="Times New Roman" w:eastAsia="Times New Roman" w:hAnsi="Times New Roman" w:cs="Times New Roman"/>
+          <w:b/>
+          <w:bCs/>
+          <w:kern w:val="36"/>
+          <w:sz w:val="48"/>
+          <w:szCs w:val="48"/>
+        </w:rPr>
+      </w:pPr>
+      <w:r>
+        <w:rPr>
+          <w:rFonts w:ascii="Times New Roman" w:eastAsia="Times New Roman" w:hAnsi="Times New Roman" w:cs="Times New Roman"/>
+          <w:b/>
+          <w:bCs/>
+          <w:kern w:val="36"/>
+          <w:sz w:val="48"/>
+          <w:szCs w:val="48"/>
+        </w:rPr>
+        <w:t>Solution</w:t>
+      </w:r>
+    </w:p>
+    <w:p>
+      <w:pPr>
+        <w:spacing w:before="100" w:beforeAutospacing="1" w:after="100" w:afterAutospacing="1" w:line="240" w:lineRule="auto"/>
+        <w:rPr>
+          <w:rFonts w:ascii="Times New Roman" w:eastAsia="Times New Roman" w:hAnsi="Times New Roman" w:cs="Times New Roman"/>
+          <w:sz w:val="24"/>
+          <w:szCs w:val="24"/>
+        </w:rPr>
+      </w:pPr>
+      <w:r>
+        <w:rPr>
+          <w:rFonts w:ascii="Times New Roman" w:eastAsia="Times New Roman" w:hAnsi="Times New Roman" w:cs="Times New Roman"/>
+          <w:sz w:val="24"/>
+          <w:szCs w:val="24"/>
+        </w:rPr>
+        <w:t>Assigned:</w:t>
+      </w:r>
+    </w:p>
+    <w:p>
+      <w:pPr>
+        <w:tabs>
+          <w:tab w:val="left" w:pos="916"/>
+          <w:tab w:val="left" w:pos="1832"/>
+          <w:tab w:val="left" w:pos="2748"/>
+          <w:tab w:val="left" w:pos="3664"/>
+          <w:tab w:val="left" w:pos="4580"/>
+          <w:tab w:val="left" w:pos="5496"/>
+          <w:tab w:val="left" w:pos="6412"/>
+          <w:tab w:val="left" w:pos="7328"/>
+          <w:tab w:val="left" w:pos="8244"/>
+          <w:tab w:val="left" w:pos="9160"/>
+          <w:tab w:val="left" w:pos="10076"/>
+          <w:tab w:val="left" w:pos="10992"/>
+          <w:tab w:val="left" w:pos="11908"/>
+          <w:tab w:val="left" w:pos="12824"/>
+          <w:tab w:val="left" w:pos="13740"/>
+          <w:tab w:val="left" w:pos="14656"/>
+        </w:tabs>
+        <w:spacing w:after="0" w:line="240" w:lineRule="auto"/>
+        <w:rPr>
+          <w:rFonts w:ascii="Courier New" w:eastAsia="Times New Roman" w:hAnsi="Courier New" w:cs="Courier New"/>
+          <w:sz w:val="20"/>
+          <w:szCs w:val="20"/>
+        </w:rPr>
+      </w:pPr>
+      <w:r>
+        <w:rPr>
+          <w:rFonts w:ascii="Courier New" w:eastAsia="Times New Roman" w:hAnsi="Courier New" w:cs="Courier New"/>
+          <w:sz w:val="20"/>
+          <w:szCs w:val="20"/>
+        </w:rPr>
+        <w:t>Elastic IP</w:t>
+      </w:r>
+    </w:p>
+    <w:p>
+      <w:pPr>
+        <w:spacing w:after="0" w:line="240" w:lineRule="auto"/>
+        <w:rPr>
+          <w:rFonts w:ascii="Times New Roman" w:eastAsia="Times New Roman" w:hAnsi="Times New Roman" w:cs="Times New Roman"/>
+          <w:sz w:val="24"/>
+          <w:szCs w:val="24"/>
+        </w:rPr>
+      </w:pPr>
+      <w:r>
+        <w:rPr>
+          <w:rFonts w:ascii="Times New Roman" w:eastAsia="Times New Roman" w:hAnsi="Times New Roman" w:cs="Times New Roman"/>
+          <w:sz w:val="24"/>
+          <w:szCs w:val="24"/>
+        </w:rPr>
+        <w:pict>
+          <v:rect id="_x0000_i1079" style="width:0;height:1.5pt" o:hralign="center" o:hrstd="t" o:hr="t" fillcolor="#a0a0a0" stroked="f"/>
+        </w:pict>
+      </w:r>
+    </w:p>
+    <w:p>
+      <w:pPr>
+        <w:spacing w:before="100" w:beforeAutospacing="1" w:after="100" w:afterAutospacing="1" w:line="240" w:lineRule="auto"/>
+        <w:outlineLvl w:val="0"/>
+        <w:rPr>
+          <w:rFonts w:ascii="Times New Roman" w:eastAsia="Times New Roman" w:hAnsi="Times New Roman" w:cs="Times New Roman"/>
+          <w:b/>
+          <w:bCs/>
+          <w:kern w:val="36"/>
+          <w:sz w:val="48"/>
+          <w:szCs w:val="48"/>
+        </w:rPr>
+      </w:pPr>
+      <w:r>
+        <w:rPr>
+          <w:rFonts w:ascii="Times New Roman" w:eastAsia="Times New Roman" w:hAnsi="Times New Roman" w:cs="Times New Roman"/>
+          <w:b/>
+          <w:bCs/>
+          <w:kern w:val="36"/>
+          <w:sz w:val="48"/>
+          <w:szCs w:val="48"/>
+        </w:rPr>
+        <w:t>What Is Elastic IP?</w:t>
+      </w:r>
+    </w:p>
+    <w:p>
+      <w:pPr>
+        <w:spacing w:before="100" w:beforeAutospacing="1" w:after="100" w:afterAutospacing="1" w:line="240" w:lineRule="auto"/>
+        <w:rPr>
+          <w:rFonts w:ascii="Times New Roman" w:eastAsia="Times New Roman" w:hAnsi="Times New Roman" w:cs="Times New Roman"/>
+          <w:sz w:val="24"/>
+          <w:szCs w:val="24"/>
+        </w:rPr>
+      </w:pPr>
+      <w:r>
+        <w:rPr>
+          <w:rFonts w:ascii="Times New Roman" w:eastAsia="Times New Roman" w:hAnsi="Times New Roman" w:cs="Times New Roman"/>
+          <w:sz w:val="24"/>
+          <w:szCs w:val="24"/>
+        </w:rPr>
+        <w:t>Static public IP address from AWS.</w:t>
+      </w:r>
+    </w:p>
+    <w:p>
+      <w:pPr>
+        <w:spacing w:before="100" w:beforeAutospacing="1" w:after="100" w:afterAutospacing="1" w:line="240" w:lineRule="auto"/>
+        <w:rPr>
+          <w:rFonts w:ascii="Times New Roman" w:eastAsia="Times New Roman" w:hAnsi="Times New Roman" w:cs="Times New Roman"/>
+          <w:sz w:val="24"/>
+          <w:szCs w:val="24"/>
+        </w:rPr>
+      </w:pPr>
+      <w:r>
+        <w:rPr>
+          <w:rFonts w:ascii="Times New Roman" w:eastAsia="Times New Roman" w:hAnsi="Times New Roman" w:cs="Times New Roman"/>
+          <w:sz w:val="24"/>
+          <w:szCs w:val="24"/>
+        </w:rPr>
+        <w:t>Purpose:</w:t>
+      </w:r>
+    </w:p>
+    <w:p>
+      <w:pPr>
+        <w:spacing w:before="100" w:beforeAutospacing="1" w:after="100" w:afterAutospacing="1" w:line="240" w:lineRule="auto"/>
+        <w:rPr>
+          <w:rFonts w:ascii="Times New Roman" w:eastAsia="Times New Roman" w:hAnsi="Times New Roman" w:cs="Times New Roman"/>
+          <w:sz w:val="24"/>
+          <w:szCs w:val="24"/>
+        </w:rPr>
+      </w:pPr>
+      <w:r>
+        <w:rPr>
+          <w:rFonts w:ascii="Times New Roman" w:eastAsia="Times New Roman" w:hAnsi="Times New Roman" w:cs="Times New Roman"/>
+          <w:sz w:val="24"/>
+          <w:szCs w:val="24"/>
+        </w:rPr>
+        <w:t>Keep server address permanent.</w:t>
+      </w:r>
+    </w:p>
+    <w:p>
+      <w:pPr>
+        <w:spacing w:after="0" w:line="240" w:lineRule="auto"/>
+        <w:rPr>
+          <w:rFonts w:ascii="Times New Roman" w:eastAsia="Times New Roman" w:hAnsi="Times New Roman" w:cs="Times New Roman"/>
+          <w:sz w:val="24"/>
+          <w:szCs w:val="24"/>
+        </w:rPr>
+      </w:pPr>
+      <w:r>
+        <w:rPr>
+          <w:rFonts w:ascii="Times New Roman" w:eastAsia="Times New Roman" w:hAnsi="Times New Roman" w:cs="Times New Roman"/>
+          <w:sz w:val="24"/>
+          <w:szCs w:val="24"/>
+        </w:rPr>
+        <w:pict>
+          <v:rect id="_x0000_i1080" style="width:0;height:1.5pt" o:hralign="center" o:hrstd="t" o:hr="t" fillcolor="#a0a0a0" stroked="f"/>
+        </w:pict>
+      </w:r>
+    </w:p>
+    <w:p>
+      <w:pPr>
+        <w:spacing w:before="100" w:beforeAutospacing="1" w:after="100" w:afterAutospacing="1" w:line="240" w:lineRule="auto"/>
+        <w:outlineLvl w:val="0"/>
+        <w:rPr>
+          <w:rFonts w:ascii="Times New Roman" w:eastAsia="Times New Roman" w:hAnsi="Times New Roman" w:cs="Times New Roman"/>
+          <w:b/>
+          <w:bCs/>
+          <w:kern w:val="36"/>
+          <w:sz w:val="48"/>
+          <w:szCs w:val="48"/>
+        </w:rPr>
+      </w:pPr>
+      <w:r>
+        <w:rPr>
+          <w:rFonts w:ascii="Times New Roman" w:eastAsia="Times New Roman" w:hAnsi="Times New Roman" w:cs="Times New Roman"/>
+          <w:b/>
+          <w:bCs/>
+          <w:kern w:val="36"/>
+          <w:sz w:val="48"/>
+          <w:szCs w:val="48"/>
+        </w:rPr>
+        <w:t>Architecture Before Elastic IP</w:t>
+      </w:r>
+    </w:p>
+    <w:p>
+      <w:pPr>
+        <w:tabs>
+          <w:tab w:val="left" w:pos="916"/>
+          <w:tab w:val="left" w:pos="1832"/>
+          <w:tab w:val="left" w:pos="2748"/>
+          <w:tab w:val="left" w:pos="3664"/>
+          <w:tab w:val="left" w:pos="4580"/>
+          <w:tab w:val="left" w:pos="5496"/>
+          <w:tab w:val="left" w:pos="6412"/>
+          <w:tab w:val="left" w:pos="7328"/>
+          <w:tab w:val="left" w:pos="8244"/>
+          <w:tab w:val="left" w:pos="9160"/>
+          <w:tab w:val="left" w:pos="10076"/>
+          <w:tab w:val="left" w:pos="10992"/>
+          <w:tab w:val="left" w:pos="11908"/>
+          <w:tab w:val="left" w:pos="12824"/>
+          <w:tab w:val="left" w:pos="13740"/>
+          <w:tab w:val="left" w:pos="14656"/>
+        </w:tabs>
+        <w:spacing w:after="0" w:line="240" w:lineRule="auto"/>
+        <w:rPr>
+          <w:rFonts w:ascii="Courier New" w:eastAsia="Times New Roman" w:hAnsi="Courier New" w:cs="Courier New"/>
+          <w:sz w:val="20"/>
+          <w:szCs w:val="20"/>
+        </w:rPr>
+      </w:pPr>
+      <w:r>
+        <w:rPr>
+          <w:rFonts w:ascii="Courier New" w:eastAsia="Times New Roman" w:hAnsi="Courier New" w:cs="Courier New"/>
+          <w:sz w:val="20"/>
+          <w:szCs w:val="20"/>
+        </w:rPr>
+        <w:t>EC2 Restart</w:t>
+      </w:r>
+    </w:p>
+    <w:p>
+      <w:pPr>
+        <w:tabs>
+          <w:tab w:val="left" w:pos="916"/>
+          <w:tab w:val="left" w:pos="1832"/>
+          <w:tab w:val="left" w:pos="2748"/>
+          <w:tab w:val="left" w:pos="3664"/>
+          <w:tab w:val="left" w:pos="4580"/>
+          <w:tab w:val="left" w:pos="5496"/>
+          <w:tab w:val="left" w:pos="6412"/>
+          <w:tab w:val="left" w:pos="7328"/>
+          <w:tab w:val="left" w:pos="8244"/>
+          <w:tab w:val="left" w:pos="9160"/>
+          <w:tab w:val="left" w:pos="10076"/>
+          <w:tab w:val="left" w:pos="10992"/>
+          <w:tab w:val="left" w:pos="11908"/>
+          <w:tab w:val="left" w:pos="12824"/>
+          <w:tab w:val="left" w:pos="13740"/>
+          <w:tab w:val="left" w:pos="14656"/>
+        </w:tabs>
+        <w:spacing w:after="0" w:line="240" w:lineRule="auto"/>
+        <w:rPr>
+          <w:rFonts w:ascii="Courier New" w:eastAsia="Times New Roman" w:hAnsi="Courier New" w:cs="Courier New"/>
+          <w:sz w:val="20"/>
+          <w:szCs w:val="20"/>
+        </w:rPr>
+      </w:pPr>
+      <w:r>
+        <w:rPr>
+          <w:rFonts w:ascii="Courier New" w:eastAsia="Times New Roman" w:hAnsi="Courier New" w:cs="Courier New"/>
+          <w:sz w:val="20"/>
+          <w:szCs w:val="20"/>
+        </w:rPr>
+        <w:t xml:space="preserve">   ↓</w:t>
+      </w:r>
+    </w:p>
+    <w:p>
+      <w:pPr>
+        <w:tabs>
+          <w:tab w:val="left" w:pos="916"/>
+          <w:tab w:val="left" w:pos="1832"/>
+          <w:tab w:val="left" w:pos="2748"/>
+          <w:tab w:val="left" w:pos="3664"/>
+          <w:tab w:val="left" w:pos="4580"/>
+          <w:tab w:val="left" w:pos="5496"/>
+          <w:tab w:val="left" w:pos="6412"/>
+          <w:tab w:val="left" w:pos="7328"/>
+          <w:tab w:val="left" w:pos="8244"/>
+          <w:tab w:val="left" w:pos="9160"/>
+          <w:tab w:val="left" w:pos="10076"/>
+          <w:tab w:val="left" w:pos="10992"/>
+          <w:tab w:val="left" w:pos="11908"/>
+          <w:tab w:val="left" w:pos="12824"/>
+          <w:tab w:val="left" w:pos="13740"/>
+          <w:tab w:val="left" w:pos="14656"/>
+        </w:tabs>
+        <w:spacing w:after="0" w:line="240" w:lineRule="auto"/>
+        <w:rPr>
+          <w:rFonts w:ascii="Courier New" w:eastAsia="Times New Roman" w:hAnsi="Courier New" w:cs="Courier New"/>
+          <w:sz w:val="20"/>
+          <w:szCs w:val="20"/>
+        </w:rPr>
+      </w:pPr>
+      <w:r>
+        <w:rPr>
+          <w:rFonts w:ascii="Courier New" w:eastAsia="Times New Roman" w:hAnsi="Courier New" w:cs="Courier New"/>
+          <w:sz w:val="20"/>
+          <w:szCs w:val="20"/>
+        </w:rPr>
+        <w:t>New Public IP</w:t>
+      </w:r>
+    </w:p>
+    <w:p>
+      <w:pPr>
+        <w:tabs>
+          <w:tab w:val="left" w:pos="916"/>
+          <w:tab w:val="left" w:pos="1832"/>
+          <w:tab w:val="left" w:pos="2748"/>
+          <w:tab w:val="left" w:pos="3664"/>
+          <w:tab w:val="left" w:pos="4580"/>
+          <w:tab w:val="left" w:pos="5496"/>
+          <w:tab w:val="left" w:pos="6412"/>
+          <w:tab w:val="left" w:pos="7328"/>
+          <w:tab w:val="left" w:pos="8244"/>
+          <w:tab w:val="left" w:pos="9160"/>
+          <w:tab w:val="left" w:pos="10076"/>
+          <w:tab w:val="left" w:pos="10992"/>
+          <w:tab w:val="left" w:pos="11908"/>
+          <w:tab w:val="left" w:pos="12824"/>
+          <w:tab w:val="left" w:pos="13740"/>
+          <w:tab w:val="left" w:pos="14656"/>
+        </w:tabs>
+        <w:spacing w:after="0" w:line="240" w:lineRule="auto"/>
+        <w:rPr>
+          <w:rFonts w:ascii="Courier New" w:eastAsia="Times New Roman" w:hAnsi="Courier New" w:cs="Courier New"/>
+          <w:sz w:val="20"/>
+          <w:szCs w:val="20"/>
+        </w:rPr>
+      </w:pPr>
+      <w:r>
+        <w:rPr>
+          <w:rFonts w:ascii="Courier New" w:eastAsia="Times New Roman" w:hAnsi="Courier New" w:cs="Courier New"/>
+          <w:sz w:val="20"/>
+          <w:szCs w:val="20"/>
+        </w:rPr>
+        <w:lastRenderedPageBreak/>
+        <w:t xml:space="preserve">   ↓</w:t>
+      </w:r>
+    </w:p>
+    <w:p>
+      <w:pPr>
+        <w:tabs>
+          <w:tab w:val="left" w:pos="916"/>
+          <w:tab w:val="left" w:pos="1832"/>
+          <w:tab w:val="left" w:pos="2748"/>
+          <w:tab w:val="left" w:pos="3664"/>
+          <w:tab w:val="left" w:pos="4580"/>
+          <w:tab w:val="left" w:pos="5496"/>
+          <w:tab w:val="left" w:pos="6412"/>
+          <w:tab w:val="left" w:pos="7328"/>
+          <w:tab w:val="left" w:pos="8244"/>
+          <w:tab w:val="left" w:pos="9160"/>
+          <w:tab w:val="left" w:pos="10076"/>
+          <w:tab w:val="left" w:pos="10992"/>
+          <w:tab w:val="left" w:pos="11908"/>
+          <w:tab w:val="left" w:pos="12824"/>
+          <w:tab w:val="left" w:pos="13740"/>
+          <w:tab w:val="left" w:pos="14656"/>
+        </w:tabs>
+        <w:spacing w:after="0" w:line="240" w:lineRule="auto"/>
+        <w:rPr>
+          <w:rFonts w:ascii="Courier New" w:eastAsia="Times New Roman" w:hAnsi="Courier New" w:cs="Courier New"/>
+          <w:sz w:val="20"/>
+          <w:szCs w:val="20"/>
+        </w:rPr>
+      </w:pPr>
+      <w:r>
+        <w:rPr>
+          <w:rFonts w:ascii="Courier New" w:eastAsia="Times New Roman" w:hAnsi="Courier New" w:cs="Courier New"/>
+          <w:sz w:val="20"/>
+          <w:szCs w:val="20"/>
+        </w:rPr>
+        <w:t>Deployment Broken</w:t>
+      </w:r>
+    </w:p>
+    <w:p>
+      <w:pPr>
+        <w:spacing w:after="0" w:line="240" w:lineRule="auto"/>
+        <w:rPr>
+          <w:rFonts w:ascii="Times New Roman" w:eastAsia="Times New Roman" w:hAnsi="Times New Roman" w:cs="Times New Roman"/>
+          <w:sz w:val="24"/>
+          <w:szCs w:val="24"/>
+        </w:rPr>
+      </w:pPr>
+      <w:r>
+        <w:rPr>
+          <w:rFonts w:ascii="Times New Roman" w:eastAsia="Times New Roman" w:hAnsi="Times New Roman" w:cs="Times New Roman"/>
+          <w:sz w:val="24"/>
+          <w:szCs w:val="24"/>
+        </w:rPr>
+        <w:pict>
+          <v:rect id="_x0000_i1081" style="width:0;height:1.5pt" o:hralign="center" o:hrstd="t" o:hr="t" fillcolor="#a0a0a0" stroked="f"/>
+        </w:pict>
+      </w:r>
+    </w:p>
+    <w:p>
+      <w:pPr>
+        <w:spacing w:before="100" w:beforeAutospacing="1" w:after="100" w:afterAutospacing="1" w:line="240" w:lineRule="auto"/>
+        <w:outlineLvl w:val="0"/>
+        <w:rPr>
+          <w:rFonts w:ascii="Times New Roman" w:eastAsia="Times New Roman" w:hAnsi="Times New Roman" w:cs="Times New Roman"/>
+          <w:b/>
+          <w:bCs/>
+          <w:kern w:val="36"/>
+          <w:sz w:val="48"/>
+          <w:szCs w:val="48"/>
+        </w:rPr>
+      </w:pPr>
+      <w:r>
+        <w:rPr>
+          <w:rFonts w:ascii="Times New Roman" w:eastAsia="Times New Roman" w:hAnsi="Times New Roman" w:cs="Times New Roman"/>
+          <w:b/>
+          <w:bCs/>
+          <w:kern w:val="36"/>
+          <w:sz w:val="48"/>
+          <w:szCs w:val="48"/>
+        </w:rPr>
+        <w:t>Architecture After Elastic IP</w:t>
+      </w:r>
+    </w:p>
+    <w:p>
+      <w:pPr>
+        <w:tabs>
+          <w:tab w:val="left" w:pos="916"/>
+          <w:tab w:val="left" w:pos="1832"/>
+          <w:tab w:val="left" w:pos="2748"/>
+          <w:tab w:val="left" w:pos="3664"/>
+          <w:tab w:val="left" w:pos="4580"/>
+          <w:tab w:val="left" w:pos="5496"/>
+          <w:tab w:val="left" w:pos="6412"/>
+          <w:tab w:val="left" w:pos="7328"/>
+          <w:tab w:val="left" w:pos="8244"/>
+          <w:tab w:val="left" w:pos="9160"/>
+          <w:tab w:val="left" w:pos="10076"/>
+          <w:tab w:val="left" w:pos="10992"/>
+          <w:tab w:val="left" w:pos="11908"/>
+          <w:tab w:val="left" w:pos="12824"/>
+          <w:tab w:val="left" w:pos="13740"/>
+          <w:tab w:val="left" w:pos="14656"/>
+        </w:tabs>
+        <w:spacing w:after="0" w:line="240" w:lineRule="auto"/>
+        <w:rPr>
+          <w:rFonts w:ascii="Courier New" w:eastAsia="Times New Roman" w:hAnsi="Courier New" w:cs="Courier New"/>
+          <w:sz w:val="20"/>
+          <w:szCs w:val="20"/>
+        </w:rPr>
+      </w:pPr>
+      <w:r>
+        <w:rPr>
+          <w:rFonts w:ascii="Courier New" w:eastAsia="Times New Roman" w:hAnsi="Courier New" w:cs="Courier New"/>
+          <w:sz w:val="20"/>
+          <w:szCs w:val="20"/>
+        </w:rPr>
+        <w:t>EC2 Restart</w:t>
+      </w:r>
+    </w:p>
+    <w:p>
+      <w:pPr>
+        <w:tabs>
+          <w:tab w:val="left" w:pos="916"/>
+          <w:tab w:val="left" w:pos="1832"/>
+          <w:tab w:val="left" w:pos="2748"/>
+          <w:tab w:val="left" w:pos="3664"/>
+          <w:tab w:val="left" w:pos="4580"/>
+          <w:tab w:val="left" w:pos="5496"/>
+          <w:tab w:val="left" w:pos="6412"/>
+          <w:tab w:val="left" w:pos="7328"/>
+          <w:tab w:val="left" w:pos="8244"/>
+          <w:tab w:val="left" w:pos="9160"/>
+          <w:tab w:val="left" w:pos="10076"/>
+          <w:tab w:val="left" w:pos="10992"/>
+          <w:tab w:val="left" w:pos="11908"/>
+          <w:tab w:val="left" w:pos="12824"/>
+          <w:tab w:val="left" w:pos="13740"/>
+          <w:tab w:val="left" w:pos="14656"/>
+        </w:tabs>
+        <w:spacing w:after="0" w:line="240" w:lineRule="auto"/>
+        <w:rPr>
+          <w:rFonts w:ascii="Courier New" w:eastAsia="Times New Roman" w:hAnsi="Courier New" w:cs="Courier New"/>
+          <w:sz w:val="20"/>
+          <w:szCs w:val="20"/>
+        </w:rPr>
+      </w:pPr>
+      <w:r>
+        <w:rPr>
+          <w:rFonts w:ascii="Courier New" w:eastAsia="Times New Roman" w:hAnsi="Courier New" w:cs="Courier New"/>
+          <w:sz w:val="20"/>
+          <w:szCs w:val="20"/>
+        </w:rPr>
+        <w:t xml:space="preserve">   ↓</w:t>
+      </w:r>
+    </w:p>
+    <w:p>
+      <w:pPr>
+        <w:tabs>
+          <w:tab w:val="left" w:pos="916"/>
+          <w:tab w:val="left" w:pos="1832"/>
+          <w:tab w:val="left" w:pos="2748"/>
+          <w:tab w:val="left" w:pos="3664"/>
+          <w:tab w:val="left" w:pos="4580"/>
+          <w:tab w:val="left" w:pos="5496"/>
+          <w:tab w:val="left" w:pos="6412"/>
+          <w:tab w:val="left" w:pos="7328"/>
+          <w:tab w:val="left" w:pos="8244"/>
+          <w:tab w:val="left" w:pos="9160"/>
+          <w:tab w:val="left" w:pos="10076"/>
+          <w:tab w:val="left" w:pos="10992"/>
+          <w:tab w:val="left" w:pos="11908"/>
+          <w:tab w:val="left" w:pos="12824"/>
+          <w:tab w:val="left" w:pos="13740"/>
+          <w:tab w:val="left" w:pos="14656"/>
+        </w:tabs>
+        <w:spacing w:after="0" w:line="240" w:lineRule="auto"/>
+        <w:rPr>
+          <w:rFonts w:ascii="Courier New" w:eastAsia="Times New Roman" w:hAnsi="Courier New" w:cs="Courier New"/>
+          <w:sz w:val="20"/>
+          <w:szCs w:val="20"/>
+        </w:rPr>
+      </w:pPr>
+      <w:r>
+        <w:rPr>
+          <w:rFonts w:ascii="Courier New" w:eastAsia="Times New Roman" w:hAnsi="Courier New" w:cs="Courier New"/>
+          <w:sz w:val="20"/>
+          <w:szCs w:val="20"/>
+        </w:rPr>
+        <w:t>Same Public IP</w:t>
+      </w:r>
+    </w:p>
+    <w:p>
+      <w:pPr>
+        <w:tabs>
+          <w:tab w:val="left" w:pos="916"/>
+          <w:tab w:val="left" w:pos="1832"/>
+          <w:tab w:val="left" w:pos="2748"/>
+          <w:tab w:val="left" w:pos="3664"/>
+          <w:tab w:val="left" w:pos="4580"/>
+          <w:tab w:val="left" w:pos="5496"/>
+          <w:tab w:val="left" w:pos="6412"/>
+          <w:tab w:val="left" w:pos="7328"/>
+          <w:tab w:val="left" w:pos="8244"/>
+          <w:tab w:val="left" w:pos="9160"/>
+          <w:tab w:val="left" w:pos="10076"/>
+          <w:tab w:val="left" w:pos="10992"/>
+          <w:tab w:val="left" w:pos="11908"/>
+          <w:tab w:val="left" w:pos="12824"/>
+          <w:tab w:val="left" w:pos="13740"/>
+          <w:tab w:val="left" w:pos="14656"/>
+        </w:tabs>
+        <w:spacing w:after="0" w:line="240" w:lineRule="auto"/>
+        <w:rPr>
+          <w:rFonts w:ascii="Courier New" w:eastAsia="Times New Roman" w:hAnsi="Courier New" w:cs="Courier New"/>
+          <w:sz w:val="20"/>
+          <w:szCs w:val="20"/>
+        </w:rPr>
+      </w:pPr>
+      <w:r>
+        <w:rPr>
+          <w:rFonts w:ascii="Courier New" w:eastAsia="Times New Roman" w:hAnsi="Courier New" w:cs="Courier New"/>
+          <w:sz w:val="20"/>
+          <w:szCs w:val="20"/>
+        </w:rPr>
+        <w:t xml:space="preserve">   ↓</w:t>
+      </w:r>
+    </w:p>
+    <w:p>
+      <w:pPr>
+        <w:tabs>
+          <w:tab w:val="left" w:pos="916"/>
+          <w:tab w:val="left" w:pos="1832"/>
+          <w:tab w:val="left" w:pos="2748"/>
+          <w:tab w:val="left" w:pos="3664"/>
+          <w:tab w:val="left" w:pos="4580"/>
+          <w:tab w:val="left" w:pos="5496"/>
+          <w:tab w:val="left" w:pos="6412"/>
+          <w:tab w:val="left" w:pos="7328"/>
+          <w:tab w:val="left" w:pos="8244"/>
+          <w:tab w:val="left" w:pos="9160"/>
+          <w:tab w:val="left" w:pos="10076"/>
+          <w:tab w:val="left" w:pos="10992"/>
+          <w:tab w:val="left" w:pos="11908"/>
+          <w:tab w:val="left" w:pos="12824"/>
+          <w:tab w:val="left" w:pos="13740"/>
+          <w:tab w:val="left" w:pos="14656"/>
+        </w:tabs>
+        <w:spacing w:after="0" w:line="240" w:lineRule="auto"/>
+        <w:rPr>
+          <w:rFonts w:ascii="Courier New" w:eastAsia="Times New Roman" w:hAnsi="Courier New" w:cs="Courier New"/>
+          <w:sz w:val="20"/>
+          <w:szCs w:val="20"/>
+        </w:rPr>
+      </w:pPr>
+      <w:r>
+        <w:rPr>
+          <w:rFonts w:ascii="Courier New" w:eastAsia="Times New Roman" w:hAnsi="Courier New" w:cs="Courier New"/>
+          <w:sz w:val="20"/>
+          <w:szCs w:val="20"/>
+        </w:rPr>
+        <w:t>Everything Still Works</w:t>
+      </w:r>
+    </w:p>
+    <w:p>
+      <w:pPr>
+        <w:spacing w:after="0" w:line="240" w:lineRule="auto"/>
+        <w:rPr>
+          <w:rFonts w:ascii="Times New Roman" w:eastAsia="Times New Roman" w:hAnsi="Times New Roman" w:cs="Times New Roman"/>
+          <w:sz w:val="24"/>
+          <w:szCs w:val="24"/>
+        </w:rPr>
+      </w:pPr>
+      <w:r>
+        <w:rPr>
+          <w:rFonts w:ascii="Times New Roman" w:eastAsia="Times New Roman" w:hAnsi="Times New Roman" w:cs="Times New Roman"/>
+          <w:sz w:val="24"/>
+          <w:szCs w:val="24"/>
+        </w:rPr>
+        <w:pict>
+          <v:rect id="_x0000_i1082" style="width:0;height:1.5pt" o:hralign="center" o:hrstd="t" o:hr="t" fillcolor="#a0a0a0" stroked="f"/>
+        </w:pict>
+      </w:r>
+    </w:p>
+    <w:p>
+      <w:pPr>
+        <w:spacing w:before="100" w:beforeAutospacing="1" w:after="100" w:afterAutospacing="1" w:line="240" w:lineRule="auto"/>
+        <w:outlineLvl w:val="0"/>
+        <w:rPr>
+          <w:rFonts w:ascii="Times New Roman" w:eastAsia="Times New Roman" w:hAnsi="Times New Roman" w:cs="Times New Roman"/>
+          <w:b/>
+          <w:bCs/>
+          <w:kern w:val="36"/>
+          <w:sz w:val="48"/>
+          <w:szCs w:val="48"/>
+        </w:rPr>
+      </w:pPr>
+      <w:r>
+        <w:rPr>
+          <w:rFonts w:ascii="Times New Roman" w:eastAsia="Times New Roman" w:hAnsi="Times New Roman" w:cs="Times New Roman"/>
+          <w:b/>
+          <w:bCs/>
+          <w:kern w:val="36"/>
+          <w:sz w:val="48"/>
+          <w:szCs w:val="48"/>
+        </w:rPr>
+        <w:t>Practical Steps</w:t>
+      </w:r>
+    </w:p>
+    <w:p>
+      <w:pPr>
+        <w:spacing w:before="100" w:beforeAutospacing="1" w:after="100" w:afterAutospacing="1" w:line="240" w:lineRule="auto"/>
+        <w:outlineLvl w:val="1"/>
+        <w:rPr>
+          <w:rFonts w:ascii="Times New Roman" w:eastAsia="Times New Roman" w:hAnsi="Times New Roman" w:cs="Times New Roman"/>
+          <w:b/>
+          <w:bCs/>
+          <w:sz w:val="36"/>
+          <w:szCs w:val="36"/>
+        </w:rPr>
+      </w:pPr>
+      <w:r>
+        <w:rPr>
+          <w:rFonts w:ascii="Times New Roman" w:eastAsia="Times New Roman" w:hAnsi="Times New Roman" w:cs="Times New Roman"/>
+          <w:b/>
+          <w:bCs/>
+          <w:sz w:val="36"/>
+          <w:szCs w:val="36"/>
+        </w:rPr>
+        <w:t>AWS Console</w:t>
+      </w:r>
+    </w:p>
+    <w:p>
+      <w:pPr>
+        <w:tabs>
+          <w:tab w:val="left" w:pos="916"/>
+          <w:tab w:val="left" w:pos="1832"/>
+          <w:tab w:val="left" w:pos="2748"/>
+          <w:tab w:val="left" w:pos="3664"/>
+          <w:tab w:val="left" w:pos="4580"/>
+          <w:tab w:val="left" w:pos="5496"/>
+          <w:tab w:val="left" w:pos="6412"/>
+          <w:tab w:val="left" w:pos="7328"/>
+          <w:tab w:val="left" w:pos="8244"/>
+          <w:tab w:val="left" w:pos="9160"/>
+          <w:tab w:val="left" w:pos="10076"/>
+          <w:tab w:val="left" w:pos="10992"/>
+          <w:tab w:val="left" w:pos="11908"/>
+          <w:tab w:val="left" w:pos="12824"/>
+          <w:tab w:val="left" w:pos="13740"/>
+          <w:tab w:val="left" w:pos="14656"/>
+        </w:tabs>
+        <w:spacing w:after="0" w:line="240" w:lineRule="auto"/>
+        <w:rPr>
+          <w:rFonts w:ascii="Courier New" w:eastAsia="Times New Roman" w:hAnsi="Courier New" w:cs="Courier New"/>
+          <w:sz w:val="20"/>
+          <w:szCs w:val="20"/>
+        </w:rPr>
+      </w:pPr>
+      <w:r>
+        <w:rPr>
+          <w:rFonts w:ascii="Courier New" w:eastAsia="Times New Roman" w:hAnsi="Courier New" w:cs="Courier New"/>
+          <w:sz w:val="20"/>
+          <w:szCs w:val="20"/>
+        </w:rPr>
+        <w:t>EC2</w:t>
+      </w:r>
+    </w:p>
+    <w:p>
+      <w:pPr>
+        <w:tabs>
+          <w:tab w:val="left" w:pos="916"/>
+          <w:tab w:val="left" w:pos="1832"/>
+          <w:tab w:val="left" w:pos="2748"/>
+          <w:tab w:val="left" w:pos="3664"/>
+          <w:tab w:val="left" w:pos="4580"/>
+          <w:tab w:val="left" w:pos="5496"/>
+          <w:tab w:val="left" w:pos="6412"/>
+          <w:tab w:val="left" w:pos="7328"/>
+          <w:tab w:val="left" w:pos="8244"/>
+          <w:tab w:val="left" w:pos="9160"/>
+          <w:tab w:val="left" w:pos="10076"/>
+          <w:tab w:val="left" w:pos="10992"/>
+          <w:tab w:val="left" w:pos="11908"/>
+          <w:tab w:val="left" w:pos="12824"/>
+          <w:tab w:val="left" w:pos="13740"/>
+          <w:tab w:val="left" w:pos="14656"/>
+        </w:tabs>
+        <w:spacing w:after="0" w:line="240" w:lineRule="auto"/>
+        <w:rPr>
+          <w:rFonts w:ascii="Courier New" w:eastAsia="Times New Roman" w:hAnsi="Courier New" w:cs="Courier New"/>
+          <w:sz w:val="20"/>
+          <w:szCs w:val="20"/>
+        </w:rPr>
+      </w:pPr>
+      <w:r>
+        <w:rPr>
+          <w:rFonts w:ascii="Courier New" w:eastAsia="Times New Roman" w:hAnsi="Courier New" w:cs="Courier New"/>
+          <w:sz w:val="20"/>
+          <w:szCs w:val="20"/>
+        </w:rPr>
+        <w:t xml:space="preserve">   ↓</w:t>
+      </w:r>
+    </w:p>
+    <w:p>
+      <w:pPr>
+        <w:tabs>
+          <w:tab w:val="left" w:pos="916"/>
+          <w:tab w:val="left" w:pos="1832"/>
+          <w:tab w:val="left" w:pos="2748"/>
+          <w:tab w:val="left" w:pos="3664"/>
+          <w:tab w:val="left" w:pos="4580"/>
+          <w:tab w:val="left" w:pos="5496"/>
+          <w:tab w:val="left" w:pos="6412"/>
+          <w:tab w:val="left" w:pos="7328"/>
+          <w:tab w:val="left" w:pos="8244"/>
+          <w:tab w:val="left" w:pos="9160"/>
+          <w:tab w:val="left" w:pos="10076"/>
+          <w:tab w:val="left" w:pos="10992"/>
+          <w:tab w:val="left" w:pos="11908"/>
+          <w:tab w:val="left" w:pos="12824"/>
+          <w:tab w:val="left" w:pos="13740"/>
+          <w:tab w:val="left" w:pos="14656"/>
+        </w:tabs>
+        <w:spacing w:after="0" w:line="240" w:lineRule="auto"/>
+        <w:rPr>
+          <w:rFonts w:ascii="Courier New" w:eastAsia="Times New Roman" w:hAnsi="Courier New" w:cs="Courier New"/>
+          <w:sz w:val="20"/>
+          <w:szCs w:val="20"/>
+        </w:rPr>
+      </w:pPr>
+      <w:r>
+        <w:rPr>
+          <w:rFonts w:ascii="Courier New" w:eastAsia="Times New Roman" w:hAnsi="Courier New" w:cs="Courier New"/>
+          <w:sz w:val="20"/>
+          <w:szCs w:val="20"/>
+        </w:rPr>
+        <w:t>Elastic IPs</w:t>
+      </w:r>
+    </w:p>
+    <w:p>
+      <w:pPr>
+        <w:tabs>
+          <w:tab w:val="left" w:pos="916"/>
+          <w:tab w:val="left" w:pos="1832"/>
+          <w:tab w:val="left" w:pos="2748"/>
+          <w:tab w:val="left" w:pos="3664"/>
+          <w:tab w:val="left" w:pos="4580"/>
+          <w:tab w:val="left" w:pos="5496"/>
+          <w:tab w:val="left" w:pos="6412"/>
+          <w:tab w:val="left" w:pos="7328"/>
+          <w:tab w:val="left" w:pos="8244"/>
+          <w:tab w:val="left" w:pos="9160"/>
+          <w:tab w:val="left" w:pos="10076"/>
+          <w:tab w:val="left" w:pos="10992"/>
+          <w:tab w:val="left" w:pos="11908"/>
+          <w:tab w:val="left" w:pos="12824"/>
+          <w:tab w:val="left" w:pos="13740"/>
+          <w:tab w:val="left" w:pos="14656"/>
+        </w:tabs>
+        <w:spacing w:after="0" w:line="240" w:lineRule="auto"/>
+        <w:rPr>
+          <w:rFonts w:ascii="Courier New" w:eastAsia="Times New Roman" w:hAnsi="Courier New" w:cs="Courier New"/>
+          <w:sz w:val="20"/>
+          <w:szCs w:val="20"/>
+        </w:rPr>
+      </w:pPr>
+      <w:r>
+        <w:rPr>
+          <w:rFonts w:ascii="Courier New" w:eastAsia="Times New Roman" w:hAnsi="Courier New" w:cs="Courier New"/>
+          <w:sz w:val="20"/>
+          <w:szCs w:val="20"/>
+        </w:rPr>
+        <w:t xml:space="preserve">   ↓</w:t>
+      </w:r>
+    </w:p>
+    <w:p>
+      <w:pPr>
+        <w:tabs>
+          <w:tab w:val="left" w:pos="916"/>
+          <w:tab w:val="left" w:pos="1832"/>
+          <w:tab w:val="left" w:pos="2748"/>
+          <w:tab w:val="left" w:pos="3664"/>
+          <w:tab w:val="left" w:pos="4580"/>
+          <w:tab w:val="left" w:pos="5496"/>
+          <w:tab w:val="left" w:pos="6412"/>
+          <w:tab w:val="left" w:pos="7328"/>
+          <w:tab w:val="left" w:pos="8244"/>
+          <w:tab w:val="left" w:pos="9160"/>
+          <w:tab w:val="left" w:pos="10076"/>
+          <w:tab w:val="left" w:pos="10992"/>
+          <w:tab w:val="left" w:pos="11908"/>
+          <w:tab w:val="left" w:pos="12824"/>
+          <w:tab w:val="left" w:pos="13740"/>
+          <w:tab w:val="left" w:pos="14656"/>
+        </w:tabs>
+        <w:spacing w:after="0" w:line="240" w:lineRule="auto"/>
+        <w:rPr>
+          <w:rFonts w:ascii="Courier New" w:eastAsia="Times New Roman" w:hAnsi="Courier New" w:cs="Courier New"/>
+          <w:sz w:val="20"/>
+          <w:szCs w:val="20"/>
+        </w:rPr>
+      </w:pPr>
+      <w:r>
+        <w:rPr>
+          <w:rFonts w:ascii="Courier New" w:eastAsia="Times New Roman" w:hAnsi="Courier New" w:cs="Courier New"/>
+          <w:sz w:val="20"/>
+          <w:szCs w:val="20"/>
+        </w:rPr>
+        <w:t>Allocate Elastic IP</w:t>
+      </w:r>
+    </w:p>
+    <w:p>
+      <w:pPr>
+        <w:spacing w:after="0" w:line="240" w:lineRule="auto"/>
+        <w:rPr>
+          <w:rFonts w:ascii="Times New Roman" w:eastAsia="Times New Roman" w:hAnsi="Times New Roman" w:cs="Times New Roman"/>
+          <w:sz w:val="24"/>
+          <w:szCs w:val="24"/>
+        </w:rPr>
+      </w:pPr>
+      <w:r>
+        <w:rPr>
+          <w:rFonts w:ascii="Times New Roman" w:eastAsia="Times New Roman" w:hAnsi="Times New Roman" w:cs="Times New Roman"/>
+          <w:sz w:val="24"/>
+          <w:szCs w:val="24"/>
+        </w:rPr>
+        <w:pict>
+          <v:rect id="_x0000_i1083" style="width:0;height:1.5pt" o:hralign="center" o:hrstd="t" o:hr="t" fillcolor="#a0a0a0" stroked="f"/>
+        </w:pict>
+      </w:r>
+    </w:p>
+    <w:p>
+      <w:pPr>
+        <w:spacing w:before="100" w:beforeAutospacing="1" w:after="100" w:afterAutospacing="1" w:line="240" w:lineRule="auto"/>
+        <w:outlineLvl w:val="1"/>
+        <w:rPr>
+          <w:rFonts w:ascii="Times New Roman" w:eastAsia="Times New Roman" w:hAnsi="Times New Roman" w:cs="Times New Roman"/>
+          <w:b/>
+          <w:bCs/>
+          <w:sz w:val="36"/>
+          <w:szCs w:val="36"/>
+        </w:rPr>
+      </w:pPr>
+      <w:r>
+        <w:rPr>
+          <w:rFonts w:ascii="Times New Roman" w:eastAsia="Times New Roman" w:hAnsi="Times New Roman" w:cs="Times New Roman"/>
+          <w:b/>
+          <w:bCs/>
+          <w:sz w:val="36"/>
+          <w:szCs w:val="36"/>
+        </w:rPr>
+        <w:t>Associate Elastic IP</w:t>
+      </w:r>
+    </w:p>
+    <w:p>
+      <w:pPr>
+        <w:spacing w:before="100" w:beforeAutospacing="1" w:after="100" w:afterAutospacing="1" w:line="240" w:lineRule="auto"/>
+        <w:rPr>
+          <w:rFonts w:ascii="Times New Roman" w:eastAsia="Times New Roman" w:hAnsi="Times New Roman" w:cs="Times New Roman"/>
+          <w:sz w:val="24"/>
+          <w:szCs w:val="24"/>
+        </w:rPr>
+      </w:pPr>
+      <w:r>
+        <w:rPr>
+          <w:rFonts w:ascii="Times New Roman" w:eastAsia="Times New Roman" w:hAnsi="Times New Roman" w:cs="Times New Roman"/>
+          <w:sz w:val="24"/>
+          <w:szCs w:val="24"/>
+        </w:rPr>
+        <w:t>Attached Elastic IP to:</w:t>
+      </w:r>
+    </w:p>
+    <w:p>
+      <w:pPr>
+        <w:tabs>
+          <w:tab w:val="left" w:pos="916"/>
+          <w:tab w:val="left" w:pos="1832"/>
+          <w:tab w:val="left" w:pos="2748"/>
+          <w:tab w:val="left" w:pos="3664"/>
+          <w:tab w:val="left" w:pos="4580"/>
+          <w:tab w:val="left" w:pos="5496"/>
+          <w:tab w:val="left" w:pos="6412"/>
+          <w:tab w:val="left" w:pos="7328"/>
+          <w:tab w:val="left" w:pos="8244"/>
+          <w:tab w:val="left" w:pos="9160"/>
+          <w:tab w:val="left" w:pos="10076"/>
+          <w:tab w:val="left" w:pos="10992"/>
+          <w:tab w:val="left" w:pos="11908"/>
+          <w:tab w:val="left" w:pos="12824"/>
+          <w:tab w:val="left" w:pos="13740"/>
+          <w:tab w:val="left" w:pos="14656"/>
+        </w:tabs>
+        <w:spacing w:after="0" w:line="240" w:lineRule="auto"/>
+        <w:rPr>
+          <w:rFonts w:ascii="Courier New" w:eastAsia="Times New Roman" w:hAnsi="Courier New" w:cs="Courier New"/>
+          <w:sz w:val="20"/>
+          <w:szCs w:val="20"/>
+        </w:rPr>
+      </w:pPr>
+      <w:r>
+        <w:rPr>
+          <w:rFonts w:ascii="Courier New" w:eastAsia="Times New Roman" w:hAnsi="Courier New" w:cs="Courier New"/>
+          <w:sz w:val="20"/>
+          <w:szCs w:val="20"/>
+        </w:rPr>
+        <w:t>EC2 Instance</w:t>
+      </w:r>
+    </w:p>
+    <w:p>
+      <w:pPr>
+        <w:spacing w:after="0" w:line="240" w:lineRule="auto"/>
+        <w:rPr>
+          <w:rFonts w:ascii="Times New Roman" w:eastAsia="Times New Roman" w:hAnsi="Times New Roman" w:cs="Times New Roman"/>
+          <w:sz w:val="24"/>
+          <w:szCs w:val="24"/>
+        </w:rPr>
+      </w:pPr>
+      <w:r>
+        <w:rPr>
+          <w:rFonts w:ascii="Times New Roman" w:eastAsia="Times New Roman" w:hAnsi="Times New Roman" w:cs="Times New Roman"/>
+          <w:sz w:val="24"/>
+          <w:szCs w:val="24"/>
+        </w:rPr>
+        <w:pict>
+          <v:rect id="_x0000_i1084" style="width:0;height:1.5pt" o:hralign="center" o:hrstd="t" o:hr="t" fillcolor="#a0a0a0" stroked="f"/>
+        </w:pict>
+      </w:r>
+    </w:p>
+    <w:p>
+      <w:pPr>
+        <w:spacing w:before="100" w:beforeAutospacing="1" w:after="100" w:afterAutospacing="1" w:line="240" w:lineRule="auto"/>
+        <w:outlineLvl w:val="0"/>
+        <w:rPr>
+          <w:rFonts w:ascii="Times New Roman" w:eastAsia="Times New Roman" w:hAnsi="Times New Roman" w:cs="Times New Roman"/>
+          <w:b/>
+          <w:bCs/>
+          <w:kern w:val="36"/>
+          <w:sz w:val="48"/>
+          <w:szCs w:val="48"/>
+        </w:rPr>
+      </w:pPr>
+      <w:r>
+        <w:rPr>
+          <w:rFonts w:ascii="Times New Roman" w:eastAsia="Times New Roman" w:hAnsi="Times New Roman" w:cs="Times New Roman"/>
+          <w:b/>
+          <w:bCs/>
+          <w:kern w:val="36"/>
+          <w:sz w:val="48"/>
+          <w:szCs w:val="48"/>
+        </w:rPr>
+        <w:t>Result</w:t>
+      </w:r>
+    </w:p>
+    <w:p>
+      <w:pPr>
+        <w:spacing w:before="100" w:beforeAutospacing="1" w:after="100" w:afterAutospacing="1" w:line="240" w:lineRule="auto"/>
+        <w:rPr>
+          <w:rFonts w:ascii="Times New Roman" w:eastAsia="Times New Roman" w:hAnsi="Times New Roman" w:cs="Times New Roman"/>
+          <w:sz w:val="24"/>
+          <w:szCs w:val="24"/>
+        </w:rPr>
+      </w:pPr>
+      <w:r>
+        <w:rPr>
+          <w:rFonts w:ascii="Times New Roman" w:eastAsia="Times New Roman" w:hAnsi="Times New Roman" w:cs="Times New Roman"/>
+          <w:sz w:val="24"/>
+          <w:szCs w:val="24"/>
+        </w:rPr>
+        <w:t>Stable production server address.</w:t>
+      </w:r>
+    </w:p>
+    <w:p>
+      <w:pPr>
+        <w:spacing w:before="100" w:beforeAutospacing="1" w:after="100" w:afterAutospacing="1" w:line="240" w:lineRule="auto"/>
+        <w:rPr>
+          <w:rFonts w:ascii="Times New Roman" w:eastAsia="Times New Roman" w:hAnsi="Times New Roman" w:cs="Times New Roman"/>
+          <w:sz w:val="24"/>
+          <w:szCs w:val="24"/>
+        </w:rPr>
+      </w:pPr>
+      <w:r>
+        <w:rPr>
+          <w:rFonts w:ascii="Times New Roman" w:eastAsia="Times New Roman" w:hAnsi="Times New Roman" w:cs="Times New Roman"/>
+          <w:sz w:val="24"/>
+          <w:szCs w:val="24"/>
+        </w:rPr>
+        <w:t>Example:</w:t>
+      </w:r>
+    </w:p>
+    <w:p>
+      <w:pPr>
+        <w:tabs>
+          <w:tab w:val="left" w:pos="916"/>
+          <w:tab w:val="left" w:pos="1832"/>
+          <w:tab w:val="left" w:pos="2748"/>
+          <w:tab w:val="left" w:pos="3664"/>
+          <w:tab w:val="left" w:pos="4580"/>
+          <w:tab w:val="left" w:pos="5496"/>
+          <w:tab w:val="left" w:pos="6412"/>
+          <w:tab w:val="left" w:pos="7328"/>
+          <w:tab w:val="left" w:pos="8244"/>
+          <w:tab w:val="left" w:pos="9160"/>
+          <w:tab w:val="left" w:pos="10076"/>
+          <w:tab w:val="left" w:pos="10992"/>
+          <w:tab w:val="left" w:pos="11908"/>
+          <w:tab w:val="left" w:pos="12824"/>
+          <w:tab w:val="left" w:pos="13740"/>
+          <w:tab w:val="left" w:pos="14656"/>
+        </w:tabs>
+        <w:spacing w:after="0" w:line="240" w:lineRule="auto"/>
+        <w:rPr>
+          <w:rFonts w:ascii="Courier New" w:eastAsia="Times New Roman" w:hAnsi="Courier New" w:cs="Courier New"/>
+          <w:sz w:val="20"/>
+          <w:szCs w:val="20"/>
+        </w:rPr>
+      </w:pPr>
+      <w:r>
+        <w:rPr>
+          <w:rFonts w:ascii="Courier New" w:eastAsia="Times New Roman" w:hAnsi="Courier New" w:cs="Courier New"/>
+          <w:sz w:val="20"/>
+          <w:szCs w:val="20"/>
+        </w:rPr>
+        <w:t>34.xx.xx.xx</w:t>
+      </w:r>
+    </w:p>
+    <w:p>
+      <w:pPr>
+        <w:spacing w:before="100" w:beforeAutospacing="1" w:after="100" w:afterAutospacing="1" w:line="240" w:lineRule="auto"/>
+        <w:rPr>
+          <w:rFonts w:ascii="Times New Roman" w:eastAsia="Times New Roman" w:hAnsi="Times New Roman" w:cs="Times New Roman"/>
+          <w:sz w:val="24"/>
+          <w:szCs w:val="24"/>
+        </w:rPr>
+      </w:pPr>
+      <w:r>
+        <w:rPr>
+          <w:rFonts w:ascii="Times New Roman" w:eastAsia="Times New Roman" w:hAnsi="Times New Roman" w:cs="Times New Roman"/>
+          <w:sz w:val="24"/>
+          <w:szCs w:val="24"/>
+        </w:rPr>
+        <w:t>Never changes.</w:t>
+      </w:r>
+    </w:p>
+    <w:p>
+      <w:pPr>
+        <w:spacing w:after="0" w:line="240" w:lineRule="auto"/>
+        <w:rPr>
+          <w:rFonts w:ascii="Times New Roman" w:eastAsia="Times New Roman" w:hAnsi="Times New Roman" w:cs="Times New Roman"/>
+          <w:sz w:val="24"/>
+          <w:szCs w:val="24"/>
+        </w:rPr>
+      </w:pPr>
+      <w:r>
+        <w:rPr>
+          <w:rFonts w:ascii="Times New Roman" w:eastAsia="Times New Roman" w:hAnsi="Times New Roman" w:cs="Times New Roman"/>
+          <w:sz w:val="24"/>
+          <w:szCs w:val="24"/>
+        </w:rPr>
+        <w:pict>
+          <v:rect id="_x0000_i1085" style="width:0;height:1.5pt" o:hralign="center" o:hrstd="t" o:hr="t" fillcolor="#a0a0a0" stroked="f"/>
+        </w:pict>
+      </w:r>
+    </w:p>
+    <w:p>
+      <w:pPr>
+        <w:spacing w:before="100" w:beforeAutospacing="1" w:after="100" w:afterAutospacing="1" w:line="240" w:lineRule="auto"/>
+        <w:outlineLvl w:val="0"/>
+        <w:rPr>
+          <w:rFonts w:ascii="Times New Roman" w:eastAsia="Times New Roman" w:hAnsi="Times New Roman" w:cs="Times New Roman"/>
+          <w:b/>
+          <w:bCs/>
+          <w:kern w:val="36"/>
+          <w:sz w:val="48"/>
+          <w:szCs w:val="48"/>
+        </w:rPr>
+      </w:pPr>
+      <w:r>
+        <w:rPr>
+          <w:rFonts w:ascii="Times New Roman" w:eastAsia="Times New Roman" w:hAnsi="Times New Roman" w:cs="Times New Roman"/>
+          <w:b/>
+          <w:bCs/>
+          <w:kern w:val="36"/>
+          <w:sz w:val="48"/>
+          <w:szCs w:val="48"/>
+        </w:rPr>
+        <w:t>Why Was It Important?</w:t>
+      </w:r>
+    </w:p>
+    <w:p>
+      <w:pPr>
+        <w:spacing w:before="100" w:beforeAutospacing="1" w:after="100" w:afterAutospacing="1" w:line="240" w:lineRule="auto"/>
+        <w:rPr>
+          <w:rFonts w:ascii="Times New Roman" w:eastAsia="Times New Roman" w:hAnsi="Times New Roman" w:cs="Times New Roman"/>
+          <w:sz w:val="24"/>
+          <w:szCs w:val="24"/>
+        </w:rPr>
+      </w:pPr>
+      <w:r>
+        <w:rPr>
+          <w:rFonts w:ascii="Times New Roman" w:eastAsia="Times New Roman" w:hAnsi="Times New Roman" w:cs="Times New Roman"/>
+          <w:sz w:val="24"/>
+          <w:szCs w:val="24"/>
+        </w:rPr>
+        <w:t>Because:</w:t>
+      </w:r>
+    </w:p>
+    <w:p>
+      <w:pPr>
+        <w:numPr>
+          <w:ilvl w:val="0"/>
+          <w:numId w:val="51"/>
+        </w:numPr>
+        <w:spacing w:before="100" w:beforeAutospacing="1" w:after="100" w:afterAutospacing="1" w:line="240" w:lineRule="auto"/>
+        <w:rPr>
+          <w:rFonts w:ascii="Times New Roman" w:eastAsia="Times New Roman" w:hAnsi="Times New Roman" w:cs="Times New Roman"/>
+          <w:sz w:val="24"/>
+          <w:szCs w:val="24"/>
+        </w:rPr>
+      </w:pPr>
+      <w:r>
+        <w:rPr>
+          <w:rFonts w:ascii="Times New Roman" w:eastAsia="Times New Roman" w:hAnsi="Times New Roman" w:cs="Times New Roman"/>
+          <w:sz w:val="24"/>
+          <w:szCs w:val="24"/>
+        </w:rPr>
+        <w:t>GitHub Actions needs fixed server IP</w:t>
+      </w:r>
+    </w:p>
+    <w:p>
+      <w:pPr>
+        <w:numPr>
+          <w:ilvl w:val="0"/>
+          <w:numId w:val="51"/>
+        </w:numPr>
+        <w:spacing w:before="100" w:beforeAutospacing="1" w:after="100" w:afterAutospacing="1" w:line="240" w:lineRule="auto"/>
+        <w:rPr>
+          <w:rFonts w:ascii="Times New Roman" w:eastAsia="Times New Roman" w:hAnsi="Times New Roman" w:cs="Times New Roman"/>
+          <w:sz w:val="24"/>
+          <w:szCs w:val="24"/>
+        </w:rPr>
+      </w:pPr>
+      <w:r>
+        <w:rPr>
+          <w:rFonts w:ascii="Times New Roman" w:eastAsia="Times New Roman" w:hAnsi="Times New Roman" w:cs="Times New Roman"/>
+          <w:sz w:val="24"/>
+          <w:szCs w:val="24"/>
+        </w:rPr>
+        <w:t>Domain DNS points to fixed IP</w:t>
+      </w:r>
+    </w:p>
+    <w:p>
+      <w:pPr>
+        <w:numPr>
+          <w:ilvl w:val="0"/>
+          <w:numId w:val="51"/>
+        </w:numPr>
+        <w:spacing w:before="100" w:beforeAutospacing="1" w:after="100" w:afterAutospacing="1" w:line="240" w:lineRule="auto"/>
+        <w:rPr>
+          <w:rFonts w:ascii="Times New Roman" w:eastAsia="Times New Roman" w:hAnsi="Times New Roman" w:cs="Times New Roman"/>
+          <w:sz w:val="24"/>
+          <w:szCs w:val="24"/>
+        </w:rPr>
+      </w:pPr>
+      <w:r>
+        <w:rPr>
+          <w:rFonts w:ascii="Times New Roman" w:eastAsia="Times New Roman" w:hAnsi="Times New Roman" w:cs="Times New Roman"/>
+          <w:sz w:val="24"/>
+          <w:szCs w:val="24"/>
+        </w:rPr>
+        <w:lastRenderedPageBreak/>
+        <w:t>SSH requires stable destination</w:t>
+      </w:r>
+    </w:p>
+    <w:p>
+      <w:pPr>
+        <w:numPr>
+          <w:ilvl w:val="0"/>
+          <w:numId w:val="51"/>
+        </w:numPr>
+        <w:spacing w:before="100" w:beforeAutospacing="1" w:after="100" w:afterAutospacing="1" w:line="240" w:lineRule="auto"/>
+        <w:rPr>
+          <w:rFonts w:ascii="Times New Roman" w:eastAsia="Times New Roman" w:hAnsi="Times New Roman" w:cs="Times New Roman"/>
+          <w:sz w:val="24"/>
+          <w:szCs w:val="24"/>
+        </w:rPr>
+      </w:pPr>
+      <w:r>
+        <w:rPr>
+          <w:rFonts w:ascii="Times New Roman" w:eastAsia="Times New Roman" w:hAnsi="Times New Roman" w:cs="Times New Roman"/>
+          <w:sz w:val="24"/>
+          <w:szCs w:val="24"/>
+        </w:rPr>
+        <w:t>Production infrastructure requires consistency</w:t>
+      </w:r>
+    </w:p>
+    <w:p>
+      <w:pPr>
+        <w:spacing w:after="0" w:line="240" w:lineRule="auto"/>
+        <w:rPr>
+          <w:rFonts w:ascii="Times New Roman" w:eastAsia="Times New Roman" w:hAnsi="Times New Roman" w:cs="Times New Roman"/>
+          <w:sz w:val="24"/>
+          <w:szCs w:val="24"/>
+        </w:rPr>
+      </w:pPr>
+      <w:r>
+        <w:rPr>
+          <w:rFonts w:ascii="Times New Roman" w:eastAsia="Times New Roman" w:hAnsi="Times New Roman" w:cs="Times New Roman"/>
+          <w:sz w:val="24"/>
+          <w:szCs w:val="24"/>
+        </w:rPr>
+        <w:pict>
+          <v:rect id="_x0000_i1086" style="width:0;height:1.5pt" o:hralign="center" o:hrstd="t" o:hr="t" fillcolor="#a0a0a0" stroked="f"/>
+        </w:pict>
+      </w:r>
+    </w:p>
+    <w:p>
+      <w:pPr>
+        <w:spacing w:before="100" w:beforeAutospacing="1" w:after="100" w:afterAutospacing="1" w:line="240" w:lineRule="auto"/>
+        <w:outlineLvl w:val="0"/>
+        <w:rPr>
+          <w:rFonts w:ascii="Times New Roman" w:eastAsia="Times New Roman" w:hAnsi="Times New Roman" w:cs="Times New Roman"/>
+          <w:b/>
+          <w:bCs/>
+          <w:kern w:val="36"/>
+          <w:sz w:val="48"/>
+          <w:szCs w:val="48"/>
+        </w:rPr>
+      </w:pPr>
+      <w:r>
+        <w:rPr>
+          <w:rFonts w:ascii="Times New Roman" w:eastAsia="Times New Roman" w:hAnsi="Times New Roman" w:cs="Times New Roman"/>
+          <w:b/>
+          <w:bCs/>
+          <w:kern w:val="36"/>
+          <w:sz w:val="48"/>
+          <w:szCs w:val="48"/>
+        </w:rPr>
+        <w:t>What Was Learned?</w:t>
+      </w:r>
+    </w:p>
+    <w:p>
+      <w:pPr>
+        <w:spacing w:before="100" w:beforeAutospacing="1" w:after="100" w:afterAutospacing="1" w:line="240" w:lineRule="auto"/>
+        <w:outlineLvl w:val="1"/>
+        <w:rPr>
+          <w:rFonts w:ascii="Times New Roman" w:eastAsia="Times New Roman" w:hAnsi="Times New Roman" w:cs="Times New Roman"/>
+          <w:b/>
+          <w:bCs/>
+          <w:sz w:val="36"/>
+          <w:szCs w:val="36"/>
+        </w:rPr>
+      </w:pPr>
+      <w:r>
+        <w:rPr>
+          <w:rFonts w:ascii="Times New Roman" w:eastAsia="Times New Roman" w:hAnsi="Times New Roman" w:cs="Times New Roman"/>
+          <w:b/>
+          <w:bCs/>
+          <w:sz w:val="36"/>
+          <w:szCs w:val="36"/>
+        </w:rPr>
+        <w:t>Static vs Dynamic IP</w:t>
+      </w:r>
+    </w:p>
+    <w:p>
+      <w:pPr>
+        <w:spacing w:after="0" w:line="240" w:lineRule="auto"/>
+        <w:rPr>
+          <w:rFonts w:ascii="Times New Roman" w:eastAsia="Times New Roman" w:hAnsi="Times New Roman" w:cs="Times New Roman"/>
+          <w:sz w:val="24"/>
+          <w:szCs w:val="24"/>
+        </w:rPr>
+      </w:pPr>
+      <w:r>
+        <w:rPr>
+          <w:rFonts w:ascii="Times New Roman" w:eastAsia="Times New Roman" w:hAnsi="Times New Roman" w:cs="Times New Roman"/>
+          <w:sz w:val="24"/>
+          <w:szCs w:val="24"/>
+        </w:rPr>
+        <w:pict>
+          <v:rect id="_x0000_i1087" style="width:0;height:1.5pt" o:hralign="center" o:hrstd="t" o:hr="t" fillcolor="#a0a0a0" stroked="f"/>
+        </w:pict>
+      </w:r>
+    </w:p>
+    <w:p>
+      <w:pPr>
+        <w:spacing w:before="100" w:beforeAutospacing="1" w:after="100" w:afterAutospacing="1" w:line="240" w:lineRule="auto"/>
+        <w:outlineLvl w:val="1"/>
+        <w:rPr>
+          <w:rFonts w:ascii="Times New Roman" w:eastAsia="Times New Roman" w:hAnsi="Times New Roman" w:cs="Times New Roman"/>
+          <w:b/>
+          <w:bCs/>
+          <w:sz w:val="36"/>
+          <w:szCs w:val="36"/>
+        </w:rPr>
+      </w:pPr>
+      <w:r>
+        <w:rPr>
+          <w:rFonts w:ascii="Times New Roman" w:eastAsia="Times New Roman" w:hAnsi="Times New Roman" w:cs="Times New Roman"/>
+          <w:b/>
+          <w:bCs/>
+          <w:sz w:val="36"/>
+          <w:szCs w:val="36"/>
+        </w:rPr>
+        <w:t>Cloud Networking Basics</w:t>
+      </w:r>
+    </w:p>
+    <w:p>
+      <w:pPr>
+        <w:spacing w:after="0" w:line="240" w:lineRule="auto"/>
+        <w:rPr>
+          <w:rFonts w:ascii="Times New Roman" w:eastAsia="Times New Roman" w:hAnsi="Times New Roman" w:cs="Times New Roman"/>
+          <w:sz w:val="24"/>
+          <w:szCs w:val="24"/>
+        </w:rPr>
+      </w:pPr>
+      <w:r>
+        <w:rPr>
+          <w:rFonts w:ascii="Times New Roman" w:eastAsia="Times New Roman" w:hAnsi="Times New Roman" w:cs="Times New Roman"/>
+          <w:sz w:val="24"/>
+          <w:szCs w:val="24"/>
+        </w:rPr>
+        <w:pict>
+          <v:rect id="_x0000_i1088" style="width:0;height:1.5pt" o:hralign="center" o:hrstd="t" o:hr="t" fillcolor="#a0a0a0" stroked="f"/>
+        </w:pict>
+      </w:r>
+    </w:p>
+    <w:p>
+      <w:pPr>
+        <w:spacing w:before="100" w:beforeAutospacing="1" w:after="100" w:afterAutospacing="1" w:line="240" w:lineRule="auto"/>
+        <w:outlineLvl w:val="1"/>
+        <w:rPr>
+          <w:rFonts w:ascii="Times New Roman" w:eastAsia="Times New Roman" w:hAnsi="Times New Roman" w:cs="Times New Roman"/>
+          <w:b/>
+          <w:bCs/>
+          <w:sz w:val="36"/>
+          <w:szCs w:val="36"/>
+        </w:rPr>
+      </w:pPr>
+      <w:r>
+        <w:rPr>
+          <w:rFonts w:ascii="Times New Roman" w:eastAsia="Times New Roman" w:hAnsi="Times New Roman" w:cs="Times New Roman"/>
+          <w:b/>
+          <w:bCs/>
+          <w:sz w:val="36"/>
+          <w:szCs w:val="36"/>
+        </w:rPr>
+        <w:t>Infrastructure Stability</w:t>
+      </w:r>
+    </w:p>
+    <w:p>
+      <w:pPr>
+        <w:spacing w:after="0" w:line="240" w:lineRule="auto"/>
+        <w:rPr>
+          <w:rFonts w:ascii="Times New Roman" w:eastAsia="Times New Roman" w:hAnsi="Times New Roman" w:cs="Times New Roman"/>
+          <w:sz w:val="24"/>
+          <w:szCs w:val="24"/>
+        </w:rPr>
+      </w:pPr>
+      <w:r>
+        <w:rPr>
+          <w:rFonts w:ascii="Times New Roman" w:eastAsia="Times New Roman" w:hAnsi="Times New Roman" w:cs="Times New Roman"/>
+          <w:sz w:val="24"/>
+          <w:szCs w:val="24"/>
+        </w:rPr>
+        <w:pict>
+          <v:rect id="_x0000_i1089" style="width:0;height:1.5pt" o:hralign="center" o:hrstd="t" o:hr="t" fillcolor="#a0a0a0" stroked="f"/>
+        </w:pict>
+      </w:r>
+    </w:p>
+    <w:p>
+      <w:pPr>
+        <w:spacing w:before="100" w:beforeAutospacing="1" w:after="100" w:afterAutospacing="1" w:line="240" w:lineRule="auto"/>
+        <w:outlineLvl w:val="1"/>
+        <w:rPr>
+          <w:rFonts w:ascii="Times New Roman" w:eastAsia="Times New Roman" w:hAnsi="Times New Roman" w:cs="Times New Roman"/>
+          <w:b/>
+          <w:bCs/>
+          <w:sz w:val="36"/>
+          <w:szCs w:val="36"/>
+        </w:rPr>
+      </w:pPr>
+      <w:r>
+        <w:rPr>
+          <w:rFonts w:ascii="Times New Roman" w:eastAsia="Times New Roman" w:hAnsi="Times New Roman" w:cs="Times New Roman"/>
+          <w:b/>
+          <w:bCs/>
+          <w:sz w:val="36"/>
+          <w:szCs w:val="36"/>
+        </w:rPr>
+        <w:t>Real Production Deployment Concepts</w:t>
+      </w:r>
+    </w:p>
+    <w:p>
+      <w:pPr>
+        <w:spacing w:after="0" w:line="240" w:lineRule="auto"/>
+        <w:rPr>
+          <w:rFonts w:ascii="Times New Roman" w:eastAsia="Times New Roman" w:hAnsi="Times New Roman" w:cs="Times New Roman"/>
+          <w:sz w:val="24"/>
+          <w:szCs w:val="24"/>
+        </w:rPr>
+      </w:pPr>
+      <w:r>
+        <w:rPr>
+          <w:rFonts w:ascii="Times New Roman" w:eastAsia="Times New Roman" w:hAnsi="Times New Roman" w:cs="Times New Roman"/>
+          <w:sz w:val="24"/>
+          <w:szCs w:val="24"/>
+        </w:rPr>
+        <w:pict>
+          <v:rect id="_x0000_i1090" style="width:0;height:1.5pt" o:hralign="center" o:hrstd="t" o:hr="t" fillcolor="#a0a0a0" stroked="f"/>
+        </w:pict>
+      </w:r>
+    </w:p>
+    <w:p>
+      <w:pPr>
+        <w:spacing w:before="100" w:beforeAutospacing="1" w:after="100" w:afterAutospacing="1" w:line="240" w:lineRule="auto"/>
+        <w:outlineLvl w:val="0"/>
+        <w:rPr>
+          <w:rFonts w:ascii="Times New Roman" w:eastAsia="Times New Roman" w:hAnsi="Times New Roman" w:cs="Times New Roman"/>
+          <w:b/>
+          <w:bCs/>
+          <w:kern w:val="36"/>
+          <w:sz w:val="48"/>
+          <w:szCs w:val="48"/>
+        </w:rPr>
+      </w:pPr>
+      <w:r>
+        <w:rPr>
+          <w:rFonts w:ascii="Times New Roman" w:eastAsia="Times New Roman" w:hAnsi="Times New Roman" w:cs="Times New Roman"/>
+          <w:b/>
+          <w:bCs/>
+          <w:kern w:val="36"/>
+          <w:sz w:val="48"/>
+          <w:szCs w:val="48"/>
+        </w:rPr>
+        <w:t>Current Infrastructure</w:t>
+      </w:r>
+    </w:p>
+    <w:p>
+      <w:pPr>
+        <w:tabs>
+          <w:tab w:val="left" w:pos="916"/>
+          <w:tab w:val="left" w:pos="1832"/>
+          <w:tab w:val="left" w:pos="2748"/>
+          <w:tab w:val="left" w:pos="3664"/>
+          <w:tab w:val="left" w:pos="4580"/>
+          <w:tab w:val="left" w:pos="5496"/>
+          <w:tab w:val="left" w:pos="6412"/>
+          <w:tab w:val="left" w:pos="7328"/>
+          <w:tab w:val="left" w:pos="8244"/>
+          <w:tab w:val="left" w:pos="9160"/>
+          <w:tab w:val="left" w:pos="10076"/>
+          <w:tab w:val="left" w:pos="10992"/>
+          <w:tab w:val="left" w:pos="11908"/>
+          <w:tab w:val="left" w:pos="12824"/>
+          <w:tab w:val="left" w:pos="13740"/>
+          <w:tab w:val="left" w:pos="14656"/>
+        </w:tabs>
+        <w:spacing w:after="0" w:line="240" w:lineRule="auto"/>
+        <w:rPr>
+          <w:rFonts w:ascii="Courier New" w:eastAsia="Times New Roman" w:hAnsi="Courier New" w:cs="Courier New"/>
+          <w:sz w:val="20"/>
+          <w:szCs w:val="20"/>
+        </w:rPr>
+      </w:pPr>
+      <w:r>
+        <w:rPr>
+          <w:rFonts w:ascii="Courier New" w:eastAsia="Times New Roman" w:hAnsi="Courier New" w:cs="Courier New"/>
+          <w:sz w:val="20"/>
+          <w:szCs w:val="20"/>
+        </w:rPr>
+        <w:t>Internet</w:t>
+      </w:r>
+    </w:p>
+    <w:p>
+      <w:pPr>
+        <w:tabs>
+          <w:tab w:val="left" w:pos="916"/>
+          <w:tab w:val="left" w:pos="1832"/>
+          <w:tab w:val="left" w:pos="2748"/>
+          <w:tab w:val="left" w:pos="3664"/>
+          <w:tab w:val="left" w:pos="4580"/>
+          <w:tab w:val="left" w:pos="5496"/>
+          <w:tab w:val="left" w:pos="6412"/>
+          <w:tab w:val="left" w:pos="7328"/>
+          <w:tab w:val="left" w:pos="8244"/>
+          <w:tab w:val="left" w:pos="9160"/>
+          <w:tab w:val="left" w:pos="10076"/>
+          <w:tab w:val="left" w:pos="10992"/>
+          <w:tab w:val="left" w:pos="11908"/>
+          <w:tab w:val="left" w:pos="12824"/>
+          <w:tab w:val="left" w:pos="13740"/>
+          <w:tab w:val="left" w:pos="14656"/>
+        </w:tabs>
+        <w:spacing w:after="0" w:line="240" w:lineRule="auto"/>
+        <w:rPr>
+          <w:rFonts w:ascii="Courier New" w:eastAsia="Times New Roman" w:hAnsi="Courier New" w:cs="Courier New"/>
+          <w:sz w:val="20"/>
+          <w:szCs w:val="20"/>
+        </w:rPr>
+      </w:pPr>
+      <w:r>
+        <w:rPr>
+          <w:rFonts w:ascii="Courier New" w:eastAsia="Times New Roman" w:hAnsi="Courier New" w:cs="Courier New"/>
+          <w:sz w:val="20"/>
+          <w:szCs w:val="20"/>
+        </w:rPr>
+        <w:t xml:space="preserve">   ↓</w:t>
+      </w:r>
+    </w:p>
+    <w:p>
+      <w:pPr>
+        <w:tabs>
+          <w:tab w:val="left" w:pos="916"/>
+          <w:tab w:val="left" w:pos="1832"/>
+          <w:tab w:val="left" w:pos="2748"/>
+          <w:tab w:val="left" w:pos="3664"/>
+          <w:tab w:val="left" w:pos="4580"/>
+          <w:tab w:val="left" w:pos="5496"/>
+          <w:tab w:val="left" w:pos="6412"/>
+          <w:tab w:val="left" w:pos="7328"/>
+          <w:tab w:val="left" w:pos="8244"/>
+          <w:tab w:val="left" w:pos="9160"/>
+          <w:tab w:val="left" w:pos="10076"/>
+          <w:tab w:val="left" w:pos="10992"/>
+          <w:tab w:val="left" w:pos="11908"/>
+          <w:tab w:val="left" w:pos="12824"/>
+          <w:tab w:val="left" w:pos="13740"/>
+          <w:tab w:val="left" w:pos="14656"/>
+        </w:tabs>
+        <w:spacing w:after="0" w:line="240" w:lineRule="auto"/>
+        <w:rPr>
+          <w:rFonts w:ascii="Courier New" w:eastAsia="Times New Roman" w:hAnsi="Courier New" w:cs="Courier New"/>
+          <w:sz w:val="20"/>
+          <w:szCs w:val="20"/>
+        </w:rPr>
+      </w:pPr>
+      <w:r>
+        <w:rPr>
+          <w:rFonts w:ascii="Courier New" w:eastAsia="Times New Roman" w:hAnsi="Courier New" w:cs="Courier New"/>
+          <w:sz w:val="20"/>
+          <w:szCs w:val="20"/>
+        </w:rPr>
+        <w:t>Domain</w:t>
+      </w:r>
+    </w:p>
+    <w:p>
+      <w:pPr>
+        <w:tabs>
+          <w:tab w:val="left" w:pos="916"/>
+          <w:tab w:val="left" w:pos="1832"/>
+          <w:tab w:val="left" w:pos="2748"/>
+          <w:tab w:val="left" w:pos="3664"/>
+          <w:tab w:val="left" w:pos="4580"/>
+          <w:tab w:val="left" w:pos="5496"/>
+          <w:tab w:val="left" w:pos="6412"/>
+          <w:tab w:val="left" w:pos="7328"/>
+          <w:tab w:val="left" w:pos="8244"/>
+          <w:tab w:val="left" w:pos="9160"/>
+          <w:tab w:val="left" w:pos="10076"/>
+          <w:tab w:val="left" w:pos="10992"/>
+          <w:tab w:val="left" w:pos="11908"/>
+          <w:tab w:val="left" w:pos="12824"/>
+          <w:tab w:val="left" w:pos="13740"/>
+          <w:tab w:val="left" w:pos="14656"/>
+        </w:tabs>
+        <w:spacing w:after="0" w:line="240" w:lineRule="auto"/>
+        <w:rPr>
+          <w:rFonts w:ascii="Courier New" w:eastAsia="Times New Roman" w:hAnsi="Courier New" w:cs="Courier New"/>
+          <w:sz w:val="20"/>
+          <w:szCs w:val="20"/>
+        </w:rPr>
+      </w:pPr>
+      <w:r>
+        <w:rPr>
+          <w:rFonts w:ascii="Courier New" w:eastAsia="Times New Roman" w:hAnsi="Courier New" w:cs="Courier New"/>
+          <w:sz w:val="20"/>
+          <w:szCs w:val="20"/>
+        </w:rPr>
+        <w:t xml:space="preserve">   ↓</w:t>
+      </w:r>
+    </w:p>
+    <w:p>
+      <w:pPr>
+        <w:tabs>
+          <w:tab w:val="left" w:pos="916"/>
+          <w:tab w:val="left" w:pos="1832"/>
+          <w:tab w:val="left" w:pos="2748"/>
+          <w:tab w:val="left" w:pos="3664"/>
+          <w:tab w:val="left" w:pos="4580"/>
+          <w:tab w:val="left" w:pos="5496"/>
+          <w:tab w:val="left" w:pos="6412"/>
+          <w:tab w:val="left" w:pos="7328"/>
+          <w:tab w:val="left" w:pos="8244"/>
+          <w:tab w:val="left" w:pos="9160"/>
+          <w:tab w:val="left" w:pos="10076"/>
+          <w:tab w:val="left" w:pos="10992"/>
+          <w:tab w:val="left" w:pos="11908"/>
+          <w:tab w:val="left" w:pos="12824"/>
+          <w:tab w:val="left" w:pos="13740"/>
+          <w:tab w:val="left" w:pos="14656"/>
+        </w:tabs>
+        <w:spacing w:after="0" w:line="240" w:lineRule="auto"/>
+        <w:rPr>
+          <w:rFonts w:ascii="Courier New" w:eastAsia="Times New Roman" w:hAnsi="Courier New" w:cs="Courier New"/>
+          <w:sz w:val="20"/>
+          <w:szCs w:val="20"/>
+        </w:rPr>
+      </w:pPr>
+      <w:r>
+        <w:rPr>
+          <w:rFonts w:ascii="Courier New" w:eastAsia="Times New Roman" w:hAnsi="Courier New" w:cs="Courier New"/>
+          <w:sz w:val="20"/>
+          <w:szCs w:val="20"/>
+        </w:rPr>
+        <w:t>Elastic IP</w:t>
+      </w:r>
+    </w:p>
+    <w:p>
+      <w:pPr>
+        <w:tabs>
+          <w:tab w:val="left" w:pos="916"/>
+          <w:tab w:val="left" w:pos="1832"/>
+          <w:tab w:val="left" w:pos="2748"/>
+          <w:tab w:val="left" w:pos="3664"/>
+          <w:tab w:val="left" w:pos="4580"/>
+          <w:tab w:val="left" w:pos="5496"/>
+          <w:tab w:val="left" w:pos="6412"/>
+          <w:tab w:val="left" w:pos="7328"/>
+          <w:tab w:val="left" w:pos="8244"/>
+          <w:tab w:val="left" w:pos="9160"/>
+          <w:tab w:val="left" w:pos="10076"/>
+          <w:tab w:val="left" w:pos="10992"/>
+          <w:tab w:val="left" w:pos="11908"/>
+          <w:tab w:val="left" w:pos="12824"/>
+          <w:tab w:val="left" w:pos="13740"/>
+          <w:tab w:val="left" w:pos="14656"/>
+        </w:tabs>
+        <w:spacing w:after="0" w:line="240" w:lineRule="auto"/>
+        <w:rPr>
+          <w:rFonts w:ascii="Courier New" w:eastAsia="Times New Roman" w:hAnsi="Courier New" w:cs="Courier New"/>
+          <w:sz w:val="20"/>
+          <w:szCs w:val="20"/>
+        </w:rPr>
+      </w:pPr>
+      <w:r>
+        <w:rPr>
+          <w:rFonts w:ascii="Courier New" w:eastAsia="Times New Roman" w:hAnsi="Courier New" w:cs="Courier New"/>
+          <w:sz w:val="20"/>
+          <w:szCs w:val="20"/>
+        </w:rPr>
+        <w:t xml:space="preserve">   ↓</w:t>
+      </w:r>
+    </w:p>
+    <w:p>
+      <w:pPr>
+        <w:tabs>
+          <w:tab w:val="left" w:pos="916"/>
+          <w:tab w:val="left" w:pos="1832"/>
+          <w:tab w:val="left" w:pos="2748"/>
+          <w:tab w:val="left" w:pos="3664"/>
+          <w:tab w:val="left" w:pos="4580"/>
+          <w:tab w:val="left" w:pos="5496"/>
+          <w:tab w:val="left" w:pos="6412"/>
+          <w:tab w:val="left" w:pos="7328"/>
+          <w:tab w:val="left" w:pos="8244"/>
+          <w:tab w:val="left" w:pos="9160"/>
+          <w:tab w:val="left" w:pos="10076"/>
+          <w:tab w:val="left" w:pos="10992"/>
+          <w:tab w:val="left" w:pos="11908"/>
+          <w:tab w:val="left" w:pos="12824"/>
+          <w:tab w:val="left" w:pos="13740"/>
+          <w:tab w:val="left" w:pos="14656"/>
+        </w:tabs>
+        <w:spacing w:after="0" w:line="240" w:lineRule="auto"/>
+        <w:rPr>
+          <w:rFonts w:ascii="Courier New" w:eastAsia="Times New Roman" w:hAnsi="Courier New" w:cs="Courier New"/>
+          <w:sz w:val="20"/>
+          <w:szCs w:val="20"/>
+        </w:rPr>
+      </w:pPr>
+      <w:r>
+        <w:rPr>
+          <w:rFonts w:ascii="Courier New" w:eastAsia="Times New Roman" w:hAnsi="Courier New" w:cs="Courier New"/>
+          <w:sz w:val="20"/>
+          <w:szCs w:val="20"/>
+        </w:rPr>
+        <w:t>AWS EC2</w:t>
+      </w:r>
+    </w:p>
+    <w:p>
+      <w:pPr>
+        <w:tabs>
+          <w:tab w:val="left" w:pos="916"/>
+          <w:tab w:val="left" w:pos="1832"/>
+          <w:tab w:val="left" w:pos="2748"/>
+          <w:tab w:val="left" w:pos="3664"/>
+          <w:tab w:val="left" w:pos="4580"/>
+          <w:tab w:val="left" w:pos="5496"/>
+          <w:tab w:val="left" w:pos="6412"/>
+          <w:tab w:val="left" w:pos="7328"/>
+          <w:tab w:val="left" w:pos="8244"/>
+          <w:tab w:val="left" w:pos="9160"/>
+          <w:tab w:val="left" w:pos="10076"/>
+          <w:tab w:val="left" w:pos="10992"/>
+          <w:tab w:val="left" w:pos="11908"/>
+          <w:tab w:val="left" w:pos="12824"/>
+          <w:tab w:val="left" w:pos="13740"/>
+          <w:tab w:val="left" w:pos="14656"/>
+        </w:tabs>
+        <w:spacing w:after="0" w:line="240" w:lineRule="auto"/>
+        <w:rPr>
+          <w:rFonts w:ascii="Courier New" w:eastAsia="Times New Roman" w:hAnsi="Courier New" w:cs="Courier New"/>
+          <w:sz w:val="20"/>
+          <w:szCs w:val="20"/>
+        </w:rPr>
+      </w:pPr>
+      <w:r>
+        <w:rPr>
+          <w:rFonts w:ascii="Courier New" w:eastAsia="Times New Roman" w:hAnsi="Courier New" w:cs="Courier New"/>
+          <w:sz w:val="20"/>
+          <w:szCs w:val="20"/>
+        </w:rPr>
+        <w:t xml:space="preserve">   ↓</w:t>
+      </w:r>
+    </w:p>
+    <w:p>
+      <w:pPr>
+        <w:tabs>
+          <w:tab w:val="left" w:pos="916"/>
+          <w:tab w:val="left" w:pos="1832"/>
+          <w:tab w:val="left" w:pos="2748"/>
+          <w:tab w:val="left" w:pos="3664"/>
+          <w:tab w:val="left" w:pos="4580"/>
+          <w:tab w:val="left" w:pos="5496"/>
+          <w:tab w:val="left" w:pos="6412"/>
+          <w:tab w:val="left" w:pos="7328"/>
+          <w:tab w:val="left" w:pos="8244"/>
+          <w:tab w:val="left" w:pos="9160"/>
+          <w:tab w:val="left" w:pos="10076"/>
+          <w:tab w:val="left" w:pos="10992"/>
+          <w:tab w:val="left" w:pos="11908"/>
+          <w:tab w:val="left" w:pos="12824"/>
+          <w:tab w:val="left" w:pos="13740"/>
+          <w:tab w:val="left" w:pos="14656"/>
+        </w:tabs>
+        <w:spacing w:after="0" w:line="240" w:lineRule="auto"/>
+        <w:rPr>
+          <w:rFonts w:ascii="Courier New" w:eastAsia="Times New Roman" w:hAnsi="Courier New" w:cs="Courier New"/>
+          <w:sz w:val="20"/>
+          <w:szCs w:val="20"/>
+        </w:rPr>
+      </w:pPr>
+      <w:r>
+        <w:rPr>
+          <w:rFonts w:ascii="Courier New" w:eastAsia="Times New Roman" w:hAnsi="Courier New" w:cs="Courier New"/>
+          <w:sz w:val="20"/>
+          <w:szCs w:val="20"/>
+        </w:rPr>
+        <w:t>Nginx Reverse Proxy</w:t>
+      </w:r>
+    </w:p>
+    <w:p>
+      <w:pPr>
+        <w:tabs>
+          <w:tab w:val="left" w:pos="916"/>
+          <w:tab w:val="left" w:pos="1832"/>
+          <w:tab w:val="left" w:pos="2748"/>
+          <w:tab w:val="left" w:pos="3664"/>
+          <w:tab w:val="left" w:pos="4580"/>
+          <w:tab w:val="left" w:pos="5496"/>
+          <w:tab w:val="left" w:pos="6412"/>
+          <w:tab w:val="left" w:pos="7328"/>
+          <w:tab w:val="left" w:pos="8244"/>
+          <w:tab w:val="left" w:pos="9160"/>
+          <w:tab w:val="left" w:pos="10076"/>
+          <w:tab w:val="left" w:pos="10992"/>
+          <w:tab w:val="left" w:pos="11908"/>
+          <w:tab w:val="left" w:pos="12824"/>
+          <w:tab w:val="left" w:pos="13740"/>
+          <w:tab w:val="left" w:pos="14656"/>
+        </w:tabs>
+        <w:spacing w:after="0" w:line="240" w:lineRule="auto"/>
+        <w:rPr>
+          <w:rFonts w:ascii="Courier New" w:eastAsia="Times New Roman" w:hAnsi="Courier New" w:cs="Courier New"/>
+          <w:sz w:val="20"/>
+          <w:szCs w:val="20"/>
+        </w:rPr>
+      </w:pPr>
+      <w:r>
+        <w:rPr>
+          <w:rFonts w:ascii="Courier New" w:eastAsia="Times New Roman" w:hAnsi="Courier New" w:cs="Courier New"/>
+          <w:sz w:val="20"/>
+          <w:szCs w:val="20"/>
+        </w:rPr>
+        <w:t xml:space="preserve">   ↓</w:t>
+      </w:r>
+    </w:p>
+    <w:p>
+      <w:pPr>
+        <w:tabs>
+          <w:tab w:val="left" w:pos="916"/>
+          <w:tab w:val="left" w:pos="1832"/>
+          <w:tab w:val="left" w:pos="2748"/>
+          <w:tab w:val="left" w:pos="3664"/>
+          <w:tab w:val="left" w:pos="4580"/>
+          <w:tab w:val="left" w:pos="5496"/>
+          <w:tab w:val="left" w:pos="6412"/>
+          <w:tab w:val="left" w:pos="7328"/>
+          <w:tab w:val="left" w:pos="8244"/>
+          <w:tab w:val="left" w:pos="9160"/>
+          <w:tab w:val="left" w:pos="10076"/>
+          <w:tab w:val="left" w:pos="10992"/>
+          <w:tab w:val="left" w:pos="11908"/>
+          <w:tab w:val="left" w:pos="12824"/>
+          <w:tab w:val="left" w:pos="13740"/>
+          <w:tab w:val="left" w:pos="14656"/>
+        </w:tabs>
+        <w:spacing w:after="0" w:line="240" w:lineRule="auto"/>
+        <w:rPr>
+          <w:rFonts w:ascii="Courier New" w:eastAsia="Times New Roman" w:hAnsi="Courier New" w:cs="Courier New"/>
+          <w:sz w:val="20"/>
+          <w:szCs w:val="20"/>
+        </w:rPr>
+      </w:pPr>
+      <w:r>
+        <w:rPr>
+          <w:rFonts w:ascii="Courier New" w:eastAsia="Times New Roman" w:hAnsi="Courier New" w:cs="Courier New"/>
+          <w:sz w:val="20"/>
+          <w:szCs w:val="20"/>
+        </w:rPr>
+        <w:t>Docker Container</w:t>
+      </w:r>
+    </w:p>
+    <w:p>
+      <w:pPr>
+        <w:spacing w:after="0" w:line="240" w:lineRule="auto"/>
+        <w:rPr>
+          <w:rFonts w:ascii="Times New Roman" w:eastAsia="Times New Roman" w:hAnsi="Times New Roman" w:cs="Times New Roman"/>
+          <w:sz w:val="24"/>
+          <w:szCs w:val="24"/>
+        </w:rPr>
+      </w:pPr>
+      <w:r>
+        <w:rPr>
+          <w:rFonts w:ascii="Times New Roman" w:eastAsia="Times New Roman" w:hAnsi="Times New Roman" w:cs="Times New Roman"/>
+          <w:sz w:val="24"/>
+          <w:szCs w:val="24"/>
+        </w:rPr>
+        <w:pict>
+          <v:rect id="_x0000_i1091" style="width:0;height:1.5pt" o:hralign="center" o:hrstd="t" o:hr="t" fillcolor="#a0a0a0" stroked="f"/>
+        </w:pict>
+      </w:r>
+    </w:p>
+    <w:p>
+      <w:pPr>
+        <w:spacing w:before="100" w:beforeAutospacing="1" w:after="100" w:afterAutospacing="1" w:line="240" w:lineRule="auto"/>
+        <w:outlineLvl w:val="0"/>
+        <w:rPr>
+          <w:rFonts w:ascii="Times New Roman" w:eastAsia="Times New Roman" w:hAnsi="Times New Roman" w:cs="Times New Roman"/>
+          <w:b/>
+          <w:bCs/>
+          <w:kern w:val="36"/>
+          <w:sz w:val="48"/>
+          <w:szCs w:val="48"/>
+        </w:rPr>
+      </w:pPr>
+      <w:r>
+        <w:rPr>
+          <w:rFonts w:ascii="Times New Roman" w:eastAsia="Times New Roman" w:hAnsi="Times New Roman" w:cs="Times New Roman"/>
+          <w:b/>
+          <w:bCs/>
+          <w:kern w:val="36"/>
+          <w:sz w:val="48"/>
+          <w:szCs w:val="48"/>
+        </w:rPr>
+        <w:t>Current Skills Acquired</w:t>
+      </w:r>
+    </w:p>
+    <w:p>
+      <w:pPr>
+        <w:spacing w:before="100" w:beforeAutospacing="1" w:after="100" w:afterAutospacing="1" w:line="240" w:lineRule="auto"/>
+        <w:outlineLvl w:val="1"/>
+        <w:rPr>
+          <w:rFonts w:ascii="Times New Roman" w:eastAsia="Times New Roman" w:hAnsi="Times New Roman" w:cs="Times New Roman"/>
+          <w:b/>
+          <w:bCs/>
+          <w:sz w:val="36"/>
+          <w:szCs w:val="36"/>
+        </w:rPr>
+      </w:pPr>
+      <w:r>
+        <w:rPr>
+          <w:rFonts w:ascii="Times New Roman" w:eastAsia="Times New Roman" w:hAnsi="Times New Roman" w:cs="Times New Roman"/>
+          <w:b/>
+          <w:bCs/>
+          <w:sz w:val="36"/>
+          <w:szCs w:val="36"/>
+        </w:rPr>
+        <w:t>Cloud</w:t>
+      </w:r>
+    </w:p>
+    <w:p>
+      <w:pPr>
+        <w:numPr>
+          <w:ilvl w:val="0"/>
+          <w:numId w:val="52"/>
+        </w:numPr>
+        <w:spacing w:before="100" w:beforeAutospacing="1" w:after="100" w:afterAutospacing="1" w:line="240" w:lineRule="auto"/>
+        <w:rPr>
+          <w:rFonts w:ascii="Times New Roman" w:eastAsia="Times New Roman" w:hAnsi="Times New Roman" w:cs="Times New Roman"/>
+          <w:sz w:val="24"/>
+          <w:szCs w:val="24"/>
+        </w:rPr>
+      </w:pPr>
+      <w:r>
+        <w:rPr>
+          <w:rFonts w:ascii="Times New Roman" w:eastAsia="Times New Roman" w:hAnsi="Times New Roman" w:cs="Times New Roman"/>
+          <w:sz w:val="24"/>
+          <w:szCs w:val="24"/>
+        </w:rPr>
+        <w:t>AWS EC2</w:t>
+      </w:r>
+    </w:p>
+    <w:p>
+      <w:pPr>
+        <w:numPr>
+          <w:ilvl w:val="0"/>
+          <w:numId w:val="52"/>
+        </w:numPr>
+        <w:spacing w:before="100" w:beforeAutospacing="1" w:after="100" w:afterAutospacing="1" w:line="240" w:lineRule="auto"/>
+        <w:rPr>
+          <w:rFonts w:ascii="Times New Roman" w:eastAsia="Times New Roman" w:hAnsi="Times New Roman" w:cs="Times New Roman"/>
+          <w:sz w:val="24"/>
+          <w:szCs w:val="24"/>
+        </w:rPr>
+      </w:pPr>
+      <w:r>
+        <w:rPr>
+          <w:rFonts w:ascii="Times New Roman" w:eastAsia="Times New Roman" w:hAnsi="Times New Roman" w:cs="Times New Roman"/>
+          <w:sz w:val="24"/>
+          <w:szCs w:val="24"/>
+        </w:rPr>
+        <w:t>Elastic IP</w:t>
+      </w:r>
+    </w:p>
+    <w:p>
+      <w:pPr>
+        <w:numPr>
+          <w:ilvl w:val="0"/>
+          <w:numId w:val="52"/>
+        </w:numPr>
+        <w:spacing w:before="100" w:beforeAutospacing="1" w:after="100" w:afterAutospacing="1" w:line="240" w:lineRule="auto"/>
+        <w:rPr>
+          <w:rFonts w:ascii="Times New Roman" w:eastAsia="Times New Roman" w:hAnsi="Times New Roman" w:cs="Times New Roman"/>
+          <w:sz w:val="24"/>
+          <w:szCs w:val="24"/>
+        </w:rPr>
+      </w:pPr>
+      <w:r>
+        <w:rPr>
+          <w:rFonts w:ascii="Times New Roman" w:eastAsia="Times New Roman" w:hAnsi="Times New Roman" w:cs="Times New Roman"/>
+          <w:sz w:val="24"/>
+          <w:szCs w:val="24"/>
+        </w:rPr>
+        <w:t>Security Groups</w:t>
+      </w:r>
+    </w:p>
+    <w:p>
+      <w:pPr>
+        <w:spacing w:after="0" w:line="240" w:lineRule="auto"/>
+        <w:rPr>
+          <w:rFonts w:ascii="Times New Roman" w:eastAsia="Times New Roman" w:hAnsi="Times New Roman" w:cs="Times New Roman"/>
+          <w:sz w:val="24"/>
+          <w:szCs w:val="24"/>
+        </w:rPr>
+      </w:pPr>
+      <w:r>
+        <w:rPr>
+          <w:rFonts w:ascii="Times New Roman" w:eastAsia="Times New Roman" w:hAnsi="Times New Roman" w:cs="Times New Roman"/>
+          <w:sz w:val="24"/>
+          <w:szCs w:val="24"/>
+        </w:rPr>
+        <w:pict>
+          <v:rect id="_x0000_i1092" style="width:0;height:1.5pt" o:hralign="center" o:hrstd="t" o:hr="t" fillcolor="#a0a0a0" stroked="f"/>
+        </w:pict>
+      </w:r>
+    </w:p>
+    <w:p>
+      <w:pPr>
+        <w:spacing w:before="100" w:beforeAutospacing="1" w:after="100" w:afterAutospacing="1" w:line="240" w:lineRule="auto"/>
+        <w:outlineLvl w:val="1"/>
+        <w:rPr>
+          <w:rFonts w:ascii="Times New Roman" w:eastAsia="Times New Roman" w:hAnsi="Times New Roman" w:cs="Times New Roman"/>
+          <w:b/>
+          <w:bCs/>
+          <w:sz w:val="36"/>
+          <w:szCs w:val="36"/>
+        </w:rPr>
+      </w:pPr>
+      <w:r>
+        <w:rPr>
+          <w:rFonts w:ascii="Times New Roman" w:eastAsia="Times New Roman" w:hAnsi="Times New Roman" w:cs="Times New Roman"/>
+          <w:b/>
+          <w:bCs/>
+          <w:sz w:val="36"/>
+          <w:szCs w:val="36"/>
+        </w:rPr>
+        <w:lastRenderedPageBreak/>
+        <w:t>Linux</w:t>
+      </w:r>
+    </w:p>
+    <w:p>
+      <w:pPr>
+        <w:numPr>
+          <w:ilvl w:val="0"/>
+          <w:numId w:val="53"/>
+        </w:numPr>
+        <w:spacing w:before="100" w:beforeAutospacing="1" w:after="100" w:afterAutospacing="1" w:line="240" w:lineRule="auto"/>
+        <w:rPr>
+          <w:rFonts w:ascii="Times New Roman" w:eastAsia="Times New Roman" w:hAnsi="Times New Roman" w:cs="Times New Roman"/>
+          <w:sz w:val="24"/>
+          <w:szCs w:val="24"/>
+        </w:rPr>
+      </w:pPr>
+      <w:r>
+        <w:rPr>
+          <w:rFonts w:ascii="Times New Roman" w:eastAsia="Times New Roman" w:hAnsi="Times New Roman" w:cs="Times New Roman"/>
+          <w:sz w:val="24"/>
+          <w:szCs w:val="24"/>
+        </w:rPr>
+        <w:t>SSH</w:t>
+      </w:r>
+    </w:p>
+    <w:p>
+      <w:pPr>
+        <w:numPr>
+          <w:ilvl w:val="0"/>
+          <w:numId w:val="53"/>
+        </w:numPr>
+        <w:spacing w:before="100" w:beforeAutospacing="1" w:after="100" w:afterAutospacing="1" w:line="240" w:lineRule="auto"/>
+        <w:rPr>
+          <w:rFonts w:ascii="Times New Roman" w:eastAsia="Times New Roman" w:hAnsi="Times New Roman" w:cs="Times New Roman"/>
+          <w:sz w:val="24"/>
+          <w:szCs w:val="24"/>
+        </w:rPr>
+      </w:pPr>
+      <w:r>
+        <w:rPr>
+          <w:rFonts w:ascii="Times New Roman" w:eastAsia="Times New Roman" w:hAnsi="Times New Roman" w:cs="Times New Roman"/>
+          <w:sz w:val="24"/>
+          <w:szCs w:val="24"/>
+        </w:rPr>
+        <w:t>Services</w:t>
+      </w:r>
+    </w:p>
+    <w:p>
+      <w:pPr>
+        <w:numPr>
+          <w:ilvl w:val="0"/>
+          <w:numId w:val="53"/>
+        </w:numPr>
+        <w:spacing w:before="100" w:beforeAutospacing="1" w:after="100" w:afterAutospacing="1" w:line="240" w:lineRule="auto"/>
+        <w:rPr>
+          <w:rFonts w:ascii="Times New Roman" w:eastAsia="Times New Roman" w:hAnsi="Times New Roman" w:cs="Times New Roman"/>
+          <w:sz w:val="24"/>
+          <w:szCs w:val="24"/>
+        </w:rPr>
+      </w:pPr>
+      <w:r>
+        <w:rPr>
+          <w:rFonts w:ascii="Times New Roman" w:eastAsia="Times New Roman" w:hAnsi="Times New Roman" w:cs="Times New Roman"/>
+          <w:sz w:val="24"/>
+          <w:szCs w:val="24"/>
+        </w:rPr>
+        <w:t>Process management</w:t>
+      </w:r>
+    </w:p>
+    <w:p>
+      <w:pPr>
+        <w:spacing w:after="0" w:line="240" w:lineRule="auto"/>
+        <w:rPr>
+          <w:rFonts w:ascii="Times New Roman" w:eastAsia="Times New Roman" w:hAnsi="Times New Roman" w:cs="Times New Roman"/>
+          <w:sz w:val="24"/>
+          <w:szCs w:val="24"/>
+        </w:rPr>
+      </w:pPr>
+      <w:r>
+        <w:rPr>
+          <w:rFonts w:ascii="Times New Roman" w:eastAsia="Times New Roman" w:hAnsi="Times New Roman" w:cs="Times New Roman"/>
+          <w:sz w:val="24"/>
+          <w:szCs w:val="24"/>
+        </w:rPr>
+        <w:pict>
+          <v:rect id="_x0000_i1093" style="width:0;height:1.5pt" o:hralign="center" o:hrstd="t" o:hr="t" fillcolor="#a0a0a0" stroked="f"/>
+        </w:pict>
+      </w:r>
+    </w:p>
+    <w:p>
+      <w:pPr>
+        <w:spacing w:before="100" w:beforeAutospacing="1" w:after="100" w:afterAutospacing="1" w:line="240" w:lineRule="auto"/>
+        <w:outlineLvl w:val="1"/>
+        <w:rPr>
+          <w:rFonts w:ascii="Times New Roman" w:eastAsia="Times New Roman" w:hAnsi="Times New Roman" w:cs="Times New Roman"/>
+          <w:b/>
+          <w:bCs/>
+          <w:sz w:val="36"/>
+          <w:szCs w:val="36"/>
+        </w:rPr>
+      </w:pPr>
+      <w:r>
+        <w:rPr>
+          <w:rFonts w:ascii="Times New Roman" w:eastAsia="Times New Roman" w:hAnsi="Times New Roman" w:cs="Times New Roman"/>
+          <w:b/>
+          <w:bCs/>
+          <w:sz w:val="36"/>
+          <w:szCs w:val="36"/>
+        </w:rPr>
+        <w:t>DevOps</w:t>
+      </w:r>
+    </w:p>
+    <w:p>
+      <w:pPr>
+        <w:numPr>
+          <w:ilvl w:val="0"/>
+          <w:numId w:val="54"/>
+        </w:numPr>
+        <w:spacing w:before="100" w:beforeAutospacing="1" w:after="100" w:afterAutospacing="1" w:line="240" w:lineRule="auto"/>
+        <w:rPr>
+          <w:rFonts w:ascii="Times New Roman" w:eastAsia="Times New Roman" w:hAnsi="Times New Roman" w:cs="Times New Roman"/>
+          <w:sz w:val="24"/>
+          <w:szCs w:val="24"/>
+        </w:rPr>
+      </w:pPr>
+      <w:r>
+        <w:rPr>
+          <w:rFonts w:ascii="Times New Roman" w:eastAsia="Times New Roman" w:hAnsi="Times New Roman" w:cs="Times New Roman"/>
+          <w:sz w:val="24"/>
+          <w:szCs w:val="24"/>
+        </w:rPr>
+        <w:t>Docker</w:t>
+      </w:r>
+    </w:p>
+    <w:p>
+      <w:pPr>
+        <w:numPr>
+          <w:ilvl w:val="0"/>
+          <w:numId w:val="54"/>
+        </w:numPr>
+        <w:spacing w:before="100" w:beforeAutospacing="1" w:after="100" w:afterAutospacing="1" w:line="240" w:lineRule="auto"/>
+        <w:rPr>
+          <w:rFonts w:ascii="Times New Roman" w:eastAsia="Times New Roman" w:hAnsi="Times New Roman" w:cs="Times New Roman"/>
+          <w:sz w:val="24"/>
+          <w:szCs w:val="24"/>
+        </w:rPr>
+      </w:pPr>
+      <w:r>
+        <w:rPr>
+          <w:rFonts w:ascii="Times New Roman" w:eastAsia="Times New Roman" w:hAnsi="Times New Roman" w:cs="Times New Roman"/>
+          <w:sz w:val="24"/>
+          <w:szCs w:val="24"/>
+        </w:rPr>
+        <w:t>CI/CD</w:t>
+      </w:r>
+    </w:p>
+    <w:p>
+      <w:pPr>
+        <w:numPr>
+          <w:ilvl w:val="0"/>
+          <w:numId w:val="54"/>
+        </w:numPr>
+        <w:spacing w:before="100" w:beforeAutospacing="1" w:after="100" w:afterAutospacing="1" w:line="240" w:lineRule="auto"/>
+        <w:rPr>
+          <w:rFonts w:ascii="Times New Roman" w:eastAsia="Times New Roman" w:hAnsi="Times New Roman" w:cs="Times New Roman"/>
+          <w:sz w:val="24"/>
+          <w:szCs w:val="24"/>
+        </w:rPr>
+      </w:pPr>
+      <w:r>
+        <w:rPr>
+          <w:rFonts w:ascii="Times New Roman" w:eastAsia="Times New Roman" w:hAnsi="Times New Roman" w:cs="Times New Roman"/>
+          <w:sz w:val="24"/>
+          <w:szCs w:val="24"/>
+        </w:rPr>
+        <w:t>GitHub Actions</w:t>
+      </w:r>
+    </w:p>
+    <w:p>
+      <w:pPr>
+        <w:numPr>
+          <w:ilvl w:val="0"/>
+          <w:numId w:val="54"/>
+        </w:numPr>
+        <w:spacing w:before="100" w:beforeAutospacing="1" w:after="100" w:afterAutospacing="1" w:line="240" w:lineRule="auto"/>
+        <w:rPr>
+          <w:rFonts w:ascii="Times New Roman" w:eastAsia="Times New Roman" w:hAnsi="Times New Roman" w:cs="Times New Roman"/>
+          <w:sz w:val="24"/>
+          <w:szCs w:val="24"/>
+        </w:rPr>
+      </w:pPr>
+      <w:r>
+        <w:rPr>
+          <w:rFonts w:ascii="Times New Roman" w:eastAsia="Times New Roman" w:hAnsi="Times New Roman" w:cs="Times New Roman"/>
+          <w:sz w:val="24"/>
+          <w:szCs w:val="24"/>
+        </w:rPr>
+        <w:t>Deployment automation</w:t>
+      </w:r>
+    </w:p>
+    <w:p>
+      <w:pPr>
+        <w:spacing w:after="0" w:line="240" w:lineRule="auto"/>
+        <w:rPr>
+          <w:rFonts w:ascii="Times New Roman" w:eastAsia="Times New Roman" w:hAnsi="Times New Roman" w:cs="Times New Roman"/>
+          <w:sz w:val="24"/>
+          <w:szCs w:val="24"/>
+        </w:rPr>
+      </w:pPr>
+      <w:r>
+        <w:rPr>
+          <w:rFonts w:ascii="Times New Roman" w:eastAsia="Times New Roman" w:hAnsi="Times New Roman" w:cs="Times New Roman"/>
+          <w:sz w:val="24"/>
+          <w:szCs w:val="24"/>
+        </w:rPr>
+        <w:pict>
+          <v:rect id="_x0000_i1094" style="width:0;height:1.5pt" o:hralign="center" o:hrstd="t" o:hr="t" fillcolor="#a0a0a0" stroked="f"/>
+        </w:pict>
+      </w:r>
+    </w:p>
+    <w:p>
+      <w:pPr>
+        <w:spacing w:before="100" w:beforeAutospacing="1" w:after="100" w:afterAutospacing="1" w:line="240" w:lineRule="auto"/>
+        <w:outlineLvl w:val="1"/>
+        <w:rPr>
+          <w:rFonts w:ascii="Times New Roman" w:eastAsia="Times New Roman" w:hAnsi="Times New Roman" w:cs="Times New Roman"/>
+          <w:b/>
+          <w:bCs/>
+          <w:sz w:val="36"/>
+          <w:szCs w:val="36"/>
+        </w:rPr>
+      </w:pPr>
+      <w:r>
+        <w:rPr>
+          <w:rFonts w:ascii="Times New Roman" w:eastAsia="Times New Roman" w:hAnsi="Times New Roman" w:cs="Times New Roman"/>
+          <w:b/>
+          <w:bCs/>
+          <w:sz w:val="36"/>
+          <w:szCs w:val="36"/>
+        </w:rPr>
+        <w:t>Networking</w:t>
+      </w:r>
+    </w:p>
+    <w:p>
+      <w:pPr>
+        <w:numPr>
+          <w:ilvl w:val="0"/>
+          <w:numId w:val="55"/>
+        </w:numPr>
+        <w:spacing w:before="100" w:beforeAutospacing="1" w:after="100" w:afterAutospacing="1" w:line="240" w:lineRule="auto"/>
+        <w:rPr>
+          <w:rFonts w:ascii="Times New Roman" w:eastAsia="Times New Roman" w:hAnsi="Times New Roman" w:cs="Times New Roman"/>
+          <w:sz w:val="24"/>
+          <w:szCs w:val="24"/>
+        </w:rPr>
+      </w:pPr>
+      <w:r>
+        <w:rPr>
+          <w:rFonts w:ascii="Times New Roman" w:eastAsia="Times New Roman" w:hAnsi="Times New Roman" w:cs="Times New Roman"/>
+          <w:sz w:val="24"/>
+          <w:szCs w:val="24"/>
+        </w:rPr>
+        <w:t>Public IPs</w:t>
+      </w:r>
+    </w:p>
+    <w:p>
+      <w:pPr>
+        <w:numPr>
+          <w:ilvl w:val="0"/>
+          <w:numId w:val="55"/>
+        </w:numPr>
+        <w:spacing w:before="100" w:beforeAutospacing="1" w:after="100" w:afterAutospacing="1" w:line="240" w:lineRule="auto"/>
+        <w:rPr>
+          <w:rFonts w:ascii="Times New Roman" w:eastAsia="Times New Roman" w:hAnsi="Times New Roman" w:cs="Times New Roman"/>
+          <w:sz w:val="24"/>
+          <w:szCs w:val="24"/>
+        </w:rPr>
+      </w:pPr>
+      <w:r>
+        <w:rPr>
+          <w:rFonts w:ascii="Times New Roman" w:eastAsia="Times New Roman" w:hAnsi="Times New Roman" w:cs="Times New Roman"/>
+          <w:sz w:val="24"/>
+          <w:szCs w:val="24"/>
+        </w:rPr>
+        <w:t>DNS</w:t>
+      </w:r>
+    </w:p>
+    <w:p>
+      <w:pPr>
+        <w:numPr>
+          <w:ilvl w:val="0"/>
+          <w:numId w:val="55"/>
+        </w:numPr>
+        <w:spacing w:before="100" w:beforeAutospacing="1" w:after="100" w:afterAutospacing="1" w:line="240" w:lineRule="auto"/>
+        <w:rPr>
+          <w:rFonts w:ascii="Times New Roman" w:eastAsia="Times New Roman" w:hAnsi="Times New Roman" w:cs="Times New Roman"/>
+          <w:sz w:val="24"/>
+          <w:szCs w:val="24"/>
+        </w:rPr>
+      </w:pPr>
+      <w:r>
+        <w:rPr>
+          <w:rFonts w:ascii="Times New Roman" w:eastAsia="Times New Roman" w:hAnsi="Times New Roman" w:cs="Times New Roman"/>
+          <w:sz w:val="24"/>
+          <w:szCs w:val="24"/>
+        </w:rPr>
+        <w:t>Reverse Proxy</w:t>
+      </w:r>
+    </w:p>
+    <w:p>
+      <w:pPr>
+        <w:numPr>
+          <w:ilvl w:val="0"/>
+          <w:numId w:val="55"/>
+        </w:numPr>
+        <w:spacing w:before="100" w:beforeAutospacing="1" w:after="100" w:afterAutospacing="1" w:line="240" w:lineRule="auto"/>
+        <w:rPr>
+          <w:rFonts w:ascii="Times New Roman" w:eastAsia="Times New Roman" w:hAnsi="Times New Roman" w:cs="Times New Roman"/>
+          <w:sz w:val="24"/>
+          <w:szCs w:val="24"/>
+        </w:rPr>
+      </w:pPr>
+      <w:r>
+        <w:rPr>
+          <w:rFonts w:ascii="Times New Roman" w:eastAsia="Times New Roman" w:hAnsi="Times New Roman" w:cs="Times New Roman"/>
+          <w:sz w:val="24"/>
+          <w:szCs w:val="24"/>
+        </w:rPr>
+        <w:t>Traffic Flow</w:t>
+      </w:r>
+    </w:p>
+    <w:p>
+      <w:pPr>
+        <w:spacing w:after="0" w:line="240" w:lineRule="auto"/>
+        <w:rPr>
+          <w:rFonts w:ascii="Times New Roman" w:eastAsia="Times New Roman" w:hAnsi="Times New Roman" w:cs="Times New Roman"/>
+          <w:sz w:val="24"/>
+          <w:szCs w:val="24"/>
+        </w:rPr>
+      </w:pPr>
+      <w:r>
+        <w:rPr>
+          <w:rFonts w:ascii="Times New Roman" w:eastAsia="Times New Roman" w:hAnsi="Times New Roman" w:cs="Times New Roman"/>
+          <w:sz w:val="24"/>
+          <w:szCs w:val="24"/>
+        </w:rPr>
+        <w:pict>
+          <v:rect id="_x0000_i1095" style="width:0;height:1.5pt" o:hralign="center" o:hrstd="t" o:hr="t" fillcolor="#a0a0a0" stroked="f"/>
+        </w:pict>
+      </w:r>
+    </w:p>
+    <w:p>
+      <w:pPr>
+        <w:spacing w:before="100" w:beforeAutospacing="1" w:after="100" w:afterAutospacing="1" w:line="240" w:lineRule="auto"/>
+        <w:outlineLvl w:val="0"/>
+        <w:rPr>
+          <w:rFonts w:ascii="Times New Roman" w:eastAsia="Times New Roman" w:hAnsi="Times New Roman" w:cs="Times New Roman"/>
+          <w:b/>
+          <w:bCs/>
+          <w:kern w:val="36"/>
+          <w:sz w:val="48"/>
+          <w:szCs w:val="48"/>
+        </w:rPr>
+      </w:pPr>
+      <w:r>
+        <w:rPr>
+          <w:rFonts w:ascii="Times New Roman" w:eastAsia="Times New Roman" w:hAnsi="Times New Roman" w:cs="Times New Roman"/>
+          <w:b/>
+          <w:bCs/>
+          <w:kern w:val="36"/>
+          <w:sz w:val="48"/>
+          <w:szCs w:val="48"/>
+        </w:rPr>
+        <w:t>Current Level</w:t>
+      </w:r>
+    </w:p>
+    <w:p>
+      <w:pPr>
+        <w:spacing w:before="100" w:beforeAutospacing="1" w:after="100" w:afterAutospacing="1" w:line="240" w:lineRule="auto"/>
+        <w:rPr>
+          <w:rFonts w:ascii="Times New Roman" w:eastAsia="Times New Roman" w:hAnsi="Times New Roman" w:cs="Times New Roman"/>
+          <w:sz w:val="24"/>
+          <w:szCs w:val="24"/>
+        </w:rPr>
+      </w:pPr>
+      <w:r>
+        <w:rPr>
+          <w:rFonts w:ascii="Times New Roman" w:eastAsia="Times New Roman" w:hAnsi="Times New Roman" w:cs="Times New Roman"/>
+          <w:sz w:val="24"/>
+          <w:szCs w:val="24"/>
+        </w:rPr>
+        <w:t>Transitioned from:</w:t>
+      </w:r>
+    </w:p>
+    <w:p>
+      <w:pPr>
+        <w:tabs>
+          <w:tab w:val="left" w:pos="916"/>
+          <w:tab w:val="left" w:pos="1832"/>
+          <w:tab w:val="left" w:pos="2748"/>
+          <w:tab w:val="left" w:pos="3664"/>
+          <w:tab w:val="left" w:pos="4580"/>
+          <w:tab w:val="left" w:pos="5496"/>
+          <w:tab w:val="left" w:pos="6412"/>
+          <w:tab w:val="left" w:pos="7328"/>
+          <w:tab w:val="left" w:pos="8244"/>
+          <w:tab w:val="left" w:pos="9160"/>
+          <w:tab w:val="left" w:pos="10076"/>
+          <w:tab w:val="left" w:pos="10992"/>
+          <w:tab w:val="left" w:pos="11908"/>
+          <w:tab w:val="left" w:pos="12824"/>
+          <w:tab w:val="left" w:pos="13740"/>
+          <w:tab w:val="left" w:pos="14656"/>
+        </w:tabs>
+        <w:spacing w:after="0" w:line="240" w:lineRule="auto"/>
+        <w:rPr>
+          <w:rFonts w:ascii="Courier New" w:eastAsia="Times New Roman" w:hAnsi="Courier New" w:cs="Courier New"/>
+          <w:sz w:val="20"/>
+          <w:szCs w:val="20"/>
+        </w:rPr>
+      </w:pPr>
+      <w:r>
+        <w:rPr>
+          <w:rFonts w:ascii="Courier New" w:eastAsia="Times New Roman" w:hAnsi="Courier New" w:cs="Courier New"/>
+          <w:sz w:val="20"/>
+          <w:szCs w:val="20"/>
+        </w:rPr>
+        <w:t>Basic Docker User</w:t>
+      </w:r>
+    </w:p>
+    <w:p>
+      <w:pPr>
+        <w:spacing w:before="100" w:beforeAutospacing="1" w:after="100" w:afterAutospacing="1" w:line="240" w:lineRule="auto"/>
+        <w:rPr>
+          <w:rFonts w:ascii="Times New Roman" w:eastAsia="Times New Roman" w:hAnsi="Times New Roman" w:cs="Times New Roman"/>
+          <w:sz w:val="24"/>
+          <w:szCs w:val="24"/>
+        </w:rPr>
+      </w:pPr>
+      <w:r>
+        <w:rPr>
+          <w:rFonts w:ascii="Times New Roman" w:eastAsia="Times New Roman" w:hAnsi="Times New Roman" w:cs="Times New Roman"/>
+          <w:sz w:val="24"/>
+          <w:szCs w:val="24"/>
+        </w:rPr>
+        <w:t>To:</w:t>
+      </w:r>
+    </w:p>
+    <w:p>
+      <w:pPr>
+        <w:tabs>
+          <w:tab w:val="left" w:pos="916"/>
+          <w:tab w:val="left" w:pos="1832"/>
+          <w:tab w:val="left" w:pos="2748"/>
+          <w:tab w:val="left" w:pos="3664"/>
+          <w:tab w:val="left" w:pos="4580"/>
+          <w:tab w:val="left" w:pos="5496"/>
+          <w:tab w:val="left" w:pos="6412"/>
+          <w:tab w:val="left" w:pos="7328"/>
+          <w:tab w:val="left" w:pos="8244"/>
+          <w:tab w:val="left" w:pos="9160"/>
+          <w:tab w:val="left" w:pos="10076"/>
+          <w:tab w:val="left" w:pos="10992"/>
+          <w:tab w:val="left" w:pos="11908"/>
+          <w:tab w:val="left" w:pos="12824"/>
+          <w:tab w:val="left" w:pos="13740"/>
+          <w:tab w:val="left" w:pos="14656"/>
+        </w:tabs>
+        <w:spacing w:after="0" w:line="240" w:lineRule="auto"/>
+        <w:rPr>
+          <w:rFonts w:ascii="Courier New" w:eastAsia="Times New Roman" w:hAnsi="Courier New" w:cs="Courier New"/>
+          <w:sz w:val="20"/>
+          <w:szCs w:val="20"/>
+        </w:rPr>
+      </w:pPr>
+      <w:r>
+        <w:rPr>
+          <w:rFonts w:ascii="Courier New" w:eastAsia="Times New Roman" w:hAnsi="Courier New" w:cs="Courier New"/>
+          <w:sz w:val="20"/>
+          <w:szCs w:val="20"/>
+        </w:rPr>
+        <w:t>Junior DevOps / Cloud Infrastructure Foundation</w:t>
+      </w:r>
+    </w:p>
+    <w:p>
+      <w:pPr>
+        <w:spacing w:before="100" w:beforeAutospacing="1" w:after="100" w:afterAutospacing="1" w:line="240" w:lineRule="auto"/>
+        <w:rPr>
+          <w:rFonts w:ascii="Times New Roman" w:eastAsia="Times New Roman" w:hAnsi="Times New Roman" w:cs="Times New Roman"/>
+          <w:sz w:val="24"/>
+          <w:szCs w:val="24"/>
+        </w:rPr>
+      </w:pPr>
       <w:bookmarkStart w:id="0" w:name="_GoBack"/>
       <w:bookmarkEnd w:id="0"/>
-    </w:p>
-    <w:p>
-      <w:pPr>
-        <w:spacing w:before="100" w:beforeAutospacing="1" w:after="100" w:afterAutospacing="1" w:line="240" w:lineRule="auto"/>
-        <w:rPr>
-          <w:rFonts w:ascii="Times New Roman" w:eastAsia="Times New Roman" w:hAnsi="Times New Roman" w:cs="Times New Roman"/>
-          <w:sz w:val="24"/>
-          <w:szCs w:val="24"/>
-        </w:rPr>
-      </w:pPr>
     </w:p>
     <w:p>
       <w:pPr>
@@ -11114,6 +18181,155 @@
     </w:lvl>
   </w:abstractNum>
   <w:abstractNum w:abstractNumId="1" w15:restartNumberingAfterBreak="0">
+    <w:nsid w:val="03087907"/>
+    <w:multiLevelType w:val="multilevel"/>
+    <w:tmpl w:val="906E30F6"/>
+    <w:lvl w:ilvl="0">
+      <w:start w:val="1"/>
+      <w:numFmt w:val="bullet"/>
+      <w:lvlText w:val=""/>
+      <w:lvlJc w:val="left"/>
+      <w:pPr>
+        <w:tabs>
+          <w:tab w:val="num" w:pos="720"/>
+        </w:tabs>
+        <w:ind w:left="720" w:hanging="360"/>
+      </w:pPr>
+      <w:rPr>
+        <w:rFonts w:ascii="Symbol" w:hAnsi="Symbol" w:hint="default"/>
+        <w:sz w:val="20"/>
+      </w:rPr>
+    </w:lvl>
+    <w:lvl w:ilvl="1" w:tentative="1">
+      <w:start w:val="1"/>
+      <w:numFmt w:val="bullet"/>
+      <w:lvlText w:val="o"/>
+      <w:lvlJc w:val="left"/>
+      <w:pPr>
+        <w:tabs>
+          <w:tab w:val="num" w:pos="1440"/>
+        </w:tabs>
+        <w:ind w:left="1440" w:hanging="360"/>
+      </w:pPr>
+      <w:rPr>
+        <w:rFonts w:ascii="Courier New" w:hAnsi="Courier New" w:hint="default"/>
+        <w:sz w:val="20"/>
+      </w:rPr>
+    </w:lvl>
+    <w:lvl w:ilvl="2" w:tentative="1">
+      <w:start w:val="1"/>
+      <w:numFmt w:val="bullet"/>
+      <w:lvlText w:val=""/>
+      <w:lvlJc w:val="left"/>
+      <w:pPr>
+        <w:tabs>
+          <w:tab w:val="num" w:pos="2160"/>
+        </w:tabs>
+        <w:ind w:left="2160" w:hanging="360"/>
+      </w:pPr>
+      <w:rPr>
+        <w:rFonts w:ascii="Wingdings" w:hAnsi="Wingdings" w:hint="default"/>
+        <w:sz w:val="20"/>
+      </w:rPr>
+    </w:lvl>
+    <w:lvl w:ilvl="3" w:tentative="1">
+      <w:start w:val="1"/>
+      <w:numFmt w:val="bullet"/>
+      <w:lvlText w:val=""/>
+      <w:lvlJc w:val="left"/>
+      <w:pPr>
+        <w:tabs>
+          <w:tab w:val="num" w:pos="2880"/>
+        </w:tabs>
+        <w:ind w:left="2880" w:hanging="360"/>
+      </w:pPr>
+      <w:rPr>
+        <w:rFonts w:ascii="Wingdings" w:hAnsi="Wingdings" w:hint="default"/>
+        <w:sz w:val="20"/>
+      </w:rPr>
+    </w:lvl>
+    <w:lvl w:ilvl="4" w:tentative="1">
+      <w:start w:val="1"/>
+      <w:numFmt w:val="bullet"/>
+      <w:lvlText w:val=""/>
+      <w:lvlJc w:val="left"/>
+      <w:pPr>
+        <w:tabs>
+          <w:tab w:val="num" w:pos="3600"/>
+        </w:tabs>
+        <w:ind w:left="3600" w:hanging="360"/>
+      </w:pPr>
+      <w:rPr>
+        <w:rFonts w:ascii="Wingdings" w:hAnsi="Wingdings" w:hint="default"/>
+        <w:sz w:val="20"/>
+      </w:rPr>
+    </w:lvl>
+    <w:lvl w:ilvl="5" w:tentative="1">
+      <w:start w:val="1"/>
+      <w:numFmt w:val="bullet"/>
+      <w:lvlText w:val=""/>
+      <w:lvlJc w:val="left"/>
+      <w:pPr>
+        <w:tabs>
+          <w:tab w:val="num" w:pos="4320"/>
+        </w:tabs>
+        <w:ind w:left="4320" w:hanging="360"/>
+      </w:pPr>
+      <w:rPr>
+        <w:rFonts w:ascii="Wingdings" w:hAnsi="Wingdings" w:hint="default"/>
+        <w:sz w:val="20"/>
+      </w:rPr>
+    </w:lvl>
+    <w:lvl w:ilvl="6" w:tentative="1">
+      <w:start w:val="1"/>
+      <w:numFmt w:val="bullet"/>
+      <w:lvlText w:val=""/>
+      <w:lvlJc w:val="left"/>
+      <w:pPr>
+        <w:tabs>
+          <w:tab w:val="num" w:pos="5040"/>
+        </w:tabs>
+        <w:ind w:left="5040" w:hanging="360"/>
+      </w:pPr>
+      <w:rPr>
+        <w:rFonts w:ascii="Wingdings" w:hAnsi="Wingdings" w:hint="default"/>
+        <w:sz w:val="20"/>
+      </w:rPr>
+    </w:lvl>
+    <w:lvl w:ilvl="7" w:tentative="1">
+      <w:start w:val="1"/>
+      <w:numFmt w:val="bullet"/>
+      <w:lvlText w:val=""/>
+      <w:lvlJc w:val="left"/>
+      <w:pPr>
+        <w:tabs>
+          <w:tab w:val="num" w:pos="5760"/>
+        </w:tabs>
+        <w:ind w:left="5760" w:hanging="360"/>
+      </w:pPr>
+      <w:rPr>
+        <w:rFonts w:ascii="Wingdings" w:hAnsi="Wingdings" w:hint="default"/>
+        <w:sz w:val="20"/>
+      </w:rPr>
+    </w:lvl>
+    <w:lvl w:ilvl="8" w:tentative="1">
+      <w:start w:val="1"/>
+      <w:numFmt w:val="bullet"/>
+      <w:lvlText w:val=""/>
+      <w:lvlJc w:val="left"/>
+      <w:pPr>
+        <w:tabs>
+          <w:tab w:val="num" w:pos="6480"/>
+        </w:tabs>
+        <w:ind w:left="6480" w:hanging="360"/>
+      </w:pPr>
+      <w:rPr>
+        <w:rFonts w:ascii="Wingdings" w:hAnsi="Wingdings" w:hint="default"/>
+        <w:sz w:val="20"/>
+      </w:rPr>
+    </w:lvl>
+  </w:abstractNum>
+  <w:abstractNum w:abstractNumId="2" w15:restartNumberingAfterBreak="0">
     <w:nsid w:val="0576398E"/>
     <w:multiLevelType w:val="multilevel"/>
     <w:tmpl w:val="8AFC5A70"/>
@@ -11262,7 +18478,7 @@
       </w:rPr>
     </w:lvl>
   </w:abstractNum>
-  <w:abstractNum w:abstractNumId="2" w15:restartNumberingAfterBreak="0">
+  <w:abstractNum w:abstractNumId="3" w15:restartNumberingAfterBreak="0">
     <w:nsid w:val="05B949A3"/>
     <w:multiLevelType w:val="multilevel"/>
     <w:tmpl w:val="4D507AE0"/>
@@ -11411,7 +18627,7 @@
       </w:rPr>
     </w:lvl>
   </w:abstractNum>
-  <w:abstractNum w:abstractNumId="3" w15:restartNumberingAfterBreak="0">
+  <w:abstractNum w:abstractNumId="4" w15:restartNumberingAfterBreak="0">
     <w:nsid w:val="087C220A"/>
     <w:multiLevelType w:val="multilevel"/>
     <w:tmpl w:val="0D38985A"/>
@@ -11560,7 +18776,7 @@
       </w:rPr>
     </w:lvl>
   </w:abstractNum>
-  <w:abstractNum w:abstractNumId="4" w15:restartNumberingAfterBreak="0">
+  <w:abstractNum w:abstractNumId="5" w15:restartNumberingAfterBreak="0">
     <w:nsid w:val="0BAB541B"/>
     <w:multiLevelType w:val="multilevel"/>
     <w:tmpl w:val="AE7C3962"/>
@@ -11709,7 +18925,7 @@
       </w:rPr>
     </w:lvl>
   </w:abstractNum>
-  <w:abstractNum w:abstractNumId="5" w15:restartNumberingAfterBreak="0">
+  <w:abstractNum w:abstractNumId="6" w15:restartNumberingAfterBreak="0">
     <w:nsid w:val="0CB409F6"/>
     <w:multiLevelType w:val="multilevel"/>
     <w:tmpl w:val="BD948E0E"/>
@@ -11858,7 +19074,156 @@
       </w:rPr>
     </w:lvl>
   </w:abstractNum>
-  <w:abstractNum w:abstractNumId="6" w15:restartNumberingAfterBreak="0">
+  <w:abstractNum w:abstractNumId="7" w15:restartNumberingAfterBreak="0">
+    <w:nsid w:val="122971EA"/>
+    <w:multiLevelType w:val="multilevel"/>
+    <w:tmpl w:val="D7F20CEC"/>
+    <w:lvl w:ilvl="0">
+      <w:start w:val="1"/>
+      <w:numFmt w:val="bullet"/>
+      <w:lvlText w:val=""/>
+      <w:lvlJc w:val="left"/>
+      <w:pPr>
+        <w:tabs>
+          <w:tab w:val="num" w:pos="720"/>
+        </w:tabs>
+        <w:ind w:left="720" w:hanging="360"/>
+      </w:pPr>
+      <w:rPr>
+        <w:rFonts w:ascii="Symbol" w:hAnsi="Symbol" w:hint="default"/>
+        <w:sz w:val="20"/>
+      </w:rPr>
+    </w:lvl>
+    <w:lvl w:ilvl="1" w:tentative="1">
+      <w:start w:val="1"/>
+      <w:numFmt w:val="bullet"/>
+      <w:lvlText w:val="o"/>
+      <w:lvlJc w:val="left"/>
+      <w:pPr>
+        <w:tabs>
+          <w:tab w:val="num" w:pos="1440"/>
+        </w:tabs>
+        <w:ind w:left="1440" w:hanging="360"/>
+      </w:pPr>
+      <w:rPr>
+        <w:rFonts w:ascii="Courier New" w:hAnsi="Courier New" w:hint="default"/>
+        <w:sz w:val="20"/>
+      </w:rPr>
+    </w:lvl>
+    <w:lvl w:ilvl="2" w:tentative="1">
+      <w:start w:val="1"/>
+      <w:numFmt w:val="bullet"/>
+      <w:lvlText w:val=""/>
+      <w:lvlJc w:val="left"/>
+      <w:pPr>
+        <w:tabs>
+          <w:tab w:val="num" w:pos="2160"/>
+        </w:tabs>
+        <w:ind w:left="2160" w:hanging="360"/>
+      </w:pPr>
+      <w:rPr>
+        <w:rFonts w:ascii="Wingdings" w:hAnsi="Wingdings" w:hint="default"/>
+        <w:sz w:val="20"/>
+      </w:rPr>
+    </w:lvl>
+    <w:lvl w:ilvl="3" w:tentative="1">
+      <w:start w:val="1"/>
+      <w:numFmt w:val="bullet"/>
+      <w:lvlText w:val=""/>
+      <w:lvlJc w:val="left"/>
+      <w:pPr>
+        <w:tabs>
+          <w:tab w:val="num" w:pos="2880"/>
+        </w:tabs>
+        <w:ind w:left="2880" w:hanging="360"/>
+      </w:pPr>
+      <w:rPr>
+        <w:rFonts w:ascii="Wingdings" w:hAnsi="Wingdings" w:hint="default"/>
+        <w:sz w:val="20"/>
+      </w:rPr>
+    </w:lvl>
+    <w:lvl w:ilvl="4" w:tentative="1">
+      <w:start w:val="1"/>
+      <w:numFmt w:val="bullet"/>
+      <w:lvlText w:val=""/>
+      <w:lvlJc w:val="left"/>
+      <w:pPr>
+        <w:tabs>
+          <w:tab w:val="num" w:pos="3600"/>
+        </w:tabs>
+        <w:ind w:left="3600" w:hanging="360"/>
+      </w:pPr>
+      <w:rPr>
+        <w:rFonts w:ascii="Wingdings" w:hAnsi="Wingdings" w:hint="default"/>
+        <w:sz w:val="20"/>
+      </w:rPr>
+    </w:lvl>
+    <w:lvl w:ilvl="5" w:tentative="1">
+      <w:start w:val="1"/>
+      <w:numFmt w:val="bullet"/>
+      <w:lvlText w:val=""/>
+      <w:lvlJc w:val="left"/>
+      <w:pPr>
+        <w:tabs>
+          <w:tab w:val="num" w:pos="4320"/>
+        </w:tabs>
+        <w:ind w:left="4320" w:hanging="360"/>
+      </w:pPr>
+      <w:rPr>
+        <w:rFonts w:ascii="Wingdings" w:hAnsi="Wingdings" w:hint="default"/>
+        <w:sz w:val="20"/>
+      </w:rPr>
+    </w:lvl>
+    <w:lvl w:ilvl="6" w:tentative="1">
+      <w:start w:val="1"/>
+      <w:numFmt w:val="bullet"/>
+      <w:lvlText w:val=""/>
+      <w:lvlJc w:val="left"/>
+      <w:pPr>
+        <w:tabs>
+          <w:tab w:val="num" w:pos="5040"/>
+        </w:tabs>
+        <w:ind w:left="5040" w:hanging="360"/>
+      </w:pPr>
+      <w:rPr>
+        <w:rFonts w:ascii="Wingdings" w:hAnsi="Wingdings" w:hint="default"/>
+        <w:sz w:val="20"/>
+      </w:rPr>
+    </w:lvl>
+    <w:lvl w:ilvl="7" w:tentative="1">
+      <w:start w:val="1"/>
+      <w:numFmt w:val="bullet"/>
+      <w:lvlText w:val=""/>
+      <w:lvlJc w:val="left"/>
+      <w:pPr>
+        <w:tabs>
+          <w:tab w:val="num" w:pos="5760"/>
+        </w:tabs>
+        <w:ind w:left="5760" w:hanging="360"/>
+      </w:pPr>
+      <w:rPr>
+        <w:rFonts w:ascii="Wingdings" w:hAnsi="Wingdings" w:hint="default"/>
+        <w:sz w:val="20"/>
+      </w:rPr>
+    </w:lvl>
+    <w:lvl w:ilvl="8" w:tentative="1">
+      <w:start w:val="1"/>
+      <w:numFmt w:val="bullet"/>
+      <w:lvlText w:val=""/>
+      <w:lvlJc w:val="left"/>
+      <w:pPr>
+        <w:tabs>
+          <w:tab w:val="num" w:pos="6480"/>
+        </w:tabs>
+        <w:ind w:left="6480" w:hanging="360"/>
+      </w:pPr>
+      <w:rPr>
+        <w:rFonts w:ascii="Wingdings" w:hAnsi="Wingdings" w:hint="default"/>
+        <w:sz w:val="20"/>
+      </w:rPr>
+    </w:lvl>
+  </w:abstractNum>
+  <w:abstractNum w:abstractNumId="8" w15:restartNumberingAfterBreak="0">
     <w:nsid w:val="15911DFC"/>
     <w:multiLevelType w:val="multilevel"/>
     <w:tmpl w:val="1A5C91AA"/>
@@ -12007,7 +19372,7 @@
       </w:rPr>
     </w:lvl>
   </w:abstractNum>
-  <w:abstractNum w:abstractNumId="7" w15:restartNumberingAfterBreak="0">
+  <w:abstractNum w:abstractNumId="9" w15:restartNumberingAfterBreak="0">
     <w:nsid w:val="15D242BD"/>
     <w:multiLevelType w:val="multilevel"/>
     <w:tmpl w:val="355EB780"/>
@@ -12156,7 +19521,7 @@
       </w:rPr>
     </w:lvl>
   </w:abstractNum>
-  <w:abstractNum w:abstractNumId="8" w15:restartNumberingAfterBreak="0">
+  <w:abstractNum w:abstractNumId="10" w15:restartNumberingAfterBreak="0">
     <w:nsid w:val="16F9785C"/>
     <w:multiLevelType w:val="multilevel"/>
     <w:tmpl w:val="82FC7890"/>
@@ -12305,7 +19670,7 @@
       </w:rPr>
     </w:lvl>
   </w:abstractNum>
-  <w:abstractNum w:abstractNumId="9" w15:restartNumberingAfterBreak="0">
+  <w:abstractNum w:abstractNumId="11" w15:restartNumberingAfterBreak="0">
     <w:nsid w:val="17194E87"/>
     <w:multiLevelType w:val="multilevel"/>
     <w:tmpl w:val="D19498B6"/>
@@ -12454,7 +19819,7 @@
       </w:rPr>
     </w:lvl>
   </w:abstractNum>
-  <w:abstractNum w:abstractNumId="10" w15:restartNumberingAfterBreak="0">
+  <w:abstractNum w:abstractNumId="12" w15:restartNumberingAfterBreak="0">
     <w:nsid w:val="19E06B22"/>
     <w:multiLevelType w:val="multilevel"/>
     <w:tmpl w:val="891682EC"/>
@@ -12603,7 +19968,7 @@
       </w:rPr>
     </w:lvl>
   </w:abstractNum>
-  <w:abstractNum w:abstractNumId="11" w15:restartNumberingAfterBreak="0">
+  <w:abstractNum w:abstractNumId="13" w15:restartNumberingAfterBreak="0">
     <w:nsid w:val="1C495F72"/>
     <w:multiLevelType w:val="multilevel"/>
     <w:tmpl w:val="D200F2B6"/>
@@ -12752,7 +20117,305 @@
       </w:rPr>
     </w:lvl>
   </w:abstractNum>
-  <w:abstractNum w:abstractNumId="12" w15:restartNumberingAfterBreak="0">
+  <w:abstractNum w:abstractNumId="14" w15:restartNumberingAfterBreak="0">
+    <w:nsid w:val="1DA45D8D"/>
+    <w:multiLevelType w:val="multilevel"/>
+    <w:tmpl w:val="5B4E4890"/>
+    <w:lvl w:ilvl="0">
+      <w:start w:val="1"/>
+      <w:numFmt w:val="bullet"/>
+      <w:lvlText w:val=""/>
+      <w:lvlJc w:val="left"/>
+      <w:pPr>
+        <w:tabs>
+          <w:tab w:val="num" w:pos="720"/>
+        </w:tabs>
+        <w:ind w:left="720" w:hanging="360"/>
+      </w:pPr>
+      <w:rPr>
+        <w:rFonts w:ascii="Symbol" w:hAnsi="Symbol" w:hint="default"/>
+        <w:sz w:val="20"/>
+      </w:rPr>
+    </w:lvl>
+    <w:lvl w:ilvl="1" w:tentative="1">
+      <w:start w:val="1"/>
+      <w:numFmt w:val="bullet"/>
+      <w:lvlText w:val="o"/>
+      <w:lvlJc w:val="left"/>
+      <w:pPr>
+        <w:tabs>
+          <w:tab w:val="num" w:pos="1440"/>
+        </w:tabs>
+        <w:ind w:left="1440" w:hanging="360"/>
+      </w:pPr>
+      <w:rPr>
+        <w:rFonts w:ascii="Courier New" w:hAnsi="Courier New" w:hint="default"/>
+        <w:sz w:val="20"/>
+      </w:rPr>
+    </w:lvl>
+    <w:lvl w:ilvl="2" w:tentative="1">
+      <w:start w:val="1"/>
+      <w:numFmt w:val="bullet"/>
+      <w:lvlText w:val=""/>
+      <w:lvlJc w:val="left"/>
+      <w:pPr>
+        <w:tabs>
+          <w:tab w:val="num" w:pos="2160"/>
+        </w:tabs>
+        <w:ind w:left="2160" w:hanging="360"/>
+      </w:pPr>
+      <w:rPr>
+        <w:rFonts w:ascii="Wingdings" w:hAnsi="Wingdings" w:hint="default"/>
+        <w:sz w:val="20"/>
+      </w:rPr>
+    </w:lvl>
+    <w:lvl w:ilvl="3" w:tentative="1">
+      <w:start w:val="1"/>
+      <w:numFmt w:val="bullet"/>
+      <w:lvlText w:val=""/>
+      <w:lvlJc w:val="left"/>
+      <w:pPr>
+        <w:tabs>
+          <w:tab w:val="num" w:pos="2880"/>
+        </w:tabs>
+        <w:ind w:left="2880" w:hanging="360"/>
+      </w:pPr>
+      <w:rPr>
+        <w:rFonts w:ascii="Wingdings" w:hAnsi="Wingdings" w:hint="default"/>
+        <w:sz w:val="20"/>
+      </w:rPr>
+    </w:lvl>
+    <w:lvl w:ilvl="4" w:tentative="1">
+      <w:start w:val="1"/>
+      <w:numFmt w:val="bullet"/>
+      <w:lvlText w:val=""/>
+      <w:lvlJc w:val="left"/>
+      <w:pPr>
+        <w:tabs>
+          <w:tab w:val="num" w:pos="3600"/>
+        </w:tabs>
+        <w:ind w:left="3600" w:hanging="360"/>
+      </w:pPr>
+      <w:rPr>
+        <w:rFonts w:ascii="Wingdings" w:hAnsi="Wingdings" w:hint="default"/>
+        <w:sz w:val="20"/>
+      </w:rPr>
+    </w:lvl>
+    <w:lvl w:ilvl="5" w:tentative="1">
+      <w:start w:val="1"/>
+      <w:numFmt w:val="bullet"/>
+      <w:lvlText w:val=""/>
+      <w:lvlJc w:val="left"/>
+      <w:pPr>
+        <w:tabs>
+          <w:tab w:val="num" w:pos="4320"/>
+        </w:tabs>
+        <w:ind w:left="4320" w:hanging="360"/>
+      </w:pPr>
+      <w:rPr>
+        <w:rFonts w:ascii="Wingdings" w:hAnsi="Wingdings" w:hint="default"/>
+        <w:sz w:val="20"/>
+      </w:rPr>
+    </w:lvl>
+    <w:lvl w:ilvl="6" w:tentative="1">
+      <w:start w:val="1"/>
+      <w:numFmt w:val="bullet"/>
+      <w:lvlText w:val=""/>
+      <w:lvlJc w:val="left"/>
+      <w:pPr>
+        <w:tabs>
+          <w:tab w:val="num" w:pos="5040"/>
+        </w:tabs>
+        <w:ind w:left="5040" w:hanging="360"/>
+      </w:pPr>
+      <w:rPr>
+        <w:rFonts w:ascii="Wingdings" w:hAnsi="Wingdings" w:hint="default"/>
+        <w:sz w:val="20"/>
+      </w:rPr>
+    </w:lvl>
+    <w:lvl w:ilvl="7" w:tentative="1">
+      <w:start w:val="1"/>
+      <w:numFmt w:val="bullet"/>
+      <w:lvlText w:val=""/>
+      <w:lvlJc w:val="left"/>
+      <w:pPr>
+        <w:tabs>
+          <w:tab w:val="num" w:pos="5760"/>
+        </w:tabs>
+        <w:ind w:left="5760" w:hanging="360"/>
+      </w:pPr>
+      <w:rPr>
+        <w:rFonts w:ascii="Wingdings" w:hAnsi="Wingdings" w:hint="default"/>
+        <w:sz w:val="20"/>
+      </w:rPr>
+    </w:lvl>
+    <w:lvl w:ilvl="8" w:tentative="1">
+      <w:start w:val="1"/>
+      <w:numFmt w:val="bullet"/>
+      <w:lvlText w:val=""/>
+      <w:lvlJc w:val="left"/>
+      <w:pPr>
+        <w:tabs>
+          <w:tab w:val="num" w:pos="6480"/>
+        </w:tabs>
+        <w:ind w:left="6480" w:hanging="360"/>
+      </w:pPr>
+      <w:rPr>
+        <w:rFonts w:ascii="Wingdings" w:hAnsi="Wingdings" w:hint="default"/>
+        <w:sz w:val="20"/>
+      </w:rPr>
+    </w:lvl>
+  </w:abstractNum>
+  <w:abstractNum w:abstractNumId="15" w15:restartNumberingAfterBreak="0">
+    <w:nsid w:val="1FEB281E"/>
+    <w:multiLevelType w:val="multilevel"/>
+    <w:tmpl w:val="5D306E52"/>
+    <w:lvl w:ilvl="0">
+      <w:start w:val="1"/>
+      <w:numFmt w:val="bullet"/>
+      <w:lvlText w:val=""/>
+      <w:lvlJc w:val="left"/>
+      <w:pPr>
+        <w:tabs>
+          <w:tab w:val="num" w:pos="720"/>
+        </w:tabs>
+        <w:ind w:left="720" w:hanging="360"/>
+      </w:pPr>
+      <w:rPr>
+        <w:rFonts w:ascii="Symbol" w:hAnsi="Symbol" w:hint="default"/>
+        <w:sz w:val="20"/>
+      </w:rPr>
+    </w:lvl>
+    <w:lvl w:ilvl="1" w:tentative="1">
+      <w:start w:val="1"/>
+      <w:numFmt w:val="bullet"/>
+      <w:lvlText w:val="o"/>
+      <w:lvlJc w:val="left"/>
+      <w:pPr>
+        <w:tabs>
+          <w:tab w:val="num" w:pos="1440"/>
+        </w:tabs>
+        <w:ind w:left="1440" w:hanging="360"/>
+      </w:pPr>
+      <w:rPr>
+        <w:rFonts w:ascii="Courier New" w:hAnsi="Courier New" w:hint="default"/>
+        <w:sz w:val="20"/>
+      </w:rPr>
+    </w:lvl>
+    <w:lvl w:ilvl="2" w:tentative="1">
+      <w:start w:val="1"/>
+      <w:numFmt w:val="bullet"/>
+      <w:lvlText w:val=""/>
+      <w:lvlJc w:val="left"/>
+      <w:pPr>
+        <w:tabs>
+          <w:tab w:val="num" w:pos="2160"/>
+        </w:tabs>
+        <w:ind w:left="2160" w:hanging="360"/>
+      </w:pPr>
+      <w:rPr>
+        <w:rFonts w:ascii="Wingdings" w:hAnsi="Wingdings" w:hint="default"/>
+        <w:sz w:val="20"/>
+      </w:rPr>
+    </w:lvl>
+    <w:lvl w:ilvl="3" w:tentative="1">
+      <w:start w:val="1"/>
+      <w:numFmt w:val="bullet"/>
+      <w:lvlText w:val=""/>
+      <w:lvlJc w:val="left"/>
+      <w:pPr>
+        <w:tabs>
+          <w:tab w:val="num" w:pos="2880"/>
+        </w:tabs>
+        <w:ind w:left="2880" w:hanging="360"/>
+      </w:pPr>
+      <w:rPr>
+        <w:rFonts w:ascii="Wingdings" w:hAnsi="Wingdings" w:hint="default"/>
+        <w:sz w:val="20"/>
+      </w:rPr>
+    </w:lvl>
+    <w:lvl w:ilvl="4" w:tentative="1">
+      <w:start w:val="1"/>
+      <w:numFmt w:val="bullet"/>
+      <w:lvlText w:val=""/>
+      <w:lvlJc w:val="left"/>
+      <w:pPr>
+        <w:tabs>
+          <w:tab w:val="num" w:pos="3600"/>
+        </w:tabs>
+        <w:ind w:left="3600" w:hanging="360"/>
+      </w:pPr>
+      <w:rPr>
+        <w:rFonts w:ascii="Wingdings" w:hAnsi="Wingdings" w:hint="default"/>
+        <w:sz w:val="20"/>
+      </w:rPr>
+    </w:lvl>
+    <w:lvl w:ilvl="5" w:tentative="1">
+      <w:start w:val="1"/>
+      <w:numFmt w:val="bullet"/>
+      <w:lvlText w:val=""/>
+      <w:lvlJc w:val="left"/>
+      <w:pPr>
+        <w:tabs>
+          <w:tab w:val="num" w:pos="4320"/>
+        </w:tabs>
+        <w:ind w:left="4320" w:hanging="360"/>
+      </w:pPr>
+      <w:rPr>
+        <w:rFonts w:ascii="Wingdings" w:hAnsi="Wingdings" w:hint="default"/>
+        <w:sz w:val="20"/>
+      </w:rPr>
+    </w:lvl>
+    <w:lvl w:ilvl="6" w:tentative="1">
+      <w:start w:val="1"/>
+      <w:numFmt w:val="bullet"/>
+      <w:lvlText w:val=""/>
+      <w:lvlJc w:val="left"/>
+      <w:pPr>
+        <w:tabs>
+          <w:tab w:val="num" w:pos="5040"/>
+        </w:tabs>
+        <w:ind w:left="5040" w:hanging="360"/>
+      </w:pPr>
+      <w:rPr>
+        <w:rFonts w:ascii="Wingdings" w:hAnsi="Wingdings" w:hint="default"/>
+        <w:sz w:val="20"/>
+      </w:rPr>
+    </w:lvl>
+    <w:lvl w:ilvl="7" w:tentative="1">
+      <w:start w:val="1"/>
+      <w:numFmt w:val="bullet"/>
+      <w:lvlText w:val=""/>
+      <w:lvlJc w:val="left"/>
+      <w:pPr>
+        <w:tabs>
+          <w:tab w:val="num" w:pos="5760"/>
+        </w:tabs>
+        <w:ind w:left="5760" w:hanging="360"/>
+      </w:pPr>
+      <w:rPr>
+        <w:rFonts w:ascii="Wingdings" w:hAnsi="Wingdings" w:hint="default"/>
+        <w:sz w:val="20"/>
+      </w:rPr>
+    </w:lvl>
+    <w:lvl w:ilvl="8" w:tentative="1">
+      <w:start w:val="1"/>
+      <w:numFmt w:val="bullet"/>
+      <w:lvlText w:val=""/>
+      <w:lvlJc w:val="left"/>
+      <w:pPr>
+        <w:tabs>
+          <w:tab w:val="num" w:pos="6480"/>
+        </w:tabs>
+        <w:ind w:left="6480" w:hanging="360"/>
+      </w:pPr>
+      <w:rPr>
+        <w:rFonts w:ascii="Wingdings" w:hAnsi="Wingdings" w:hint="default"/>
+        <w:sz w:val="20"/>
+      </w:rPr>
+    </w:lvl>
+  </w:abstractNum>
+  <w:abstractNum w:abstractNumId="16" w15:restartNumberingAfterBreak="0">
     <w:nsid w:val="221524E7"/>
     <w:multiLevelType w:val="multilevel"/>
     <w:tmpl w:val="BFCEC14A"/>
@@ -12901,7 +20564,7 @@
       </w:rPr>
     </w:lvl>
   </w:abstractNum>
-  <w:abstractNum w:abstractNumId="13" w15:restartNumberingAfterBreak="0">
+  <w:abstractNum w:abstractNumId="17" w15:restartNumberingAfterBreak="0">
     <w:nsid w:val="2E5111A0"/>
     <w:multiLevelType w:val="multilevel"/>
     <w:tmpl w:val="ADDC7E16"/>
@@ -13050,7 +20713,7 @@
       </w:rPr>
     </w:lvl>
   </w:abstractNum>
-  <w:abstractNum w:abstractNumId="14" w15:restartNumberingAfterBreak="0">
+  <w:abstractNum w:abstractNumId="18" w15:restartNumberingAfterBreak="0">
     <w:nsid w:val="313E41C7"/>
     <w:multiLevelType w:val="multilevel"/>
     <w:tmpl w:val="7CD0D30E"/>
@@ -13199,7 +20862,7 @@
       </w:rPr>
     </w:lvl>
   </w:abstractNum>
-  <w:abstractNum w:abstractNumId="15" w15:restartNumberingAfterBreak="0">
+  <w:abstractNum w:abstractNumId="19" w15:restartNumberingAfterBreak="0">
     <w:nsid w:val="33726151"/>
     <w:multiLevelType w:val="multilevel"/>
     <w:tmpl w:val="6F209F30"/>
@@ -13348,7 +21011,7 @@
       </w:rPr>
     </w:lvl>
   </w:abstractNum>
-  <w:abstractNum w:abstractNumId="16" w15:restartNumberingAfterBreak="0">
+  <w:abstractNum w:abstractNumId="20" w15:restartNumberingAfterBreak="0">
     <w:nsid w:val="36935B7F"/>
     <w:multiLevelType w:val="multilevel"/>
     <w:tmpl w:val="E5A445CC"/>
@@ -13497,7 +21160,7 @@
       </w:rPr>
     </w:lvl>
   </w:abstractNum>
-  <w:abstractNum w:abstractNumId="17" w15:restartNumberingAfterBreak="0">
+  <w:abstractNum w:abstractNumId="21" w15:restartNumberingAfterBreak="0">
     <w:nsid w:val="3960602D"/>
     <w:multiLevelType w:val="multilevel"/>
     <w:tmpl w:val="D5A6D42E"/>
@@ -13646,7 +21309,156 @@
       </w:rPr>
     </w:lvl>
   </w:abstractNum>
-  <w:abstractNum w:abstractNumId="18" w15:restartNumberingAfterBreak="0">
+  <w:abstractNum w:abstractNumId="22" w15:restartNumberingAfterBreak="0">
+    <w:nsid w:val="399B3BA6"/>
+    <w:multiLevelType w:val="multilevel"/>
+    <w:tmpl w:val="0B72729C"/>
+    <w:lvl w:ilvl="0">
+      <w:start w:val="1"/>
+      <w:numFmt w:val="bullet"/>
+      <w:lvlText w:val=""/>
+      <w:lvlJc w:val="left"/>
+      <w:pPr>
+        <w:tabs>
+          <w:tab w:val="num" w:pos="720"/>
+        </w:tabs>
+        <w:ind w:left="720" w:hanging="360"/>
+      </w:pPr>
+      <w:rPr>
+        <w:rFonts w:ascii="Symbol" w:hAnsi="Symbol" w:hint="default"/>
+        <w:sz w:val="20"/>
+      </w:rPr>
+    </w:lvl>
+    <w:lvl w:ilvl="1" w:tentative="1">
+      <w:start w:val="1"/>
+      <w:numFmt w:val="bullet"/>
+      <w:lvlText w:val="o"/>
+      <w:lvlJc w:val="left"/>
+      <w:pPr>
+        <w:tabs>
+          <w:tab w:val="num" w:pos="1440"/>
+        </w:tabs>
+        <w:ind w:left="1440" w:hanging="360"/>
+      </w:pPr>
+      <w:rPr>
+        <w:rFonts w:ascii="Courier New" w:hAnsi="Courier New" w:hint="default"/>
+        <w:sz w:val="20"/>
+      </w:rPr>
+    </w:lvl>
+    <w:lvl w:ilvl="2" w:tentative="1">
+      <w:start w:val="1"/>
+      <w:numFmt w:val="bullet"/>
+      <w:lvlText w:val=""/>
+      <w:lvlJc w:val="left"/>
+      <w:pPr>
+        <w:tabs>
+          <w:tab w:val="num" w:pos="2160"/>
+        </w:tabs>
+        <w:ind w:left="2160" w:hanging="360"/>
+      </w:pPr>
+      <w:rPr>
+        <w:rFonts w:ascii="Wingdings" w:hAnsi="Wingdings" w:hint="default"/>
+        <w:sz w:val="20"/>
+      </w:rPr>
+    </w:lvl>
+    <w:lvl w:ilvl="3" w:tentative="1">
+      <w:start w:val="1"/>
+      <w:numFmt w:val="bullet"/>
+      <w:lvlText w:val=""/>
+      <w:lvlJc w:val="left"/>
+      <w:pPr>
+        <w:tabs>
+          <w:tab w:val="num" w:pos="2880"/>
+        </w:tabs>
+        <w:ind w:left="2880" w:hanging="360"/>
+      </w:pPr>
+      <w:rPr>
+        <w:rFonts w:ascii="Wingdings" w:hAnsi="Wingdings" w:hint="default"/>
+        <w:sz w:val="20"/>
+      </w:rPr>
+    </w:lvl>
+    <w:lvl w:ilvl="4" w:tentative="1">
+      <w:start w:val="1"/>
+      <w:numFmt w:val="bullet"/>
+      <w:lvlText w:val=""/>
+      <w:lvlJc w:val="left"/>
+      <w:pPr>
+        <w:tabs>
+          <w:tab w:val="num" w:pos="3600"/>
+        </w:tabs>
+        <w:ind w:left="3600" w:hanging="360"/>
+      </w:pPr>
+      <w:rPr>
+        <w:rFonts w:ascii="Wingdings" w:hAnsi="Wingdings" w:hint="default"/>
+        <w:sz w:val="20"/>
+      </w:rPr>
+    </w:lvl>
+    <w:lvl w:ilvl="5" w:tentative="1">
+      <w:start w:val="1"/>
+      <w:numFmt w:val="bullet"/>
+      <w:lvlText w:val=""/>
+      <w:lvlJc w:val="left"/>
+      <w:pPr>
+        <w:tabs>
+          <w:tab w:val="num" w:pos="4320"/>
+        </w:tabs>
+        <w:ind w:left="4320" w:hanging="360"/>
+      </w:pPr>
+      <w:rPr>
+        <w:rFonts w:ascii="Wingdings" w:hAnsi="Wingdings" w:hint="default"/>
+        <w:sz w:val="20"/>
+      </w:rPr>
+    </w:lvl>
+    <w:lvl w:ilvl="6" w:tentative="1">
+      <w:start w:val="1"/>
+      <w:numFmt w:val="bullet"/>
+      <w:lvlText w:val=""/>
+      <w:lvlJc w:val="left"/>
+      <w:pPr>
+        <w:tabs>
+          <w:tab w:val="num" w:pos="5040"/>
+        </w:tabs>
+        <w:ind w:left="5040" w:hanging="360"/>
+      </w:pPr>
+      <w:rPr>
+        <w:rFonts w:ascii="Wingdings" w:hAnsi="Wingdings" w:hint="default"/>
+        <w:sz w:val="20"/>
+      </w:rPr>
+    </w:lvl>
+    <w:lvl w:ilvl="7" w:tentative="1">
+      <w:start w:val="1"/>
+      <w:numFmt w:val="bullet"/>
+      <w:lvlText w:val=""/>
+      <w:lvlJc w:val="left"/>
+      <w:pPr>
+        <w:tabs>
+          <w:tab w:val="num" w:pos="5760"/>
+        </w:tabs>
+        <w:ind w:left="5760" w:hanging="360"/>
+      </w:pPr>
+      <w:rPr>
+        <w:rFonts w:ascii="Wingdings" w:hAnsi="Wingdings" w:hint="default"/>
+        <w:sz w:val="20"/>
+      </w:rPr>
+    </w:lvl>
+    <w:lvl w:ilvl="8" w:tentative="1">
+      <w:start w:val="1"/>
+      <w:numFmt w:val="bullet"/>
+      <w:lvlText w:val=""/>
+      <w:lvlJc w:val="left"/>
+      <w:pPr>
+        <w:tabs>
+          <w:tab w:val="num" w:pos="6480"/>
+        </w:tabs>
+        <w:ind w:left="6480" w:hanging="360"/>
+      </w:pPr>
+      <w:rPr>
+        <w:rFonts w:ascii="Wingdings" w:hAnsi="Wingdings" w:hint="default"/>
+        <w:sz w:val="20"/>
+      </w:rPr>
+    </w:lvl>
+  </w:abstractNum>
+  <w:abstractNum w:abstractNumId="23" w15:restartNumberingAfterBreak="0">
     <w:nsid w:val="3A4813A5"/>
     <w:multiLevelType w:val="multilevel"/>
     <w:tmpl w:val="8534C0CE"/>
@@ -13795,7 +21607,7 @@
       </w:rPr>
     </w:lvl>
   </w:abstractNum>
-  <w:abstractNum w:abstractNumId="19" w15:restartNumberingAfterBreak="0">
+  <w:abstractNum w:abstractNumId="24" w15:restartNumberingAfterBreak="0">
     <w:nsid w:val="3AEB1AB4"/>
     <w:multiLevelType w:val="multilevel"/>
     <w:tmpl w:val="60BC929C"/>
@@ -13944,7 +21756,7 @@
       </w:rPr>
     </w:lvl>
   </w:abstractNum>
-  <w:abstractNum w:abstractNumId="20" w15:restartNumberingAfterBreak="0">
+  <w:abstractNum w:abstractNumId="25" w15:restartNumberingAfterBreak="0">
     <w:nsid w:val="3AF57C63"/>
     <w:multiLevelType w:val="multilevel"/>
     <w:tmpl w:val="8CE0D054"/>
@@ -14093,7 +21905,7 @@
       </w:rPr>
     </w:lvl>
   </w:abstractNum>
-  <w:abstractNum w:abstractNumId="21" w15:restartNumberingAfterBreak="0">
+  <w:abstractNum w:abstractNumId="26" w15:restartNumberingAfterBreak="0">
     <w:nsid w:val="3C9843A2"/>
     <w:multiLevelType w:val="multilevel"/>
     <w:tmpl w:val="A072D2B6"/>
@@ -14242,7 +22054,7 @@
       </w:rPr>
     </w:lvl>
   </w:abstractNum>
-  <w:abstractNum w:abstractNumId="22" w15:restartNumberingAfterBreak="0">
+  <w:abstractNum w:abstractNumId="27" w15:restartNumberingAfterBreak="0">
     <w:nsid w:val="42725A2D"/>
     <w:multiLevelType w:val="multilevel"/>
     <w:tmpl w:val="90082888"/>
@@ -14391,7 +22203,7 @@
       </w:rPr>
     </w:lvl>
   </w:abstractNum>
-  <w:abstractNum w:abstractNumId="23" w15:restartNumberingAfterBreak="0">
+  <w:abstractNum w:abstractNumId="28" w15:restartNumberingAfterBreak="0">
     <w:nsid w:val="44496914"/>
     <w:multiLevelType w:val="multilevel"/>
     <w:tmpl w:val="05E0AD22"/>
@@ -14540,7 +22352,7 @@
       </w:rPr>
     </w:lvl>
   </w:abstractNum>
-  <w:abstractNum w:abstractNumId="24" w15:restartNumberingAfterBreak="0">
+  <w:abstractNum w:abstractNumId="29" w15:restartNumberingAfterBreak="0">
     <w:nsid w:val="454643E3"/>
     <w:multiLevelType w:val="multilevel"/>
     <w:tmpl w:val="2E7840DE"/>
@@ -14689,7 +22501,7 @@
       </w:rPr>
     </w:lvl>
   </w:abstractNum>
-  <w:abstractNum w:abstractNumId="25" w15:restartNumberingAfterBreak="0">
+  <w:abstractNum w:abstractNumId="30" w15:restartNumberingAfterBreak="0">
     <w:nsid w:val="4D4A5B69"/>
     <w:multiLevelType w:val="multilevel"/>
     <w:tmpl w:val="3D487D5E"/>
@@ -14838,7 +22650,7 @@
       </w:rPr>
     </w:lvl>
   </w:abstractNum>
-  <w:abstractNum w:abstractNumId="26" w15:restartNumberingAfterBreak="0">
+  <w:abstractNum w:abstractNumId="31" w15:restartNumberingAfterBreak="0">
     <w:nsid w:val="4F373F3C"/>
     <w:multiLevelType w:val="multilevel"/>
     <w:tmpl w:val="2CC4AA08"/>
@@ -14987,7 +22799,7 @@
       </w:rPr>
     </w:lvl>
   </w:abstractNum>
-  <w:abstractNum w:abstractNumId="27" w15:restartNumberingAfterBreak="0">
+  <w:abstractNum w:abstractNumId="32" w15:restartNumberingAfterBreak="0">
     <w:nsid w:val="51A73848"/>
     <w:multiLevelType w:val="multilevel"/>
     <w:tmpl w:val="A58C5F84"/>
@@ -15136,7 +22948,7 @@
       </w:rPr>
     </w:lvl>
   </w:abstractNum>
-  <w:abstractNum w:abstractNumId="28" w15:restartNumberingAfterBreak="0">
+  <w:abstractNum w:abstractNumId="33" w15:restartNumberingAfterBreak="0">
     <w:nsid w:val="53EB293A"/>
     <w:multiLevelType w:val="multilevel"/>
     <w:tmpl w:val="A872C10C"/>
@@ -15285,7 +23097,7 @@
       </w:rPr>
     </w:lvl>
   </w:abstractNum>
-  <w:abstractNum w:abstractNumId="29" w15:restartNumberingAfterBreak="0">
+  <w:abstractNum w:abstractNumId="34" w15:restartNumberingAfterBreak="0">
     <w:nsid w:val="53FA6336"/>
     <w:multiLevelType w:val="multilevel"/>
     <w:tmpl w:val="C0DC5480"/>
@@ -15434,7 +23246,7 @@
       </w:rPr>
     </w:lvl>
   </w:abstractNum>
-  <w:abstractNum w:abstractNumId="30" w15:restartNumberingAfterBreak="0">
+  <w:abstractNum w:abstractNumId="35" w15:restartNumberingAfterBreak="0">
     <w:nsid w:val="54186DF7"/>
     <w:multiLevelType w:val="multilevel"/>
     <w:tmpl w:val="BCA23F7C"/>
@@ -15583,7 +23395,156 @@
       </w:rPr>
     </w:lvl>
   </w:abstractNum>
-  <w:abstractNum w:abstractNumId="31" w15:restartNumberingAfterBreak="0">
+  <w:abstractNum w:abstractNumId="36" w15:restartNumberingAfterBreak="0">
+    <w:nsid w:val="54E10C7E"/>
+    <w:multiLevelType w:val="multilevel"/>
+    <w:tmpl w:val="DCE4C268"/>
+    <w:lvl w:ilvl="0">
+      <w:start w:val="1"/>
+      <w:numFmt w:val="bullet"/>
+      <w:lvlText w:val=""/>
+      <w:lvlJc w:val="left"/>
+      <w:pPr>
+        <w:tabs>
+          <w:tab w:val="num" w:pos="720"/>
+        </w:tabs>
+        <w:ind w:left="720" w:hanging="360"/>
+      </w:pPr>
+      <w:rPr>
+        <w:rFonts w:ascii="Symbol" w:hAnsi="Symbol" w:hint="default"/>
+        <w:sz w:val="20"/>
+      </w:rPr>
+    </w:lvl>
+    <w:lvl w:ilvl="1" w:tentative="1">
+      <w:start w:val="1"/>
+      <w:numFmt w:val="bullet"/>
+      <w:lvlText w:val="o"/>
+      <w:lvlJc w:val="left"/>
+      <w:pPr>
+        <w:tabs>
+          <w:tab w:val="num" w:pos="1440"/>
+        </w:tabs>
+        <w:ind w:left="1440" w:hanging="360"/>
+      </w:pPr>
+      <w:rPr>
+        <w:rFonts w:ascii="Courier New" w:hAnsi="Courier New" w:hint="default"/>
+        <w:sz w:val="20"/>
+      </w:rPr>
+    </w:lvl>
+    <w:lvl w:ilvl="2" w:tentative="1">
+      <w:start w:val="1"/>
+      <w:numFmt w:val="bullet"/>
+      <w:lvlText w:val=""/>
+      <w:lvlJc w:val="left"/>
+      <w:pPr>
+        <w:tabs>
+          <w:tab w:val="num" w:pos="2160"/>
+        </w:tabs>
+        <w:ind w:left="2160" w:hanging="360"/>
+      </w:pPr>
+      <w:rPr>
+        <w:rFonts w:ascii="Wingdings" w:hAnsi="Wingdings" w:hint="default"/>
+        <w:sz w:val="20"/>
+      </w:rPr>
+    </w:lvl>
+    <w:lvl w:ilvl="3" w:tentative="1">
+      <w:start w:val="1"/>
+      <w:numFmt w:val="bullet"/>
+      <w:lvlText w:val=""/>
+      <w:lvlJc w:val="left"/>
+      <w:pPr>
+        <w:tabs>
+          <w:tab w:val="num" w:pos="2880"/>
+        </w:tabs>
+        <w:ind w:left="2880" w:hanging="360"/>
+      </w:pPr>
+      <w:rPr>
+        <w:rFonts w:ascii="Wingdings" w:hAnsi="Wingdings" w:hint="default"/>
+        <w:sz w:val="20"/>
+      </w:rPr>
+    </w:lvl>
+    <w:lvl w:ilvl="4" w:tentative="1">
+      <w:start w:val="1"/>
+      <w:numFmt w:val="bullet"/>
+      <w:lvlText w:val=""/>
+      <w:lvlJc w:val="left"/>
+      <w:pPr>
+        <w:tabs>
+          <w:tab w:val="num" w:pos="3600"/>
+        </w:tabs>
+        <w:ind w:left="3600" w:hanging="360"/>
+      </w:pPr>
+      <w:rPr>
+        <w:rFonts w:ascii="Wingdings" w:hAnsi="Wingdings" w:hint="default"/>
+        <w:sz w:val="20"/>
+      </w:rPr>
+    </w:lvl>
+    <w:lvl w:ilvl="5" w:tentative="1">
+      <w:start w:val="1"/>
+      <w:numFmt w:val="bullet"/>
+      <w:lvlText w:val=""/>
+      <w:lvlJc w:val="left"/>
+      <w:pPr>
+        <w:tabs>
+          <w:tab w:val="num" w:pos="4320"/>
+        </w:tabs>
+        <w:ind w:left="4320" w:hanging="360"/>
+      </w:pPr>
+      <w:rPr>
+        <w:rFonts w:ascii="Wingdings" w:hAnsi="Wingdings" w:hint="default"/>
+        <w:sz w:val="20"/>
+      </w:rPr>
+    </w:lvl>
+    <w:lvl w:ilvl="6" w:tentative="1">
+      <w:start w:val="1"/>
+      <w:numFmt w:val="bullet"/>
+      <w:lvlText w:val=""/>
+      <w:lvlJc w:val="left"/>
+      <w:pPr>
+        <w:tabs>
+          <w:tab w:val="num" w:pos="5040"/>
+        </w:tabs>
+        <w:ind w:left="5040" w:hanging="360"/>
+      </w:pPr>
+      <w:rPr>
+        <w:rFonts w:ascii="Wingdings" w:hAnsi="Wingdings" w:hint="default"/>
+        <w:sz w:val="20"/>
+      </w:rPr>
+    </w:lvl>
+    <w:lvl w:ilvl="7" w:tentative="1">
+      <w:start w:val="1"/>
+      <w:numFmt w:val="bullet"/>
+      <w:lvlText w:val=""/>
+      <w:lvlJc w:val="left"/>
+      <w:pPr>
+        <w:tabs>
+          <w:tab w:val="num" w:pos="5760"/>
+        </w:tabs>
+        <w:ind w:left="5760" w:hanging="360"/>
+      </w:pPr>
+      <w:rPr>
+        <w:rFonts w:ascii="Wingdings" w:hAnsi="Wingdings" w:hint="default"/>
+        <w:sz w:val="20"/>
+      </w:rPr>
+    </w:lvl>
+    <w:lvl w:ilvl="8" w:tentative="1">
+      <w:start w:val="1"/>
+      <w:numFmt w:val="bullet"/>
+      <w:lvlText w:val=""/>
+      <w:lvlJc w:val="left"/>
+      <w:pPr>
+        <w:tabs>
+          <w:tab w:val="num" w:pos="6480"/>
+        </w:tabs>
+        <w:ind w:left="6480" w:hanging="360"/>
+      </w:pPr>
+      <w:rPr>
+        <w:rFonts w:ascii="Wingdings" w:hAnsi="Wingdings" w:hint="default"/>
+        <w:sz w:val="20"/>
+      </w:rPr>
+    </w:lvl>
+  </w:abstractNum>
+  <w:abstractNum w:abstractNumId="37" w15:restartNumberingAfterBreak="0">
     <w:nsid w:val="57FA513C"/>
     <w:multiLevelType w:val="multilevel"/>
     <w:tmpl w:val="4E4C2EF0"/>
@@ -15732,7 +23693,7 @@
       </w:rPr>
     </w:lvl>
   </w:abstractNum>
-  <w:abstractNum w:abstractNumId="32" w15:restartNumberingAfterBreak="0">
+  <w:abstractNum w:abstractNumId="38" w15:restartNumberingAfterBreak="0">
     <w:nsid w:val="58976FB4"/>
     <w:multiLevelType w:val="multilevel"/>
     <w:tmpl w:val="236C29BE"/>
@@ -15881,7 +23842,7 @@
       </w:rPr>
     </w:lvl>
   </w:abstractNum>
-  <w:abstractNum w:abstractNumId="33" w15:restartNumberingAfterBreak="0">
+  <w:abstractNum w:abstractNumId="39" w15:restartNumberingAfterBreak="0">
     <w:nsid w:val="5AB92957"/>
     <w:multiLevelType w:val="multilevel"/>
     <w:tmpl w:val="2E084348"/>
@@ -16030,7 +23991,7 @@
       </w:rPr>
     </w:lvl>
   </w:abstractNum>
-  <w:abstractNum w:abstractNumId="34" w15:restartNumberingAfterBreak="0">
+  <w:abstractNum w:abstractNumId="40" w15:restartNumberingAfterBreak="0">
     <w:nsid w:val="5BAE71EA"/>
     <w:multiLevelType w:val="multilevel"/>
     <w:tmpl w:val="D0BC38DC"/>
@@ -16179,7 +24140,156 @@
       </w:rPr>
     </w:lvl>
   </w:abstractNum>
-  <w:abstractNum w:abstractNumId="35" w15:restartNumberingAfterBreak="0">
+  <w:abstractNum w:abstractNumId="41" w15:restartNumberingAfterBreak="0">
+    <w:nsid w:val="5CE44E4E"/>
+    <w:multiLevelType w:val="multilevel"/>
+    <w:tmpl w:val="A9862196"/>
+    <w:lvl w:ilvl="0">
+      <w:start w:val="1"/>
+      <w:numFmt w:val="bullet"/>
+      <w:lvlText w:val=""/>
+      <w:lvlJc w:val="left"/>
+      <w:pPr>
+        <w:tabs>
+          <w:tab w:val="num" w:pos="720"/>
+        </w:tabs>
+        <w:ind w:left="720" w:hanging="360"/>
+      </w:pPr>
+      <w:rPr>
+        <w:rFonts w:ascii="Symbol" w:hAnsi="Symbol" w:hint="default"/>
+        <w:sz w:val="20"/>
+      </w:rPr>
+    </w:lvl>
+    <w:lvl w:ilvl="1" w:tentative="1">
+      <w:start w:val="1"/>
+      <w:numFmt w:val="bullet"/>
+      <w:lvlText w:val="o"/>
+      <w:lvlJc w:val="left"/>
+      <w:pPr>
+        <w:tabs>
+          <w:tab w:val="num" w:pos="1440"/>
+        </w:tabs>
+        <w:ind w:left="1440" w:hanging="360"/>
+      </w:pPr>
+      <w:rPr>
+        <w:rFonts w:ascii="Courier New" w:hAnsi="Courier New" w:hint="default"/>
+        <w:sz w:val="20"/>
+      </w:rPr>
+    </w:lvl>
+    <w:lvl w:ilvl="2" w:tentative="1">
+      <w:start w:val="1"/>
+      <w:numFmt w:val="bullet"/>
+      <w:lvlText w:val=""/>
+      <w:lvlJc w:val="left"/>
+      <w:pPr>
+        <w:tabs>
+          <w:tab w:val="num" w:pos="2160"/>
+        </w:tabs>
+        <w:ind w:left="2160" w:hanging="360"/>
+      </w:pPr>
+      <w:rPr>
+        <w:rFonts w:ascii="Wingdings" w:hAnsi="Wingdings" w:hint="default"/>
+        <w:sz w:val="20"/>
+      </w:rPr>
+    </w:lvl>
+    <w:lvl w:ilvl="3" w:tentative="1">
+      <w:start w:val="1"/>
+      <w:numFmt w:val="bullet"/>
+      <w:lvlText w:val=""/>
+      <w:lvlJc w:val="left"/>
+      <w:pPr>
+        <w:tabs>
+          <w:tab w:val="num" w:pos="2880"/>
+        </w:tabs>
+        <w:ind w:left="2880" w:hanging="360"/>
+      </w:pPr>
+      <w:rPr>
+        <w:rFonts w:ascii="Wingdings" w:hAnsi="Wingdings" w:hint="default"/>
+        <w:sz w:val="20"/>
+      </w:rPr>
+    </w:lvl>
+    <w:lvl w:ilvl="4" w:tentative="1">
+      <w:start w:val="1"/>
+      <w:numFmt w:val="bullet"/>
+      <w:lvlText w:val=""/>
+      <w:lvlJc w:val="left"/>
+      <w:pPr>
+        <w:tabs>
+          <w:tab w:val="num" w:pos="3600"/>
+        </w:tabs>
+        <w:ind w:left="3600" w:hanging="360"/>
+      </w:pPr>
+      <w:rPr>
+        <w:rFonts w:ascii="Wingdings" w:hAnsi="Wingdings" w:hint="default"/>
+        <w:sz w:val="20"/>
+      </w:rPr>
+    </w:lvl>
+    <w:lvl w:ilvl="5" w:tentative="1">
+      <w:start w:val="1"/>
+      <w:numFmt w:val="bullet"/>
+      <w:lvlText w:val=""/>
+      <w:lvlJc w:val="left"/>
+      <w:pPr>
+        <w:tabs>
+          <w:tab w:val="num" w:pos="4320"/>
+        </w:tabs>
+        <w:ind w:left="4320" w:hanging="360"/>
+      </w:pPr>
+      <w:rPr>
+        <w:rFonts w:ascii="Wingdings" w:hAnsi="Wingdings" w:hint="default"/>
+        <w:sz w:val="20"/>
+      </w:rPr>
+    </w:lvl>
+    <w:lvl w:ilvl="6" w:tentative="1">
+      <w:start w:val="1"/>
+      <w:numFmt w:val="bullet"/>
+      <w:lvlText w:val=""/>
+      <w:lvlJc w:val="left"/>
+      <w:pPr>
+        <w:tabs>
+          <w:tab w:val="num" w:pos="5040"/>
+        </w:tabs>
+        <w:ind w:left="5040" w:hanging="360"/>
+      </w:pPr>
+      <w:rPr>
+        <w:rFonts w:ascii="Wingdings" w:hAnsi="Wingdings" w:hint="default"/>
+        <w:sz w:val="20"/>
+      </w:rPr>
+    </w:lvl>
+    <w:lvl w:ilvl="7" w:tentative="1">
+      <w:start w:val="1"/>
+      <w:numFmt w:val="bullet"/>
+      <w:lvlText w:val=""/>
+      <w:lvlJc w:val="left"/>
+      <w:pPr>
+        <w:tabs>
+          <w:tab w:val="num" w:pos="5760"/>
+        </w:tabs>
+        <w:ind w:left="5760" w:hanging="360"/>
+      </w:pPr>
+      <w:rPr>
+        <w:rFonts w:ascii="Wingdings" w:hAnsi="Wingdings" w:hint="default"/>
+        <w:sz w:val="20"/>
+      </w:rPr>
+    </w:lvl>
+    <w:lvl w:ilvl="8" w:tentative="1">
+      <w:start w:val="1"/>
+      <w:numFmt w:val="bullet"/>
+      <w:lvlText w:val=""/>
+      <w:lvlJc w:val="left"/>
+      <w:pPr>
+        <w:tabs>
+          <w:tab w:val="num" w:pos="6480"/>
+        </w:tabs>
+        <w:ind w:left="6480" w:hanging="360"/>
+      </w:pPr>
+      <w:rPr>
+        <w:rFonts w:ascii="Wingdings" w:hAnsi="Wingdings" w:hint="default"/>
+        <w:sz w:val="20"/>
+      </w:rPr>
+    </w:lvl>
+  </w:abstractNum>
+  <w:abstractNum w:abstractNumId="42" w15:restartNumberingAfterBreak="0">
     <w:nsid w:val="5F4C1FC0"/>
     <w:multiLevelType w:val="multilevel"/>
     <w:tmpl w:val="9D28A4E8"/>
@@ -16328,7 +24438,7 @@
       </w:rPr>
     </w:lvl>
   </w:abstractNum>
-  <w:abstractNum w:abstractNumId="36" w15:restartNumberingAfterBreak="0">
+  <w:abstractNum w:abstractNumId="43" w15:restartNumberingAfterBreak="0">
     <w:nsid w:val="5FBB5693"/>
     <w:multiLevelType w:val="multilevel"/>
     <w:tmpl w:val="1C845EBC"/>
@@ -16477,7 +24587,7 @@
       </w:rPr>
     </w:lvl>
   </w:abstractNum>
-  <w:abstractNum w:abstractNumId="37" w15:restartNumberingAfterBreak="0">
+  <w:abstractNum w:abstractNumId="44" w15:restartNumberingAfterBreak="0">
     <w:nsid w:val="60C65226"/>
     <w:multiLevelType w:val="multilevel"/>
     <w:tmpl w:val="990E1BB8"/>
@@ -16626,7 +24736,156 @@
       </w:rPr>
     </w:lvl>
   </w:abstractNum>
-  <w:abstractNum w:abstractNumId="38" w15:restartNumberingAfterBreak="0">
+  <w:abstractNum w:abstractNumId="45" w15:restartNumberingAfterBreak="0">
+    <w:nsid w:val="63D655B4"/>
+    <w:multiLevelType w:val="multilevel"/>
+    <w:tmpl w:val="4A9CC8BA"/>
+    <w:lvl w:ilvl="0">
+      <w:start w:val="1"/>
+      <w:numFmt w:val="bullet"/>
+      <w:lvlText w:val=""/>
+      <w:lvlJc w:val="left"/>
+      <w:pPr>
+        <w:tabs>
+          <w:tab w:val="num" w:pos="720"/>
+        </w:tabs>
+        <w:ind w:left="720" w:hanging="360"/>
+      </w:pPr>
+      <w:rPr>
+        <w:rFonts w:ascii="Symbol" w:hAnsi="Symbol" w:hint="default"/>
+        <w:sz w:val="20"/>
+      </w:rPr>
+    </w:lvl>
+    <w:lvl w:ilvl="1" w:tentative="1">
+      <w:start w:val="1"/>
+      <w:numFmt w:val="bullet"/>
+      <w:lvlText w:val="o"/>
+      <w:lvlJc w:val="left"/>
+      <w:pPr>
+        <w:tabs>
+          <w:tab w:val="num" w:pos="1440"/>
+        </w:tabs>
+        <w:ind w:left="1440" w:hanging="360"/>
+      </w:pPr>
+      <w:rPr>
+        <w:rFonts w:ascii="Courier New" w:hAnsi="Courier New" w:hint="default"/>
+        <w:sz w:val="20"/>
+      </w:rPr>
+    </w:lvl>
+    <w:lvl w:ilvl="2" w:tentative="1">
+      <w:start w:val="1"/>
+      <w:numFmt w:val="bullet"/>
+      <w:lvlText w:val=""/>
+      <w:lvlJc w:val="left"/>
+      <w:pPr>
+        <w:tabs>
+          <w:tab w:val="num" w:pos="2160"/>
+        </w:tabs>
+        <w:ind w:left="2160" w:hanging="360"/>
+      </w:pPr>
+      <w:rPr>
+        <w:rFonts w:ascii="Wingdings" w:hAnsi="Wingdings" w:hint="default"/>
+        <w:sz w:val="20"/>
+      </w:rPr>
+    </w:lvl>
+    <w:lvl w:ilvl="3" w:tentative="1">
+      <w:start w:val="1"/>
+      <w:numFmt w:val="bullet"/>
+      <w:lvlText w:val=""/>
+      <w:lvlJc w:val="left"/>
+      <w:pPr>
+        <w:tabs>
+          <w:tab w:val="num" w:pos="2880"/>
+        </w:tabs>
+        <w:ind w:left="2880" w:hanging="360"/>
+      </w:pPr>
+      <w:rPr>
+        <w:rFonts w:ascii="Wingdings" w:hAnsi="Wingdings" w:hint="default"/>
+        <w:sz w:val="20"/>
+      </w:rPr>
+    </w:lvl>
+    <w:lvl w:ilvl="4" w:tentative="1">
+      <w:start w:val="1"/>
+      <w:numFmt w:val="bullet"/>
+      <w:lvlText w:val=""/>
+      <w:lvlJc w:val="left"/>
+      <w:pPr>
+        <w:tabs>
+          <w:tab w:val="num" w:pos="3600"/>
+        </w:tabs>
+        <w:ind w:left="3600" w:hanging="360"/>
+      </w:pPr>
+      <w:rPr>
+        <w:rFonts w:ascii="Wingdings" w:hAnsi="Wingdings" w:hint="default"/>
+        <w:sz w:val="20"/>
+      </w:rPr>
+    </w:lvl>
+    <w:lvl w:ilvl="5" w:tentative="1">
+      <w:start w:val="1"/>
+      <w:numFmt w:val="bullet"/>
+      <w:lvlText w:val=""/>
+      <w:lvlJc w:val="left"/>
+      <w:pPr>
+        <w:tabs>
+          <w:tab w:val="num" w:pos="4320"/>
+        </w:tabs>
+        <w:ind w:left="4320" w:hanging="360"/>
+      </w:pPr>
+      <w:rPr>
+        <w:rFonts w:ascii="Wingdings" w:hAnsi="Wingdings" w:hint="default"/>
+        <w:sz w:val="20"/>
+      </w:rPr>
+    </w:lvl>
+    <w:lvl w:ilvl="6" w:tentative="1">
+      <w:start w:val="1"/>
+      <w:numFmt w:val="bullet"/>
+      <w:lvlText w:val=""/>
+      <w:lvlJc w:val="left"/>
+      <w:pPr>
+        <w:tabs>
+          <w:tab w:val="num" w:pos="5040"/>
+        </w:tabs>
+        <w:ind w:left="5040" w:hanging="360"/>
+      </w:pPr>
+      <w:rPr>
+        <w:rFonts w:ascii="Wingdings" w:hAnsi="Wingdings" w:hint="default"/>
+        <w:sz w:val="20"/>
+      </w:rPr>
+    </w:lvl>
+    <w:lvl w:ilvl="7" w:tentative="1">
+      <w:start w:val="1"/>
+      <w:numFmt w:val="bullet"/>
+      <w:lvlText w:val=""/>
+      <w:lvlJc w:val="left"/>
+      <w:pPr>
+        <w:tabs>
+          <w:tab w:val="num" w:pos="5760"/>
+        </w:tabs>
+        <w:ind w:left="5760" w:hanging="360"/>
+      </w:pPr>
+      <w:rPr>
+        <w:rFonts w:ascii="Wingdings" w:hAnsi="Wingdings" w:hint="default"/>
+        <w:sz w:val="20"/>
+      </w:rPr>
+    </w:lvl>
+    <w:lvl w:ilvl="8" w:tentative="1">
+      <w:start w:val="1"/>
+      <w:numFmt w:val="bullet"/>
+      <w:lvlText w:val=""/>
+      <w:lvlJc w:val="left"/>
+      <w:pPr>
+        <w:tabs>
+          <w:tab w:val="num" w:pos="6480"/>
+        </w:tabs>
+        <w:ind w:left="6480" w:hanging="360"/>
+      </w:pPr>
+      <w:rPr>
+        <w:rFonts w:ascii="Wingdings" w:hAnsi="Wingdings" w:hint="default"/>
+        <w:sz w:val="20"/>
+      </w:rPr>
+    </w:lvl>
+  </w:abstractNum>
+  <w:abstractNum w:abstractNumId="46" w15:restartNumberingAfterBreak="0">
     <w:nsid w:val="6694771B"/>
     <w:multiLevelType w:val="multilevel"/>
     <w:tmpl w:val="4FFCDCFE"/>
@@ -16775,7 +25034,7 @@
       </w:rPr>
     </w:lvl>
   </w:abstractNum>
-  <w:abstractNum w:abstractNumId="39" w15:restartNumberingAfterBreak="0">
+  <w:abstractNum w:abstractNumId="47" w15:restartNumberingAfterBreak="0">
     <w:nsid w:val="675F6336"/>
     <w:multiLevelType w:val="multilevel"/>
     <w:tmpl w:val="9EB27C72"/>
@@ -16924,7 +25183,7 @@
       </w:rPr>
     </w:lvl>
   </w:abstractNum>
-  <w:abstractNum w:abstractNumId="40" w15:restartNumberingAfterBreak="0">
+  <w:abstractNum w:abstractNumId="48" w15:restartNumberingAfterBreak="0">
     <w:nsid w:val="6E2C697B"/>
     <w:multiLevelType w:val="multilevel"/>
     <w:tmpl w:val="E2C41A3A"/>
@@ -17073,7 +25332,156 @@
       </w:rPr>
     </w:lvl>
   </w:abstractNum>
-  <w:abstractNum w:abstractNumId="41" w15:restartNumberingAfterBreak="0">
+  <w:abstractNum w:abstractNumId="49" w15:restartNumberingAfterBreak="0">
+    <w:nsid w:val="6F3E5C99"/>
+    <w:multiLevelType w:val="multilevel"/>
+    <w:tmpl w:val="4FF0273A"/>
+    <w:lvl w:ilvl="0">
+      <w:start w:val="1"/>
+      <w:numFmt w:val="bullet"/>
+      <w:lvlText w:val=""/>
+      <w:lvlJc w:val="left"/>
+      <w:pPr>
+        <w:tabs>
+          <w:tab w:val="num" w:pos="720"/>
+        </w:tabs>
+        <w:ind w:left="720" w:hanging="360"/>
+      </w:pPr>
+      <w:rPr>
+        <w:rFonts w:ascii="Symbol" w:hAnsi="Symbol" w:hint="default"/>
+        <w:sz w:val="20"/>
+      </w:rPr>
+    </w:lvl>
+    <w:lvl w:ilvl="1" w:tentative="1">
+      <w:start w:val="1"/>
+      <w:numFmt w:val="bullet"/>
+      <w:lvlText w:val="o"/>
+      <w:lvlJc w:val="left"/>
+      <w:pPr>
+        <w:tabs>
+          <w:tab w:val="num" w:pos="1440"/>
+        </w:tabs>
+        <w:ind w:left="1440" w:hanging="360"/>
+      </w:pPr>
+      <w:rPr>
+        <w:rFonts w:ascii="Courier New" w:hAnsi="Courier New" w:hint="default"/>
+        <w:sz w:val="20"/>
+      </w:rPr>
+    </w:lvl>
+    <w:lvl w:ilvl="2" w:tentative="1">
+      <w:start w:val="1"/>
+      <w:numFmt w:val="bullet"/>
+      <w:lvlText w:val=""/>
+      <w:lvlJc w:val="left"/>
+      <w:pPr>
+        <w:tabs>
+          <w:tab w:val="num" w:pos="2160"/>
+        </w:tabs>
+        <w:ind w:left="2160" w:hanging="360"/>
+      </w:pPr>
+      <w:rPr>
+        <w:rFonts w:ascii="Wingdings" w:hAnsi="Wingdings" w:hint="default"/>
+        <w:sz w:val="20"/>
+      </w:rPr>
+    </w:lvl>
+    <w:lvl w:ilvl="3" w:tentative="1">
+      <w:start w:val="1"/>
+      <w:numFmt w:val="bullet"/>
+      <w:lvlText w:val=""/>
+      <w:lvlJc w:val="left"/>
+      <w:pPr>
+        <w:tabs>
+          <w:tab w:val="num" w:pos="2880"/>
+        </w:tabs>
+        <w:ind w:left="2880" w:hanging="360"/>
+      </w:pPr>
+      <w:rPr>
+        <w:rFonts w:ascii="Wingdings" w:hAnsi="Wingdings" w:hint="default"/>
+        <w:sz w:val="20"/>
+      </w:rPr>
+    </w:lvl>
+    <w:lvl w:ilvl="4" w:tentative="1">
+      <w:start w:val="1"/>
+      <w:numFmt w:val="bullet"/>
+      <w:lvlText w:val=""/>
+      <w:lvlJc w:val="left"/>
+      <w:pPr>
+        <w:tabs>
+          <w:tab w:val="num" w:pos="3600"/>
+        </w:tabs>
+        <w:ind w:left="3600" w:hanging="360"/>
+      </w:pPr>
+      <w:rPr>
+        <w:rFonts w:ascii="Wingdings" w:hAnsi="Wingdings" w:hint="default"/>
+        <w:sz w:val="20"/>
+      </w:rPr>
+    </w:lvl>
+    <w:lvl w:ilvl="5" w:tentative="1">
+      <w:start w:val="1"/>
+      <w:numFmt w:val="bullet"/>
+      <w:lvlText w:val=""/>
+      <w:lvlJc w:val="left"/>
+      <w:pPr>
+        <w:tabs>
+          <w:tab w:val="num" w:pos="4320"/>
+        </w:tabs>
+        <w:ind w:left="4320" w:hanging="360"/>
+      </w:pPr>
+      <w:rPr>
+        <w:rFonts w:ascii="Wingdings" w:hAnsi="Wingdings" w:hint="default"/>
+        <w:sz w:val="20"/>
+      </w:rPr>
+    </w:lvl>
+    <w:lvl w:ilvl="6" w:tentative="1">
+      <w:start w:val="1"/>
+      <w:numFmt w:val="bullet"/>
+      <w:lvlText w:val=""/>
+      <w:lvlJc w:val="left"/>
+      <w:pPr>
+        <w:tabs>
+          <w:tab w:val="num" w:pos="5040"/>
+        </w:tabs>
+        <w:ind w:left="5040" w:hanging="360"/>
+      </w:pPr>
+      <w:rPr>
+        <w:rFonts w:ascii="Wingdings" w:hAnsi="Wingdings" w:hint="default"/>
+        <w:sz w:val="20"/>
+      </w:rPr>
+    </w:lvl>
+    <w:lvl w:ilvl="7" w:tentative="1">
+      <w:start w:val="1"/>
+      <w:numFmt w:val="bullet"/>
+      <w:lvlText w:val=""/>
+      <w:lvlJc w:val="left"/>
+      <w:pPr>
+        <w:tabs>
+          <w:tab w:val="num" w:pos="5760"/>
+        </w:tabs>
+        <w:ind w:left="5760" w:hanging="360"/>
+      </w:pPr>
+      <w:rPr>
+        <w:rFonts w:ascii="Wingdings" w:hAnsi="Wingdings" w:hint="default"/>
+        <w:sz w:val="20"/>
+      </w:rPr>
+    </w:lvl>
+    <w:lvl w:ilvl="8" w:tentative="1">
+      <w:start w:val="1"/>
+      <w:numFmt w:val="bullet"/>
+      <w:lvlText w:val=""/>
+      <w:lvlJc w:val="left"/>
+      <w:pPr>
+        <w:tabs>
+          <w:tab w:val="num" w:pos="6480"/>
+        </w:tabs>
+        <w:ind w:left="6480" w:hanging="360"/>
+      </w:pPr>
+      <w:rPr>
+        <w:rFonts w:ascii="Wingdings" w:hAnsi="Wingdings" w:hint="default"/>
+        <w:sz w:val="20"/>
+      </w:rPr>
+    </w:lvl>
+  </w:abstractNum>
+  <w:abstractNum w:abstractNumId="50" w15:restartNumberingAfterBreak="0">
     <w:nsid w:val="7008401F"/>
     <w:multiLevelType w:val="multilevel"/>
     <w:tmpl w:val="618A82FE"/>
@@ -17222,7 +25630,7 @@
       </w:rPr>
     </w:lvl>
   </w:abstractNum>
-  <w:abstractNum w:abstractNumId="42" w15:restartNumberingAfterBreak="0">
+  <w:abstractNum w:abstractNumId="51" w15:restartNumberingAfterBreak="0">
     <w:nsid w:val="79A50219"/>
     <w:multiLevelType w:val="multilevel"/>
     <w:tmpl w:val="3B86035E"/>
@@ -17335,7 +25743,7 @@
       </w:pPr>
     </w:lvl>
   </w:abstractNum>
-  <w:abstractNum w:abstractNumId="43" w15:restartNumberingAfterBreak="0">
+  <w:abstractNum w:abstractNumId="52" w15:restartNumberingAfterBreak="0">
     <w:nsid w:val="7AC81E4D"/>
     <w:multiLevelType w:val="multilevel"/>
     <w:tmpl w:val="700CD854"/>
@@ -17484,7 +25892,7 @@
       </w:rPr>
     </w:lvl>
   </w:abstractNum>
-  <w:abstractNum w:abstractNumId="44" w15:restartNumberingAfterBreak="0">
+  <w:abstractNum w:abstractNumId="53" w15:restartNumberingAfterBreak="0">
     <w:nsid w:val="7AF55910"/>
     <w:multiLevelType w:val="multilevel"/>
     <w:tmpl w:val="1B9A464E"/>
@@ -17633,7 +26041,7 @@
       </w:rPr>
     </w:lvl>
   </w:abstractNum>
-  <w:abstractNum w:abstractNumId="45" w15:restartNumberingAfterBreak="0">
+  <w:abstractNum w:abstractNumId="54" w15:restartNumberingAfterBreak="0">
     <w:nsid w:val="7BEA16A7"/>
     <w:multiLevelType w:val="multilevel"/>
     <w:tmpl w:val="61624E0A"/>
@@ -17783,142 +26191,169 @@
     </w:lvl>
   </w:abstractNum>
   <w:num w:numId="1">
+    <w:abstractNumId w:val="21"/>
+  </w:num>
+  <w:num w:numId="2">
+    <w:abstractNumId w:val="18"/>
+  </w:num>
+  <w:num w:numId="3">
+    <w:abstractNumId w:val="16"/>
+  </w:num>
+  <w:num w:numId="4">
+    <w:abstractNumId w:val="47"/>
+  </w:num>
+  <w:num w:numId="5">
+    <w:abstractNumId w:val="40"/>
+  </w:num>
+  <w:num w:numId="6">
+    <w:abstractNumId w:val="43"/>
+  </w:num>
+  <w:num w:numId="7">
+    <w:abstractNumId w:val="38"/>
+  </w:num>
+  <w:num w:numId="8">
+    <w:abstractNumId w:val="48"/>
+  </w:num>
+  <w:num w:numId="9">
+    <w:abstractNumId w:val="33"/>
+  </w:num>
+  <w:num w:numId="10">
+    <w:abstractNumId w:val="30"/>
+  </w:num>
+  <w:num w:numId="11">
+    <w:abstractNumId w:val="52"/>
+  </w:num>
+  <w:num w:numId="12">
+    <w:abstractNumId w:val="34"/>
+  </w:num>
+  <w:num w:numId="13">
+    <w:abstractNumId w:val="3"/>
+  </w:num>
+  <w:num w:numId="14">
+    <w:abstractNumId w:val="26"/>
+  </w:num>
+  <w:num w:numId="15">
+    <w:abstractNumId w:val="4"/>
+  </w:num>
+  <w:num w:numId="16">
+    <w:abstractNumId w:val="9"/>
+  </w:num>
+  <w:num w:numId="17">
+    <w:abstractNumId w:val="11"/>
+  </w:num>
+  <w:num w:numId="18">
+    <w:abstractNumId w:val="53"/>
+  </w:num>
+  <w:num w:numId="19">
+    <w:abstractNumId w:val="35"/>
+  </w:num>
+  <w:num w:numId="20">
+    <w:abstractNumId w:val="44"/>
+  </w:num>
+  <w:num w:numId="21">
+    <w:abstractNumId w:val="37"/>
+  </w:num>
+  <w:num w:numId="22">
+    <w:abstractNumId w:val="6"/>
+  </w:num>
+  <w:num w:numId="23">
+    <w:abstractNumId w:val="5"/>
+  </w:num>
+  <w:num w:numId="24">
+    <w:abstractNumId w:val="54"/>
+  </w:num>
+  <w:num w:numId="25">
+    <w:abstractNumId w:val="19"/>
+  </w:num>
+  <w:num w:numId="26">
+    <w:abstractNumId w:val="27"/>
+  </w:num>
+  <w:num w:numId="27">
+    <w:abstractNumId w:val="23"/>
+  </w:num>
+  <w:num w:numId="28">
+    <w:abstractNumId w:val="12"/>
+  </w:num>
+  <w:num w:numId="29">
+    <w:abstractNumId w:val="13"/>
+  </w:num>
+  <w:num w:numId="30">
+    <w:abstractNumId w:val="8"/>
+  </w:num>
+  <w:num w:numId="31">
+    <w:abstractNumId w:val="46"/>
+  </w:num>
+  <w:num w:numId="32">
+    <w:abstractNumId w:val="25"/>
+  </w:num>
+  <w:num w:numId="33">
+    <w:abstractNumId w:val="32"/>
+  </w:num>
+  <w:num w:numId="34">
+    <w:abstractNumId w:val="31"/>
+  </w:num>
+  <w:num w:numId="35">
+    <w:abstractNumId w:val="29"/>
+  </w:num>
+  <w:num w:numId="36">
+    <w:abstractNumId w:val="2"/>
+  </w:num>
+  <w:num w:numId="37">
+    <w:abstractNumId w:val="50"/>
+  </w:num>
+  <w:num w:numId="38">
+    <w:abstractNumId w:val="39"/>
+  </w:num>
+  <w:num w:numId="39">
+    <w:abstractNumId w:val="28"/>
+  </w:num>
+  <w:num w:numId="40">
     <w:abstractNumId w:val="17"/>
   </w:num>
-  <w:num w:numId="2">
-    <w:abstractNumId w:val="14"/>
+  <w:num w:numId="41">
+    <w:abstractNumId w:val="24"/>
   </w:num>
-  <w:num w:numId="3">
-    <w:abstractNumId w:val="12"/>
+  <w:num w:numId="42">
+    <w:abstractNumId w:val="51"/>
   </w:num>
-  <w:num w:numId="4">
-    <w:abstractNumId w:val="39"/>
+  <w:num w:numId="43">
+    <w:abstractNumId w:val="20"/>
   </w:num>
-  <w:num w:numId="5">
-    <w:abstractNumId w:val="34"/>
-  </w:num>
-  <w:num w:numId="6">
-    <w:abstractNumId w:val="36"/>
-  </w:num>
-  <w:num w:numId="7">
-    <w:abstractNumId w:val="32"/>
-  </w:num>
-  <w:num w:numId="8">
-    <w:abstractNumId w:val="40"/>
-  </w:num>
-  <w:num w:numId="9">
-    <w:abstractNumId w:val="28"/>
-  </w:num>
-  <w:num w:numId="10">
-    <w:abstractNumId w:val="25"/>
-  </w:num>
-  <w:num w:numId="11">
-    <w:abstractNumId w:val="43"/>
-  </w:num>
-  <w:num w:numId="12">
-    <w:abstractNumId w:val="29"/>
-  </w:num>
-  <w:num w:numId="13">
-    <w:abstractNumId w:val="2"/>
-  </w:num>
-  <w:num w:numId="14">
-    <w:abstractNumId w:val="21"/>
-  </w:num>
-  <w:num w:numId="15">
-    <w:abstractNumId w:val="3"/>
-  </w:num>
-  <w:num w:numId="16">
-    <w:abstractNumId w:val="7"/>
-  </w:num>
-  <w:num w:numId="17">
-    <w:abstractNumId w:val="9"/>
-  </w:num>
-  <w:num w:numId="18">
-    <w:abstractNumId w:val="44"/>
-  </w:num>
-  <w:num w:numId="19">
-    <w:abstractNumId w:val="30"/>
-  </w:num>
-  <w:num w:numId="20">
-    <w:abstractNumId w:val="37"/>
-  </w:num>
-  <w:num w:numId="21">
-    <w:abstractNumId w:val="31"/>
-  </w:num>
-  <w:num w:numId="22">
-    <w:abstractNumId w:val="5"/>
-  </w:num>
-  <w:num w:numId="23">
-    <w:abstractNumId w:val="4"/>
-  </w:num>
-  <w:num w:numId="24">
-    <w:abstractNumId w:val="45"/>
-  </w:num>
-  <w:num w:numId="25">
-    <w:abstractNumId w:val="15"/>
-  </w:num>
-  <w:num w:numId="26">
-    <w:abstractNumId w:val="22"/>
-  </w:num>
-  <w:num w:numId="27">
-    <w:abstractNumId w:val="18"/>
-  </w:num>
-  <w:num w:numId="28">
+  <w:num w:numId="44">
     <w:abstractNumId w:val="10"/>
   </w:num>
-  <w:num w:numId="29">
-    <w:abstractNumId w:val="11"/>
-  </w:num>
-  <w:num w:numId="30">
-    <w:abstractNumId w:val="6"/>
-  </w:num>
-  <w:num w:numId="31">
-    <w:abstractNumId w:val="38"/>
-  </w:num>
-  <w:num w:numId="32">
-    <w:abstractNumId w:val="20"/>
-  </w:num>
-  <w:num w:numId="33">
-    <w:abstractNumId w:val="27"/>
-  </w:num>
-  <w:num w:numId="34">
-    <w:abstractNumId w:val="26"/>
-  </w:num>
-  <w:num w:numId="35">
-    <w:abstractNumId w:val="24"/>
-  </w:num>
-  <w:num w:numId="36">
-    <w:abstractNumId w:val="1"/>
-  </w:num>
-  <w:num w:numId="37">
-    <w:abstractNumId w:val="41"/>
-  </w:num>
-  <w:num w:numId="38">
-    <w:abstractNumId w:val="33"/>
-  </w:num>
-  <w:num w:numId="39">
-    <w:abstractNumId w:val="23"/>
-  </w:num>
-  <w:num w:numId="40">
-    <w:abstractNumId w:val="13"/>
-  </w:num>
-  <w:num w:numId="41">
-    <w:abstractNumId w:val="19"/>
-  </w:num>
-  <w:num w:numId="42">
+  <w:num w:numId="45">
     <w:abstractNumId w:val="42"/>
-  </w:num>
-  <w:num w:numId="43">
-    <w:abstractNumId w:val="16"/>
-  </w:num>
-  <w:num w:numId="44">
-    <w:abstractNumId w:val="8"/>
-  </w:num>
-  <w:num w:numId="45">
-    <w:abstractNumId w:val="35"/>
   </w:num>
   <w:num w:numId="46">
     <w:abstractNumId w:val="0"/>
+  </w:num>
+  <w:num w:numId="47">
+    <w:abstractNumId w:val="22"/>
+  </w:num>
+  <w:num w:numId="48">
+    <w:abstractNumId w:val="14"/>
+  </w:num>
+  <w:num w:numId="49">
+    <w:abstractNumId w:val="45"/>
+  </w:num>
+  <w:num w:numId="50">
+    <w:abstractNumId w:val="1"/>
+  </w:num>
+  <w:num w:numId="51">
+    <w:abstractNumId w:val="41"/>
+  </w:num>
+  <w:num w:numId="52">
+    <w:abstractNumId w:val="49"/>
+  </w:num>
+  <w:num w:numId="53">
+    <w:abstractNumId w:val="7"/>
+  </w:num>
+  <w:num w:numId="54">
+    <w:abstractNumId w:val="15"/>
+  </w:num>
+  <w:num w:numId="55">
+    <w:abstractNumId w:val="36"/>
   </w:num>
   <w:numIdMacAtCleanup w:val="46"/>
 </w:numbering>
